--- a/DAY-6/Project - Deploying Multi-Tier Application on Amazon Web Services Amazon EC2 Using Docker .docx
+++ b/DAY-6/Project - Deploying Multi-Tier Application on Amazon Web Services Amazon EC2 Using Docker .docx
@@ -248,7 +248,7 @@
           <w:color w:val="000000" w:themeColor="text1"/>
         </w:rPr>
         <w:pict w14:anchorId="121D7E31">
-          <v:rect id="_x0000_i1238" style="width:0;height:1.5pt" o:hralign="center" o:hrstd="t" o:hr="t" fillcolor="#a0a0a0" stroked="f"/>
+          <v:rect id="_x0000_i1026" style="width:0;height:1.5pt" o:hralign="center" o:hrstd="t" o:hr="t" fillcolor="#a0a0a0" stroked="f"/>
         </w:pict>
       </w:r>
     </w:p>
@@ -422,7 +422,7 @@
           <w:color w:val="000000" w:themeColor="text1"/>
         </w:rPr>
         <w:pict w14:anchorId="107ECC7C">
-          <v:rect id="_x0000_i1239" style="width:0;height:1.5pt" o:hralign="center" o:hrstd="t" o:hr="t" fillcolor="#a0a0a0" stroked="f"/>
+          <v:rect id="_x0000_i1027" style="width:0;height:1.5pt" o:hralign="center" o:hrstd="t" o:hr="t" fillcolor="#a0a0a0" stroked="f"/>
         </w:pict>
       </w:r>
     </w:p>
@@ -670,7 +670,7 @@
           <w:color w:val="000000" w:themeColor="text1"/>
         </w:rPr>
         <w:pict w14:anchorId="6B776ABD">
-          <v:rect id="_x0000_i1240" style="width:0;height:1.5pt" o:hralign="center" o:hrstd="t" o:hr="t" fillcolor="#a0a0a0" stroked="f"/>
+          <v:rect id="_x0000_i1028" style="width:0;height:1.5pt" o:hralign="center" o:hrstd="t" o:hr="t" fillcolor="#a0a0a0" stroked="f"/>
         </w:pict>
       </w:r>
     </w:p>
@@ -1230,7 +1230,7 @@
           <w:color w:val="000000" w:themeColor="text1"/>
         </w:rPr>
         <w:pict w14:anchorId="5F46CF9E">
-          <v:rect id="_x0000_i1241" style="width:0;height:1.5pt" o:hralign="center" o:hrstd="t" o:hr="t" fillcolor="#a0a0a0" stroked="f"/>
+          <v:rect id="_x0000_i1029" style="width:0;height:1.5pt" o:hralign="center" o:hrstd="t" o:hr="t" fillcolor="#a0a0a0" stroked="f"/>
         </w:pict>
       </w:r>
     </w:p>
@@ -1582,7 +1582,7 @@
           <w:color w:val="000000" w:themeColor="text1"/>
         </w:rPr>
         <w:pict w14:anchorId="3A97BD16">
-          <v:rect id="_x0000_i1242" style="width:0;height:1.5pt" o:hralign="center" o:hrstd="t" o:hr="t" fillcolor="#a0a0a0" stroked="f"/>
+          <v:rect id="_x0000_i1030" style="width:0;height:1.5pt" o:hralign="center" o:hrstd="t" o:hr="t" fillcolor="#a0a0a0" stroked="f"/>
         </w:pict>
       </w:r>
     </w:p>
@@ -1636,7 +1636,7 @@
           <w:color w:val="000000" w:themeColor="text1"/>
         </w:rPr>
         <w:pict w14:anchorId="6A3DC2EA">
-          <v:rect id="_x0000_i1243" style="width:0;height:1.5pt" o:hralign="center" o:hrstd="t" o:hr="t" fillcolor="#a0a0a0" stroked="f"/>
+          <v:rect id="_x0000_i1031" style="width:0;height:1.5pt" o:hralign="center" o:hrstd="t" o:hr="t" fillcolor="#a0a0a0" stroked="f"/>
         </w:pict>
       </w:r>
     </w:p>
@@ -1657,7 +1657,1053 @@
           <w:bCs/>
           <w:color w:val="000000" w:themeColor="text1"/>
         </w:rPr>
-        <w:t>Step 4: Update Ubuntu Packages</w:t>
+        <w:t>Step 1: Remove broken Docker repo</w:t>
+      </w:r>
+    </w:p>
+    <w:p>
+      <w:pPr>
+        <w:pBdr>
+          <w:top w:val="single" w:sz="4" w:space="1" w:color="auto"/>
+          <w:left w:val="single" w:sz="4" w:space="4" w:color="auto"/>
+          <w:bottom w:val="single" w:sz="4" w:space="1" w:color="auto"/>
+          <w:right w:val="single" w:sz="4" w:space="4" w:color="auto"/>
+        </w:pBdr>
+        <w:shd w:val="clear" w:color="auto" w:fill="F2F2F2" w:themeFill="background1" w:themeFillShade="F2"/>
+        <w:spacing w:after="0" w:line="480" w:lineRule="auto"/>
+        <w:rPr>
+          <w:rFonts w:ascii="Georgia Pro" w:eastAsia="Georgia Pro" w:hAnsi="Georgia Pro" w:cs="Georgia Pro"/>
+          <w:color w:val="000000" w:themeColor="text1"/>
+        </w:rPr>
+      </w:pPr>
+      <w:proofErr w:type="spellStart"/>
+      <w:r>
+        <w:rPr>
+          <w:rFonts w:ascii="Georgia Pro" w:eastAsia="Georgia Pro" w:hAnsi="Georgia Pro" w:cs="Georgia Pro"/>
+          <w:color w:val="000000" w:themeColor="text1"/>
+        </w:rPr>
+        <w:t>sudo</w:t>
+      </w:r>
+      <w:proofErr w:type="spellEnd"/>
+      <w:r>
+        <w:rPr>
+          <w:rFonts w:ascii="Georgia Pro" w:eastAsia="Georgia Pro" w:hAnsi="Georgia Pro" w:cs="Georgia Pro"/>
+          <w:color w:val="000000" w:themeColor="text1"/>
+        </w:rPr>
+        <w:t xml:space="preserve"> rm -f /</w:t>
+      </w:r>
+      <w:proofErr w:type="spellStart"/>
+      <w:r>
+        <w:rPr>
+          <w:rFonts w:ascii="Georgia Pro" w:eastAsia="Georgia Pro" w:hAnsi="Georgia Pro" w:cs="Georgia Pro"/>
+          <w:color w:val="000000" w:themeColor="text1"/>
+        </w:rPr>
+        <w:t>etc</w:t>
+      </w:r>
+      <w:proofErr w:type="spellEnd"/>
+      <w:r>
+        <w:rPr>
+          <w:rFonts w:ascii="Georgia Pro" w:eastAsia="Georgia Pro" w:hAnsi="Georgia Pro" w:cs="Georgia Pro"/>
+          <w:color w:val="000000" w:themeColor="text1"/>
+        </w:rPr>
+        <w:t>/apt/</w:t>
+      </w:r>
+      <w:proofErr w:type="spellStart"/>
+      <w:r>
+        <w:rPr>
+          <w:rFonts w:ascii="Georgia Pro" w:eastAsia="Georgia Pro" w:hAnsi="Georgia Pro" w:cs="Georgia Pro"/>
+          <w:color w:val="000000" w:themeColor="text1"/>
+        </w:rPr>
+        <w:t>sources.list.d</w:t>
+      </w:r>
+      <w:proofErr w:type="spellEnd"/>
+      <w:r>
+        <w:rPr>
+          <w:rFonts w:ascii="Georgia Pro" w:eastAsia="Georgia Pro" w:hAnsi="Georgia Pro" w:cs="Georgia Pro"/>
+          <w:color w:val="000000" w:themeColor="text1"/>
+        </w:rPr>
+        <w:t>/</w:t>
+      </w:r>
+      <w:proofErr w:type="spellStart"/>
+      <w:r>
+        <w:rPr>
+          <w:rFonts w:ascii="Georgia Pro" w:eastAsia="Georgia Pro" w:hAnsi="Georgia Pro" w:cs="Georgia Pro"/>
+          <w:color w:val="000000" w:themeColor="text1"/>
+        </w:rPr>
+        <w:t>docker.list</w:t>
+      </w:r>
+      <w:proofErr w:type="spellEnd"/>
+    </w:p>
+    <w:p>
+      <w:pPr>
+        <w:spacing w:after="0" w:line="480" w:lineRule="auto"/>
+        <w:rPr>
+          <w:rFonts w:ascii="Georgia Pro" w:eastAsia="Georgia Pro" w:hAnsi="Georgia Pro" w:cs="Georgia Pro"/>
+          <w:b/>
+          <w:bCs/>
+          <w:color w:val="000000" w:themeColor="text1"/>
+        </w:rPr>
+      </w:pPr>
+    </w:p>
+    <w:p>
+      <w:pPr>
+        <w:spacing w:after="0" w:line="480" w:lineRule="auto"/>
+        <w:rPr>
+          <w:rFonts w:ascii="Georgia Pro" w:eastAsia="Georgia Pro" w:hAnsi="Georgia Pro" w:cs="Georgia Pro"/>
+          <w:b/>
+          <w:bCs/>
+          <w:color w:val="000000" w:themeColor="text1"/>
+        </w:rPr>
+      </w:pPr>
+      <w:r>
+        <w:rPr>
+          <w:rFonts w:ascii="Georgia Pro" w:eastAsia="Georgia Pro" w:hAnsi="Georgia Pro" w:cs="Georgia Pro"/>
+          <w:b/>
+          <w:bCs/>
+          <w:color w:val="000000" w:themeColor="text1"/>
+        </w:rPr>
+        <w:t>Step 2: Install required packages</w:t>
+      </w:r>
+    </w:p>
+    <w:p>
+      <w:pPr>
+        <w:pBdr>
+          <w:top w:val="single" w:sz="4" w:space="1" w:color="auto"/>
+          <w:left w:val="single" w:sz="4" w:space="4" w:color="auto"/>
+          <w:bottom w:val="single" w:sz="4" w:space="1" w:color="auto"/>
+          <w:right w:val="single" w:sz="4" w:space="4" w:color="auto"/>
+        </w:pBdr>
+        <w:shd w:val="clear" w:color="auto" w:fill="F2F2F2" w:themeFill="background1" w:themeFillShade="F2"/>
+        <w:spacing w:after="0" w:line="480" w:lineRule="auto"/>
+        <w:rPr>
+          <w:rFonts w:ascii="Georgia Pro" w:eastAsia="Georgia Pro" w:hAnsi="Georgia Pro" w:cs="Georgia Pro"/>
+          <w:color w:val="000000" w:themeColor="text1"/>
+        </w:rPr>
+      </w:pPr>
+      <w:proofErr w:type="spellStart"/>
+      <w:r>
+        <w:rPr>
+          <w:rFonts w:ascii="Georgia Pro" w:eastAsia="Georgia Pro" w:hAnsi="Georgia Pro" w:cs="Georgia Pro"/>
+          <w:color w:val="000000" w:themeColor="text1"/>
+        </w:rPr>
+        <w:t>sudo</w:t>
+      </w:r>
+      <w:proofErr w:type="spellEnd"/>
+      <w:r>
+        <w:rPr>
+          <w:rFonts w:ascii="Georgia Pro" w:eastAsia="Georgia Pro" w:hAnsi="Georgia Pro" w:cs="Georgia Pro"/>
+          <w:color w:val="000000" w:themeColor="text1"/>
+        </w:rPr>
+        <w:t xml:space="preserve"> apt update</w:t>
+      </w:r>
+    </w:p>
+    <w:p>
+      <w:pPr>
+        <w:spacing w:after="0" w:line="480" w:lineRule="auto"/>
+        <w:rPr>
+          <w:rFonts w:ascii="Georgia Pro" w:eastAsia="Georgia Pro" w:hAnsi="Georgia Pro" w:cs="Georgia Pro"/>
+          <w:color w:val="000000" w:themeColor="text1"/>
+        </w:rPr>
+      </w:pPr>
+    </w:p>
+    <w:p>
+      <w:pPr>
+        <w:pBdr>
+          <w:top w:val="single" w:sz="4" w:space="1" w:color="auto"/>
+          <w:left w:val="single" w:sz="4" w:space="4" w:color="auto"/>
+          <w:bottom w:val="single" w:sz="4" w:space="1" w:color="auto"/>
+          <w:right w:val="single" w:sz="4" w:space="4" w:color="auto"/>
+        </w:pBdr>
+        <w:shd w:val="clear" w:color="auto" w:fill="F2F2F2" w:themeFill="background1" w:themeFillShade="F2"/>
+        <w:spacing w:after="0" w:line="480" w:lineRule="auto"/>
+        <w:rPr>
+          <w:rFonts w:ascii="Georgia Pro" w:eastAsia="Georgia Pro" w:hAnsi="Georgia Pro" w:cs="Georgia Pro"/>
+          <w:color w:val="000000" w:themeColor="text1"/>
+        </w:rPr>
+      </w:pPr>
+      <w:proofErr w:type="spellStart"/>
+      <w:r>
+        <w:rPr>
+          <w:rFonts w:ascii="Georgia Pro" w:eastAsia="Georgia Pro" w:hAnsi="Georgia Pro" w:cs="Georgia Pro"/>
+          <w:color w:val="000000" w:themeColor="text1"/>
+        </w:rPr>
+        <w:t>sudo</w:t>
+      </w:r>
+      <w:proofErr w:type="spellEnd"/>
+      <w:r>
+        <w:rPr>
+          <w:rFonts w:ascii="Georgia Pro" w:eastAsia="Georgia Pro" w:hAnsi="Georgia Pro" w:cs="Georgia Pro"/>
+          <w:color w:val="000000" w:themeColor="text1"/>
+        </w:rPr>
+        <w:t xml:space="preserve"> apt install -y ca-certificates curl </w:t>
+      </w:r>
+      <w:proofErr w:type="spellStart"/>
+      <w:r>
+        <w:rPr>
+          <w:rFonts w:ascii="Georgia Pro" w:eastAsia="Georgia Pro" w:hAnsi="Georgia Pro" w:cs="Georgia Pro"/>
+          <w:color w:val="000000" w:themeColor="text1"/>
+        </w:rPr>
+        <w:t>gnupg</w:t>
+      </w:r>
+      <w:proofErr w:type="spellEnd"/>
+    </w:p>
+    <w:p>
+      <w:pPr>
+        <w:spacing w:after="0" w:line="480" w:lineRule="auto"/>
+        <w:rPr>
+          <w:rFonts w:ascii="Georgia Pro" w:eastAsia="Georgia Pro" w:hAnsi="Georgia Pro" w:cs="Georgia Pro"/>
+          <w:b/>
+          <w:bCs/>
+          <w:color w:val="000000" w:themeColor="text1"/>
+        </w:rPr>
+      </w:pPr>
+    </w:p>
+    <w:p>
+      <w:pPr>
+        <w:spacing w:after="0" w:line="480" w:lineRule="auto"/>
+        <w:rPr>
+          <w:rFonts w:ascii="Georgia Pro" w:eastAsia="Georgia Pro" w:hAnsi="Georgia Pro" w:cs="Georgia Pro"/>
+          <w:b/>
+          <w:bCs/>
+          <w:color w:val="000000" w:themeColor="text1"/>
+        </w:rPr>
+      </w:pPr>
+      <w:r>
+        <w:rPr>
+          <w:rFonts w:ascii="Georgia Pro" w:eastAsia="Georgia Pro" w:hAnsi="Georgia Pro" w:cs="Georgia Pro"/>
+          <w:b/>
+          <w:bCs/>
+          <w:color w:val="000000" w:themeColor="text1"/>
+        </w:rPr>
+        <w:t>Step 3: Create keyrings directory</w:t>
+      </w:r>
+    </w:p>
+    <w:p>
+      <w:pPr>
+        <w:pBdr>
+          <w:top w:val="single" w:sz="4" w:space="1" w:color="auto"/>
+          <w:left w:val="single" w:sz="4" w:space="4" w:color="auto"/>
+          <w:bottom w:val="single" w:sz="4" w:space="1" w:color="auto"/>
+          <w:right w:val="single" w:sz="4" w:space="4" w:color="auto"/>
+        </w:pBdr>
+        <w:shd w:val="clear" w:color="auto" w:fill="F2F2F2" w:themeFill="background1" w:themeFillShade="F2"/>
+        <w:spacing w:after="0" w:line="480" w:lineRule="auto"/>
+        <w:rPr>
+          <w:rFonts w:ascii="Georgia Pro" w:eastAsia="Georgia Pro" w:hAnsi="Georgia Pro" w:cs="Georgia Pro"/>
+          <w:color w:val="000000" w:themeColor="text1"/>
+        </w:rPr>
+      </w:pPr>
+      <w:proofErr w:type="spellStart"/>
+      <w:r>
+        <w:rPr>
+          <w:rFonts w:ascii="Georgia Pro" w:eastAsia="Georgia Pro" w:hAnsi="Georgia Pro" w:cs="Georgia Pro"/>
+          <w:color w:val="000000" w:themeColor="text1"/>
+        </w:rPr>
+        <w:t>sudo</w:t>
+      </w:r>
+      <w:proofErr w:type="spellEnd"/>
+      <w:r>
+        <w:rPr>
+          <w:rFonts w:ascii="Georgia Pro" w:eastAsia="Georgia Pro" w:hAnsi="Georgia Pro" w:cs="Georgia Pro"/>
+          <w:color w:val="000000" w:themeColor="text1"/>
+        </w:rPr>
+        <w:t xml:space="preserve"> install -m 0755 -d /</w:t>
+      </w:r>
+      <w:proofErr w:type="spellStart"/>
+      <w:r>
+        <w:rPr>
+          <w:rFonts w:ascii="Georgia Pro" w:eastAsia="Georgia Pro" w:hAnsi="Georgia Pro" w:cs="Georgia Pro"/>
+          <w:color w:val="000000" w:themeColor="text1"/>
+        </w:rPr>
+        <w:t>etc</w:t>
+      </w:r>
+      <w:proofErr w:type="spellEnd"/>
+      <w:r>
+        <w:rPr>
+          <w:rFonts w:ascii="Georgia Pro" w:eastAsia="Georgia Pro" w:hAnsi="Georgia Pro" w:cs="Georgia Pro"/>
+          <w:color w:val="000000" w:themeColor="text1"/>
+        </w:rPr>
+        <w:t>/apt/keyrings</w:t>
+      </w:r>
+    </w:p>
+    <w:p>
+      <w:pPr>
+        <w:spacing w:after="0" w:line="480" w:lineRule="auto"/>
+        <w:rPr>
+          <w:rFonts w:ascii="Georgia Pro" w:eastAsia="Georgia Pro" w:hAnsi="Georgia Pro" w:cs="Georgia Pro"/>
+          <w:b/>
+          <w:bCs/>
+          <w:color w:val="000000" w:themeColor="text1"/>
+        </w:rPr>
+      </w:pPr>
+    </w:p>
+    <w:p>
+      <w:pPr>
+        <w:spacing w:after="0" w:line="480" w:lineRule="auto"/>
+        <w:rPr>
+          <w:rFonts w:ascii="Georgia Pro" w:eastAsia="Georgia Pro" w:hAnsi="Georgia Pro" w:cs="Georgia Pro"/>
+          <w:b/>
+          <w:bCs/>
+          <w:color w:val="000000" w:themeColor="text1"/>
+        </w:rPr>
+      </w:pPr>
+      <w:r>
+        <w:rPr>
+          <w:rFonts w:ascii="Georgia Pro" w:eastAsia="Georgia Pro" w:hAnsi="Georgia Pro" w:cs="Georgia Pro"/>
+          <w:b/>
+          <w:bCs/>
+          <w:color w:val="000000" w:themeColor="text1"/>
+        </w:rPr>
+        <w:t>Step 4: Add Docker GPG key</w:t>
+      </w:r>
+    </w:p>
+    <w:p>
+      <w:pPr>
+        <w:pBdr>
+          <w:top w:val="single" w:sz="4" w:space="1" w:color="auto"/>
+          <w:left w:val="single" w:sz="4" w:space="4" w:color="auto"/>
+          <w:bottom w:val="single" w:sz="4" w:space="1" w:color="auto"/>
+          <w:right w:val="single" w:sz="4" w:space="4" w:color="auto"/>
+        </w:pBdr>
+        <w:shd w:val="clear" w:color="auto" w:fill="F2F2F2" w:themeFill="background1" w:themeFillShade="F2"/>
+        <w:spacing w:after="0" w:line="480" w:lineRule="auto"/>
+        <w:rPr>
+          <w:rFonts w:ascii="Georgia Pro" w:eastAsia="Georgia Pro" w:hAnsi="Georgia Pro" w:cs="Georgia Pro"/>
+          <w:color w:val="000000" w:themeColor="text1"/>
+        </w:rPr>
+      </w:pPr>
+      <w:r>
+        <w:rPr>
+          <w:rFonts w:ascii="Georgia Pro" w:eastAsia="Georgia Pro" w:hAnsi="Georgia Pro" w:cs="Georgia Pro"/>
+          <w:color w:val="000000" w:themeColor="text1"/>
+        </w:rPr>
+        <w:t>curl -</w:t>
+      </w:r>
+      <w:proofErr w:type="spellStart"/>
+      <w:r>
+        <w:rPr>
+          <w:rFonts w:ascii="Georgia Pro" w:eastAsia="Georgia Pro" w:hAnsi="Georgia Pro" w:cs="Georgia Pro"/>
+          <w:color w:val="000000" w:themeColor="text1"/>
+        </w:rPr>
+        <w:t>fsSL</w:t>
+      </w:r>
+      <w:proofErr w:type="spellEnd"/>
+      <w:r>
+        <w:rPr>
+          <w:rFonts w:ascii="Georgia Pro" w:eastAsia="Georgia Pro" w:hAnsi="Georgia Pro" w:cs="Georgia Pro"/>
+          <w:color w:val="000000" w:themeColor="text1"/>
+        </w:rPr>
+        <w:t xml:space="preserve"> </w:t>
+      </w:r>
+      <w:hyperlink r:id="rId7" w:history="1">
+        <w:r>
+          <w:rPr>
+            <w:rStyle w:val="Hyperlink"/>
+            <w:rFonts w:ascii="Georgia Pro" w:eastAsia="Georgia Pro" w:hAnsi="Georgia Pro" w:cs="Georgia Pro"/>
+          </w:rPr>
+          <w:t>https://download</w:t>
+        </w:r>
+      </w:hyperlink>
+      <w:r>
+        <w:rPr>
+          <w:rFonts w:ascii="Georgia Pro" w:eastAsia="Georgia Pro" w:hAnsi="Georgia Pro" w:cs="Georgia Pro"/>
+          <w:color w:val="000000" w:themeColor="text1"/>
+        </w:rPr>
+        <w:t xml:space="preserve">.docker.com/linux/ubuntu/gpg | </w:t>
+      </w:r>
+      <w:proofErr w:type="spellStart"/>
+      <w:r>
+        <w:rPr>
+          <w:rFonts w:ascii="Georgia Pro" w:eastAsia="Georgia Pro" w:hAnsi="Georgia Pro" w:cs="Georgia Pro"/>
+          <w:color w:val="000000" w:themeColor="text1"/>
+        </w:rPr>
+        <w:t>sudo</w:t>
+      </w:r>
+      <w:proofErr w:type="spellEnd"/>
+      <w:r>
+        <w:rPr>
+          <w:rFonts w:ascii="Georgia Pro" w:eastAsia="Georgia Pro" w:hAnsi="Georgia Pro" w:cs="Georgia Pro"/>
+          <w:color w:val="000000" w:themeColor="text1"/>
+        </w:rPr>
+        <w:t xml:space="preserve"> </w:t>
+      </w:r>
+      <w:proofErr w:type="spellStart"/>
+      <w:r>
+        <w:rPr>
+          <w:rFonts w:ascii="Georgia Pro" w:eastAsia="Georgia Pro" w:hAnsi="Georgia Pro" w:cs="Georgia Pro"/>
+          <w:color w:val="000000" w:themeColor="text1"/>
+        </w:rPr>
+        <w:t>gpg</w:t>
+      </w:r>
+      <w:proofErr w:type="spellEnd"/>
+      <w:r>
+        <w:rPr>
+          <w:rFonts w:ascii="Georgia Pro" w:eastAsia="Georgia Pro" w:hAnsi="Georgia Pro" w:cs="Georgia Pro"/>
+          <w:color w:val="000000" w:themeColor="text1"/>
+        </w:rPr>
+        <w:t xml:space="preserve"> </w:t>
+      </w:r>
+      <w:r>
+        <w:rPr>
+          <w:rFonts w:ascii="Georgia Pro" w:eastAsia="Georgia Pro" w:hAnsi="Georgia Pro" w:cs="Georgia Pro"/>
+          <w:color w:val="000000" w:themeColor="text1"/>
+        </w:rPr>
+        <w:t>–</w:t>
+      </w:r>
+      <w:proofErr w:type="spellStart"/>
+      <w:r>
+        <w:rPr>
+          <w:rFonts w:ascii="Georgia Pro" w:eastAsia="Georgia Pro" w:hAnsi="Georgia Pro" w:cs="Georgia Pro"/>
+          <w:color w:val="000000" w:themeColor="text1"/>
+        </w:rPr>
+        <w:t>dearmor</w:t>
+      </w:r>
+      <w:proofErr w:type="spellEnd"/>
+      <w:r>
+        <w:rPr>
+          <w:rFonts w:ascii="Georgia Pro" w:eastAsia="Georgia Pro" w:hAnsi="Georgia Pro" w:cs="Georgia Pro"/>
+          <w:color w:val="000000" w:themeColor="text1"/>
+        </w:rPr>
+        <w:t xml:space="preserve"> -o /</w:t>
+      </w:r>
+      <w:proofErr w:type="spellStart"/>
+      <w:r>
+        <w:rPr>
+          <w:rFonts w:ascii="Georgia Pro" w:eastAsia="Georgia Pro" w:hAnsi="Georgia Pro" w:cs="Georgia Pro"/>
+          <w:color w:val="000000" w:themeColor="text1"/>
+        </w:rPr>
+        <w:t>etc</w:t>
+      </w:r>
+      <w:proofErr w:type="spellEnd"/>
+      <w:r>
+        <w:rPr>
+          <w:rFonts w:ascii="Georgia Pro" w:eastAsia="Georgia Pro" w:hAnsi="Georgia Pro" w:cs="Georgia Pro"/>
+          <w:color w:val="000000" w:themeColor="text1"/>
+        </w:rPr>
+        <w:t>/apt/keyrings/</w:t>
+      </w:r>
+      <w:proofErr w:type="spellStart"/>
+      <w:r>
+        <w:rPr>
+          <w:rFonts w:ascii="Georgia Pro" w:eastAsia="Georgia Pro" w:hAnsi="Georgia Pro" w:cs="Georgia Pro"/>
+          <w:color w:val="000000" w:themeColor="text1"/>
+        </w:rPr>
+        <w:t>docker.gpg</w:t>
+      </w:r>
+      <w:proofErr w:type="spellEnd"/>
+    </w:p>
+    <w:p>
+      <w:pPr>
+        <w:spacing w:after="0" w:line="480" w:lineRule="auto"/>
+        <w:rPr>
+          <w:rFonts w:ascii="Georgia Pro" w:eastAsia="Georgia Pro" w:hAnsi="Georgia Pro" w:cs="Georgia Pro"/>
+          <w:b/>
+          <w:bCs/>
+          <w:color w:val="000000" w:themeColor="text1"/>
+        </w:rPr>
+      </w:pPr>
+      <w:r>
+        <w:rPr>
+          <w:rFonts w:ascii="Georgia Pro" w:eastAsia="Georgia Pro" w:hAnsi="Georgia Pro" w:cs="Georgia Pro"/>
+          <w:b/>
+          <w:bCs/>
+          <w:color w:val="000000" w:themeColor="text1"/>
+        </w:rPr>
+        <w:lastRenderedPageBreak/>
+        <w:t>Step 5: Give proper permissions</w:t>
+      </w:r>
+    </w:p>
+    <w:p>
+      <w:pPr>
+        <w:pBdr>
+          <w:top w:val="single" w:sz="4" w:space="1" w:color="auto"/>
+          <w:left w:val="single" w:sz="4" w:space="4" w:color="auto"/>
+          <w:bottom w:val="single" w:sz="4" w:space="1" w:color="auto"/>
+          <w:right w:val="single" w:sz="4" w:space="4" w:color="auto"/>
+        </w:pBdr>
+        <w:shd w:val="clear" w:color="auto" w:fill="F2F2F2" w:themeFill="background1" w:themeFillShade="F2"/>
+        <w:spacing w:after="0" w:line="480" w:lineRule="auto"/>
+        <w:rPr>
+          <w:rFonts w:ascii="Georgia Pro" w:eastAsia="Georgia Pro" w:hAnsi="Georgia Pro" w:cs="Georgia Pro"/>
+          <w:color w:val="000000" w:themeColor="text1"/>
+        </w:rPr>
+      </w:pPr>
+      <w:proofErr w:type="spellStart"/>
+      <w:r>
+        <w:rPr>
+          <w:rFonts w:ascii="Georgia Pro" w:eastAsia="Georgia Pro" w:hAnsi="Georgia Pro" w:cs="Georgia Pro"/>
+          <w:color w:val="000000" w:themeColor="text1"/>
+        </w:rPr>
+        <w:t>sudo</w:t>
+      </w:r>
+      <w:proofErr w:type="spellEnd"/>
+      <w:r>
+        <w:rPr>
+          <w:rFonts w:ascii="Georgia Pro" w:eastAsia="Georgia Pro" w:hAnsi="Georgia Pro" w:cs="Georgia Pro"/>
+          <w:color w:val="000000" w:themeColor="text1"/>
+        </w:rPr>
+        <w:t xml:space="preserve"> </w:t>
+      </w:r>
+      <w:proofErr w:type="spellStart"/>
+      <w:r>
+        <w:rPr>
+          <w:rFonts w:ascii="Georgia Pro" w:eastAsia="Georgia Pro" w:hAnsi="Georgia Pro" w:cs="Georgia Pro"/>
+          <w:color w:val="000000" w:themeColor="text1"/>
+        </w:rPr>
+        <w:t>chmod</w:t>
+      </w:r>
+      <w:proofErr w:type="spellEnd"/>
+      <w:r>
+        <w:rPr>
+          <w:rFonts w:ascii="Georgia Pro" w:eastAsia="Georgia Pro" w:hAnsi="Georgia Pro" w:cs="Georgia Pro"/>
+          <w:color w:val="000000" w:themeColor="text1"/>
+        </w:rPr>
+        <w:t xml:space="preserve"> </w:t>
+      </w:r>
+      <w:proofErr w:type="spellStart"/>
+      <w:r>
+        <w:rPr>
+          <w:rFonts w:ascii="Georgia Pro" w:eastAsia="Georgia Pro" w:hAnsi="Georgia Pro" w:cs="Georgia Pro"/>
+          <w:color w:val="000000" w:themeColor="text1"/>
+        </w:rPr>
+        <w:t>a+r</w:t>
+      </w:r>
+      <w:proofErr w:type="spellEnd"/>
+      <w:r>
+        <w:rPr>
+          <w:rFonts w:ascii="Georgia Pro" w:eastAsia="Georgia Pro" w:hAnsi="Georgia Pro" w:cs="Georgia Pro"/>
+          <w:color w:val="000000" w:themeColor="text1"/>
+        </w:rPr>
+        <w:t xml:space="preserve"> /</w:t>
+      </w:r>
+      <w:proofErr w:type="spellStart"/>
+      <w:r>
+        <w:rPr>
+          <w:rFonts w:ascii="Georgia Pro" w:eastAsia="Georgia Pro" w:hAnsi="Georgia Pro" w:cs="Georgia Pro"/>
+          <w:color w:val="000000" w:themeColor="text1"/>
+        </w:rPr>
+        <w:t>etc</w:t>
+      </w:r>
+      <w:proofErr w:type="spellEnd"/>
+      <w:r>
+        <w:rPr>
+          <w:rFonts w:ascii="Georgia Pro" w:eastAsia="Georgia Pro" w:hAnsi="Georgia Pro" w:cs="Georgia Pro"/>
+          <w:color w:val="000000" w:themeColor="text1"/>
+        </w:rPr>
+        <w:t>/apt/keyrings/</w:t>
+      </w:r>
+      <w:proofErr w:type="spellStart"/>
+      <w:r>
+        <w:rPr>
+          <w:rFonts w:ascii="Georgia Pro" w:eastAsia="Georgia Pro" w:hAnsi="Georgia Pro" w:cs="Georgia Pro"/>
+          <w:color w:val="000000" w:themeColor="text1"/>
+        </w:rPr>
+        <w:t>docker.gpg</w:t>
+      </w:r>
+      <w:proofErr w:type="spellEnd"/>
+    </w:p>
+    <w:p>
+      <w:pPr>
+        <w:spacing w:after="0" w:line="480" w:lineRule="auto"/>
+        <w:rPr>
+          <w:rFonts w:ascii="Georgia Pro" w:eastAsia="Georgia Pro" w:hAnsi="Georgia Pro" w:cs="Georgia Pro"/>
+          <w:b/>
+          <w:bCs/>
+          <w:color w:val="000000" w:themeColor="text1"/>
+        </w:rPr>
+      </w:pPr>
+    </w:p>
+    <w:p>
+      <w:pPr>
+        <w:spacing w:after="0" w:line="480" w:lineRule="auto"/>
+        <w:rPr>
+          <w:rFonts w:ascii="Georgia Pro" w:eastAsia="Georgia Pro" w:hAnsi="Georgia Pro" w:cs="Georgia Pro"/>
+          <w:b/>
+          <w:bCs/>
+          <w:color w:val="000000" w:themeColor="text1"/>
+        </w:rPr>
+      </w:pPr>
+      <w:r>
+        <w:rPr>
+          <w:rFonts w:ascii="Georgia Pro" w:eastAsia="Georgia Pro" w:hAnsi="Georgia Pro" w:cs="Georgia Pro"/>
+          <w:b/>
+          <w:bCs/>
+          <w:color w:val="000000" w:themeColor="text1"/>
+        </w:rPr>
+        <w:t>Step 6: Add Docker repository properly</w:t>
+      </w:r>
+    </w:p>
+    <w:p>
+      <w:pPr>
+        <w:pBdr>
+          <w:top w:val="single" w:sz="4" w:space="1" w:color="auto"/>
+          <w:left w:val="single" w:sz="4" w:space="4" w:color="auto"/>
+          <w:bottom w:val="single" w:sz="4" w:space="1" w:color="auto"/>
+          <w:right w:val="single" w:sz="4" w:space="4" w:color="auto"/>
+        </w:pBdr>
+        <w:shd w:val="clear" w:color="auto" w:fill="F2F2F2" w:themeFill="background1" w:themeFillShade="F2"/>
+        <w:spacing w:after="0" w:line="480" w:lineRule="auto"/>
+        <w:rPr>
+          <w:rFonts w:ascii="Georgia Pro" w:eastAsia="Georgia Pro" w:hAnsi="Georgia Pro" w:cs="Georgia Pro"/>
+          <w:color w:val="000000" w:themeColor="text1"/>
+        </w:rPr>
+      </w:pPr>
+      <w:r>
+        <w:rPr>
+          <w:rFonts w:ascii="Georgia Pro" w:eastAsia="Georgia Pro" w:hAnsi="Georgia Pro" w:cs="Georgia Pro"/>
+          <w:color w:val="000000" w:themeColor="text1"/>
+        </w:rPr>
+        <w:t>echo "deb [arch=$(</w:t>
+      </w:r>
+      <w:proofErr w:type="spellStart"/>
+      <w:r>
+        <w:rPr>
+          <w:rFonts w:ascii="Georgia Pro" w:eastAsia="Georgia Pro" w:hAnsi="Georgia Pro" w:cs="Georgia Pro"/>
+          <w:color w:val="000000" w:themeColor="text1"/>
+        </w:rPr>
+        <w:t>dpkg</w:t>
+      </w:r>
+      <w:proofErr w:type="spellEnd"/>
+      <w:r>
+        <w:rPr>
+          <w:rFonts w:ascii="Georgia Pro" w:eastAsia="Georgia Pro" w:hAnsi="Georgia Pro" w:cs="Georgia Pro"/>
+          <w:color w:val="000000" w:themeColor="text1"/>
+        </w:rPr>
+        <w:t xml:space="preserve"> --print-architecture) signed-by=/</w:t>
+      </w:r>
+      <w:proofErr w:type="spellStart"/>
+      <w:r>
+        <w:rPr>
+          <w:rFonts w:ascii="Georgia Pro" w:eastAsia="Georgia Pro" w:hAnsi="Georgia Pro" w:cs="Georgia Pro"/>
+          <w:color w:val="000000" w:themeColor="text1"/>
+        </w:rPr>
+        <w:t>etc</w:t>
+      </w:r>
+      <w:proofErr w:type="spellEnd"/>
+      <w:r>
+        <w:rPr>
+          <w:rFonts w:ascii="Georgia Pro" w:eastAsia="Georgia Pro" w:hAnsi="Georgia Pro" w:cs="Georgia Pro"/>
+          <w:color w:val="000000" w:themeColor="text1"/>
+        </w:rPr>
+        <w:t>/apt/keyrings/</w:t>
+      </w:r>
+      <w:proofErr w:type="spellStart"/>
+      <w:r>
+        <w:rPr>
+          <w:rFonts w:ascii="Georgia Pro" w:eastAsia="Georgia Pro" w:hAnsi="Georgia Pro" w:cs="Georgia Pro"/>
+          <w:color w:val="000000" w:themeColor="text1"/>
+        </w:rPr>
+        <w:t>docker.gpg</w:t>
+      </w:r>
+      <w:proofErr w:type="spellEnd"/>
+      <w:r>
+        <w:rPr>
+          <w:rFonts w:ascii="Georgia Pro" w:eastAsia="Georgia Pro" w:hAnsi="Georgia Pro" w:cs="Georgia Pro"/>
+          <w:color w:val="000000" w:themeColor="text1"/>
+        </w:rPr>
+        <w:t xml:space="preserve">] https://download.docker.com/linux/ubuntu </w:t>
+      </w:r>
+      <w:proofErr w:type="spellStart"/>
+      <w:r>
+        <w:rPr>
+          <w:rFonts w:ascii="Georgia Pro" w:eastAsia="Georgia Pro" w:hAnsi="Georgia Pro" w:cs="Georgia Pro"/>
+          <w:color w:val="000000" w:themeColor="text1"/>
+        </w:rPr>
+        <w:t>jammy</w:t>
+      </w:r>
+      <w:proofErr w:type="spellEnd"/>
+      <w:r>
+        <w:rPr>
+          <w:rFonts w:ascii="Georgia Pro" w:eastAsia="Georgia Pro" w:hAnsi="Georgia Pro" w:cs="Georgia Pro"/>
+          <w:color w:val="000000" w:themeColor="text1"/>
+        </w:rPr>
+        <w:t xml:space="preserve"> stable" | </w:t>
+      </w:r>
+      <w:proofErr w:type="spellStart"/>
+      <w:r>
+        <w:rPr>
+          <w:rFonts w:ascii="Georgia Pro" w:eastAsia="Georgia Pro" w:hAnsi="Georgia Pro" w:cs="Georgia Pro"/>
+          <w:color w:val="000000" w:themeColor="text1"/>
+        </w:rPr>
+        <w:t>sudo</w:t>
+      </w:r>
+      <w:proofErr w:type="spellEnd"/>
+      <w:r>
+        <w:rPr>
+          <w:rFonts w:ascii="Georgia Pro" w:eastAsia="Georgia Pro" w:hAnsi="Georgia Pro" w:cs="Georgia Pro"/>
+          <w:color w:val="000000" w:themeColor="text1"/>
+        </w:rPr>
+        <w:t xml:space="preserve"> tee /</w:t>
+      </w:r>
+      <w:proofErr w:type="spellStart"/>
+      <w:r>
+        <w:rPr>
+          <w:rFonts w:ascii="Georgia Pro" w:eastAsia="Georgia Pro" w:hAnsi="Georgia Pro" w:cs="Georgia Pro"/>
+          <w:color w:val="000000" w:themeColor="text1"/>
+        </w:rPr>
+        <w:t>etc</w:t>
+      </w:r>
+      <w:proofErr w:type="spellEnd"/>
+      <w:r>
+        <w:rPr>
+          <w:rFonts w:ascii="Georgia Pro" w:eastAsia="Georgia Pro" w:hAnsi="Georgia Pro" w:cs="Georgia Pro"/>
+          <w:color w:val="000000" w:themeColor="text1"/>
+        </w:rPr>
+        <w:t>/apt/</w:t>
+      </w:r>
+      <w:proofErr w:type="spellStart"/>
+      <w:r>
+        <w:rPr>
+          <w:rFonts w:ascii="Georgia Pro" w:eastAsia="Georgia Pro" w:hAnsi="Georgia Pro" w:cs="Georgia Pro"/>
+          <w:color w:val="000000" w:themeColor="text1"/>
+        </w:rPr>
+        <w:t>sources.list.d</w:t>
+      </w:r>
+      <w:proofErr w:type="spellEnd"/>
+      <w:r>
+        <w:rPr>
+          <w:rFonts w:ascii="Georgia Pro" w:eastAsia="Georgia Pro" w:hAnsi="Georgia Pro" w:cs="Georgia Pro"/>
+          <w:color w:val="000000" w:themeColor="text1"/>
+        </w:rPr>
+        <w:t>/</w:t>
+      </w:r>
+      <w:proofErr w:type="spellStart"/>
+      <w:r>
+        <w:rPr>
+          <w:rFonts w:ascii="Georgia Pro" w:eastAsia="Georgia Pro" w:hAnsi="Georgia Pro" w:cs="Georgia Pro"/>
+          <w:color w:val="000000" w:themeColor="text1"/>
+        </w:rPr>
+        <w:t>docker.list</w:t>
+      </w:r>
+      <w:proofErr w:type="spellEnd"/>
+      <w:r>
+        <w:rPr>
+          <w:rFonts w:ascii="Georgia Pro" w:eastAsia="Georgia Pro" w:hAnsi="Georgia Pro" w:cs="Georgia Pro"/>
+          <w:color w:val="000000" w:themeColor="text1"/>
+        </w:rPr>
+        <w:t xml:space="preserve"> &gt; /dev/null</w:t>
+      </w:r>
+    </w:p>
+    <w:p>
+      <w:pPr>
+        <w:spacing w:after="0" w:line="480" w:lineRule="auto"/>
+        <w:rPr>
+          <w:rFonts w:ascii="Georgia Pro" w:eastAsia="Georgia Pro" w:hAnsi="Georgia Pro" w:cs="Georgia Pro"/>
+          <w:b/>
+          <w:bCs/>
+          <w:color w:val="000000" w:themeColor="text1"/>
+        </w:rPr>
+      </w:pPr>
+    </w:p>
+    <w:p>
+      <w:pPr>
+        <w:spacing w:after="0" w:line="480" w:lineRule="auto"/>
+        <w:rPr>
+          <w:rFonts w:ascii="Georgia Pro" w:eastAsia="Georgia Pro" w:hAnsi="Georgia Pro" w:cs="Georgia Pro"/>
+          <w:b/>
+          <w:bCs/>
+          <w:color w:val="000000" w:themeColor="text1"/>
+        </w:rPr>
+      </w:pPr>
+      <w:r>
+        <w:rPr>
+          <w:rFonts w:ascii="Georgia Pro" w:eastAsia="Georgia Pro" w:hAnsi="Georgia Pro" w:cs="Georgia Pro"/>
+          <w:b/>
+          <w:bCs/>
+          <w:color w:val="000000" w:themeColor="text1"/>
+        </w:rPr>
+        <w:t>Step 7: Update package list</w:t>
+      </w:r>
+    </w:p>
+    <w:p>
+      <w:pPr>
+        <w:pBdr>
+          <w:top w:val="single" w:sz="4" w:space="1" w:color="auto"/>
+          <w:left w:val="single" w:sz="4" w:space="4" w:color="auto"/>
+          <w:bottom w:val="single" w:sz="4" w:space="1" w:color="auto"/>
+          <w:right w:val="single" w:sz="4" w:space="4" w:color="auto"/>
+        </w:pBdr>
+        <w:shd w:val="clear" w:color="auto" w:fill="F2F2F2" w:themeFill="background1" w:themeFillShade="F2"/>
+        <w:spacing w:after="0" w:line="480" w:lineRule="auto"/>
+        <w:rPr>
+          <w:rFonts w:ascii="Georgia Pro" w:eastAsia="Georgia Pro" w:hAnsi="Georgia Pro" w:cs="Georgia Pro"/>
+          <w:color w:val="000000" w:themeColor="text1"/>
+        </w:rPr>
+      </w:pPr>
+      <w:proofErr w:type="spellStart"/>
+      <w:r>
+        <w:rPr>
+          <w:rFonts w:ascii="Georgia Pro" w:eastAsia="Georgia Pro" w:hAnsi="Georgia Pro" w:cs="Georgia Pro"/>
+          <w:color w:val="000000" w:themeColor="text1"/>
+        </w:rPr>
+        <w:t>sudo</w:t>
+      </w:r>
+      <w:proofErr w:type="spellEnd"/>
+      <w:r>
+        <w:rPr>
+          <w:rFonts w:ascii="Georgia Pro" w:eastAsia="Georgia Pro" w:hAnsi="Georgia Pro" w:cs="Georgia Pro"/>
+          <w:color w:val="000000" w:themeColor="text1"/>
+        </w:rPr>
+        <w:t xml:space="preserve"> apt update</w:t>
+      </w:r>
+    </w:p>
+    <w:p>
+      <w:pPr>
+        <w:spacing w:after="0" w:line="480" w:lineRule="auto"/>
+        <w:rPr>
+          <w:rFonts w:ascii="Georgia Pro" w:eastAsia="Georgia Pro" w:hAnsi="Georgia Pro" w:cs="Georgia Pro"/>
+          <w:color w:val="000000" w:themeColor="text1"/>
+        </w:rPr>
+      </w:pPr>
+    </w:p>
+    <w:p>
+      <w:pPr>
+        <w:spacing w:after="0" w:line="480" w:lineRule="auto"/>
+        <w:rPr>
+          <w:rFonts w:ascii="Georgia Pro" w:eastAsia="Georgia Pro" w:hAnsi="Georgia Pro" w:cs="Georgia Pro"/>
+          <w:color w:val="000000" w:themeColor="text1"/>
+        </w:rPr>
+      </w:pPr>
+      <w:r>
+        <w:rPr>
+          <w:rFonts w:ascii="Georgia Pro" w:eastAsia="Georgia Pro" w:hAnsi="Georgia Pro" w:cs="Georgia Pro"/>
+          <w:color w:val="000000" w:themeColor="text1"/>
+        </w:rPr>
+        <w:t>Now the Docker repository should work without GPG errors.</w:t>
+      </w:r>
+    </w:p>
+    <w:p>
+      <w:pPr>
+        <w:spacing w:after="0" w:line="480" w:lineRule="auto"/>
+        <w:rPr>
+          <w:rFonts w:ascii="Georgia Pro" w:eastAsia="Georgia Pro" w:hAnsi="Georgia Pro" w:cs="Georgia Pro"/>
+          <w:b/>
+          <w:bCs/>
+          <w:color w:val="000000" w:themeColor="text1"/>
+        </w:rPr>
+      </w:pPr>
+      <w:r>
+        <w:rPr>
+          <w:rFonts w:ascii="Georgia Pro" w:eastAsia="Georgia Pro" w:hAnsi="Georgia Pro" w:cs="Georgia Pro"/>
+          <w:b/>
+          <w:bCs/>
+          <w:color w:val="000000" w:themeColor="text1"/>
+        </w:rPr>
+        <w:t>Step 8: Install Docker</w:t>
+      </w:r>
+    </w:p>
+    <w:p>
+      <w:pPr>
+        <w:pBdr>
+          <w:top w:val="single" w:sz="4" w:space="1" w:color="auto"/>
+          <w:left w:val="single" w:sz="4" w:space="4" w:color="auto"/>
+          <w:bottom w:val="single" w:sz="4" w:space="1" w:color="auto"/>
+          <w:right w:val="single" w:sz="4" w:space="4" w:color="auto"/>
+        </w:pBdr>
+        <w:shd w:val="clear" w:color="auto" w:fill="F2F2F2" w:themeFill="background1" w:themeFillShade="F2"/>
+        <w:spacing w:after="0" w:line="480" w:lineRule="auto"/>
+        <w:rPr>
+          <w:rFonts w:ascii="Georgia Pro" w:eastAsia="Georgia Pro" w:hAnsi="Georgia Pro" w:cs="Georgia Pro"/>
+          <w:color w:val="000000" w:themeColor="text1"/>
+        </w:rPr>
+      </w:pPr>
+      <w:proofErr w:type="spellStart"/>
+      <w:r>
+        <w:rPr>
+          <w:rFonts w:ascii="Georgia Pro" w:eastAsia="Georgia Pro" w:hAnsi="Georgia Pro" w:cs="Georgia Pro"/>
+          <w:color w:val="000000" w:themeColor="text1"/>
+        </w:rPr>
+        <w:t>sudo</w:t>
+      </w:r>
+      <w:proofErr w:type="spellEnd"/>
+      <w:r>
+        <w:rPr>
+          <w:rFonts w:ascii="Georgia Pro" w:eastAsia="Georgia Pro" w:hAnsi="Georgia Pro" w:cs="Georgia Pro"/>
+          <w:color w:val="000000" w:themeColor="text1"/>
+        </w:rPr>
+        <w:t xml:space="preserve"> apt install -y docker-</w:t>
+      </w:r>
+      <w:proofErr w:type="spellStart"/>
+      <w:r>
+        <w:rPr>
+          <w:rFonts w:ascii="Georgia Pro" w:eastAsia="Georgia Pro" w:hAnsi="Georgia Pro" w:cs="Georgia Pro"/>
+          <w:color w:val="000000" w:themeColor="text1"/>
+        </w:rPr>
+        <w:t>ce</w:t>
+      </w:r>
+      <w:proofErr w:type="spellEnd"/>
+      <w:r>
+        <w:rPr>
+          <w:rFonts w:ascii="Georgia Pro" w:eastAsia="Georgia Pro" w:hAnsi="Georgia Pro" w:cs="Georgia Pro"/>
+          <w:color w:val="000000" w:themeColor="text1"/>
+        </w:rPr>
+        <w:t xml:space="preserve"> docker-</w:t>
+      </w:r>
+      <w:proofErr w:type="spellStart"/>
+      <w:r>
+        <w:rPr>
+          <w:rFonts w:ascii="Georgia Pro" w:eastAsia="Georgia Pro" w:hAnsi="Georgia Pro" w:cs="Georgia Pro"/>
+          <w:color w:val="000000" w:themeColor="text1"/>
+        </w:rPr>
+        <w:t>ce</w:t>
+      </w:r>
+      <w:proofErr w:type="spellEnd"/>
+      <w:r>
+        <w:rPr>
+          <w:rFonts w:ascii="Georgia Pro" w:eastAsia="Georgia Pro" w:hAnsi="Georgia Pro" w:cs="Georgia Pro"/>
+          <w:color w:val="000000" w:themeColor="text1"/>
+        </w:rPr>
+        <w:t>-cli containerd.io docker-</w:t>
+      </w:r>
+      <w:proofErr w:type="spellStart"/>
+      <w:r>
+        <w:rPr>
+          <w:rFonts w:ascii="Georgia Pro" w:eastAsia="Georgia Pro" w:hAnsi="Georgia Pro" w:cs="Georgia Pro"/>
+          <w:color w:val="000000" w:themeColor="text1"/>
+        </w:rPr>
+        <w:t>buildx</w:t>
+      </w:r>
+      <w:proofErr w:type="spellEnd"/>
+      <w:r>
+        <w:rPr>
+          <w:rFonts w:ascii="Georgia Pro" w:eastAsia="Georgia Pro" w:hAnsi="Georgia Pro" w:cs="Georgia Pro"/>
+          <w:color w:val="000000" w:themeColor="text1"/>
+        </w:rPr>
+        <w:t>-plugin docker-compose-plugin</w:t>
+      </w:r>
+    </w:p>
+    <w:p>
+      <w:pPr>
+        <w:spacing w:after="0" w:line="480" w:lineRule="auto"/>
+        <w:rPr>
+          <w:rFonts w:ascii="Georgia Pro" w:eastAsia="Georgia Pro" w:hAnsi="Georgia Pro" w:cs="Georgia Pro"/>
+          <w:b/>
+          <w:bCs/>
+          <w:color w:val="000000" w:themeColor="text1"/>
+        </w:rPr>
+      </w:pPr>
+    </w:p>
+    <w:p>
+      <w:pPr>
+        <w:spacing w:after="0" w:line="480" w:lineRule="auto"/>
+        <w:rPr>
+          <w:rFonts w:ascii="Georgia Pro" w:eastAsia="Georgia Pro" w:hAnsi="Georgia Pro" w:cs="Georgia Pro"/>
+          <w:b/>
+          <w:bCs/>
+          <w:color w:val="000000" w:themeColor="text1"/>
+        </w:rPr>
+      </w:pPr>
+      <w:r>
+        <w:rPr>
+          <w:rFonts w:ascii="Georgia Pro" w:eastAsia="Georgia Pro" w:hAnsi="Georgia Pro" w:cs="Georgia Pro"/>
+          <w:b/>
+          <w:bCs/>
+          <w:color w:val="000000" w:themeColor="text1"/>
+        </w:rPr>
+        <w:t>Step 9: Verify Docker</w:t>
+      </w:r>
+    </w:p>
+    <w:p>
+      <w:pPr>
+        <w:pBdr>
+          <w:top w:val="single" w:sz="4" w:space="1" w:color="auto"/>
+          <w:left w:val="single" w:sz="4" w:space="4" w:color="auto"/>
+          <w:bottom w:val="single" w:sz="4" w:space="1" w:color="auto"/>
+          <w:right w:val="single" w:sz="4" w:space="4" w:color="auto"/>
+        </w:pBdr>
+        <w:shd w:val="clear" w:color="auto" w:fill="F2F2F2" w:themeFill="background1" w:themeFillShade="F2"/>
+        <w:spacing w:after="0" w:line="480" w:lineRule="auto"/>
+        <w:rPr>
+          <w:rFonts w:ascii="Georgia Pro" w:eastAsia="Georgia Pro" w:hAnsi="Georgia Pro" w:cs="Georgia Pro"/>
+          <w:color w:val="000000" w:themeColor="text1"/>
+        </w:rPr>
+      </w:pPr>
+      <w:proofErr w:type="gramStart"/>
+      <w:r>
+        <w:rPr>
+          <w:rFonts w:ascii="Georgia Pro" w:eastAsia="Georgia Pro" w:hAnsi="Georgia Pro" w:cs="Georgia Pro"/>
+          <w:color w:val="000000" w:themeColor="text1"/>
+        </w:rPr>
+        <w:t>docker --version</w:t>
+      </w:r>
+      <w:proofErr w:type="gramEnd"/>
+    </w:p>
+    <w:p>
+      <w:pPr>
+        <w:spacing w:after="0" w:line="480" w:lineRule="auto"/>
+        <w:rPr>
+          <w:rFonts w:ascii="Georgia Pro" w:eastAsia="Georgia Pro" w:hAnsi="Georgia Pro" w:cs="Georgia Pro"/>
+          <w:color w:val="000000" w:themeColor="text1"/>
+        </w:rPr>
+      </w:pPr>
+    </w:p>
+    <w:p>
+      <w:pPr>
+        <w:spacing w:after="0" w:line="480" w:lineRule="auto"/>
+        <w:rPr>
+          <w:rFonts w:ascii="Georgia Pro" w:eastAsia="Georgia Pro" w:hAnsi="Georgia Pro" w:cs="Georgia Pro"/>
+          <w:color w:val="000000" w:themeColor="text1"/>
+        </w:rPr>
+      </w:pPr>
+      <w:r>
+        <w:rPr>
+          <w:rFonts w:ascii="Georgia Pro" w:eastAsia="Georgia Pro" w:hAnsi="Georgia Pro" w:cs="Georgia Pro"/>
+          <w:color w:val="000000" w:themeColor="text1"/>
+        </w:rPr>
+        <w:t>Expected:</w:t>
+      </w:r>
+    </w:p>
+    <w:p>
+      <w:pPr>
+        <w:spacing w:after="0" w:line="480" w:lineRule="auto"/>
+        <w:rPr>
+          <w:rFonts w:ascii="Georgia Pro" w:eastAsia="Georgia Pro" w:hAnsi="Georgia Pro" w:cs="Georgia Pro"/>
+          <w:color w:val="000000" w:themeColor="text1"/>
+        </w:rPr>
+      </w:pPr>
+      <w:r>
+        <w:rPr>
+          <w:rFonts w:ascii="Georgia Pro" w:eastAsia="Georgia Pro" w:hAnsi="Georgia Pro" w:cs="Georgia Pro"/>
+          <w:color w:val="000000" w:themeColor="text1"/>
+        </w:rPr>
+        <w:t>Docker version 27.x.x</w:t>
+      </w:r>
+    </w:p>
+    <w:p>
+      <w:pPr>
+        <w:spacing w:after="0" w:line="480" w:lineRule="auto"/>
+        <w:rPr>
+          <w:rFonts w:ascii="Georgia Pro" w:eastAsia="Georgia Pro" w:hAnsi="Georgia Pro" w:cs="Georgia Pro"/>
+          <w:color w:val="000000" w:themeColor="text1"/>
+        </w:rPr>
+      </w:pPr>
+      <w:r>
+        <w:rPr>
+          <w:rFonts w:ascii="Georgia Pro" w:eastAsia="Georgia Pro" w:hAnsi="Georgia Pro" w:cs="Georgia Pro"/>
+          <w:color w:val="000000" w:themeColor="text1"/>
+        </w:rPr>
+        <w:pict w14:anchorId="1C21DD86">
+          <v:rect id="_x0000_i1034" style="width:0;height:1.5pt" o:hralign="center" o:hrstd="t" o:hr="t" fillcolor="#a0a0a0" stroked="f"/>
+        </w:pict>
+      </w:r>
+    </w:p>
+    <w:p>
+      <w:pPr>
+        <w:spacing w:after="0" w:line="480" w:lineRule="auto"/>
+        <w:rPr>
+          <w:rFonts w:ascii="Georgia Pro" w:eastAsia="Georgia Pro" w:hAnsi="Georgia Pro" w:cs="Georgia Pro"/>
+          <w:b/>
+          <w:bCs/>
+          <w:color w:val="000000" w:themeColor="text1"/>
+        </w:rPr>
+      </w:pPr>
+      <w:r>
+        <w:rPr>
+          <w:rFonts w:ascii="Georgia Pro" w:eastAsia="Georgia Pro" w:hAnsi="Georgia Pro" w:cs="Georgia Pro"/>
+          <w:b/>
+          <w:bCs/>
+          <w:color w:val="000000" w:themeColor="text1"/>
+        </w:rPr>
+        <w:t>Step 7: Start Docker Service</w:t>
       </w:r>
     </w:p>
     <w:p>
@@ -1691,7 +2737,23 @@
           <w:rFonts w:ascii="Georgia Pro" w:eastAsia="Georgia Pro" w:hAnsi="Georgia Pro" w:cs="Georgia Pro"/>
           <w:color w:val="000000" w:themeColor="text1"/>
         </w:rPr>
-        <w:t xml:space="preserve"> apt update</w:t>
+        <w:t xml:space="preserve"> </w:t>
+      </w:r>
+      <w:proofErr w:type="spellStart"/>
+      <w:r>
+        <w:rPr>
+          <w:rFonts w:ascii="Georgia Pro" w:eastAsia="Georgia Pro" w:hAnsi="Georgia Pro" w:cs="Georgia Pro"/>
+          <w:color w:val="000000" w:themeColor="text1"/>
+        </w:rPr>
+        <w:t>systemctl</w:t>
+      </w:r>
+      <w:proofErr w:type="spellEnd"/>
+      <w:r>
+        <w:rPr>
+          <w:rFonts w:ascii="Georgia Pro" w:eastAsia="Georgia Pro" w:hAnsi="Georgia Pro" w:cs="Georgia Pro"/>
+          <w:color w:val="000000" w:themeColor="text1"/>
+        </w:rPr>
+        <w:t xml:space="preserve"> start docker</w:t>
       </w:r>
       <w:r>
         <w:rPr>
@@ -1714,61 +2776,48 @@
           <w:rFonts w:ascii="Georgia Pro" w:eastAsia="Georgia Pro" w:hAnsi="Georgia Pro" w:cs="Georgia Pro"/>
           <w:color w:val="000000" w:themeColor="text1"/>
         </w:rPr>
-        <w:t xml:space="preserve"> apt upgrade -y</w:t>
-      </w:r>
-    </w:p>
-    <w:p>
-      <w:pPr>
-        <w:spacing w:after="0" w:line="480" w:lineRule="auto"/>
-        <w:rPr>
-          <w:rFonts w:ascii="Georgia Pro" w:eastAsia="Georgia Pro" w:hAnsi="Georgia Pro" w:cs="Georgia Pro"/>
-          <w:color w:val="000000" w:themeColor="text1"/>
-        </w:rPr>
-      </w:pPr>
-      <w:r>
-        <w:rPr>
-          <w:rFonts w:ascii="Georgia Pro" w:eastAsia="Georgia Pro" w:hAnsi="Georgia Pro" w:cs="Georgia Pro"/>
-          <w:color w:val="000000" w:themeColor="text1"/>
-        </w:rPr>
-        <w:pict w14:anchorId="5E6B879D">
-          <v:rect id="_x0000_i1244" style="width:0;height:1.5pt" o:hralign="center" o:hrstd="t" o:hr="t" fillcolor="#a0a0a0" stroked="f"/>
-        </w:pict>
-      </w:r>
-    </w:p>
-    <w:p>
-      <w:pPr>
-        <w:spacing w:after="0" w:line="480" w:lineRule="auto"/>
-        <w:rPr>
-          <w:rFonts w:ascii="Georgia Pro" w:eastAsia="Georgia Pro" w:hAnsi="Georgia Pro" w:cs="Georgia Pro"/>
-          <w:b/>
-          <w:bCs/>
-          <w:color w:val="000000" w:themeColor="text1"/>
-        </w:rPr>
-      </w:pPr>
-      <w:r>
-        <w:rPr>
-          <w:rFonts w:ascii="Georgia Pro" w:eastAsia="Georgia Pro" w:hAnsi="Georgia Pro" w:cs="Georgia Pro"/>
-          <w:b/>
-          <w:bCs/>
-          <w:color w:val="000000" w:themeColor="text1"/>
-        </w:rPr>
-        <w:t>Step 5: Install Docker</w:t>
-      </w:r>
-    </w:p>
-    <w:p>
-      <w:pPr>
-        <w:spacing w:after="0" w:line="480" w:lineRule="auto"/>
-        <w:rPr>
-          <w:rFonts w:ascii="Georgia Pro" w:eastAsia="Georgia Pro" w:hAnsi="Georgia Pro" w:cs="Georgia Pro"/>
-          <w:color w:val="000000" w:themeColor="text1"/>
-        </w:rPr>
-      </w:pPr>
-      <w:r>
-        <w:rPr>
-          <w:rFonts w:ascii="Georgia Pro" w:eastAsia="Georgia Pro" w:hAnsi="Georgia Pro" w:cs="Georgia Pro"/>
-          <w:color w:val="000000" w:themeColor="text1"/>
-        </w:rPr>
-        <w:t>Install required packages:</w:t>
+        <w:t xml:space="preserve"> </w:t>
+      </w:r>
+      <w:proofErr w:type="spellStart"/>
+      <w:r>
+        <w:rPr>
+          <w:rFonts w:ascii="Georgia Pro" w:eastAsia="Georgia Pro" w:hAnsi="Georgia Pro" w:cs="Georgia Pro"/>
+          <w:color w:val="000000" w:themeColor="text1"/>
+        </w:rPr>
+        <w:t>systemctl</w:t>
+      </w:r>
+      <w:proofErr w:type="spellEnd"/>
+      <w:r>
+        <w:rPr>
+          <w:rFonts w:ascii="Georgia Pro" w:eastAsia="Georgia Pro" w:hAnsi="Georgia Pro" w:cs="Georgia Pro"/>
+          <w:color w:val="000000" w:themeColor="text1"/>
+        </w:rPr>
+        <w:t xml:space="preserve"> enable docker</w:t>
+      </w:r>
+    </w:p>
+    <w:p>
+      <w:pPr>
+        <w:spacing w:after="0" w:line="480" w:lineRule="auto"/>
+        <w:rPr>
+          <w:rFonts w:ascii="Georgia Pro" w:eastAsia="Georgia Pro" w:hAnsi="Georgia Pro" w:cs="Georgia Pro"/>
+          <w:color w:val="000000" w:themeColor="text1"/>
+        </w:rPr>
+      </w:pPr>
+    </w:p>
+    <w:p>
+      <w:pPr>
+        <w:spacing w:after="0" w:line="480" w:lineRule="auto"/>
+        <w:rPr>
+          <w:rFonts w:ascii="Georgia Pro" w:eastAsia="Georgia Pro" w:hAnsi="Georgia Pro" w:cs="Georgia Pro"/>
+          <w:color w:val="000000" w:themeColor="text1"/>
+        </w:rPr>
+      </w:pPr>
+      <w:r>
+        <w:rPr>
+          <w:rFonts w:ascii="Georgia Pro" w:eastAsia="Georgia Pro" w:hAnsi="Georgia Pro" w:cs="Georgia Pro"/>
+          <w:color w:val="000000" w:themeColor="text1"/>
+        </w:rPr>
+        <w:t>Check status:</w:t>
       </w:r>
     </w:p>
     <w:p>
@@ -1794,6 +2843,7 @@
           <w:rFonts w:ascii="Georgia Pro" w:eastAsia="Georgia Pro" w:hAnsi="Georgia Pro" w:cs="Georgia Pro"/>
           <w:color w:val="000000" w:themeColor="text1"/>
         </w:rPr>
+        <w:lastRenderedPageBreak/>
         <w:t>sudo</w:t>
       </w:r>
       <w:proofErr w:type="spellEnd"/>
@@ -1802,32 +2852,61 @@
           <w:rFonts w:ascii="Georgia Pro" w:eastAsia="Georgia Pro" w:hAnsi="Georgia Pro" w:cs="Georgia Pro"/>
           <w:color w:val="000000" w:themeColor="text1"/>
         </w:rPr>
-        <w:t xml:space="preserve"> apt install apt-transport-https ca-certificates curl software-properties-common -y</w:t>
-      </w:r>
-    </w:p>
-    <w:p>
-      <w:pPr>
-        <w:spacing w:after="0" w:line="480" w:lineRule="auto"/>
-        <w:rPr>
-          <w:rFonts w:ascii="Georgia Pro" w:eastAsia="Georgia Pro" w:hAnsi="Georgia Pro" w:cs="Georgia Pro"/>
-          <w:color w:val="000000" w:themeColor="text1"/>
-        </w:rPr>
-      </w:pPr>
-    </w:p>
-    <w:p>
-      <w:pPr>
-        <w:spacing w:after="0" w:line="480" w:lineRule="auto"/>
-        <w:rPr>
-          <w:rFonts w:ascii="Georgia Pro" w:eastAsia="Georgia Pro" w:hAnsi="Georgia Pro" w:cs="Georgia Pro"/>
-          <w:color w:val="000000" w:themeColor="text1"/>
-        </w:rPr>
-      </w:pPr>
-      <w:r>
-        <w:rPr>
-          <w:rFonts w:ascii="Georgia Pro" w:eastAsia="Georgia Pro" w:hAnsi="Georgia Pro" w:cs="Georgia Pro"/>
-          <w:color w:val="000000" w:themeColor="text1"/>
-        </w:rPr>
-        <w:t>Add Docker GPG key:</w:t>
+        <w:t xml:space="preserve"> </w:t>
+      </w:r>
+      <w:proofErr w:type="spellStart"/>
+      <w:r>
+        <w:rPr>
+          <w:rFonts w:ascii="Georgia Pro" w:eastAsia="Georgia Pro" w:hAnsi="Georgia Pro" w:cs="Georgia Pro"/>
+          <w:color w:val="000000" w:themeColor="text1"/>
+        </w:rPr>
+        <w:t>systemctl</w:t>
+      </w:r>
+      <w:proofErr w:type="spellEnd"/>
+      <w:r>
+        <w:rPr>
+          <w:rFonts w:ascii="Georgia Pro" w:eastAsia="Georgia Pro" w:hAnsi="Georgia Pro" w:cs="Georgia Pro"/>
+          <w:color w:val="000000" w:themeColor="text1"/>
+        </w:rPr>
+        <w:t xml:space="preserve"> status docker</w:t>
+      </w:r>
+    </w:p>
+    <w:p>
+      <w:pPr>
+        <w:spacing w:after="0" w:line="480" w:lineRule="auto"/>
+        <w:rPr>
+          <w:rFonts w:ascii="Georgia Pro" w:eastAsia="Georgia Pro" w:hAnsi="Georgia Pro" w:cs="Georgia Pro"/>
+          <w:color w:val="000000" w:themeColor="text1"/>
+        </w:rPr>
+      </w:pPr>
+      <w:r>
+        <w:rPr>
+          <w:rFonts w:ascii="Georgia Pro" w:eastAsia="Georgia Pro" w:hAnsi="Georgia Pro" w:cs="Georgia Pro"/>
+          <w:color w:val="000000" w:themeColor="text1"/>
+        </w:rPr>
+        <w:pict w14:anchorId="5A3C19EC">
+          <v:rect id="_x0000_i1035" style="width:0;height:1.5pt" o:hralign="center" o:hrstd="t" o:hr="t" fillcolor="#a0a0a0" stroked="f"/>
+        </w:pict>
+      </w:r>
+    </w:p>
+    <w:p>
+      <w:pPr>
+        <w:spacing w:after="0" w:line="480" w:lineRule="auto"/>
+        <w:rPr>
+          <w:rFonts w:ascii="Georgia Pro" w:eastAsia="Georgia Pro" w:hAnsi="Georgia Pro" w:cs="Georgia Pro"/>
+          <w:b/>
+          <w:bCs/>
+          <w:color w:val="000000" w:themeColor="text1"/>
+        </w:rPr>
+      </w:pPr>
+      <w:r>
+        <w:rPr>
+          <w:rFonts w:ascii="Georgia Pro" w:eastAsia="Georgia Pro" w:hAnsi="Georgia Pro" w:cs="Georgia Pro"/>
+          <w:b/>
+          <w:bCs/>
+          <w:color w:val="000000" w:themeColor="text1"/>
+        </w:rPr>
+        <w:t>Step 8: Add User to Docker Group</w:t>
       </w:r>
     </w:p>
     <w:p>
@@ -1847,20 +2926,13 @@
           <w:color w:val="000000" w:themeColor="text1"/>
         </w:rPr>
       </w:pPr>
-      <w:r>
-        <w:rPr>
-          <w:rFonts w:ascii="Georgia Pro" w:eastAsia="Georgia Pro" w:hAnsi="Georgia Pro" w:cs="Georgia Pro"/>
-          <w:color w:val="000000" w:themeColor="text1"/>
-        </w:rPr>
-        <w:t>curl -</w:t>
-      </w:r>
       <w:proofErr w:type="spellStart"/>
       <w:r>
         <w:rPr>
           <w:rFonts w:ascii="Georgia Pro" w:eastAsia="Georgia Pro" w:hAnsi="Georgia Pro" w:cs="Georgia Pro"/>
           <w:color w:val="000000" w:themeColor="text1"/>
         </w:rPr>
-        <w:t>fsSL</w:t>
+        <w:t>sudo</w:t>
       </w:r>
       <w:proofErr w:type="spellEnd"/>
       <w:r>
@@ -1870,29 +2942,13 @@
         </w:rPr>
         <w:t xml:space="preserve"> </w:t>
       </w:r>
-      <w:hyperlink r:id="rId7" w:history="1">
-        <w:r>
-          <w:rPr>
-            <w:rStyle w:val="Hyperlink"/>
-            <w:rFonts w:ascii="Georgia Pro" w:eastAsia="Georgia Pro" w:hAnsi="Georgia Pro" w:cs="Georgia Pro"/>
-          </w:rPr>
-          <w:t>https://download</w:t>
-        </w:r>
-      </w:hyperlink>
-      <w:r>
-        <w:rPr>
-          <w:rFonts w:ascii="Georgia Pro" w:eastAsia="Georgia Pro" w:hAnsi="Georgia Pro" w:cs="Georgia Pro"/>
-          <w:color w:val="000000" w:themeColor="text1"/>
-        </w:rPr>
-        <w:t xml:space="preserve">.docker.com/linux/ubuntu/gpg | </w:t>
-      </w:r>
       <w:proofErr w:type="spellStart"/>
       <w:r>
         <w:rPr>
           <w:rFonts w:ascii="Georgia Pro" w:eastAsia="Georgia Pro" w:hAnsi="Georgia Pro" w:cs="Georgia Pro"/>
           <w:color w:val="000000" w:themeColor="text1"/>
         </w:rPr>
-        <w:t>sudo</w:t>
+        <w:t>usermod</w:t>
       </w:r>
       <w:proofErr w:type="spellEnd"/>
       <w:r>
@@ -1900,7 +2956,7 @@
           <w:rFonts w:ascii="Georgia Pro" w:eastAsia="Georgia Pro" w:hAnsi="Georgia Pro" w:cs="Georgia Pro"/>
           <w:color w:val="000000" w:themeColor="text1"/>
         </w:rPr>
-        <w:t xml:space="preserve"> </w:t>
+        <w:t xml:space="preserve"> -</w:t>
       </w:r>
       <w:proofErr w:type="spellStart"/>
       <w:r>
@@ -1908,7 +2964,7 @@
           <w:rFonts w:ascii="Georgia Pro" w:eastAsia="Georgia Pro" w:hAnsi="Georgia Pro" w:cs="Georgia Pro"/>
           <w:color w:val="000000" w:themeColor="text1"/>
         </w:rPr>
-        <w:t>gpg</w:t>
+        <w:t>aG</w:t>
       </w:r>
       <w:proofErr w:type="spellEnd"/>
       <w:r>
@@ -1916,108 +2972,32 @@
           <w:rFonts w:ascii="Georgia Pro" w:eastAsia="Georgia Pro" w:hAnsi="Georgia Pro" w:cs="Georgia Pro"/>
           <w:color w:val="000000" w:themeColor="text1"/>
         </w:rPr>
-        <w:t xml:space="preserve"> </w:t>
-      </w:r>
-      <w:r>
-        <w:rPr>
-          <w:rFonts w:ascii="Georgia Pro" w:eastAsia="Georgia Pro" w:hAnsi="Georgia Pro" w:cs="Georgia Pro"/>
-          <w:color w:val="000000" w:themeColor="text1"/>
-        </w:rPr>
-        <w:t>–</w:t>
-      </w:r>
-      <w:proofErr w:type="spellStart"/>
-      <w:r>
-        <w:rPr>
-          <w:rFonts w:ascii="Georgia Pro" w:eastAsia="Georgia Pro" w:hAnsi="Georgia Pro" w:cs="Georgia Pro"/>
-          <w:color w:val="000000" w:themeColor="text1"/>
-        </w:rPr>
-        <w:t>dearmor</w:t>
-      </w:r>
-      <w:proofErr w:type="spellEnd"/>
-      <w:r>
-        <w:rPr>
-          <w:rFonts w:ascii="Georgia Pro" w:eastAsia="Georgia Pro" w:hAnsi="Georgia Pro" w:cs="Georgia Pro"/>
-          <w:color w:val="000000" w:themeColor="text1"/>
-        </w:rPr>
-        <w:t xml:space="preserve"> -o /</w:t>
-      </w:r>
-      <w:proofErr w:type="spellStart"/>
-      <w:r>
-        <w:rPr>
-          <w:rFonts w:ascii="Georgia Pro" w:eastAsia="Georgia Pro" w:hAnsi="Georgia Pro" w:cs="Georgia Pro"/>
-          <w:color w:val="000000" w:themeColor="text1"/>
-        </w:rPr>
-        <w:t>usr</w:t>
-      </w:r>
-      <w:proofErr w:type="spellEnd"/>
-      <w:r>
-        <w:rPr>
-          <w:rFonts w:ascii="Georgia Pro" w:eastAsia="Georgia Pro" w:hAnsi="Georgia Pro" w:cs="Georgia Pro"/>
-          <w:color w:val="000000" w:themeColor="text1"/>
-        </w:rPr>
-        <w:t>/share/keyrings/docker-archive-</w:t>
-      </w:r>
-      <w:proofErr w:type="spellStart"/>
-      <w:r>
-        <w:rPr>
-          <w:rFonts w:ascii="Georgia Pro" w:eastAsia="Georgia Pro" w:hAnsi="Georgia Pro" w:cs="Georgia Pro"/>
-          <w:color w:val="000000" w:themeColor="text1"/>
-        </w:rPr>
-        <w:t>keyring.gpg</w:t>
-      </w:r>
-      <w:proofErr w:type="spellEnd"/>
-    </w:p>
-    <w:p>
-      <w:pPr>
-        <w:spacing w:after="0" w:line="480" w:lineRule="auto"/>
-        <w:rPr>
-          <w:rFonts w:ascii="Georgia Pro" w:eastAsia="Georgia Pro" w:hAnsi="Georgia Pro" w:cs="Georgia Pro"/>
-          <w:color w:val="000000" w:themeColor="text1"/>
-        </w:rPr>
-      </w:pPr>
-    </w:p>
-    <w:p>
-      <w:pPr>
-        <w:spacing w:after="0" w:line="480" w:lineRule="auto"/>
-        <w:rPr>
-          <w:rFonts w:ascii="Georgia Pro" w:eastAsia="Georgia Pro" w:hAnsi="Georgia Pro" w:cs="Georgia Pro"/>
-          <w:color w:val="000000" w:themeColor="text1"/>
-        </w:rPr>
-      </w:pPr>
-    </w:p>
-    <w:p>
-      <w:pPr>
-        <w:spacing w:after="0" w:line="480" w:lineRule="auto"/>
-        <w:rPr>
-          <w:rFonts w:ascii="Georgia Pro" w:eastAsia="Georgia Pro" w:hAnsi="Georgia Pro" w:cs="Georgia Pro"/>
-          <w:color w:val="000000" w:themeColor="text1"/>
-        </w:rPr>
-      </w:pPr>
-    </w:p>
-    <w:p>
-      <w:pPr>
-        <w:spacing w:after="0" w:line="480" w:lineRule="auto"/>
-        <w:rPr>
-          <w:rFonts w:ascii="Georgia Pro" w:eastAsia="Georgia Pro" w:hAnsi="Georgia Pro" w:cs="Georgia Pro"/>
-          <w:color w:val="000000" w:themeColor="text1"/>
-        </w:rPr>
-      </w:pPr>
-    </w:p>
-    <w:p>
-      <w:pPr>
-        <w:spacing w:after="0" w:line="480" w:lineRule="auto"/>
-        <w:rPr>
-          <w:rFonts w:ascii="Georgia Pro" w:eastAsia="Georgia Pro" w:hAnsi="Georgia Pro" w:cs="Georgia Pro"/>
-          <w:color w:val="000000" w:themeColor="text1"/>
-        </w:rPr>
-      </w:pPr>
-      <w:r>
-        <w:rPr>
-          <w:rFonts w:ascii="Georgia Pro" w:eastAsia="Georgia Pro" w:hAnsi="Georgia Pro" w:cs="Georgia Pro"/>
-          <w:color w:val="000000" w:themeColor="text1"/>
-        </w:rPr>
-        <w:lastRenderedPageBreak/>
-        <w:t>Add Docker repository:</w:t>
+        <w:t xml:space="preserve"> docker ubuntu</w:t>
+      </w:r>
+    </w:p>
+    <w:p>
+      <w:pPr>
+        <w:spacing w:after="0" w:line="480" w:lineRule="auto"/>
+        <w:rPr>
+          <w:rFonts w:ascii="Georgia Pro" w:eastAsia="Georgia Pro" w:hAnsi="Georgia Pro" w:cs="Georgia Pro"/>
+          <w:color w:val="000000" w:themeColor="text1"/>
+        </w:rPr>
+      </w:pPr>
+    </w:p>
+    <w:p>
+      <w:pPr>
+        <w:spacing w:after="0" w:line="480" w:lineRule="auto"/>
+        <w:rPr>
+          <w:rFonts w:ascii="Georgia Pro" w:eastAsia="Georgia Pro" w:hAnsi="Georgia Pro" w:cs="Georgia Pro"/>
+          <w:color w:val="000000" w:themeColor="text1"/>
+        </w:rPr>
+      </w:pPr>
+      <w:r>
+        <w:rPr>
+          <w:rFonts w:ascii="Georgia Pro" w:eastAsia="Georgia Pro" w:hAnsi="Georgia Pro" w:cs="Georgia Pro"/>
+          <w:color w:val="000000" w:themeColor="text1"/>
+        </w:rPr>
+        <w:t>Apply changes:</w:t>
       </w:r>
     </w:p>
     <w:p>
@@ -2037,34 +3017,13 @@
           <w:color w:val="000000" w:themeColor="text1"/>
         </w:rPr>
       </w:pPr>
-      <w:r>
-        <w:rPr>
-          <w:rFonts w:ascii="Georgia Pro" w:eastAsia="Georgia Pro" w:hAnsi="Georgia Pro" w:cs="Georgia Pro"/>
-          <w:color w:val="000000" w:themeColor="text1"/>
-        </w:rPr>
-        <w:t xml:space="preserve">echo </w:t>
-      </w:r>
-      <w:r>
-        <w:rPr>
-          <w:rFonts w:ascii="Georgia Pro" w:eastAsia="Georgia Pro" w:hAnsi="Georgia Pro" w:cs="Georgia Pro"/>
-          <w:color w:val="000000" w:themeColor="text1"/>
-        </w:rPr>
-        <w:t>“</w:t>
-      </w:r>
-      <w:r>
-        <w:rPr>
-          <w:rFonts w:ascii="Georgia Pro" w:eastAsia="Georgia Pro" w:hAnsi="Georgia Pro" w:cs="Georgia Pro"/>
-          <w:color w:val="000000" w:themeColor="text1"/>
-        </w:rPr>
-        <w:t>deb [arch=$(</w:t>
-      </w:r>
       <w:proofErr w:type="spellStart"/>
       <w:r>
         <w:rPr>
           <w:rFonts w:ascii="Georgia Pro" w:eastAsia="Georgia Pro" w:hAnsi="Georgia Pro" w:cs="Georgia Pro"/>
           <w:color w:val="000000" w:themeColor="text1"/>
         </w:rPr>
-        <w:t>dpkg</w:t>
+        <w:t>newgrp</w:t>
       </w:r>
       <w:proofErr w:type="spellEnd"/>
       <w:r>
@@ -2072,188 +3031,61 @@
           <w:rFonts w:ascii="Georgia Pro" w:eastAsia="Georgia Pro" w:hAnsi="Georgia Pro" w:cs="Georgia Pro"/>
           <w:color w:val="000000" w:themeColor="text1"/>
         </w:rPr>
-        <w:t xml:space="preserve"> </w:t>
-      </w:r>
-      <w:r>
-        <w:rPr>
-          <w:rFonts w:ascii="Georgia Pro" w:eastAsia="Georgia Pro" w:hAnsi="Georgia Pro" w:cs="Georgia Pro"/>
-          <w:color w:val="000000" w:themeColor="text1"/>
-        </w:rPr>
-        <w:t>–</w:t>
-      </w:r>
-      <w:r>
-        <w:rPr>
-          <w:rFonts w:ascii="Georgia Pro" w:eastAsia="Georgia Pro" w:hAnsi="Georgia Pro" w:cs="Georgia Pro"/>
-          <w:color w:val="000000" w:themeColor="text1"/>
-        </w:rPr>
-        <w:t>print-architecture) signed-by=/</w:t>
-      </w:r>
-      <w:proofErr w:type="spellStart"/>
-      <w:r>
-        <w:rPr>
-          <w:rFonts w:ascii="Georgia Pro" w:eastAsia="Georgia Pro" w:hAnsi="Georgia Pro" w:cs="Georgia Pro"/>
-          <w:color w:val="000000" w:themeColor="text1"/>
-        </w:rPr>
-        <w:t>usr</w:t>
-      </w:r>
-      <w:proofErr w:type="spellEnd"/>
-      <w:r>
-        <w:rPr>
-          <w:rFonts w:ascii="Georgia Pro" w:eastAsia="Georgia Pro" w:hAnsi="Georgia Pro" w:cs="Georgia Pro"/>
-          <w:color w:val="000000" w:themeColor="text1"/>
-        </w:rPr>
-        <w:t>/share/keyrings/docker-archive-</w:t>
-      </w:r>
-      <w:proofErr w:type="spellStart"/>
-      <w:r>
-        <w:rPr>
-          <w:rFonts w:ascii="Georgia Pro" w:eastAsia="Georgia Pro" w:hAnsi="Georgia Pro" w:cs="Georgia Pro"/>
-          <w:color w:val="000000" w:themeColor="text1"/>
-        </w:rPr>
-        <w:t>keyring.gpg</w:t>
-      </w:r>
-      <w:proofErr w:type="spellEnd"/>
-      <w:r>
-        <w:rPr>
-          <w:rFonts w:ascii="Georgia Pro" w:eastAsia="Georgia Pro" w:hAnsi="Georgia Pro" w:cs="Georgia Pro"/>
-          <w:color w:val="000000" w:themeColor="text1"/>
-        </w:rPr>
-        <w:t xml:space="preserve">] </w:t>
-      </w:r>
-      <w:hyperlink r:id="rId8" w:history="1">
-        <w:r>
-          <w:rPr>
-            <w:rStyle w:val="Hyperlink"/>
-            <w:rFonts w:ascii="Georgia Pro" w:eastAsia="Georgia Pro" w:hAnsi="Georgia Pro" w:cs="Georgia Pro"/>
-          </w:rPr>
-          <w:t>https://download</w:t>
-        </w:r>
-      </w:hyperlink>
-      <w:r>
-        <w:rPr>
-          <w:rFonts w:ascii="Georgia Pro" w:eastAsia="Georgia Pro" w:hAnsi="Georgia Pro" w:cs="Georgia Pro"/>
-          <w:color w:val="000000" w:themeColor="text1"/>
-        </w:rPr>
-        <w:t xml:space="preserve">.docker.com/linux/ubuntu </w:t>
-      </w:r>
-      <w:proofErr w:type="spellStart"/>
-      <w:r>
-        <w:rPr>
-          <w:rFonts w:ascii="Georgia Pro" w:eastAsia="Georgia Pro" w:hAnsi="Georgia Pro" w:cs="Georgia Pro"/>
-          <w:color w:val="000000" w:themeColor="text1"/>
-        </w:rPr>
-        <w:t>jammy</w:t>
-      </w:r>
-      <w:proofErr w:type="spellEnd"/>
-      <w:r>
-        <w:rPr>
-          <w:rFonts w:ascii="Georgia Pro" w:eastAsia="Georgia Pro" w:hAnsi="Georgia Pro" w:cs="Georgia Pro"/>
-          <w:color w:val="000000" w:themeColor="text1"/>
-        </w:rPr>
-        <w:t xml:space="preserve"> stable</w:t>
-      </w:r>
-      <w:r>
-        <w:rPr>
-          <w:rFonts w:ascii="Georgia Pro" w:eastAsia="Georgia Pro" w:hAnsi="Georgia Pro" w:cs="Georgia Pro"/>
-          <w:color w:val="000000" w:themeColor="text1"/>
-        </w:rPr>
-        <w:t>”</w:t>
-      </w:r>
-      <w:r>
-        <w:rPr>
-          <w:rFonts w:ascii="Georgia Pro" w:eastAsia="Georgia Pro" w:hAnsi="Georgia Pro" w:cs="Georgia Pro"/>
-          <w:color w:val="000000" w:themeColor="text1"/>
-        </w:rPr>
-        <w:t xml:space="preserve"> | </w:t>
-      </w:r>
-      <w:proofErr w:type="spellStart"/>
-      <w:r>
-        <w:rPr>
-          <w:rFonts w:ascii="Georgia Pro" w:eastAsia="Georgia Pro" w:hAnsi="Georgia Pro" w:cs="Georgia Pro"/>
-          <w:color w:val="000000" w:themeColor="text1"/>
-        </w:rPr>
-        <w:t>sudo</w:t>
-      </w:r>
-      <w:proofErr w:type="spellEnd"/>
-      <w:r>
-        <w:rPr>
-          <w:rFonts w:ascii="Georgia Pro" w:eastAsia="Georgia Pro" w:hAnsi="Georgia Pro" w:cs="Georgia Pro"/>
-          <w:color w:val="000000" w:themeColor="text1"/>
-        </w:rPr>
-        <w:t xml:space="preserve"> tee /</w:t>
-      </w:r>
-      <w:proofErr w:type="spellStart"/>
-      <w:r>
-        <w:rPr>
-          <w:rFonts w:ascii="Georgia Pro" w:eastAsia="Georgia Pro" w:hAnsi="Georgia Pro" w:cs="Georgia Pro"/>
-          <w:color w:val="000000" w:themeColor="text1"/>
-        </w:rPr>
-        <w:t>etc</w:t>
-      </w:r>
-      <w:proofErr w:type="spellEnd"/>
-      <w:r>
-        <w:rPr>
-          <w:rFonts w:ascii="Georgia Pro" w:eastAsia="Georgia Pro" w:hAnsi="Georgia Pro" w:cs="Georgia Pro"/>
-          <w:color w:val="000000" w:themeColor="text1"/>
-        </w:rPr>
-        <w:t>/apt/</w:t>
-      </w:r>
-      <w:proofErr w:type="spellStart"/>
-      <w:r>
-        <w:rPr>
-          <w:rFonts w:ascii="Georgia Pro" w:eastAsia="Georgia Pro" w:hAnsi="Georgia Pro" w:cs="Georgia Pro"/>
-          <w:color w:val="000000" w:themeColor="text1"/>
-        </w:rPr>
-        <w:t>sources.list.d</w:t>
-      </w:r>
-      <w:proofErr w:type="spellEnd"/>
-      <w:r>
-        <w:rPr>
-          <w:rFonts w:ascii="Georgia Pro" w:eastAsia="Georgia Pro" w:hAnsi="Georgia Pro" w:cs="Georgia Pro"/>
-          <w:color w:val="000000" w:themeColor="text1"/>
-        </w:rPr>
-        <w:t>/</w:t>
-      </w:r>
-      <w:proofErr w:type="spellStart"/>
-      <w:r>
-        <w:rPr>
-          <w:rFonts w:ascii="Georgia Pro" w:eastAsia="Georgia Pro" w:hAnsi="Georgia Pro" w:cs="Georgia Pro"/>
-          <w:color w:val="000000" w:themeColor="text1"/>
-        </w:rPr>
-        <w:t>docker.list</w:t>
-      </w:r>
-      <w:proofErr w:type="spellEnd"/>
-      <w:r>
-        <w:rPr>
-          <w:rFonts w:ascii="Georgia Pro" w:eastAsia="Georgia Pro" w:hAnsi="Georgia Pro" w:cs="Georgia Pro"/>
-          <w:color w:val="000000" w:themeColor="text1"/>
-        </w:rPr>
-        <w:t xml:space="preserve"> &gt; /dev/null</w:t>
-      </w:r>
-    </w:p>
-    <w:p>
-      <w:pPr>
-        <w:spacing w:after="0" w:line="480" w:lineRule="auto"/>
-        <w:rPr>
-          <w:rFonts w:ascii="Georgia Pro" w:eastAsia="Georgia Pro" w:hAnsi="Georgia Pro" w:cs="Georgia Pro"/>
-          <w:color w:val="000000" w:themeColor="text1"/>
-        </w:rPr>
-      </w:pPr>
-    </w:p>
-    <w:p>
-      <w:pPr>
-        <w:spacing w:after="0" w:line="480" w:lineRule="auto"/>
-        <w:rPr>
-          <w:rFonts w:ascii="Georgia Pro" w:eastAsia="Georgia Pro" w:hAnsi="Georgia Pro" w:cs="Georgia Pro"/>
-          <w:color w:val="000000" w:themeColor="text1"/>
-        </w:rPr>
-      </w:pPr>
-      <w:r>
-        <w:rPr>
-          <w:rFonts w:ascii="Georgia Pro" w:eastAsia="Georgia Pro" w:hAnsi="Georgia Pro" w:cs="Georgia Pro"/>
-          <w:color w:val="000000" w:themeColor="text1"/>
-        </w:rPr>
-        <w:t>Install Docker:</w:t>
+        <w:t xml:space="preserve"> docker</w:t>
+      </w:r>
+    </w:p>
+    <w:p>
+      <w:pPr>
+        <w:spacing w:after="0" w:line="480" w:lineRule="auto"/>
+        <w:rPr>
+          <w:rFonts w:ascii="Georgia Pro" w:eastAsia="Georgia Pro" w:hAnsi="Georgia Pro" w:cs="Georgia Pro"/>
+          <w:color w:val="000000" w:themeColor="text1"/>
+        </w:rPr>
+      </w:pPr>
+      <w:r>
+        <w:rPr>
+          <w:rFonts w:ascii="Georgia Pro" w:eastAsia="Georgia Pro" w:hAnsi="Georgia Pro" w:cs="Georgia Pro"/>
+          <w:color w:val="000000" w:themeColor="text1"/>
+        </w:rPr>
+        <w:pict w14:anchorId="4EBB4E12">
+          <v:rect id="_x0000_i1036" style="width:0;height:1.5pt" o:hralign="center" o:hrstd="t" o:hr="t" fillcolor="#a0a0a0" stroked="f"/>
+        </w:pict>
+      </w:r>
+    </w:p>
+    <w:p>
+      <w:pPr>
+        <w:spacing w:after="0" w:line="480" w:lineRule="auto"/>
+        <w:rPr>
+          <w:rFonts w:ascii="Georgia Pro" w:eastAsia="Georgia Pro" w:hAnsi="Georgia Pro" w:cs="Georgia Pro"/>
+          <w:b/>
+          <w:bCs/>
+          <w:color w:val="000000" w:themeColor="text1"/>
+        </w:rPr>
+      </w:pPr>
+      <w:r>
+        <w:rPr>
+          <w:rFonts w:ascii="Georgia Pro" w:eastAsia="Georgia Pro" w:hAnsi="Georgia Pro" w:cs="Georgia Pro"/>
+          <w:b/>
+          <w:bCs/>
+          <w:color w:val="000000" w:themeColor="text1"/>
+        </w:rPr>
+        <w:t>Step 9: Install Docker Compose</w:t>
+      </w:r>
+    </w:p>
+    <w:p>
+      <w:pPr>
+        <w:spacing w:after="0" w:line="480" w:lineRule="auto"/>
+        <w:rPr>
+          <w:rFonts w:ascii="Georgia Pro" w:eastAsia="Georgia Pro" w:hAnsi="Georgia Pro" w:cs="Georgia Pro"/>
+          <w:color w:val="000000" w:themeColor="text1"/>
+        </w:rPr>
+      </w:pPr>
+      <w:r>
+        <w:rPr>
+          <w:rFonts w:ascii="Georgia Pro" w:eastAsia="Georgia Pro" w:hAnsi="Georgia Pro" w:cs="Georgia Pro"/>
+          <w:color w:val="000000" w:themeColor="text1"/>
+        </w:rPr>
+        <w:t>Download Docker Compose:</w:t>
       </w:r>
     </w:p>
     <w:p>
@@ -2287,14 +3119,35 @@
           <w:rFonts w:ascii="Georgia Pro" w:eastAsia="Georgia Pro" w:hAnsi="Georgia Pro" w:cs="Georgia Pro"/>
           <w:color w:val="000000" w:themeColor="text1"/>
         </w:rPr>
-        <w:t xml:space="preserve"> apt update</w:t>
-      </w:r>
-      <w:r>
-        <w:rPr>
-          <w:rFonts w:ascii="Georgia Pro" w:eastAsia="Georgia Pro" w:hAnsi="Georgia Pro" w:cs="Georgia Pro"/>
-          <w:color w:val="000000" w:themeColor="text1"/>
-        </w:rPr>
-        <w:br/>
+        <w:t xml:space="preserve"> curl -L </w:t>
+      </w:r>
+      <w:r>
+        <w:rPr>
+          <w:rFonts w:ascii="Georgia Pro" w:eastAsia="Georgia Pro" w:hAnsi="Georgia Pro" w:cs="Georgia Pro"/>
+          <w:color w:val="000000" w:themeColor="text1"/>
+        </w:rPr>
+        <w:t>“</w:t>
+      </w:r>
+      <w:r>
+        <w:rPr>
+          <w:rFonts w:ascii="Georgia Pro" w:eastAsia="Georgia Pro" w:hAnsi="Georgia Pro" w:cs="Georgia Pro"/>
+          <w:color w:val="000000" w:themeColor="text1"/>
+        </w:rPr>
+        <w:t>https://github.com/docker/compose/releases/download/v2.29.2/docker-compose-linux-x86_64</w:t>
+      </w:r>
+      <w:r>
+        <w:rPr>
+          <w:rFonts w:ascii="Georgia Pro" w:eastAsia="Georgia Pro" w:hAnsi="Georgia Pro" w:cs="Georgia Pro"/>
+          <w:color w:val="000000" w:themeColor="text1"/>
+        </w:rPr>
+        <w:t>”</w:t>
+      </w:r>
+      <w:r>
+        <w:rPr>
+          <w:rFonts w:ascii="Georgia Pro" w:eastAsia="Georgia Pro" w:hAnsi="Georgia Pro" w:cs="Georgia Pro"/>
+          <w:color w:val="000000" w:themeColor="text1"/>
+        </w:rPr>
+        <w:t xml:space="preserve"> -o /</w:t>
       </w:r>
       <w:proofErr w:type="spellStart"/>
       <w:r>
@@ -2302,7 +3155,7 @@
           <w:rFonts w:ascii="Georgia Pro" w:eastAsia="Georgia Pro" w:hAnsi="Georgia Pro" w:cs="Georgia Pro"/>
           <w:color w:val="000000" w:themeColor="text1"/>
         </w:rPr>
-        <w:t>sudo</w:t>
+        <w:t>usr</w:t>
       </w:r>
       <w:proofErr w:type="spellEnd"/>
       <w:r>
@@ -2310,77 +3163,32 @@
           <w:rFonts w:ascii="Georgia Pro" w:eastAsia="Georgia Pro" w:hAnsi="Georgia Pro" w:cs="Georgia Pro"/>
           <w:color w:val="000000" w:themeColor="text1"/>
         </w:rPr>
-        <w:t xml:space="preserve"> apt install docker-</w:t>
-      </w:r>
-      <w:proofErr w:type="spellStart"/>
-      <w:r>
-        <w:rPr>
-          <w:rFonts w:ascii="Georgia Pro" w:eastAsia="Georgia Pro" w:hAnsi="Georgia Pro" w:cs="Georgia Pro"/>
-          <w:color w:val="000000" w:themeColor="text1"/>
-        </w:rPr>
-        <w:t>ce</w:t>
-      </w:r>
-      <w:proofErr w:type="spellEnd"/>
-      <w:r>
-        <w:rPr>
-          <w:rFonts w:ascii="Georgia Pro" w:eastAsia="Georgia Pro" w:hAnsi="Georgia Pro" w:cs="Georgia Pro"/>
-          <w:color w:val="000000" w:themeColor="text1"/>
-        </w:rPr>
-        <w:t xml:space="preserve"> docker-</w:t>
-      </w:r>
-      <w:proofErr w:type="spellStart"/>
-      <w:r>
-        <w:rPr>
-          <w:rFonts w:ascii="Georgia Pro" w:eastAsia="Georgia Pro" w:hAnsi="Georgia Pro" w:cs="Georgia Pro"/>
-          <w:color w:val="000000" w:themeColor="text1"/>
-        </w:rPr>
-        <w:t>ce</w:t>
-      </w:r>
-      <w:proofErr w:type="spellEnd"/>
-      <w:r>
-        <w:rPr>
-          <w:rFonts w:ascii="Georgia Pro" w:eastAsia="Georgia Pro" w:hAnsi="Georgia Pro" w:cs="Georgia Pro"/>
-          <w:color w:val="000000" w:themeColor="text1"/>
-        </w:rPr>
-        <w:t>-cli containerd.io -y</w:t>
-      </w:r>
-    </w:p>
-    <w:p>
-      <w:pPr>
-        <w:spacing w:after="0" w:line="480" w:lineRule="auto"/>
-        <w:rPr>
-          <w:rFonts w:ascii="Georgia Pro" w:eastAsia="Georgia Pro" w:hAnsi="Georgia Pro" w:cs="Georgia Pro"/>
-          <w:color w:val="000000" w:themeColor="text1"/>
-        </w:rPr>
-      </w:pPr>
-      <w:r>
-        <w:rPr>
-          <w:rFonts w:ascii="Georgia Pro" w:eastAsia="Georgia Pro" w:hAnsi="Georgia Pro" w:cs="Georgia Pro"/>
-          <w:color w:val="000000" w:themeColor="text1"/>
-        </w:rPr>
-        <w:pict w14:anchorId="5E3E6E7F">
-          <v:rect id="_x0000_i1245" style="width:0;height:1.5pt" o:hralign="center" o:hrstd="t" o:hr="t" fillcolor="#a0a0a0" stroked="f"/>
-        </w:pict>
-      </w:r>
-    </w:p>
-    <w:p>
-      <w:pPr>
-        <w:spacing w:after="0" w:line="480" w:lineRule="auto"/>
-        <w:rPr>
-          <w:rFonts w:ascii="Georgia Pro" w:eastAsia="Georgia Pro" w:hAnsi="Georgia Pro" w:cs="Georgia Pro"/>
-          <w:b/>
-          <w:bCs/>
-          <w:color w:val="000000" w:themeColor="text1"/>
-        </w:rPr>
-      </w:pPr>
-      <w:r>
-        <w:rPr>
-          <w:rFonts w:ascii="Georgia Pro" w:eastAsia="Georgia Pro" w:hAnsi="Georgia Pro" w:cs="Georgia Pro"/>
-          <w:b/>
-          <w:bCs/>
-          <w:color w:val="000000" w:themeColor="text1"/>
-        </w:rPr>
-        <w:t>Step 6: Verify Docker Installation</w:t>
+        <w:t>/local/bin/docker-compose</w:t>
+      </w:r>
+    </w:p>
+    <w:p>
+      <w:pPr>
+        <w:spacing w:after="0" w:line="480" w:lineRule="auto"/>
+        <w:rPr>
+          <w:rFonts w:ascii="Georgia Pro" w:eastAsia="Georgia Pro" w:hAnsi="Georgia Pro" w:cs="Georgia Pro"/>
+          <w:color w:val="000000" w:themeColor="text1"/>
+        </w:rPr>
+      </w:pPr>
+    </w:p>
+    <w:p>
+      <w:pPr>
+        <w:spacing w:after="0" w:line="480" w:lineRule="auto"/>
+        <w:rPr>
+          <w:rFonts w:ascii="Georgia Pro" w:eastAsia="Georgia Pro" w:hAnsi="Georgia Pro" w:cs="Georgia Pro"/>
+          <w:color w:val="000000" w:themeColor="text1"/>
+        </w:rPr>
+      </w:pPr>
+      <w:r>
+        <w:rPr>
+          <w:rFonts w:ascii="Georgia Pro" w:eastAsia="Georgia Pro" w:hAnsi="Georgia Pro" w:cs="Georgia Pro"/>
+          <w:color w:val="000000" w:themeColor="text1"/>
+        </w:rPr>
+        <w:t>Give execute permission:</w:t>
       </w:r>
     </w:p>
     <w:p>
@@ -2400,93 +3208,78 @@
           <w:color w:val="000000" w:themeColor="text1"/>
         </w:rPr>
       </w:pPr>
-      <w:proofErr w:type="gramStart"/>
-      <w:r>
-        <w:rPr>
-          <w:rFonts w:ascii="Georgia Pro" w:eastAsia="Georgia Pro" w:hAnsi="Georgia Pro" w:cs="Georgia Pro"/>
-          <w:color w:val="000000" w:themeColor="text1"/>
-        </w:rPr>
-        <w:t>docker --version</w:t>
-      </w:r>
-      <w:proofErr w:type="gramEnd"/>
-    </w:p>
-    <w:p>
-      <w:pPr>
-        <w:spacing w:after="0" w:line="480" w:lineRule="auto"/>
-        <w:rPr>
-          <w:rFonts w:ascii="Georgia Pro" w:eastAsia="Georgia Pro" w:hAnsi="Georgia Pro" w:cs="Georgia Pro"/>
-          <w:color w:val="000000" w:themeColor="text1"/>
-        </w:rPr>
-      </w:pPr>
-    </w:p>
-    <w:p>
-      <w:pPr>
-        <w:spacing w:after="0" w:line="480" w:lineRule="auto"/>
-        <w:rPr>
-          <w:rFonts w:ascii="Georgia Pro" w:eastAsia="Georgia Pro" w:hAnsi="Georgia Pro" w:cs="Georgia Pro"/>
-          <w:color w:val="000000" w:themeColor="text1"/>
-        </w:rPr>
-      </w:pPr>
-      <w:r>
-        <w:rPr>
-          <w:rFonts w:ascii="Georgia Pro" w:eastAsia="Georgia Pro" w:hAnsi="Georgia Pro" w:cs="Georgia Pro"/>
-          <w:color w:val="000000" w:themeColor="text1"/>
-        </w:rPr>
-        <w:t>Expected:</w:t>
-      </w:r>
-    </w:p>
-    <w:p>
-      <w:pPr>
-        <w:spacing w:after="0" w:line="480" w:lineRule="auto"/>
-        <w:rPr>
-          <w:rFonts w:ascii="Georgia Pro" w:eastAsia="Georgia Pro" w:hAnsi="Georgia Pro" w:cs="Georgia Pro"/>
-          <w:color w:val="000000" w:themeColor="text1"/>
-        </w:rPr>
-      </w:pPr>
-      <w:r>
-        <w:rPr>
-          <w:rFonts w:ascii="Georgia Pro" w:eastAsia="Georgia Pro" w:hAnsi="Georgia Pro" w:cs="Georgia Pro"/>
-          <w:color w:val="000000" w:themeColor="text1"/>
-        </w:rPr>
-        <w:t>Docker version 27.x.x</w:t>
-      </w:r>
-    </w:p>
-    <w:p>
-      <w:pPr>
-        <w:spacing w:after="0" w:line="480" w:lineRule="auto"/>
-        <w:rPr>
-          <w:rFonts w:ascii="Georgia Pro" w:eastAsia="Georgia Pro" w:hAnsi="Georgia Pro" w:cs="Georgia Pro"/>
-          <w:color w:val="000000" w:themeColor="text1"/>
-        </w:rPr>
-      </w:pPr>
-      <w:r>
-        <w:rPr>
-          <w:rFonts w:ascii="Georgia Pro" w:eastAsia="Georgia Pro" w:hAnsi="Georgia Pro" w:cs="Georgia Pro"/>
-          <w:color w:val="000000" w:themeColor="text1"/>
-        </w:rPr>
-        <w:pict w14:anchorId="1C21DD86">
-          <v:rect id="_x0000_i1246" style="width:0;height:1.5pt" o:hralign="center" o:hrstd="t" o:hr="t" fillcolor="#a0a0a0" stroked="f"/>
-        </w:pict>
-      </w:r>
-    </w:p>
-    <w:p>
-      <w:pPr>
-        <w:spacing w:after="0" w:line="480" w:lineRule="auto"/>
-        <w:rPr>
-          <w:rFonts w:ascii="Georgia Pro" w:eastAsia="Georgia Pro" w:hAnsi="Georgia Pro" w:cs="Georgia Pro"/>
-          <w:b/>
-          <w:bCs/>
-          <w:color w:val="000000" w:themeColor="text1"/>
-        </w:rPr>
-      </w:pPr>
-      <w:r>
-        <w:rPr>
-          <w:rFonts w:ascii="Georgia Pro" w:eastAsia="Georgia Pro" w:hAnsi="Georgia Pro" w:cs="Georgia Pro"/>
-          <w:b/>
-          <w:bCs/>
-          <w:color w:val="000000" w:themeColor="text1"/>
-        </w:rPr>
-        <w:t>Step 7: Start Docker Service</w:t>
+      <w:proofErr w:type="spellStart"/>
+      <w:r>
+        <w:rPr>
+          <w:rFonts w:ascii="Georgia Pro" w:eastAsia="Georgia Pro" w:hAnsi="Georgia Pro" w:cs="Georgia Pro"/>
+          <w:color w:val="000000" w:themeColor="text1"/>
+        </w:rPr>
+        <w:t>sudo</w:t>
+      </w:r>
+      <w:proofErr w:type="spellEnd"/>
+      <w:r>
+        <w:rPr>
+          <w:rFonts w:ascii="Georgia Pro" w:eastAsia="Georgia Pro" w:hAnsi="Georgia Pro" w:cs="Georgia Pro"/>
+          <w:color w:val="000000" w:themeColor="text1"/>
+        </w:rPr>
+        <w:t xml:space="preserve"> </w:t>
+      </w:r>
+      <w:proofErr w:type="spellStart"/>
+      <w:r>
+        <w:rPr>
+          <w:rFonts w:ascii="Georgia Pro" w:eastAsia="Georgia Pro" w:hAnsi="Georgia Pro" w:cs="Georgia Pro"/>
+          <w:color w:val="000000" w:themeColor="text1"/>
+        </w:rPr>
+        <w:t>chmod</w:t>
+      </w:r>
+      <w:proofErr w:type="spellEnd"/>
+      <w:r>
+        <w:rPr>
+          <w:rFonts w:ascii="Georgia Pro" w:eastAsia="Georgia Pro" w:hAnsi="Georgia Pro" w:cs="Georgia Pro"/>
+          <w:color w:val="000000" w:themeColor="text1"/>
+        </w:rPr>
+        <w:t xml:space="preserve"> +x /</w:t>
+      </w:r>
+      <w:proofErr w:type="spellStart"/>
+      <w:r>
+        <w:rPr>
+          <w:rFonts w:ascii="Georgia Pro" w:eastAsia="Georgia Pro" w:hAnsi="Georgia Pro" w:cs="Georgia Pro"/>
+          <w:color w:val="000000" w:themeColor="text1"/>
+        </w:rPr>
+        <w:t>usr</w:t>
+      </w:r>
+      <w:proofErr w:type="spellEnd"/>
+      <w:r>
+        <w:rPr>
+          <w:rFonts w:ascii="Georgia Pro" w:eastAsia="Georgia Pro" w:hAnsi="Georgia Pro" w:cs="Georgia Pro"/>
+          <w:color w:val="000000" w:themeColor="text1"/>
+        </w:rPr>
+        <w:t>/local/bin/docker-compose</w:t>
+      </w:r>
+    </w:p>
+    <w:p>
+      <w:pPr>
+        <w:spacing w:after="0" w:line="480" w:lineRule="auto"/>
+        <w:rPr>
+          <w:rFonts w:ascii="Georgia Pro" w:eastAsia="Georgia Pro" w:hAnsi="Georgia Pro" w:cs="Georgia Pro"/>
+          <w:color w:val="000000" w:themeColor="text1"/>
+        </w:rPr>
+      </w:pPr>
+    </w:p>
+    <w:p>
+      <w:pPr>
+        <w:spacing w:after="0" w:line="480" w:lineRule="auto"/>
+        <w:rPr>
+          <w:rFonts w:ascii="Georgia Pro" w:eastAsia="Georgia Pro" w:hAnsi="Georgia Pro" w:cs="Georgia Pro"/>
+          <w:color w:val="000000" w:themeColor="text1"/>
+        </w:rPr>
+      </w:pPr>
+      <w:r>
+        <w:rPr>
+          <w:rFonts w:ascii="Georgia Pro" w:eastAsia="Georgia Pro" w:hAnsi="Georgia Pro" w:cs="Georgia Pro"/>
+          <w:color w:val="000000" w:themeColor="text1"/>
+        </w:rPr>
+        <w:t>Verify:</w:t>
       </w:r>
     </w:p>
     <w:p>
@@ -2506,101 +3299,64 @@
           <w:color w:val="000000" w:themeColor="text1"/>
         </w:rPr>
       </w:pPr>
-      <w:proofErr w:type="spellStart"/>
-      <w:r>
-        <w:rPr>
-          <w:rFonts w:ascii="Georgia Pro" w:eastAsia="Georgia Pro" w:hAnsi="Georgia Pro" w:cs="Georgia Pro"/>
-          <w:color w:val="000000" w:themeColor="text1"/>
-        </w:rPr>
-        <w:t>sudo</w:t>
-      </w:r>
-      <w:proofErr w:type="spellEnd"/>
-      <w:r>
-        <w:rPr>
-          <w:rFonts w:ascii="Georgia Pro" w:eastAsia="Georgia Pro" w:hAnsi="Georgia Pro" w:cs="Georgia Pro"/>
-          <w:color w:val="000000" w:themeColor="text1"/>
-        </w:rPr>
-        <w:t xml:space="preserve"> </w:t>
-      </w:r>
-      <w:proofErr w:type="spellStart"/>
-      <w:r>
-        <w:rPr>
-          <w:rFonts w:ascii="Georgia Pro" w:eastAsia="Georgia Pro" w:hAnsi="Georgia Pro" w:cs="Georgia Pro"/>
-          <w:color w:val="000000" w:themeColor="text1"/>
-        </w:rPr>
-        <w:t>systemctl</w:t>
-      </w:r>
-      <w:proofErr w:type="spellEnd"/>
-      <w:r>
-        <w:rPr>
-          <w:rFonts w:ascii="Georgia Pro" w:eastAsia="Georgia Pro" w:hAnsi="Georgia Pro" w:cs="Georgia Pro"/>
-          <w:color w:val="000000" w:themeColor="text1"/>
-        </w:rPr>
-        <w:t xml:space="preserve"> start docker</w:t>
-      </w:r>
-      <w:r>
-        <w:rPr>
-          <w:rFonts w:ascii="Georgia Pro" w:eastAsia="Georgia Pro" w:hAnsi="Georgia Pro" w:cs="Georgia Pro"/>
-          <w:color w:val="000000" w:themeColor="text1"/>
-        </w:rPr>
-        <w:br/>
-      </w:r>
-      <w:proofErr w:type="spellStart"/>
-      <w:r>
-        <w:rPr>
-          <w:rFonts w:ascii="Georgia Pro" w:eastAsia="Georgia Pro" w:hAnsi="Georgia Pro" w:cs="Georgia Pro"/>
-          <w:color w:val="000000" w:themeColor="text1"/>
-        </w:rPr>
-        <w:t>sudo</w:t>
-      </w:r>
-      <w:proofErr w:type="spellEnd"/>
-      <w:r>
-        <w:rPr>
-          <w:rFonts w:ascii="Georgia Pro" w:eastAsia="Georgia Pro" w:hAnsi="Georgia Pro" w:cs="Georgia Pro"/>
-          <w:color w:val="000000" w:themeColor="text1"/>
-        </w:rPr>
-        <w:t xml:space="preserve"> </w:t>
-      </w:r>
-      <w:proofErr w:type="spellStart"/>
-      <w:r>
-        <w:rPr>
-          <w:rFonts w:ascii="Georgia Pro" w:eastAsia="Georgia Pro" w:hAnsi="Georgia Pro" w:cs="Georgia Pro"/>
-          <w:color w:val="000000" w:themeColor="text1"/>
-        </w:rPr>
-        <w:t>systemctl</w:t>
-      </w:r>
-      <w:proofErr w:type="spellEnd"/>
-      <w:r>
-        <w:rPr>
-          <w:rFonts w:ascii="Georgia Pro" w:eastAsia="Georgia Pro" w:hAnsi="Georgia Pro" w:cs="Georgia Pro"/>
-          <w:color w:val="000000" w:themeColor="text1"/>
-        </w:rPr>
-        <w:t xml:space="preserve"> enable docker</w:t>
-      </w:r>
-    </w:p>
-    <w:p>
-      <w:pPr>
-        <w:spacing w:after="0" w:line="480" w:lineRule="auto"/>
-        <w:rPr>
-          <w:rFonts w:ascii="Georgia Pro" w:eastAsia="Georgia Pro" w:hAnsi="Georgia Pro" w:cs="Georgia Pro"/>
-          <w:color w:val="000000" w:themeColor="text1"/>
-        </w:rPr>
-      </w:pPr>
-    </w:p>
-    <w:p>
-      <w:pPr>
-        <w:spacing w:after="0" w:line="480" w:lineRule="auto"/>
-        <w:rPr>
-          <w:rFonts w:ascii="Georgia Pro" w:eastAsia="Georgia Pro" w:hAnsi="Georgia Pro" w:cs="Georgia Pro"/>
-          <w:color w:val="000000" w:themeColor="text1"/>
-        </w:rPr>
-      </w:pPr>
-      <w:r>
-        <w:rPr>
-          <w:rFonts w:ascii="Georgia Pro" w:eastAsia="Georgia Pro" w:hAnsi="Georgia Pro" w:cs="Georgia Pro"/>
-          <w:color w:val="000000" w:themeColor="text1"/>
-        </w:rPr>
-        <w:t>Check status:</w:t>
+      <w:r>
+        <w:rPr>
+          <w:rFonts w:ascii="Georgia Pro" w:eastAsia="Georgia Pro" w:hAnsi="Georgia Pro" w:cs="Georgia Pro"/>
+          <w:color w:val="000000" w:themeColor="text1"/>
+        </w:rPr>
+        <w:t xml:space="preserve">docker-compose </w:t>
+      </w:r>
+      <w:r>
+        <w:rPr>
+          <w:rFonts w:ascii="Georgia Pro" w:eastAsia="Georgia Pro" w:hAnsi="Georgia Pro" w:cs="Georgia Pro"/>
+          <w:color w:val="000000" w:themeColor="text1"/>
+        </w:rPr>
+        <w:t>–</w:t>
+      </w:r>
+      <w:r>
+        <w:rPr>
+          <w:rFonts w:ascii="Georgia Pro" w:eastAsia="Georgia Pro" w:hAnsi="Georgia Pro" w:cs="Georgia Pro"/>
+          <w:color w:val="000000" w:themeColor="text1"/>
+        </w:rPr>
+        <w:t>version</w:t>
+      </w:r>
+    </w:p>
+    <w:p>
+      <w:pPr>
+        <w:spacing w:after="0" w:line="480" w:lineRule="auto"/>
+        <w:rPr>
+          <w:rFonts w:ascii="Georgia Pro" w:eastAsia="Georgia Pro" w:hAnsi="Georgia Pro" w:cs="Georgia Pro"/>
+          <w:color w:val="000000" w:themeColor="text1"/>
+        </w:rPr>
+      </w:pPr>
+      <w:r>
+        <w:rPr>
+          <w:rFonts w:ascii="Georgia Pro" w:eastAsia="Georgia Pro" w:hAnsi="Georgia Pro" w:cs="Georgia Pro"/>
+          <w:color w:val="000000" w:themeColor="text1"/>
+        </w:rPr>
+        <w:pict w14:anchorId="02AEF27E">
+          <v:rect id="_x0000_i1037" style="width:0;height:1.5pt" o:hralign="center" o:hrstd="t" o:hr="t" fillcolor="#a0a0a0" stroked="f"/>
+        </w:pict>
+      </w:r>
+    </w:p>
+    <w:p>
+      <w:pPr>
+        <w:spacing w:after="0" w:line="480" w:lineRule="auto"/>
+        <w:rPr>
+          <w:rFonts w:ascii="Georgia Pro" w:eastAsia="Georgia Pro" w:hAnsi="Georgia Pro" w:cs="Georgia Pro"/>
+          <w:b/>
+          <w:bCs/>
+          <w:color w:val="000000" w:themeColor="text1"/>
+        </w:rPr>
+      </w:pPr>
+      <w:r>
+        <w:rPr>
+          <w:rFonts w:ascii="Georgia Pro" w:eastAsia="Georgia Pro" w:hAnsi="Georgia Pro" w:cs="Georgia Pro"/>
+          <w:b/>
+          <w:bCs/>
+          <w:color w:val="000000" w:themeColor="text1"/>
+        </w:rPr>
+        <w:t>Step 10: Create Project Folder</w:t>
       </w:r>
     </w:p>
     <w:p>
@@ -2626,7 +3382,7 @@
           <w:rFonts w:ascii="Georgia Pro" w:eastAsia="Georgia Pro" w:hAnsi="Georgia Pro" w:cs="Georgia Pro"/>
           <w:color w:val="000000" w:themeColor="text1"/>
         </w:rPr>
-        <w:t>sudo</w:t>
+        <w:t>mkdir</w:t>
       </w:r>
       <w:proofErr w:type="spellEnd"/>
       <w:r>
@@ -2634,40 +3390,32 @@
           <w:rFonts w:ascii="Georgia Pro" w:eastAsia="Georgia Pro" w:hAnsi="Georgia Pro" w:cs="Georgia Pro"/>
           <w:color w:val="000000" w:themeColor="text1"/>
         </w:rPr>
-        <w:t xml:space="preserve"> </w:t>
-      </w:r>
-      <w:proofErr w:type="spellStart"/>
-      <w:r>
-        <w:rPr>
-          <w:rFonts w:ascii="Georgia Pro" w:eastAsia="Georgia Pro" w:hAnsi="Georgia Pro" w:cs="Georgia Pro"/>
-          <w:color w:val="000000" w:themeColor="text1"/>
-        </w:rPr>
-        <w:t>systemctl</w:t>
-      </w:r>
-      <w:proofErr w:type="spellEnd"/>
-      <w:r>
-        <w:rPr>
-          <w:rFonts w:ascii="Georgia Pro" w:eastAsia="Georgia Pro" w:hAnsi="Georgia Pro" w:cs="Georgia Pro"/>
-          <w:color w:val="000000" w:themeColor="text1"/>
-        </w:rPr>
-        <w:t xml:space="preserve"> status docker</w:t>
-      </w:r>
-    </w:p>
-    <w:p>
-      <w:pPr>
-        <w:spacing w:after="0" w:line="480" w:lineRule="auto"/>
-        <w:rPr>
-          <w:rFonts w:ascii="Georgia Pro" w:eastAsia="Georgia Pro" w:hAnsi="Georgia Pro" w:cs="Georgia Pro"/>
-          <w:color w:val="000000" w:themeColor="text1"/>
-        </w:rPr>
-      </w:pPr>
-      <w:r>
-        <w:rPr>
-          <w:rFonts w:ascii="Georgia Pro" w:eastAsia="Georgia Pro" w:hAnsi="Georgia Pro" w:cs="Georgia Pro"/>
-          <w:color w:val="000000" w:themeColor="text1"/>
-        </w:rPr>
-        <w:pict w14:anchorId="5A3C19EC">
-          <v:rect id="_x0000_i1247" style="width:0;height:1.5pt" o:hralign="center" o:hrstd="t" o:hr="t" fillcolor="#a0a0a0" stroked="f"/>
+        <w:t xml:space="preserve"> multitier-app</w:t>
+      </w:r>
+      <w:r>
+        <w:rPr>
+          <w:rFonts w:ascii="Georgia Pro" w:eastAsia="Georgia Pro" w:hAnsi="Georgia Pro" w:cs="Georgia Pro"/>
+          <w:color w:val="000000" w:themeColor="text1"/>
+        </w:rPr>
+        <w:br/>
+        <w:t>cd multitier-app</w:t>
+      </w:r>
+    </w:p>
+    <w:p>
+      <w:pPr>
+        <w:spacing w:after="0" w:line="480" w:lineRule="auto"/>
+        <w:rPr>
+          <w:rFonts w:ascii="Georgia Pro" w:eastAsia="Georgia Pro" w:hAnsi="Georgia Pro" w:cs="Georgia Pro"/>
+          <w:color w:val="000000" w:themeColor="text1"/>
+        </w:rPr>
+      </w:pPr>
+      <w:r>
+        <w:rPr>
+          <w:rFonts w:ascii="Georgia Pro" w:eastAsia="Georgia Pro" w:hAnsi="Georgia Pro" w:cs="Georgia Pro"/>
+          <w:color w:val="000000" w:themeColor="text1"/>
+        </w:rPr>
+        <w:pict w14:anchorId="0C99791C">
+          <v:rect id="_x0000_i1038" style="width:0;height:1.5pt" o:hralign="center" o:hrstd="t" o:hr="t" fillcolor="#a0a0a0" stroked="f"/>
         </w:pict>
       </w:r>
     </w:p>
@@ -2688,7 +3436,7 @@
           <w:bCs/>
           <w:color w:val="000000" w:themeColor="text1"/>
         </w:rPr>
-        <w:t>Step 8: Add User to Docker Group</w:t>
+        <w:t>Step 11: Create Folder Structure</w:t>
       </w:r>
     </w:p>
     <w:p>
@@ -2714,7 +3462,7 @@
           <w:rFonts w:ascii="Georgia Pro" w:eastAsia="Georgia Pro" w:hAnsi="Georgia Pro" w:cs="Georgia Pro"/>
           <w:color w:val="000000" w:themeColor="text1"/>
         </w:rPr>
-        <w:t>sudo</w:t>
+        <w:t>mkdir</w:t>
       </w:r>
       <w:proofErr w:type="spellEnd"/>
       <w:r>
@@ -2722,64 +3470,62 @@
           <w:rFonts w:ascii="Georgia Pro" w:eastAsia="Georgia Pro" w:hAnsi="Georgia Pro" w:cs="Georgia Pro"/>
           <w:color w:val="000000" w:themeColor="text1"/>
         </w:rPr>
-        <w:t xml:space="preserve"> </w:t>
-      </w:r>
-      <w:proofErr w:type="spellStart"/>
-      <w:r>
-        <w:rPr>
-          <w:rFonts w:ascii="Georgia Pro" w:eastAsia="Georgia Pro" w:hAnsi="Georgia Pro" w:cs="Georgia Pro"/>
-          <w:color w:val="000000" w:themeColor="text1"/>
-        </w:rPr>
-        <w:t>usermod</w:t>
-      </w:r>
-      <w:proofErr w:type="spellEnd"/>
-      <w:r>
-        <w:rPr>
-          <w:rFonts w:ascii="Georgia Pro" w:eastAsia="Georgia Pro" w:hAnsi="Georgia Pro" w:cs="Georgia Pro"/>
-          <w:color w:val="000000" w:themeColor="text1"/>
-        </w:rPr>
-        <w:t xml:space="preserve"> -</w:t>
-      </w:r>
-      <w:proofErr w:type="spellStart"/>
-      <w:r>
-        <w:rPr>
-          <w:rFonts w:ascii="Georgia Pro" w:eastAsia="Georgia Pro" w:hAnsi="Georgia Pro" w:cs="Georgia Pro"/>
-          <w:color w:val="000000" w:themeColor="text1"/>
-        </w:rPr>
-        <w:t>aG</w:t>
-      </w:r>
-      <w:proofErr w:type="spellEnd"/>
-      <w:r>
-        <w:rPr>
-          <w:rFonts w:ascii="Georgia Pro" w:eastAsia="Georgia Pro" w:hAnsi="Georgia Pro" w:cs="Georgia Pro"/>
-          <w:color w:val="000000" w:themeColor="text1"/>
-        </w:rPr>
-        <w:t xml:space="preserve"> docker ubuntu</w:t>
-      </w:r>
-    </w:p>
-    <w:p>
-      <w:pPr>
-        <w:spacing w:after="0" w:line="480" w:lineRule="auto"/>
-        <w:rPr>
-          <w:rFonts w:ascii="Georgia Pro" w:eastAsia="Georgia Pro" w:hAnsi="Georgia Pro" w:cs="Georgia Pro"/>
-          <w:color w:val="000000" w:themeColor="text1"/>
-        </w:rPr>
-      </w:pPr>
-    </w:p>
-    <w:p>
-      <w:pPr>
-        <w:spacing w:after="0" w:line="480" w:lineRule="auto"/>
-        <w:rPr>
-          <w:rFonts w:ascii="Georgia Pro" w:eastAsia="Georgia Pro" w:hAnsi="Georgia Pro" w:cs="Georgia Pro"/>
-          <w:color w:val="000000" w:themeColor="text1"/>
-        </w:rPr>
-      </w:pPr>
-      <w:r>
-        <w:rPr>
-          <w:rFonts w:ascii="Georgia Pro" w:eastAsia="Georgia Pro" w:hAnsi="Georgia Pro" w:cs="Georgia Pro"/>
-          <w:color w:val="000000" w:themeColor="text1"/>
-        </w:rPr>
-        <w:t>Apply changes:</w:t>
+        <w:t xml:space="preserve"> frontend backend</w:t>
+      </w:r>
+    </w:p>
+    <w:p>
+      <w:pPr>
+        <w:spacing w:after="0" w:line="480" w:lineRule="auto"/>
+        <w:rPr>
+          <w:rFonts w:ascii="Georgia Pro" w:eastAsia="Georgia Pro" w:hAnsi="Georgia Pro" w:cs="Georgia Pro"/>
+          <w:color w:val="000000" w:themeColor="text1"/>
+        </w:rPr>
+      </w:pPr>
+      <w:r>
+        <w:rPr>
+          <w:rFonts w:ascii="Georgia Pro" w:eastAsia="Georgia Pro" w:hAnsi="Georgia Pro" w:cs="Georgia Pro"/>
+          <w:color w:val="000000" w:themeColor="text1"/>
+        </w:rPr>
+        <w:pict w14:anchorId="76C7D687">
+          <v:rect id="_x0000_i1039" style="width:0;height:1.5pt" o:hralign="center" o:hrstd="t" o:hr="t" fillcolor="#a0a0a0" stroked="f"/>
+        </w:pict>
+      </w:r>
+    </w:p>
+    <w:p>
+      <w:pPr>
+        <w:spacing w:after="0" w:line="480" w:lineRule="auto"/>
+        <w:rPr>
+          <w:rFonts w:ascii="Georgia Pro" w:eastAsia="Georgia Pro" w:hAnsi="Georgia Pro" w:cs="Georgia Pro"/>
+          <w:b/>
+          <w:bCs/>
+          <w:color w:val="000000" w:themeColor="text1"/>
+        </w:rPr>
+      </w:pPr>
+      <w:r>
+        <w:rPr>
+          <w:rFonts w:ascii="Georgia Pro" w:eastAsia="Georgia Pro" w:hAnsi="Georgia Pro" w:cs="Georgia Pro"/>
+          <w:b/>
+          <w:bCs/>
+          <w:color w:val="000000" w:themeColor="text1"/>
+        </w:rPr>
+        <w:t>Step 12: Create Frontend Application</w:t>
+      </w:r>
+    </w:p>
+    <w:p>
+      <w:pPr>
+        <w:spacing w:after="0" w:line="480" w:lineRule="auto"/>
+        <w:rPr>
+          <w:rFonts w:ascii="Georgia Pro" w:eastAsia="Georgia Pro" w:hAnsi="Georgia Pro" w:cs="Georgia Pro"/>
+          <w:color w:val="000000" w:themeColor="text1"/>
+        </w:rPr>
+      </w:pPr>
+      <w:r>
+        <w:rPr>
+          <w:rFonts w:ascii="Georgia Pro" w:eastAsia="Georgia Pro" w:hAnsi="Georgia Pro" w:cs="Georgia Pro"/>
+          <w:color w:val="000000" w:themeColor="text1"/>
+        </w:rPr>
+        <w:lastRenderedPageBreak/>
+        <w:t>Move into frontend folder:</w:t>
       </w:r>
     </w:p>
     <w:p>
@@ -2799,76 +3545,37 @@
           <w:color w:val="000000" w:themeColor="text1"/>
         </w:rPr>
       </w:pPr>
-      <w:proofErr w:type="spellStart"/>
-      <w:r>
-        <w:rPr>
-          <w:rFonts w:ascii="Georgia Pro" w:eastAsia="Georgia Pro" w:hAnsi="Georgia Pro" w:cs="Georgia Pro"/>
-          <w:color w:val="000000" w:themeColor="text1"/>
-        </w:rPr>
-        <w:t>newgrp</w:t>
-      </w:r>
-      <w:proofErr w:type="spellEnd"/>
-      <w:r>
-        <w:rPr>
-          <w:rFonts w:ascii="Georgia Pro" w:eastAsia="Georgia Pro" w:hAnsi="Georgia Pro" w:cs="Georgia Pro"/>
-          <w:color w:val="000000" w:themeColor="text1"/>
-        </w:rPr>
-        <w:t xml:space="preserve"> docker</w:t>
-      </w:r>
-    </w:p>
-    <w:p>
-      <w:pPr>
-        <w:spacing w:after="0" w:line="480" w:lineRule="auto"/>
-        <w:rPr>
-          <w:rFonts w:ascii="Georgia Pro" w:eastAsia="Georgia Pro" w:hAnsi="Georgia Pro" w:cs="Georgia Pro"/>
-          <w:color w:val="000000" w:themeColor="text1"/>
-        </w:rPr>
-      </w:pPr>
-      <w:r>
-        <w:rPr>
-          <w:rFonts w:ascii="Georgia Pro" w:eastAsia="Georgia Pro" w:hAnsi="Georgia Pro" w:cs="Georgia Pro"/>
-          <w:color w:val="000000" w:themeColor="text1"/>
-        </w:rPr>
-        <w:lastRenderedPageBreak/>
-        <w:pict w14:anchorId="4EBB4E12">
-          <v:rect id="_x0000_i1248" style="width:0;height:1.5pt" o:hralign="center" o:hrstd="t" o:hr="t" fillcolor="#a0a0a0" stroked="f"/>
-        </w:pict>
-      </w:r>
-    </w:p>
-    <w:p>
-      <w:pPr>
-        <w:spacing w:after="0" w:line="480" w:lineRule="auto"/>
-        <w:rPr>
-          <w:rFonts w:ascii="Georgia Pro" w:eastAsia="Georgia Pro" w:hAnsi="Georgia Pro" w:cs="Georgia Pro"/>
-          <w:b/>
-          <w:bCs/>
-          <w:color w:val="000000" w:themeColor="text1"/>
-        </w:rPr>
-      </w:pPr>
-      <w:r>
-        <w:rPr>
-          <w:rFonts w:ascii="Georgia Pro" w:eastAsia="Georgia Pro" w:hAnsi="Georgia Pro" w:cs="Georgia Pro"/>
-          <w:b/>
-          <w:bCs/>
-          <w:color w:val="000000" w:themeColor="text1"/>
-        </w:rPr>
-        <w:t>Step 9: Install Docker Compose</w:t>
-      </w:r>
-    </w:p>
-    <w:p>
-      <w:pPr>
-        <w:spacing w:after="0" w:line="480" w:lineRule="auto"/>
-        <w:rPr>
-          <w:rFonts w:ascii="Georgia Pro" w:eastAsia="Georgia Pro" w:hAnsi="Georgia Pro" w:cs="Georgia Pro"/>
-          <w:color w:val="000000" w:themeColor="text1"/>
-        </w:rPr>
-      </w:pPr>
-      <w:r>
-        <w:rPr>
-          <w:rFonts w:ascii="Georgia Pro" w:eastAsia="Georgia Pro" w:hAnsi="Georgia Pro" w:cs="Georgia Pro"/>
-          <w:color w:val="000000" w:themeColor="text1"/>
-        </w:rPr>
-        <w:t>Download Docker Compose:</w:t>
+      <w:r>
+        <w:rPr>
+          <w:rFonts w:ascii="Georgia Pro" w:eastAsia="Georgia Pro" w:hAnsi="Georgia Pro" w:cs="Georgia Pro"/>
+          <w:color w:val="000000" w:themeColor="text1"/>
+        </w:rPr>
+        <w:t>cd frontend</w:t>
+      </w:r>
+    </w:p>
+    <w:p>
+      <w:pPr>
+        <w:spacing w:after="0" w:line="480" w:lineRule="auto"/>
+        <w:rPr>
+          <w:rFonts w:ascii="Georgia Pro" w:eastAsia="Georgia Pro" w:hAnsi="Georgia Pro" w:cs="Georgia Pro"/>
+          <w:color w:val="000000" w:themeColor="text1"/>
+        </w:rPr>
+      </w:pPr>
+    </w:p>
+    <w:p>
+      <w:pPr>
+        <w:spacing w:after="0" w:line="480" w:lineRule="auto"/>
+        <w:rPr>
+          <w:rFonts w:ascii="Georgia Pro" w:eastAsia="Georgia Pro" w:hAnsi="Georgia Pro" w:cs="Georgia Pro"/>
+          <w:color w:val="000000" w:themeColor="text1"/>
+        </w:rPr>
+      </w:pPr>
+      <w:r>
+        <w:rPr>
+          <w:rFonts w:ascii="Georgia Pro" w:eastAsia="Georgia Pro" w:hAnsi="Georgia Pro" w:cs="Georgia Pro"/>
+          <w:color w:val="000000" w:themeColor="text1"/>
+        </w:rPr>
+        <w:t>Create HTML file:</w:t>
       </w:r>
     </w:p>
     <w:p>
@@ -2888,90 +3595,37 @@
           <w:color w:val="000000" w:themeColor="text1"/>
         </w:rPr>
       </w:pPr>
-      <w:proofErr w:type="spellStart"/>
-      <w:r>
-        <w:rPr>
-          <w:rFonts w:ascii="Georgia Pro" w:eastAsia="Georgia Pro" w:hAnsi="Georgia Pro" w:cs="Georgia Pro"/>
-          <w:color w:val="000000" w:themeColor="text1"/>
-        </w:rPr>
-        <w:t>sudo</w:t>
-      </w:r>
-      <w:proofErr w:type="spellEnd"/>
-      <w:r>
-        <w:rPr>
-          <w:rFonts w:ascii="Georgia Pro" w:eastAsia="Georgia Pro" w:hAnsi="Georgia Pro" w:cs="Georgia Pro"/>
-          <w:color w:val="000000" w:themeColor="text1"/>
-        </w:rPr>
-        <w:t xml:space="preserve"> curl -L </w:t>
-      </w:r>
-      <w:r>
-        <w:rPr>
-          <w:rFonts w:ascii="Georgia Pro" w:eastAsia="Georgia Pro" w:hAnsi="Georgia Pro" w:cs="Georgia Pro"/>
-          <w:color w:val="000000" w:themeColor="text1"/>
-        </w:rPr>
-        <w:t>“</w:t>
-      </w:r>
-      <w:r>
-        <w:rPr>
-          <w:rFonts w:ascii="Georgia Pro" w:eastAsia="Georgia Pro" w:hAnsi="Georgia Pro" w:cs="Georgia Pro"/>
-          <w:color w:val="000000" w:themeColor="text1"/>
-        </w:rPr>
-        <w:t>https://github.com/docker/compose/releases/download/v2.29.2/docker-compose-linux-x86_64</w:t>
-      </w:r>
-      <w:r>
-        <w:rPr>
-          <w:rFonts w:ascii="Georgia Pro" w:eastAsia="Georgia Pro" w:hAnsi="Georgia Pro" w:cs="Georgia Pro"/>
-          <w:color w:val="000000" w:themeColor="text1"/>
-        </w:rPr>
-        <w:t>”</w:t>
-      </w:r>
-      <w:r>
-        <w:rPr>
-          <w:rFonts w:ascii="Georgia Pro" w:eastAsia="Georgia Pro" w:hAnsi="Georgia Pro" w:cs="Georgia Pro"/>
-          <w:color w:val="000000" w:themeColor="text1"/>
-        </w:rPr>
-        <w:t xml:space="preserve"> -o /</w:t>
-      </w:r>
-      <w:proofErr w:type="spellStart"/>
-      <w:r>
-        <w:rPr>
-          <w:rFonts w:ascii="Georgia Pro" w:eastAsia="Georgia Pro" w:hAnsi="Georgia Pro" w:cs="Georgia Pro"/>
-          <w:color w:val="000000" w:themeColor="text1"/>
-        </w:rPr>
-        <w:t>usr</w:t>
-      </w:r>
-      <w:proofErr w:type="spellEnd"/>
-      <w:r>
-        <w:rPr>
-          <w:rFonts w:ascii="Georgia Pro" w:eastAsia="Georgia Pro" w:hAnsi="Georgia Pro" w:cs="Georgia Pro"/>
-          <w:color w:val="000000" w:themeColor="text1"/>
-        </w:rPr>
-        <w:t>/local/bin/docker-compose</w:t>
-      </w:r>
-    </w:p>
-    <w:p>
-      <w:pPr>
-        <w:spacing w:after="0" w:line="480" w:lineRule="auto"/>
-        <w:rPr>
-          <w:rFonts w:ascii="Georgia Pro" w:eastAsia="Georgia Pro" w:hAnsi="Georgia Pro" w:cs="Georgia Pro"/>
-          <w:color w:val="000000" w:themeColor="text1"/>
-        </w:rPr>
-      </w:pPr>
-    </w:p>
-    <w:p>
-      <w:pPr>
-        <w:spacing w:after="0" w:line="480" w:lineRule="auto"/>
-        <w:rPr>
-          <w:rFonts w:ascii="Georgia Pro" w:eastAsia="Georgia Pro" w:hAnsi="Georgia Pro" w:cs="Georgia Pro"/>
-          <w:color w:val="000000" w:themeColor="text1"/>
-        </w:rPr>
-      </w:pPr>
-      <w:r>
-        <w:rPr>
-          <w:rFonts w:ascii="Georgia Pro" w:eastAsia="Georgia Pro" w:hAnsi="Georgia Pro" w:cs="Georgia Pro"/>
-          <w:color w:val="000000" w:themeColor="text1"/>
-        </w:rPr>
-        <w:t>Give execute permission:</w:t>
+      <w:r>
+        <w:rPr>
+          <w:rFonts w:ascii="Georgia Pro" w:eastAsia="Georgia Pro" w:hAnsi="Georgia Pro" w:cs="Georgia Pro"/>
+          <w:color w:val="000000" w:themeColor="text1"/>
+        </w:rPr>
+        <w:t>nano index.html</w:t>
+      </w:r>
+    </w:p>
+    <w:p>
+      <w:pPr>
+        <w:spacing w:after="0" w:line="480" w:lineRule="auto"/>
+        <w:rPr>
+          <w:rFonts w:ascii="Georgia Pro" w:eastAsia="Georgia Pro" w:hAnsi="Georgia Pro" w:cs="Georgia Pro"/>
+          <w:color w:val="000000" w:themeColor="text1"/>
+        </w:rPr>
+      </w:pPr>
+    </w:p>
+    <w:p>
+      <w:pPr>
+        <w:spacing w:after="0" w:line="480" w:lineRule="auto"/>
+        <w:rPr>
+          <w:rFonts w:ascii="Georgia Pro" w:eastAsia="Georgia Pro" w:hAnsi="Georgia Pro" w:cs="Georgia Pro"/>
+          <w:color w:val="000000" w:themeColor="text1"/>
+        </w:rPr>
+      </w:pPr>
+      <w:r>
+        <w:rPr>
+          <w:rFonts w:ascii="Georgia Pro" w:eastAsia="Georgia Pro" w:hAnsi="Georgia Pro" w:cs="Georgia Pro"/>
+          <w:color w:val="000000" w:themeColor="text1"/>
+        </w:rPr>
+        <w:t>Paste:</w:t>
       </w:r>
     </w:p>
     <w:p>
@@ -2991,13 +3645,90 @@
           <w:color w:val="000000" w:themeColor="text1"/>
         </w:rPr>
       </w:pPr>
+      <w:r>
+        <w:rPr>
+          <w:rFonts w:ascii="Georgia Pro" w:eastAsia="Georgia Pro" w:hAnsi="Georgia Pro" w:cs="Georgia Pro"/>
+          <w:color w:val="000000" w:themeColor="text1"/>
+        </w:rPr>
+        <w:t>&lt;!DOCTYPE html&gt;</w:t>
+      </w:r>
+      <w:r>
+        <w:rPr>
+          <w:rFonts w:ascii="Georgia Pro" w:eastAsia="Georgia Pro" w:hAnsi="Georgia Pro" w:cs="Georgia Pro"/>
+          <w:color w:val="000000" w:themeColor="text1"/>
+        </w:rPr>
+        <w:br/>
+        <w:t>&lt;html&gt;</w:t>
+      </w:r>
+      <w:r>
+        <w:rPr>
+          <w:rFonts w:ascii="Georgia Pro" w:eastAsia="Georgia Pro" w:hAnsi="Georgia Pro" w:cs="Georgia Pro"/>
+          <w:color w:val="000000" w:themeColor="text1"/>
+        </w:rPr>
+        <w:br/>
+        <w:t>&lt;head&gt;</w:t>
+      </w:r>
+      <w:r>
+        <w:rPr>
+          <w:rFonts w:ascii="Georgia Pro" w:eastAsia="Georgia Pro" w:hAnsi="Georgia Pro" w:cs="Georgia Pro"/>
+          <w:color w:val="000000" w:themeColor="text1"/>
+        </w:rPr>
+        <w:br/>
+        <w:t xml:space="preserve">    &lt;title&gt;Multi-Tier Application&lt;/title&gt;</w:t>
+      </w:r>
+      <w:r>
+        <w:rPr>
+          <w:rFonts w:ascii="Georgia Pro" w:eastAsia="Georgia Pro" w:hAnsi="Georgia Pro" w:cs="Georgia Pro"/>
+          <w:color w:val="000000" w:themeColor="text1"/>
+        </w:rPr>
+        <w:br/>
+        <w:t>&lt;/head&gt;</w:t>
+      </w:r>
+      <w:r>
+        <w:rPr>
+          <w:rFonts w:ascii="Georgia Pro" w:eastAsia="Georgia Pro" w:hAnsi="Georgia Pro" w:cs="Georgia Pro"/>
+          <w:color w:val="000000" w:themeColor="text1"/>
+        </w:rPr>
+        <w:br/>
+        <w:t>&lt;body&gt;</w:t>
+      </w:r>
+      <w:r>
+        <w:rPr>
+          <w:rFonts w:ascii="Georgia Pro" w:eastAsia="Georgia Pro" w:hAnsi="Georgia Pro" w:cs="Georgia Pro"/>
+          <w:color w:val="000000" w:themeColor="text1"/>
+        </w:rPr>
+        <w:br/>
+      </w:r>
+      <w:r>
+        <w:rPr>
+          <w:rFonts w:ascii="Georgia Pro" w:eastAsia="Georgia Pro" w:hAnsi="Georgia Pro" w:cs="Georgia Pro"/>
+          <w:color w:val="000000" w:themeColor="text1"/>
+        </w:rPr>
+        <w:br/>
+        <w:t>&lt;h1&gt;Frontend Container Running Successfully&lt;/h1&gt;</w:t>
+      </w:r>
+      <w:r>
+        <w:rPr>
+          <w:rFonts w:ascii="Georgia Pro" w:eastAsia="Georgia Pro" w:hAnsi="Georgia Pro" w:cs="Georgia Pro"/>
+          <w:color w:val="000000" w:themeColor="text1"/>
+        </w:rPr>
+        <w:br/>
+      </w:r>
+      <w:r>
+        <w:rPr>
+          <w:rFonts w:ascii="Georgia Pro" w:eastAsia="Georgia Pro" w:hAnsi="Georgia Pro" w:cs="Georgia Pro"/>
+          <w:color w:val="000000" w:themeColor="text1"/>
+        </w:rPr>
+        <w:br/>
+        <w:t>&lt;button onclick="</w:t>
+      </w:r>
       <w:proofErr w:type="spellStart"/>
       <w:r>
         <w:rPr>
           <w:rFonts w:ascii="Georgia Pro" w:eastAsia="Georgia Pro" w:hAnsi="Georgia Pro" w:cs="Georgia Pro"/>
           <w:color w:val="000000" w:themeColor="text1"/>
         </w:rPr>
-        <w:t>sudo</w:t>
+        <w:t>loadData</w:t>
       </w:r>
       <w:proofErr w:type="spellEnd"/>
       <w:r>
@@ -3005,7 +3736,45 @@
           <w:rFonts w:ascii="Georgia Pro" w:eastAsia="Georgia Pro" w:hAnsi="Georgia Pro" w:cs="Georgia Pro"/>
           <w:color w:val="000000" w:themeColor="text1"/>
         </w:rPr>
-        <w:t xml:space="preserve"> </w:t>
+        <w:t>()"&gt;Call Backend API&lt;/button&gt;</w:t>
+      </w:r>
+      <w:r>
+        <w:rPr>
+          <w:rFonts w:ascii="Georgia Pro" w:eastAsia="Georgia Pro" w:hAnsi="Georgia Pro" w:cs="Georgia Pro"/>
+          <w:color w:val="000000" w:themeColor="text1"/>
+        </w:rPr>
+        <w:br/>
+      </w:r>
+      <w:r>
+        <w:rPr>
+          <w:rFonts w:ascii="Georgia Pro" w:eastAsia="Georgia Pro" w:hAnsi="Georgia Pro" w:cs="Georgia Pro"/>
+          <w:color w:val="000000" w:themeColor="text1"/>
+        </w:rPr>
+        <w:br/>
+        <w:t>&lt;p id="output"&gt;&lt;/p&gt;</w:t>
+      </w:r>
+      <w:r>
+        <w:rPr>
+          <w:rFonts w:ascii="Georgia Pro" w:eastAsia="Georgia Pro" w:hAnsi="Georgia Pro" w:cs="Georgia Pro"/>
+          <w:color w:val="000000" w:themeColor="text1"/>
+        </w:rPr>
+        <w:br/>
+      </w:r>
+      <w:r>
+        <w:rPr>
+          <w:rFonts w:ascii="Georgia Pro" w:eastAsia="Georgia Pro" w:hAnsi="Georgia Pro" w:cs="Georgia Pro"/>
+          <w:color w:val="000000" w:themeColor="text1"/>
+        </w:rPr>
+        <w:br/>
+        <w:t>&lt;script&gt;</w:t>
+      </w:r>
+      <w:r>
+        <w:rPr>
+          <w:rFonts w:ascii="Georgia Pro" w:eastAsia="Georgia Pro" w:hAnsi="Georgia Pro" w:cs="Georgia Pro"/>
+          <w:color w:val="000000" w:themeColor="text1"/>
+        </w:rPr>
+        <w:br/>
+        <w:t xml:space="preserve">async function </w:t>
       </w:r>
       <w:proofErr w:type="spellStart"/>
       <w:r>
@@ -3013,7 +3782,7 @@
           <w:rFonts w:ascii="Georgia Pro" w:eastAsia="Georgia Pro" w:hAnsi="Georgia Pro" w:cs="Georgia Pro"/>
           <w:color w:val="000000" w:themeColor="text1"/>
         </w:rPr>
-        <w:t>chmod</w:t>
+        <w:t>loadData</w:t>
       </w:r>
       <w:proofErr w:type="spellEnd"/>
       <w:r>
@@ -3021,7 +3790,37 @@
           <w:rFonts w:ascii="Georgia Pro" w:eastAsia="Georgia Pro" w:hAnsi="Georgia Pro" w:cs="Georgia Pro"/>
           <w:color w:val="000000" w:themeColor="text1"/>
         </w:rPr>
-        <w:t xml:space="preserve"> +x /</w:t>
+        <w:t>() {</w:t>
+      </w:r>
+      <w:r>
+        <w:rPr>
+          <w:rFonts w:ascii="Georgia Pro" w:eastAsia="Georgia Pro" w:hAnsi="Georgia Pro" w:cs="Georgia Pro"/>
+          <w:color w:val="000000" w:themeColor="text1"/>
+        </w:rPr>
+        <w:br/>
+      </w:r>
+      <w:r>
+        <w:rPr>
+          <w:rFonts w:ascii="Georgia Pro" w:eastAsia="Georgia Pro" w:hAnsi="Georgia Pro" w:cs="Georgia Pro"/>
+          <w:color w:val="000000" w:themeColor="text1"/>
+        </w:rPr>
+        <w:br/>
+        <w:t xml:space="preserve">    const response = await fetch("http://EC2_PUBLIC_IP:5000");</w:t>
+      </w:r>
+      <w:r>
+        <w:rPr>
+          <w:rFonts w:ascii="Georgia Pro" w:eastAsia="Georgia Pro" w:hAnsi="Georgia Pro" w:cs="Georgia Pro"/>
+          <w:color w:val="000000" w:themeColor="text1"/>
+        </w:rPr>
+        <w:br/>
+      </w:r>
+      <w:r>
+        <w:rPr>
+          <w:rFonts w:ascii="Georgia Pro" w:eastAsia="Georgia Pro" w:hAnsi="Georgia Pro" w:cs="Georgia Pro"/>
+          <w:color w:val="000000" w:themeColor="text1"/>
+        </w:rPr>
+        <w:br/>
+        <w:t xml:space="preserve">    const data = await </w:t>
       </w:r>
       <w:proofErr w:type="spellStart"/>
       <w:r>
@@ -3029,6 +3828,390 @@
           <w:rFonts w:ascii="Georgia Pro" w:eastAsia="Georgia Pro" w:hAnsi="Georgia Pro" w:cs="Georgia Pro"/>
           <w:color w:val="000000" w:themeColor="text1"/>
         </w:rPr>
+        <w:t>response.text</w:t>
+      </w:r>
+      <w:proofErr w:type="spellEnd"/>
+      <w:r>
+        <w:rPr>
+          <w:rFonts w:ascii="Georgia Pro" w:eastAsia="Georgia Pro" w:hAnsi="Georgia Pro" w:cs="Georgia Pro"/>
+          <w:color w:val="000000" w:themeColor="text1"/>
+        </w:rPr>
+        <w:t>();</w:t>
+      </w:r>
+      <w:r>
+        <w:rPr>
+          <w:rFonts w:ascii="Georgia Pro" w:eastAsia="Georgia Pro" w:hAnsi="Georgia Pro" w:cs="Georgia Pro"/>
+          <w:color w:val="000000" w:themeColor="text1"/>
+        </w:rPr>
+        <w:br/>
+      </w:r>
+      <w:r>
+        <w:rPr>
+          <w:rFonts w:ascii="Georgia Pro" w:eastAsia="Georgia Pro" w:hAnsi="Georgia Pro" w:cs="Georgia Pro"/>
+          <w:color w:val="000000" w:themeColor="text1"/>
+        </w:rPr>
+        <w:br/>
+      </w:r>
+      <w:r>
+        <w:rPr>
+          <w:rFonts w:ascii="Georgia Pro" w:eastAsia="Georgia Pro" w:hAnsi="Georgia Pro" w:cs="Georgia Pro"/>
+          <w:color w:val="000000" w:themeColor="text1"/>
+        </w:rPr>
+        <w:lastRenderedPageBreak/>
+        <w:t xml:space="preserve">    </w:t>
+      </w:r>
+      <w:proofErr w:type="spellStart"/>
+      <w:r>
+        <w:rPr>
+          <w:rFonts w:ascii="Georgia Pro" w:eastAsia="Georgia Pro" w:hAnsi="Georgia Pro" w:cs="Georgia Pro"/>
+          <w:color w:val="000000" w:themeColor="text1"/>
+        </w:rPr>
+        <w:t>document.getElementById</w:t>
+      </w:r>
+      <w:proofErr w:type="spellEnd"/>
+      <w:r>
+        <w:rPr>
+          <w:rFonts w:ascii="Georgia Pro" w:eastAsia="Georgia Pro" w:hAnsi="Georgia Pro" w:cs="Georgia Pro"/>
+          <w:color w:val="000000" w:themeColor="text1"/>
+        </w:rPr>
+        <w:t>("output").</w:t>
+      </w:r>
+      <w:proofErr w:type="spellStart"/>
+      <w:r>
+        <w:rPr>
+          <w:rFonts w:ascii="Georgia Pro" w:eastAsia="Georgia Pro" w:hAnsi="Georgia Pro" w:cs="Georgia Pro"/>
+          <w:color w:val="000000" w:themeColor="text1"/>
+        </w:rPr>
+        <w:t>innerHTML</w:t>
+      </w:r>
+      <w:proofErr w:type="spellEnd"/>
+      <w:r>
+        <w:rPr>
+          <w:rFonts w:ascii="Georgia Pro" w:eastAsia="Georgia Pro" w:hAnsi="Georgia Pro" w:cs="Georgia Pro"/>
+          <w:color w:val="000000" w:themeColor="text1"/>
+        </w:rPr>
+        <w:t xml:space="preserve"> = data;</w:t>
+      </w:r>
+      <w:r>
+        <w:rPr>
+          <w:rFonts w:ascii="Georgia Pro" w:eastAsia="Georgia Pro" w:hAnsi="Georgia Pro" w:cs="Georgia Pro"/>
+          <w:color w:val="000000" w:themeColor="text1"/>
+        </w:rPr>
+        <w:br/>
+        <w:t>}</w:t>
+      </w:r>
+      <w:r>
+        <w:rPr>
+          <w:rFonts w:ascii="Georgia Pro" w:eastAsia="Georgia Pro" w:hAnsi="Georgia Pro" w:cs="Georgia Pro"/>
+          <w:color w:val="000000" w:themeColor="text1"/>
+        </w:rPr>
+        <w:br/>
+        <w:t>&lt;/script&gt;</w:t>
+      </w:r>
+      <w:r>
+        <w:rPr>
+          <w:rFonts w:ascii="Georgia Pro" w:eastAsia="Georgia Pro" w:hAnsi="Georgia Pro" w:cs="Georgia Pro"/>
+          <w:color w:val="000000" w:themeColor="text1"/>
+        </w:rPr>
+        <w:br/>
+      </w:r>
+      <w:r>
+        <w:rPr>
+          <w:rFonts w:ascii="Georgia Pro" w:eastAsia="Georgia Pro" w:hAnsi="Georgia Pro" w:cs="Georgia Pro"/>
+          <w:color w:val="000000" w:themeColor="text1"/>
+        </w:rPr>
+        <w:br/>
+        <w:t>&lt;/body&gt;</w:t>
+      </w:r>
+      <w:r>
+        <w:rPr>
+          <w:rFonts w:ascii="Georgia Pro" w:eastAsia="Georgia Pro" w:hAnsi="Georgia Pro" w:cs="Georgia Pro"/>
+          <w:color w:val="000000" w:themeColor="text1"/>
+        </w:rPr>
+        <w:br/>
+        <w:t>&lt;/html&gt;</w:t>
+      </w:r>
+    </w:p>
+    <w:p>
+      <w:pPr>
+        <w:spacing w:after="0" w:line="480" w:lineRule="auto"/>
+        <w:rPr>
+          <w:rFonts w:ascii="Georgia Pro" w:eastAsia="Georgia Pro" w:hAnsi="Georgia Pro" w:cs="Georgia Pro"/>
+          <w:color w:val="000000" w:themeColor="text1"/>
+        </w:rPr>
+      </w:pPr>
+    </w:p>
+    <w:p>
+      <w:pPr>
+        <w:spacing w:after="0" w:line="480" w:lineRule="auto"/>
+        <w:rPr>
+          <w:rFonts w:ascii="Georgia Pro" w:eastAsia="Georgia Pro" w:hAnsi="Georgia Pro" w:cs="Georgia Pro"/>
+          <w:color w:val="000000" w:themeColor="text1"/>
+        </w:rPr>
+      </w:pPr>
+    </w:p>
+    <w:p>
+      <w:pPr>
+        <w:spacing w:after="0" w:line="480" w:lineRule="auto"/>
+        <w:rPr>
+          <w:rFonts w:ascii="Georgia Pro" w:eastAsia="Georgia Pro" w:hAnsi="Georgia Pro" w:cs="Georgia Pro"/>
+          <w:color w:val="000000" w:themeColor="text1"/>
+        </w:rPr>
+      </w:pPr>
+      <w:r>
+        <w:rPr>
+          <w:rFonts w:ascii="Georgia Pro" w:eastAsia="Georgia Pro" w:hAnsi="Georgia Pro" w:cs="Georgia Pro"/>
+          <w:color w:val="000000" w:themeColor="text1"/>
+        </w:rPr>
+        <w:t>Replace:</w:t>
+      </w:r>
+    </w:p>
+    <w:p>
+      <w:pPr>
+        <w:numPr>
+          <w:ilvl w:val="0"/>
+          <w:numId w:val="31"/>
+        </w:numPr>
+        <w:spacing w:after="0" w:line="480" w:lineRule="auto"/>
+        <w:rPr>
+          <w:rFonts w:ascii="Georgia Pro" w:eastAsia="Georgia Pro" w:hAnsi="Georgia Pro" w:cs="Georgia Pro"/>
+          <w:color w:val="000000" w:themeColor="text1"/>
+        </w:rPr>
+      </w:pPr>
+      <w:r>
+        <w:rPr>
+          <w:rFonts w:ascii="Georgia Pro" w:eastAsia="Georgia Pro" w:hAnsi="Georgia Pro" w:cs="Georgia Pro"/>
+          <w:color w:val="000000" w:themeColor="text1"/>
+        </w:rPr>
+        <w:t xml:space="preserve">EC2_PUBLIC_IP </w:t>
+      </w:r>
+    </w:p>
+    <w:p>
+      <w:pPr>
+        <w:spacing w:after="0" w:line="480" w:lineRule="auto"/>
+        <w:rPr>
+          <w:rFonts w:ascii="Georgia Pro" w:eastAsia="Georgia Pro" w:hAnsi="Georgia Pro" w:cs="Georgia Pro"/>
+          <w:color w:val="000000" w:themeColor="text1"/>
+        </w:rPr>
+      </w:pPr>
+      <w:r>
+        <w:rPr>
+          <w:rFonts w:ascii="Georgia Pro" w:eastAsia="Georgia Pro" w:hAnsi="Georgia Pro" w:cs="Georgia Pro"/>
+          <w:color w:val="000000" w:themeColor="text1"/>
+        </w:rPr>
+        <w:t>Example:</w:t>
+      </w:r>
+    </w:p>
+    <w:p>
+      <w:pPr>
+        <w:pBdr>
+          <w:top w:val="single" w:sz="4" w:space="1" w:color="auto"/>
+          <w:left w:val="single" w:sz="4" w:space="4" w:color="auto"/>
+          <w:bottom w:val="single" w:sz="4" w:space="1" w:color="auto"/>
+          <w:right w:val="single" w:sz="4" w:space="4" w:color="auto"/>
+        </w:pBdr>
+        <w:shd w:val="clear" w:color="auto" w:fill="F2F2F2" w:themeFill="background1" w:themeFillShade="F2"/>
+        <w:spacing w:after="0" w:line="480" w:lineRule="auto"/>
+        <w:rPr>
+          <w:rFonts w:ascii="Georgia Pro" w:eastAsia="Georgia Pro" w:hAnsi="Georgia Pro" w:cs="Georgia Pro"/>
+          <w:color w:val="000000" w:themeColor="text1"/>
+        </w:rPr>
+      </w:pPr>
+      <w:hyperlink r:id="rId8" w:history="1">
+        <w:r>
+          <w:rPr>
+            <w:rStyle w:val="Hyperlink"/>
+            <w:rFonts w:ascii="Georgia Pro" w:eastAsia="Georgia Pro" w:hAnsi="Georgia Pro" w:cs="Georgia Pro"/>
+          </w:rPr>
+          <w:t>http://13</w:t>
+        </w:r>
+      </w:hyperlink>
+      <w:r>
+        <w:rPr>
+          <w:rFonts w:ascii="Georgia Pro" w:eastAsia="Georgia Pro" w:hAnsi="Georgia Pro" w:cs="Georgia Pro"/>
+          <w:color w:val="000000" w:themeColor="text1"/>
+        </w:rPr>
+        <w:t>.233.x.x:5000</w:t>
+      </w:r>
+    </w:p>
+    <w:p>
+      <w:pPr>
+        <w:spacing w:after="0" w:line="480" w:lineRule="auto"/>
+        <w:rPr>
+          <w:rFonts w:ascii="Georgia Pro" w:eastAsia="Georgia Pro" w:hAnsi="Georgia Pro" w:cs="Georgia Pro"/>
+          <w:color w:val="000000" w:themeColor="text1"/>
+        </w:rPr>
+      </w:pPr>
+    </w:p>
+    <w:p>
+      <w:pPr>
+        <w:spacing w:after="0" w:line="480" w:lineRule="auto"/>
+        <w:rPr>
+          <w:rFonts w:ascii="Georgia Pro" w:eastAsia="Georgia Pro" w:hAnsi="Georgia Pro" w:cs="Georgia Pro"/>
+          <w:color w:val="000000" w:themeColor="text1"/>
+        </w:rPr>
+      </w:pPr>
+      <w:r>
+        <w:rPr>
+          <w:rFonts w:ascii="Georgia Pro" w:eastAsia="Georgia Pro" w:hAnsi="Georgia Pro" w:cs="Georgia Pro"/>
+          <w:color w:val="000000" w:themeColor="text1"/>
+        </w:rPr>
+        <w:t>Save and exit.</w:t>
+      </w:r>
+    </w:p>
+    <w:p>
+      <w:pPr>
+        <w:spacing w:after="0" w:line="480" w:lineRule="auto"/>
+        <w:rPr>
+          <w:rFonts w:ascii="Georgia Pro" w:eastAsia="Georgia Pro" w:hAnsi="Georgia Pro" w:cs="Georgia Pro"/>
+          <w:color w:val="000000" w:themeColor="text1"/>
+        </w:rPr>
+      </w:pPr>
+      <w:r>
+        <w:rPr>
+          <w:rFonts w:ascii="Georgia Pro" w:eastAsia="Georgia Pro" w:hAnsi="Georgia Pro" w:cs="Georgia Pro"/>
+          <w:color w:val="000000" w:themeColor="text1"/>
+        </w:rPr>
+        <w:pict w14:anchorId="6B7DE215">
+          <v:rect id="_x0000_i1040" style="width:0;height:1.5pt" o:hralign="center" o:hrstd="t" o:hr="t" fillcolor="#a0a0a0" stroked="f"/>
+        </w:pict>
+      </w:r>
+    </w:p>
+    <w:p>
+      <w:pPr>
+        <w:spacing w:after="0" w:line="480" w:lineRule="auto"/>
+        <w:rPr>
+          <w:rFonts w:ascii="Georgia Pro" w:eastAsia="Georgia Pro" w:hAnsi="Georgia Pro" w:cs="Georgia Pro"/>
+          <w:b/>
+          <w:bCs/>
+          <w:color w:val="000000" w:themeColor="text1"/>
+        </w:rPr>
+      </w:pPr>
+      <w:r>
+        <w:rPr>
+          <w:rFonts w:ascii="Georgia Pro" w:eastAsia="Georgia Pro" w:hAnsi="Georgia Pro" w:cs="Georgia Pro"/>
+          <w:b/>
+          <w:bCs/>
+          <w:color w:val="000000" w:themeColor="text1"/>
+        </w:rPr>
+        <w:t xml:space="preserve">Step 13: Create Frontend </w:t>
+      </w:r>
+      <w:proofErr w:type="spellStart"/>
+      <w:r>
+        <w:rPr>
+          <w:rFonts w:ascii="Georgia Pro" w:eastAsia="Georgia Pro" w:hAnsi="Georgia Pro" w:cs="Georgia Pro"/>
+          <w:b/>
+          <w:bCs/>
+          <w:color w:val="000000" w:themeColor="text1"/>
+        </w:rPr>
+        <w:t>Dockerfile</w:t>
+      </w:r>
+      <w:proofErr w:type="spellEnd"/>
+    </w:p>
+    <w:p>
+      <w:pPr>
+        <w:pBdr>
+          <w:top w:val="single" w:sz="4" w:space="1" w:color="auto"/>
+          <w:left w:val="single" w:sz="4" w:space="4" w:color="auto"/>
+          <w:bottom w:val="single" w:sz="4" w:space="1" w:color="auto"/>
+          <w:right w:val="single" w:sz="4" w:space="4" w:color="auto"/>
+        </w:pBdr>
+        <w:shd w:val="clear" w:color="auto" w:fill="F2F2F2" w:themeFill="background1" w:themeFillShade="F2"/>
+        <w:spacing w:after="0" w:line="480" w:lineRule="auto"/>
+        <w:rPr>
+          <w:rFonts w:ascii="Georgia Pro" w:eastAsia="Georgia Pro" w:hAnsi="Georgia Pro" w:cs="Georgia Pro"/>
+          <w:color w:val="000000" w:themeColor="text1"/>
+        </w:rPr>
+      </w:pPr>
+      <w:r>
+        <w:rPr>
+          <w:rFonts w:ascii="Georgia Pro" w:eastAsia="Georgia Pro" w:hAnsi="Georgia Pro" w:cs="Georgia Pro"/>
+          <w:color w:val="000000" w:themeColor="text1"/>
+        </w:rPr>
+        <w:t xml:space="preserve">nano </w:t>
+      </w:r>
+      <w:proofErr w:type="spellStart"/>
+      <w:r>
+        <w:rPr>
+          <w:rFonts w:ascii="Georgia Pro" w:eastAsia="Georgia Pro" w:hAnsi="Georgia Pro" w:cs="Georgia Pro"/>
+          <w:color w:val="000000" w:themeColor="text1"/>
+        </w:rPr>
+        <w:t>Dockerfile</w:t>
+      </w:r>
+      <w:proofErr w:type="spellEnd"/>
+    </w:p>
+    <w:p>
+      <w:pPr>
+        <w:spacing w:after="0" w:line="480" w:lineRule="auto"/>
+        <w:rPr>
+          <w:rFonts w:ascii="Georgia Pro" w:eastAsia="Georgia Pro" w:hAnsi="Georgia Pro" w:cs="Georgia Pro"/>
+          <w:color w:val="000000" w:themeColor="text1"/>
+        </w:rPr>
+      </w:pPr>
+    </w:p>
+    <w:p>
+      <w:pPr>
+        <w:spacing w:after="0" w:line="480" w:lineRule="auto"/>
+        <w:rPr>
+          <w:rFonts w:ascii="Georgia Pro" w:eastAsia="Georgia Pro" w:hAnsi="Georgia Pro" w:cs="Georgia Pro"/>
+          <w:color w:val="000000" w:themeColor="text1"/>
+        </w:rPr>
+      </w:pPr>
+      <w:r>
+        <w:rPr>
+          <w:rFonts w:ascii="Georgia Pro" w:eastAsia="Georgia Pro" w:hAnsi="Georgia Pro" w:cs="Georgia Pro"/>
+          <w:color w:val="000000" w:themeColor="text1"/>
+        </w:rPr>
+        <w:t>Paste:</w:t>
+      </w:r>
+    </w:p>
+    <w:p>
+      <w:pPr>
+        <w:pBdr>
+          <w:top w:val="single" w:sz="4" w:space="1" w:color="auto"/>
+          <w:left w:val="single" w:sz="4" w:space="4" w:color="auto"/>
+          <w:bottom w:val="single" w:sz="4" w:space="1" w:color="auto"/>
+          <w:right w:val="single" w:sz="4" w:space="4" w:color="auto"/>
+        </w:pBdr>
+        <w:shd w:val="clear" w:color="auto" w:fill="F2F2F2" w:themeFill="background1" w:themeFillShade="F2"/>
+        <w:spacing w:after="0" w:line="480" w:lineRule="auto"/>
+        <w:rPr>
+          <w:rFonts w:ascii="Georgia Pro" w:eastAsia="Georgia Pro" w:hAnsi="Georgia Pro" w:cs="Georgia Pro"/>
+          <w:color w:val="000000" w:themeColor="text1"/>
+        </w:rPr>
+      </w:pPr>
+      <w:r>
+        <w:rPr>
+          <w:rFonts w:ascii="Georgia Pro" w:eastAsia="Georgia Pro" w:hAnsi="Georgia Pro" w:cs="Georgia Pro"/>
+          <w:color w:val="000000" w:themeColor="text1"/>
+        </w:rPr>
+        <w:t xml:space="preserve">FROM </w:t>
+      </w:r>
+      <w:proofErr w:type="spellStart"/>
+      <w:proofErr w:type="gramStart"/>
+      <w:r>
+        <w:rPr>
+          <w:rFonts w:ascii="Georgia Pro" w:eastAsia="Georgia Pro" w:hAnsi="Georgia Pro" w:cs="Georgia Pro"/>
+          <w:color w:val="000000" w:themeColor="text1"/>
+        </w:rPr>
+        <w:t>nginx:latest</w:t>
+      </w:r>
+      <w:proofErr w:type="spellEnd"/>
+      <w:proofErr w:type="gramEnd"/>
+      <w:r>
+        <w:rPr>
+          <w:rFonts w:ascii="Georgia Pro" w:eastAsia="Georgia Pro" w:hAnsi="Georgia Pro" w:cs="Georgia Pro"/>
+          <w:color w:val="000000" w:themeColor="text1"/>
+        </w:rPr>
+        <w:br/>
+        <w:t>COPY index.html /</w:t>
+      </w:r>
+      <w:proofErr w:type="spellStart"/>
+      <w:r>
+        <w:rPr>
+          <w:rFonts w:ascii="Georgia Pro" w:eastAsia="Georgia Pro" w:hAnsi="Georgia Pro" w:cs="Georgia Pro"/>
+          <w:color w:val="000000" w:themeColor="text1"/>
+        </w:rPr>
         <w:t>usr</w:t>
       </w:r>
       <w:proofErr w:type="spellEnd"/>
@@ -3037,32 +4220,2358 @@
           <w:rFonts w:ascii="Georgia Pro" w:eastAsia="Georgia Pro" w:hAnsi="Georgia Pro" w:cs="Georgia Pro"/>
           <w:color w:val="000000" w:themeColor="text1"/>
         </w:rPr>
-        <w:t>/local/bin/docker-compose</w:t>
-      </w:r>
-    </w:p>
-    <w:p>
-      <w:pPr>
-        <w:spacing w:after="0" w:line="480" w:lineRule="auto"/>
-        <w:rPr>
-          <w:rFonts w:ascii="Georgia Pro" w:eastAsia="Georgia Pro" w:hAnsi="Georgia Pro" w:cs="Georgia Pro"/>
-          <w:color w:val="000000" w:themeColor="text1"/>
-        </w:rPr>
-      </w:pPr>
-    </w:p>
-    <w:p>
-      <w:pPr>
-        <w:spacing w:after="0" w:line="480" w:lineRule="auto"/>
-        <w:rPr>
-          <w:rFonts w:ascii="Georgia Pro" w:eastAsia="Georgia Pro" w:hAnsi="Georgia Pro" w:cs="Georgia Pro"/>
-          <w:color w:val="000000" w:themeColor="text1"/>
-        </w:rPr>
-      </w:pPr>
-      <w:r>
-        <w:rPr>
-          <w:rFonts w:ascii="Georgia Pro" w:eastAsia="Georgia Pro" w:hAnsi="Georgia Pro" w:cs="Georgia Pro"/>
-          <w:color w:val="000000" w:themeColor="text1"/>
-        </w:rPr>
-        <w:t>Verify:</w:t>
+        <w:t>/share/nginx/html/index.html</w:t>
+      </w:r>
+    </w:p>
+    <w:p>
+      <w:pPr>
+        <w:spacing w:after="0" w:line="480" w:lineRule="auto"/>
+        <w:rPr>
+          <w:rFonts w:ascii="Georgia Pro" w:eastAsia="Georgia Pro" w:hAnsi="Georgia Pro" w:cs="Georgia Pro"/>
+          <w:color w:val="000000" w:themeColor="text1"/>
+        </w:rPr>
+      </w:pPr>
+    </w:p>
+    <w:p>
+      <w:pPr>
+        <w:spacing w:after="0" w:line="480" w:lineRule="auto"/>
+        <w:rPr>
+          <w:rFonts w:ascii="Georgia Pro" w:eastAsia="Georgia Pro" w:hAnsi="Georgia Pro" w:cs="Georgia Pro"/>
+          <w:color w:val="000000" w:themeColor="text1"/>
+        </w:rPr>
+      </w:pPr>
+      <w:r>
+        <w:rPr>
+          <w:rFonts w:ascii="Georgia Pro" w:eastAsia="Georgia Pro" w:hAnsi="Georgia Pro" w:cs="Georgia Pro"/>
+          <w:color w:val="000000" w:themeColor="text1"/>
+        </w:rPr>
+        <w:t>Save and exit.</w:t>
+      </w:r>
+    </w:p>
+    <w:p>
+      <w:pPr>
+        <w:spacing w:after="0" w:line="480" w:lineRule="auto"/>
+        <w:rPr>
+          <w:rFonts w:ascii="Georgia Pro" w:eastAsia="Georgia Pro" w:hAnsi="Georgia Pro" w:cs="Georgia Pro"/>
+          <w:color w:val="000000" w:themeColor="text1"/>
+        </w:rPr>
+      </w:pPr>
+      <w:r>
+        <w:rPr>
+          <w:rFonts w:ascii="Georgia Pro" w:eastAsia="Georgia Pro" w:hAnsi="Georgia Pro" w:cs="Georgia Pro"/>
+          <w:color w:val="000000" w:themeColor="text1"/>
+        </w:rPr>
+        <w:pict w14:anchorId="575723A8">
+          <v:rect id="_x0000_i1041" style="width:0;height:1.5pt" o:hralign="center" o:hrstd="t" o:hr="t" fillcolor="#a0a0a0" stroked="f"/>
+        </w:pict>
+      </w:r>
+    </w:p>
+    <w:p>
+      <w:pPr>
+        <w:spacing w:after="0" w:line="480" w:lineRule="auto"/>
+        <w:rPr>
+          <w:rFonts w:ascii="Georgia Pro" w:eastAsia="Georgia Pro" w:hAnsi="Georgia Pro" w:cs="Georgia Pro"/>
+          <w:b/>
+          <w:bCs/>
+          <w:color w:val="000000" w:themeColor="text1"/>
+        </w:rPr>
+      </w:pPr>
+      <w:r>
+        <w:rPr>
+          <w:rFonts w:ascii="Georgia Pro" w:eastAsia="Georgia Pro" w:hAnsi="Georgia Pro" w:cs="Georgia Pro"/>
+          <w:b/>
+          <w:bCs/>
+          <w:color w:val="000000" w:themeColor="text1"/>
+        </w:rPr>
+        <w:t>Step 14: Create Backend Application</w:t>
+      </w:r>
+    </w:p>
+    <w:p>
+      <w:pPr>
+        <w:spacing w:after="0" w:line="480" w:lineRule="auto"/>
+        <w:rPr>
+          <w:rFonts w:ascii="Georgia Pro" w:eastAsia="Georgia Pro" w:hAnsi="Georgia Pro" w:cs="Georgia Pro"/>
+          <w:color w:val="000000" w:themeColor="text1"/>
+        </w:rPr>
+      </w:pPr>
+      <w:r>
+        <w:rPr>
+          <w:rFonts w:ascii="Georgia Pro" w:eastAsia="Georgia Pro" w:hAnsi="Georgia Pro" w:cs="Georgia Pro"/>
+          <w:color w:val="000000" w:themeColor="text1"/>
+        </w:rPr>
+        <w:t>Move back:</w:t>
+      </w:r>
+    </w:p>
+    <w:p>
+      <w:pPr>
+        <w:pBdr>
+          <w:top w:val="single" w:sz="4" w:space="1" w:color="auto"/>
+          <w:left w:val="single" w:sz="4" w:space="4" w:color="auto"/>
+          <w:bottom w:val="single" w:sz="4" w:space="1" w:color="auto"/>
+          <w:right w:val="single" w:sz="4" w:space="4" w:color="auto"/>
+        </w:pBdr>
+        <w:shd w:val="clear" w:color="auto" w:fill="F2F2F2" w:themeFill="background1" w:themeFillShade="F2"/>
+        <w:spacing w:after="0" w:line="480" w:lineRule="auto"/>
+        <w:rPr>
+          <w:rFonts w:ascii="Georgia Pro" w:eastAsia="Georgia Pro" w:hAnsi="Georgia Pro" w:cs="Georgia Pro"/>
+          <w:color w:val="000000" w:themeColor="text1"/>
+        </w:rPr>
+      </w:pPr>
+      <w:r>
+        <w:rPr>
+          <w:rFonts w:ascii="Georgia Pro" w:eastAsia="Georgia Pro" w:hAnsi="Georgia Pro" w:cs="Georgia Pro"/>
+          <w:color w:val="000000" w:themeColor="text1"/>
+        </w:rPr>
+        <w:lastRenderedPageBreak/>
+        <w:t>cd</w:t>
+      </w:r>
+      <w:proofErr w:type="gramStart"/>
+      <w:r>
+        <w:rPr>
+          <w:rFonts w:ascii="Georgia Pro" w:eastAsia="Georgia Pro" w:hAnsi="Georgia Pro" w:cs="Georgia Pro"/>
+          <w:color w:val="000000" w:themeColor="text1"/>
+        </w:rPr>
+        <w:t xml:space="preserve"> ..</w:t>
+      </w:r>
+      <w:proofErr w:type="gramEnd"/>
+      <w:r>
+        <w:rPr>
+          <w:rFonts w:ascii="Georgia Pro" w:eastAsia="Georgia Pro" w:hAnsi="Georgia Pro" w:cs="Georgia Pro"/>
+          <w:color w:val="000000" w:themeColor="text1"/>
+        </w:rPr>
+        <w:br/>
+        <w:t>cd backend</w:t>
+      </w:r>
+    </w:p>
+    <w:p>
+      <w:pPr>
+        <w:spacing w:after="0" w:line="480" w:lineRule="auto"/>
+        <w:rPr>
+          <w:rFonts w:ascii="Georgia Pro" w:eastAsia="Georgia Pro" w:hAnsi="Georgia Pro" w:cs="Georgia Pro"/>
+          <w:color w:val="000000" w:themeColor="text1"/>
+        </w:rPr>
+      </w:pPr>
+    </w:p>
+    <w:p>
+      <w:pPr>
+        <w:spacing w:after="0" w:line="480" w:lineRule="auto"/>
+        <w:rPr>
+          <w:rFonts w:ascii="Georgia Pro" w:eastAsia="Georgia Pro" w:hAnsi="Georgia Pro" w:cs="Georgia Pro"/>
+          <w:color w:val="000000" w:themeColor="text1"/>
+        </w:rPr>
+      </w:pPr>
+      <w:r>
+        <w:rPr>
+          <w:rFonts w:ascii="Georgia Pro" w:eastAsia="Georgia Pro" w:hAnsi="Georgia Pro" w:cs="Georgia Pro"/>
+          <w:color w:val="000000" w:themeColor="text1"/>
+        </w:rPr>
+        <w:t>Create Python application:</w:t>
+      </w:r>
+    </w:p>
+    <w:p>
+      <w:pPr>
+        <w:pBdr>
+          <w:top w:val="single" w:sz="4" w:space="1" w:color="auto"/>
+          <w:left w:val="single" w:sz="4" w:space="4" w:color="auto"/>
+          <w:bottom w:val="single" w:sz="4" w:space="1" w:color="auto"/>
+          <w:right w:val="single" w:sz="4" w:space="4" w:color="auto"/>
+        </w:pBdr>
+        <w:shd w:val="clear" w:color="auto" w:fill="F2F2F2" w:themeFill="background1" w:themeFillShade="F2"/>
+        <w:spacing w:after="0" w:line="480" w:lineRule="auto"/>
+        <w:rPr>
+          <w:rFonts w:ascii="Georgia Pro" w:eastAsia="Georgia Pro" w:hAnsi="Georgia Pro" w:cs="Georgia Pro"/>
+          <w:color w:val="000000" w:themeColor="text1"/>
+        </w:rPr>
+      </w:pPr>
+      <w:r>
+        <w:rPr>
+          <w:rFonts w:ascii="Georgia Pro" w:eastAsia="Georgia Pro" w:hAnsi="Georgia Pro" w:cs="Georgia Pro"/>
+          <w:color w:val="000000" w:themeColor="text1"/>
+        </w:rPr>
+        <w:t>nano app.py</w:t>
+      </w:r>
+    </w:p>
+    <w:p>
+      <w:pPr>
+        <w:spacing w:after="0" w:line="480" w:lineRule="auto"/>
+        <w:rPr>
+          <w:rFonts w:ascii="Georgia Pro" w:eastAsia="Georgia Pro" w:hAnsi="Georgia Pro" w:cs="Georgia Pro"/>
+          <w:color w:val="000000" w:themeColor="text1"/>
+        </w:rPr>
+      </w:pPr>
+    </w:p>
+    <w:p>
+      <w:pPr>
+        <w:rPr>
+          <w:rFonts w:ascii="Georgia Pro" w:eastAsia="Georgia Pro" w:hAnsi="Georgia Pro" w:cs="Georgia Pro"/>
+          <w:color w:val="000000" w:themeColor="text1"/>
+        </w:rPr>
+      </w:pPr>
+      <w:r>
+        <w:rPr>
+          <w:rFonts w:ascii="Georgia Pro" w:eastAsia="Georgia Pro" w:hAnsi="Georgia Pro" w:cs="Georgia Pro"/>
+          <w:color w:val="000000" w:themeColor="text1"/>
+        </w:rPr>
+        <w:br w:type="page"/>
+      </w:r>
+    </w:p>
+    <w:p>
+      <w:pPr>
+        <w:spacing w:after="0" w:line="480" w:lineRule="auto"/>
+        <w:rPr>
+          <w:rFonts w:ascii="Georgia Pro" w:eastAsia="Georgia Pro" w:hAnsi="Georgia Pro" w:cs="Georgia Pro"/>
+          <w:color w:val="000000" w:themeColor="text1"/>
+        </w:rPr>
+      </w:pPr>
+      <w:r>
+        <w:rPr>
+          <w:rFonts w:ascii="Georgia Pro" w:eastAsia="Georgia Pro" w:hAnsi="Georgia Pro" w:cs="Georgia Pro"/>
+          <w:color w:val="000000" w:themeColor="text1"/>
+        </w:rPr>
+        <w:lastRenderedPageBreak/>
+        <w:t>Paste:</w:t>
+      </w:r>
+    </w:p>
+    <w:p>
+      <w:pPr>
+        <w:pBdr>
+          <w:top w:val="single" w:sz="4" w:space="1" w:color="auto"/>
+          <w:left w:val="single" w:sz="4" w:space="4" w:color="auto"/>
+          <w:bottom w:val="single" w:sz="4" w:space="1" w:color="auto"/>
+          <w:right w:val="single" w:sz="4" w:space="4" w:color="auto"/>
+        </w:pBdr>
+        <w:shd w:val="clear" w:color="auto" w:fill="F2F2F2" w:themeFill="background1" w:themeFillShade="F2"/>
+        <w:spacing w:after="0" w:line="480" w:lineRule="auto"/>
+        <w:rPr>
+          <w:rFonts w:ascii="Georgia Pro" w:eastAsia="Georgia Pro" w:hAnsi="Georgia Pro" w:cs="Georgia Pro"/>
+          <w:color w:val="000000" w:themeColor="text1"/>
+        </w:rPr>
+      </w:pPr>
+      <w:r>
+        <w:rPr>
+          <w:rFonts w:ascii="Georgia Pro" w:eastAsia="Georgia Pro" w:hAnsi="Georgia Pro" w:cs="Georgia Pro"/>
+          <w:color w:val="000000" w:themeColor="text1"/>
+        </w:rPr>
+        <w:t>from flask import Flask</w:t>
+      </w:r>
+      <w:r>
+        <w:rPr>
+          <w:rFonts w:ascii="Georgia Pro" w:eastAsia="Georgia Pro" w:hAnsi="Georgia Pro" w:cs="Georgia Pro"/>
+          <w:color w:val="000000" w:themeColor="text1"/>
+        </w:rPr>
+        <w:br/>
+        <w:t xml:space="preserve">import </w:t>
+      </w:r>
+      <w:proofErr w:type="spellStart"/>
+      <w:r>
+        <w:rPr>
+          <w:rFonts w:ascii="Georgia Pro" w:eastAsia="Georgia Pro" w:hAnsi="Georgia Pro" w:cs="Georgia Pro"/>
+          <w:color w:val="000000" w:themeColor="text1"/>
+        </w:rPr>
+        <w:t>mysql.connector</w:t>
+      </w:r>
+      <w:proofErr w:type="spellEnd"/>
+      <w:r>
+        <w:rPr>
+          <w:rFonts w:ascii="Georgia Pro" w:eastAsia="Georgia Pro" w:hAnsi="Georgia Pro" w:cs="Georgia Pro"/>
+          <w:color w:val="000000" w:themeColor="text1"/>
+        </w:rPr>
+        <w:br/>
+        <w:t>app = Flask(__name__)</w:t>
+      </w:r>
+      <w:r>
+        <w:rPr>
+          <w:rFonts w:ascii="Georgia Pro" w:eastAsia="Georgia Pro" w:hAnsi="Georgia Pro" w:cs="Georgia Pro"/>
+          <w:color w:val="000000" w:themeColor="text1"/>
+        </w:rPr>
+        <w:br/>
+        <w:t>@app.route('/')</w:t>
+      </w:r>
+      <w:r>
+        <w:rPr>
+          <w:rFonts w:ascii="Georgia Pro" w:eastAsia="Georgia Pro" w:hAnsi="Georgia Pro" w:cs="Georgia Pro"/>
+          <w:color w:val="000000" w:themeColor="text1"/>
+        </w:rPr>
+        <w:br/>
+        <w:t>def home():</w:t>
+      </w:r>
+      <w:r>
+        <w:rPr>
+          <w:rFonts w:ascii="Georgia Pro" w:eastAsia="Georgia Pro" w:hAnsi="Georgia Pro" w:cs="Georgia Pro"/>
+          <w:color w:val="000000" w:themeColor="text1"/>
+        </w:rPr>
+        <w:br/>
+        <w:t xml:space="preserve">    conn = </w:t>
+      </w:r>
+      <w:proofErr w:type="spellStart"/>
+      <w:r>
+        <w:rPr>
+          <w:rFonts w:ascii="Georgia Pro" w:eastAsia="Georgia Pro" w:hAnsi="Georgia Pro" w:cs="Georgia Pro"/>
+          <w:color w:val="000000" w:themeColor="text1"/>
+        </w:rPr>
+        <w:t>mysql.connector.connect</w:t>
+      </w:r>
+      <w:proofErr w:type="spellEnd"/>
+      <w:r>
+        <w:rPr>
+          <w:rFonts w:ascii="Georgia Pro" w:eastAsia="Georgia Pro" w:hAnsi="Georgia Pro" w:cs="Georgia Pro"/>
+          <w:color w:val="000000" w:themeColor="text1"/>
+        </w:rPr>
+        <w:t>(</w:t>
+      </w:r>
+      <w:r>
+        <w:rPr>
+          <w:rFonts w:ascii="Georgia Pro" w:eastAsia="Georgia Pro" w:hAnsi="Georgia Pro" w:cs="Georgia Pro"/>
+          <w:color w:val="000000" w:themeColor="text1"/>
+        </w:rPr>
+        <w:br/>
+        <w:t xml:space="preserve">        host="</w:t>
+      </w:r>
+      <w:proofErr w:type="spellStart"/>
+      <w:r>
+        <w:rPr>
+          <w:rFonts w:ascii="Georgia Pro" w:eastAsia="Georgia Pro" w:hAnsi="Georgia Pro" w:cs="Georgia Pro"/>
+          <w:color w:val="000000" w:themeColor="text1"/>
+        </w:rPr>
+        <w:t>mysql-db</w:t>
+      </w:r>
+      <w:proofErr w:type="spellEnd"/>
+      <w:r>
+        <w:rPr>
+          <w:rFonts w:ascii="Georgia Pro" w:eastAsia="Georgia Pro" w:hAnsi="Georgia Pro" w:cs="Georgia Pro"/>
+          <w:color w:val="000000" w:themeColor="text1"/>
+        </w:rPr>
+        <w:t>",</w:t>
+      </w:r>
+      <w:r>
+        <w:rPr>
+          <w:rFonts w:ascii="Georgia Pro" w:eastAsia="Georgia Pro" w:hAnsi="Georgia Pro" w:cs="Georgia Pro"/>
+          <w:color w:val="000000" w:themeColor="text1"/>
+        </w:rPr>
+        <w:br/>
+        <w:t xml:space="preserve">        user="root",</w:t>
+      </w:r>
+      <w:r>
+        <w:rPr>
+          <w:rFonts w:ascii="Georgia Pro" w:eastAsia="Georgia Pro" w:hAnsi="Georgia Pro" w:cs="Georgia Pro"/>
+          <w:color w:val="000000" w:themeColor="text1"/>
+        </w:rPr>
+        <w:br/>
+        <w:t xml:space="preserve">        password="password123",</w:t>
+      </w:r>
+      <w:r>
+        <w:rPr>
+          <w:rFonts w:ascii="Georgia Pro" w:eastAsia="Georgia Pro" w:hAnsi="Georgia Pro" w:cs="Georgia Pro"/>
+          <w:color w:val="000000" w:themeColor="text1"/>
+        </w:rPr>
+        <w:br/>
+        <w:t xml:space="preserve">        database="</w:t>
+      </w:r>
+      <w:proofErr w:type="spellStart"/>
+      <w:r>
+        <w:rPr>
+          <w:rFonts w:ascii="Georgia Pro" w:eastAsia="Georgia Pro" w:hAnsi="Georgia Pro" w:cs="Georgia Pro"/>
+          <w:color w:val="000000" w:themeColor="text1"/>
+        </w:rPr>
+        <w:t>salesdb</w:t>
+      </w:r>
+      <w:proofErr w:type="spellEnd"/>
+      <w:r>
+        <w:rPr>
+          <w:rFonts w:ascii="Georgia Pro" w:eastAsia="Georgia Pro" w:hAnsi="Georgia Pro" w:cs="Georgia Pro"/>
+          <w:color w:val="000000" w:themeColor="text1"/>
+        </w:rPr>
+        <w:t>"</w:t>
+      </w:r>
+      <w:r>
+        <w:rPr>
+          <w:rFonts w:ascii="Georgia Pro" w:eastAsia="Georgia Pro" w:hAnsi="Georgia Pro" w:cs="Georgia Pro"/>
+          <w:color w:val="000000" w:themeColor="text1"/>
+        </w:rPr>
+        <w:br/>
+        <w:t xml:space="preserve">    )</w:t>
+      </w:r>
+      <w:r>
+        <w:rPr>
+          <w:rFonts w:ascii="Georgia Pro" w:eastAsia="Georgia Pro" w:hAnsi="Georgia Pro" w:cs="Georgia Pro"/>
+          <w:color w:val="000000" w:themeColor="text1"/>
+        </w:rPr>
+        <w:br/>
+        <w:t xml:space="preserve">    cursor = </w:t>
+      </w:r>
+      <w:proofErr w:type="spellStart"/>
+      <w:r>
+        <w:rPr>
+          <w:rFonts w:ascii="Georgia Pro" w:eastAsia="Georgia Pro" w:hAnsi="Georgia Pro" w:cs="Georgia Pro"/>
+          <w:color w:val="000000" w:themeColor="text1"/>
+        </w:rPr>
+        <w:t>conn.cursor</w:t>
+      </w:r>
+      <w:proofErr w:type="spellEnd"/>
+      <w:r>
+        <w:rPr>
+          <w:rFonts w:ascii="Georgia Pro" w:eastAsia="Georgia Pro" w:hAnsi="Georgia Pro" w:cs="Georgia Pro"/>
+          <w:color w:val="000000" w:themeColor="text1"/>
+        </w:rPr>
+        <w:t>()</w:t>
+      </w:r>
+      <w:r>
+        <w:rPr>
+          <w:rFonts w:ascii="Georgia Pro" w:eastAsia="Georgia Pro" w:hAnsi="Georgia Pro" w:cs="Georgia Pro"/>
+          <w:color w:val="000000" w:themeColor="text1"/>
+        </w:rPr>
+        <w:br/>
+        <w:t xml:space="preserve">    </w:t>
+      </w:r>
+      <w:proofErr w:type="spellStart"/>
+      <w:r>
+        <w:rPr>
+          <w:rFonts w:ascii="Georgia Pro" w:eastAsia="Georgia Pro" w:hAnsi="Georgia Pro" w:cs="Georgia Pro"/>
+          <w:color w:val="000000" w:themeColor="text1"/>
+        </w:rPr>
+        <w:t>cursor.execute</w:t>
+      </w:r>
+      <w:proofErr w:type="spellEnd"/>
+      <w:r>
+        <w:rPr>
+          <w:rFonts w:ascii="Georgia Pro" w:eastAsia="Georgia Pro" w:hAnsi="Georgia Pro" w:cs="Georgia Pro"/>
+          <w:color w:val="000000" w:themeColor="text1"/>
+        </w:rPr>
+        <w:t>("SELECT * FROM customers")</w:t>
+      </w:r>
+      <w:r>
+        <w:rPr>
+          <w:rFonts w:ascii="Georgia Pro" w:eastAsia="Georgia Pro" w:hAnsi="Georgia Pro" w:cs="Georgia Pro"/>
+          <w:color w:val="000000" w:themeColor="text1"/>
+        </w:rPr>
+        <w:br/>
+        <w:t xml:space="preserve">    rows = </w:t>
+      </w:r>
+      <w:proofErr w:type="spellStart"/>
+      <w:r>
+        <w:rPr>
+          <w:rFonts w:ascii="Georgia Pro" w:eastAsia="Georgia Pro" w:hAnsi="Georgia Pro" w:cs="Georgia Pro"/>
+          <w:color w:val="000000" w:themeColor="text1"/>
+        </w:rPr>
+        <w:t>cursor.fetchall</w:t>
+      </w:r>
+      <w:proofErr w:type="spellEnd"/>
+      <w:r>
+        <w:rPr>
+          <w:rFonts w:ascii="Georgia Pro" w:eastAsia="Georgia Pro" w:hAnsi="Georgia Pro" w:cs="Georgia Pro"/>
+          <w:color w:val="000000" w:themeColor="text1"/>
+        </w:rPr>
+        <w:t>()</w:t>
+      </w:r>
+      <w:r>
+        <w:rPr>
+          <w:rFonts w:ascii="Georgia Pro" w:eastAsia="Georgia Pro" w:hAnsi="Georgia Pro" w:cs="Georgia Pro"/>
+          <w:color w:val="000000" w:themeColor="text1"/>
+        </w:rPr>
+        <w:br/>
+        <w:t xml:space="preserve">    result = ""</w:t>
+      </w:r>
+      <w:r>
+        <w:rPr>
+          <w:rFonts w:ascii="Georgia Pro" w:eastAsia="Georgia Pro" w:hAnsi="Georgia Pro" w:cs="Georgia Pro"/>
+          <w:color w:val="000000" w:themeColor="text1"/>
+        </w:rPr>
+        <w:br/>
+        <w:t xml:space="preserve">    for row in rows:</w:t>
+      </w:r>
+      <w:r>
+        <w:rPr>
+          <w:rFonts w:ascii="Georgia Pro" w:eastAsia="Georgia Pro" w:hAnsi="Georgia Pro" w:cs="Georgia Pro"/>
+          <w:color w:val="000000" w:themeColor="text1"/>
+        </w:rPr>
+        <w:br/>
+        <w:t xml:space="preserve">        result += f"{row}&lt;</w:t>
+      </w:r>
+      <w:proofErr w:type="spellStart"/>
+      <w:r>
+        <w:rPr>
+          <w:rFonts w:ascii="Georgia Pro" w:eastAsia="Georgia Pro" w:hAnsi="Georgia Pro" w:cs="Georgia Pro"/>
+          <w:color w:val="000000" w:themeColor="text1"/>
+        </w:rPr>
+        <w:t>br</w:t>
+      </w:r>
+      <w:proofErr w:type="spellEnd"/>
+      <w:r>
+        <w:rPr>
+          <w:rFonts w:ascii="Georgia Pro" w:eastAsia="Georgia Pro" w:hAnsi="Georgia Pro" w:cs="Georgia Pro"/>
+          <w:color w:val="000000" w:themeColor="text1"/>
+        </w:rPr>
+        <w:t>&gt;"</w:t>
+      </w:r>
+      <w:r>
+        <w:rPr>
+          <w:rFonts w:ascii="Georgia Pro" w:eastAsia="Georgia Pro" w:hAnsi="Georgia Pro" w:cs="Georgia Pro"/>
+          <w:color w:val="000000" w:themeColor="text1"/>
+        </w:rPr>
+        <w:br/>
+        <w:t xml:space="preserve">    </w:t>
+      </w:r>
+      <w:proofErr w:type="spellStart"/>
+      <w:r>
+        <w:rPr>
+          <w:rFonts w:ascii="Georgia Pro" w:eastAsia="Georgia Pro" w:hAnsi="Georgia Pro" w:cs="Georgia Pro"/>
+          <w:color w:val="000000" w:themeColor="text1"/>
+        </w:rPr>
+        <w:t>conn.close</w:t>
+      </w:r>
+      <w:proofErr w:type="spellEnd"/>
+      <w:r>
+        <w:rPr>
+          <w:rFonts w:ascii="Georgia Pro" w:eastAsia="Georgia Pro" w:hAnsi="Georgia Pro" w:cs="Georgia Pro"/>
+          <w:color w:val="000000" w:themeColor="text1"/>
+        </w:rPr>
+        <w:t>()</w:t>
+      </w:r>
+      <w:r>
+        <w:rPr>
+          <w:rFonts w:ascii="Georgia Pro" w:eastAsia="Georgia Pro" w:hAnsi="Georgia Pro" w:cs="Georgia Pro"/>
+          <w:color w:val="000000" w:themeColor="text1"/>
+        </w:rPr>
+        <w:br/>
+        <w:t xml:space="preserve">    return result</w:t>
+      </w:r>
+      <w:r>
+        <w:rPr>
+          <w:rFonts w:ascii="Georgia Pro" w:eastAsia="Georgia Pro" w:hAnsi="Georgia Pro" w:cs="Georgia Pro"/>
+          <w:color w:val="000000" w:themeColor="text1"/>
+        </w:rPr>
+        <w:br/>
+      </w:r>
+      <w:proofErr w:type="spellStart"/>
+      <w:r>
+        <w:rPr>
+          <w:rFonts w:ascii="Georgia Pro" w:eastAsia="Georgia Pro" w:hAnsi="Georgia Pro" w:cs="Georgia Pro"/>
+          <w:color w:val="000000" w:themeColor="text1"/>
+        </w:rPr>
+        <w:t>app.run</w:t>
+      </w:r>
+      <w:proofErr w:type="spellEnd"/>
+      <w:r>
+        <w:rPr>
+          <w:rFonts w:ascii="Georgia Pro" w:eastAsia="Georgia Pro" w:hAnsi="Georgia Pro" w:cs="Georgia Pro"/>
+          <w:color w:val="000000" w:themeColor="text1"/>
+        </w:rPr>
+        <w:t>(host='0.0.0.0', port=5000)</w:t>
+      </w:r>
+    </w:p>
+    <w:p>
+      <w:pPr>
+        <w:spacing w:after="0" w:line="480" w:lineRule="auto"/>
+        <w:rPr>
+          <w:rFonts w:ascii="Georgia Pro" w:eastAsia="Georgia Pro" w:hAnsi="Georgia Pro" w:cs="Georgia Pro"/>
+          <w:color w:val="000000" w:themeColor="text1"/>
+        </w:rPr>
+      </w:pPr>
+    </w:p>
+    <w:p>
+      <w:pPr>
+        <w:spacing w:after="0" w:line="480" w:lineRule="auto"/>
+        <w:rPr>
+          <w:rFonts w:ascii="Georgia Pro" w:eastAsia="Georgia Pro" w:hAnsi="Georgia Pro" w:cs="Georgia Pro"/>
+          <w:color w:val="000000" w:themeColor="text1"/>
+        </w:rPr>
+      </w:pPr>
+      <w:r>
+        <w:rPr>
+          <w:rFonts w:ascii="Georgia Pro" w:eastAsia="Georgia Pro" w:hAnsi="Georgia Pro" w:cs="Georgia Pro"/>
+          <w:color w:val="000000" w:themeColor="text1"/>
+        </w:rPr>
+        <w:t>Save and exit.</w:t>
+      </w:r>
+    </w:p>
+    <w:p>
+      <w:pPr>
+        <w:spacing w:after="0" w:line="480" w:lineRule="auto"/>
+        <w:rPr>
+          <w:rFonts w:ascii="Georgia Pro" w:eastAsia="Georgia Pro" w:hAnsi="Georgia Pro" w:cs="Georgia Pro"/>
+          <w:color w:val="000000" w:themeColor="text1"/>
+        </w:rPr>
+      </w:pPr>
+      <w:r>
+        <w:rPr>
+          <w:rFonts w:ascii="Georgia Pro" w:eastAsia="Georgia Pro" w:hAnsi="Georgia Pro" w:cs="Georgia Pro"/>
+          <w:color w:val="000000" w:themeColor="text1"/>
+        </w:rPr>
+        <w:pict w14:anchorId="44FFD0C1">
+          <v:rect id="_x0000_i1042" style="width:0;height:1.5pt" o:hralign="center" o:hrstd="t" o:hr="t" fillcolor="#a0a0a0" stroked="f"/>
+        </w:pict>
+      </w:r>
+    </w:p>
+    <w:p>
+      <w:pPr>
+        <w:spacing w:after="0" w:line="480" w:lineRule="auto"/>
+        <w:rPr>
+          <w:rFonts w:ascii="Georgia Pro" w:eastAsia="Georgia Pro" w:hAnsi="Georgia Pro" w:cs="Georgia Pro"/>
+          <w:b/>
+          <w:bCs/>
+          <w:color w:val="000000" w:themeColor="text1"/>
+        </w:rPr>
+      </w:pPr>
+      <w:r>
+        <w:rPr>
+          <w:rFonts w:ascii="Georgia Pro" w:eastAsia="Georgia Pro" w:hAnsi="Georgia Pro" w:cs="Georgia Pro"/>
+          <w:b/>
+          <w:bCs/>
+          <w:color w:val="000000" w:themeColor="text1"/>
+        </w:rPr>
+        <w:t>Step 15: Create Requirements File</w:t>
+      </w:r>
+    </w:p>
+    <w:p>
+      <w:pPr>
+        <w:pBdr>
+          <w:top w:val="single" w:sz="4" w:space="1" w:color="auto"/>
+          <w:left w:val="single" w:sz="4" w:space="4" w:color="auto"/>
+          <w:bottom w:val="single" w:sz="4" w:space="1" w:color="auto"/>
+          <w:right w:val="single" w:sz="4" w:space="4" w:color="auto"/>
+        </w:pBdr>
+        <w:shd w:val="clear" w:color="auto" w:fill="F2F2F2" w:themeFill="background1" w:themeFillShade="F2"/>
+        <w:spacing w:after="0" w:line="480" w:lineRule="auto"/>
+        <w:rPr>
+          <w:rFonts w:ascii="Georgia Pro" w:eastAsia="Georgia Pro" w:hAnsi="Georgia Pro" w:cs="Georgia Pro"/>
+          <w:color w:val="000000" w:themeColor="text1"/>
+        </w:rPr>
+      </w:pPr>
+      <w:r>
+        <w:rPr>
+          <w:rFonts w:ascii="Georgia Pro" w:eastAsia="Georgia Pro" w:hAnsi="Georgia Pro" w:cs="Georgia Pro"/>
+          <w:color w:val="000000" w:themeColor="text1"/>
+        </w:rPr>
+        <w:t>nano requirements.txt</w:t>
+      </w:r>
+    </w:p>
+    <w:p>
+      <w:pPr>
+        <w:spacing w:after="0" w:line="480" w:lineRule="auto"/>
+        <w:rPr>
+          <w:rFonts w:ascii="Georgia Pro" w:eastAsia="Georgia Pro" w:hAnsi="Georgia Pro" w:cs="Georgia Pro"/>
+          <w:color w:val="000000" w:themeColor="text1"/>
+        </w:rPr>
+      </w:pPr>
+    </w:p>
+    <w:p>
+      <w:pPr>
+        <w:spacing w:after="0" w:line="480" w:lineRule="auto"/>
+        <w:rPr>
+          <w:rFonts w:ascii="Georgia Pro" w:eastAsia="Georgia Pro" w:hAnsi="Georgia Pro" w:cs="Georgia Pro"/>
+          <w:color w:val="000000" w:themeColor="text1"/>
+        </w:rPr>
+      </w:pPr>
+      <w:r>
+        <w:rPr>
+          <w:rFonts w:ascii="Georgia Pro" w:eastAsia="Georgia Pro" w:hAnsi="Georgia Pro" w:cs="Georgia Pro"/>
+          <w:color w:val="000000" w:themeColor="text1"/>
+        </w:rPr>
+        <w:lastRenderedPageBreak/>
+        <w:t>Paste:</w:t>
+      </w:r>
+    </w:p>
+    <w:p>
+      <w:pPr>
+        <w:pBdr>
+          <w:top w:val="single" w:sz="4" w:space="1" w:color="auto"/>
+          <w:left w:val="single" w:sz="4" w:space="4" w:color="auto"/>
+          <w:bottom w:val="single" w:sz="4" w:space="1" w:color="auto"/>
+          <w:right w:val="single" w:sz="4" w:space="4" w:color="auto"/>
+        </w:pBdr>
+        <w:shd w:val="clear" w:color="auto" w:fill="F2F2F2" w:themeFill="background1" w:themeFillShade="F2"/>
+        <w:spacing w:after="0" w:line="480" w:lineRule="auto"/>
+        <w:rPr>
+          <w:rFonts w:ascii="Georgia Pro" w:eastAsia="Georgia Pro" w:hAnsi="Georgia Pro" w:cs="Georgia Pro"/>
+          <w:color w:val="000000" w:themeColor="text1"/>
+        </w:rPr>
+      </w:pPr>
+      <w:r>
+        <w:rPr>
+          <w:rFonts w:ascii="Georgia Pro" w:eastAsia="Georgia Pro" w:hAnsi="Georgia Pro" w:cs="Georgia Pro"/>
+          <w:color w:val="000000" w:themeColor="text1"/>
+        </w:rPr>
+        <w:t>flask</w:t>
+      </w:r>
+      <w:r>
+        <w:rPr>
+          <w:rFonts w:ascii="Georgia Pro" w:eastAsia="Georgia Pro" w:hAnsi="Georgia Pro" w:cs="Georgia Pro"/>
+          <w:color w:val="000000" w:themeColor="text1"/>
+        </w:rPr>
+        <w:br/>
+      </w:r>
+      <w:proofErr w:type="spellStart"/>
+      <w:r>
+        <w:rPr>
+          <w:rFonts w:ascii="Georgia Pro" w:eastAsia="Georgia Pro" w:hAnsi="Georgia Pro" w:cs="Georgia Pro"/>
+          <w:color w:val="000000" w:themeColor="text1"/>
+        </w:rPr>
+        <w:t>mysql</w:t>
+      </w:r>
+      <w:proofErr w:type="spellEnd"/>
+      <w:r>
+        <w:rPr>
+          <w:rFonts w:ascii="Georgia Pro" w:eastAsia="Georgia Pro" w:hAnsi="Georgia Pro" w:cs="Georgia Pro"/>
+          <w:color w:val="000000" w:themeColor="text1"/>
+        </w:rPr>
+        <w:t>-connector-python</w:t>
+      </w:r>
+    </w:p>
+    <w:p>
+      <w:pPr>
+        <w:spacing w:after="0" w:line="480" w:lineRule="auto"/>
+        <w:rPr>
+          <w:rFonts w:ascii="Georgia Pro" w:eastAsia="Georgia Pro" w:hAnsi="Georgia Pro" w:cs="Georgia Pro"/>
+          <w:color w:val="000000" w:themeColor="text1"/>
+        </w:rPr>
+      </w:pPr>
+    </w:p>
+    <w:p>
+      <w:pPr>
+        <w:spacing w:after="0" w:line="480" w:lineRule="auto"/>
+        <w:rPr>
+          <w:rFonts w:ascii="Georgia Pro" w:eastAsia="Georgia Pro" w:hAnsi="Georgia Pro" w:cs="Georgia Pro"/>
+          <w:color w:val="000000" w:themeColor="text1"/>
+        </w:rPr>
+      </w:pPr>
+      <w:r>
+        <w:rPr>
+          <w:rFonts w:ascii="Georgia Pro" w:eastAsia="Georgia Pro" w:hAnsi="Georgia Pro" w:cs="Georgia Pro"/>
+          <w:color w:val="000000" w:themeColor="text1"/>
+        </w:rPr>
+        <w:t>Save and exit.</w:t>
+      </w:r>
+    </w:p>
+    <w:p>
+      <w:pPr>
+        <w:spacing w:after="0" w:line="480" w:lineRule="auto"/>
+        <w:rPr>
+          <w:rFonts w:ascii="Georgia Pro" w:eastAsia="Georgia Pro" w:hAnsi="Georgia Pro" w:cs="Georgia Pro"/>
+          <w:color w:val="000000" w:themeColor="text1"/>
+        </w:rPr>
+      </w:pPr>
+      <w:r>
+        <w:rPr>
+          <w:rFonts w:ascii="Georgia Pro" w:eastAsia="Georgia Pro" w:hAnsi="Georgia Pro" w:cs="Georgia Pro"/>
+          <w:color w:val="000000" w:themeColor="text1"/>
+        </w:rPr>
+        <w:pict w14:anchorId="24F84518">
+          <v:rect id="_x0000_i1043" style="width:0;height:1.5pt" o:hralign="center" o:hrstd="t" o:hr="t" fillcolor="#a0a0a0" stroked="f"/>
+        </w:pict>
+      </w:r>
+    </w:p>
+    <w:p>
+      <w:pPr>
+        <w:spacing w:after="0" w:line="480" w:lineRule="auto"/>
+        <w:rPr>
+          <w:rFonts w:ascii="Georgia Pro" w:eastAsia="Georgia Pro" w:hAnsi="Georgia Pro" w:cs="Georgia Pro"/>
+          <w:b/>
+          <w:bCs/>
+          <w:color w:val="000000" w:themeColor="text1"/>
+        </w:rPr>
+      </w:pPr>
+      <w:r>
+        <w:rPr>
+          <w:rFonts w:ascii="Georgia Pro" w:eastAsia="Georgia Pro" w:hAnsi="Georgia Pro" w:cs="Georgia Pro"/>
+          <w:b/>
+          <w:bCs/>
+          <w:color w:val="000000" w:themeColor="text1"/>
+        </w:rPr>
+        <w:t xml:space="preserve">Step 16: Create Backend </w:t>
+      </w:r>
+      <w:proofErr w:type="spellStart"/>
+      <w:r>
+        <w:rPr>
+          <w:rFonts w:ascii="Georgia Pro" w:eastAsia="Georgia Pro" w:hAnsi="Georgia Pro" w:cs="Georgia Pro"/>
+          <w:b/>
+          <w:bCs/>
+          <w:color w:val="000000" w:themeColor="text1"/>
+        </w:rPr>
+        <w:t>Dockerfile</w:t>
+      </w:r>
+      <w:proofErr w:type="spellEnd"/>
+    </w:p>
+    <w:p>
+      <w:pPr>
+        <w:pBdr>
+          <w:top w:val="single" w:sz="4" w:space="1" w:color="auto"/>
+          <w:left w:val="single" w:sz="4" w:space="4" w:color="auto"/>
+          <w:bottom w:val="single" w:sz="4" w:space="1" w:color="auto"/>
+          <w:right w:val="single" w:sz="4" w:space="4" w:color="auto"/>
+        </w:pBdr>
+        <w:shd w:val="clear" w:color="auto" w:fill="F2F2F2" w:themeFill="background1" w:themeFillShade="F2"/>
+        <w:spacing w:after="0" w:line="480" w:lineRule="auto"/>
+        <w:rPr>
+          <w:rFonts w:ascii="Georgia Pro" w:eastAsia="Georgia Pro" w:hAnsi="Georgia Pro" w:cs="Georgia Pro"/>
+          <w:color w:val="000000" w:themeColor="text1"/>
+        </w:rPr>
+      </w:pPr>
+      <w:r>
+        <w:rPr>
+          <w:rFonts w:ascii="Georgia Pro" w:eastAsia="Georgia Pro" w:hAnsi="Georgia Pro" w:cs="Georgia Pro"/>
+          <w:color w:val="000000" w:themeColor="text1"/>
+        </w:rPr>
+        <w:t xml:space="preserve">nano </w:t>
+      </w:r>
+      <w:proofErr w:type="spellStart"/>
+      <w:r>
+        <w:rPr>
+          <w:rFonts w:ascii="Georgia Pro" w:eastAsia="Georgia Pro" w:hAnsi="Georgia Pro" w:cs="Georgia Pro"/>
+          <w:color w:val="000000" w:themeColor="text1"/>
+        </w:rPr>
+        <w:t>Dockerfile</w:t>
+      </w:r>
+      <w:proofErr w:type="spellEnd"/>
+    </w:p>
+    <w:p>
+      <w:pPr>
+        <w:spacing w:after="0" w:line="480" w:lineRule="auto"/>
+        <w:rPr>
+          <w:rFonts w:ascii="Georgia Pro" w:eastAsia="Georgia Pro" w:hAnsi="Georgia Pro" w:cs="Georgia Pro"/>
+          <w:color w:val="000000" w:themeColor="text1"/>
+        </w:rPr>
+      </w:pPr>
+    </w:p>
+    <w:p>
+      <w:pPr>
+        <w:spacing w:after="0" w:line="480" w:lineRule="auto"/>
+        <w:rPr>
+          <w:rFonts w:ascii="Georgia Pro" w:eastAsia="Georgia Pro" w:hAnsi="Georgia Pro" w:cs="Georgia Pro"/>
+          <w:color w:val="000000" w:themeColor="text1"/>
+        </w:rPr>
+      </w:pPr>
+      <w:r>
+        <w:rPr>
+          <w:rFonts w:ascii="Georgia Pro" w:eastAsia="Georgia Pro" w:hAnsi="Georgia Pro" w:cs="Georgia Pro"/>
+          <w:color w:val="000000" w:themeColor="text1"/>
+        </w:rPr>
+        <w:t>Paste:</w:t>
+      </w:r>
+    </w:p>
+    <w:p>
+      <w:pPr>
+        <w:pBdr>
+          <w:top w:val="single" w:sz="4" w:space="1" w:color="auto"/>
+          <w:left w:val="single" w:sz="4" w:space="4" w:color="auto"/>
+          <w:bottom w:val="single" w:sz="4" w:space="1" w:color="auto"/>
+          <w:right w:val="single" w:sz="4" w:space="4" w:color="auto"/>
+        </w:pBdr>
+        <w:shd w:val="clear" w:color="auto" w:fill="F2F2F2" w:themeFill="background1" w:themeFillShade="F2"/>
+        <w:spacing w:after="0" w:line="480" w:lineRule="auto"/>
+        <w:rPr>
+          <w:rFonts w:ascii="Georgia Pro" w:eastAsia="Georgia Pro" w:hAnsi="Georgia Pro" w:cs="Georgia Pro"/>
+          <w:color w:val="000000" w:themeColor="text1"/>
+        </w:rPr>
+      </w:pPr>
+      <w:r>
+        <w:rPr>
+          <w:rFonts w:ascii="Georgia Pro" w:eastAsia="Georgia Pro" w:hAnsi="Georgia Pro" w:cs="Georgia Pro"/>
+          <w:color w:val="000000" w:themeColor="text1"/>
+        </w:rPr>
+        <w:t>FROM python:3.10</w:t>
+      </w:r>
+      <w:r>
+        <w:rPr>
+          <w:rFonts w:ascii="Georgia Pro" w:eastAsia="Georgia Pro" w:hAnsi="Georgia Pro" w:cs="Georgia Pro"/>
+          <w:color w:val="000000" w:themeColor="text1"/>
+        </w:rPr>
+        <w:br/>
+        <w:t>WORKDIR /app</w:t>
+      </w:r>
+      <w:r>
+        <w:rPr>
+          <w:rFonts w:ascii="Georgia Pro" w:eastAsia="Georgia Pro" w:hAnsi="Georgia Pro" w:cs="Georgia Pro"/>
+          <w:color w:val="000000" w:themeColor="text1"/>
+        </w:rPr>
+        <w:br/>
+        <w:t xml:space="preserve">COPY </w:t>
+      </w:r>
+      <w:proofErr w:type="gramStart"/>
+      <w:r>
+        <w:rPr>
+          <w:rFonts w:ascii="Georgia Pro" w:eastAsia="Georgia Pro" w:hAnsi="Georgia Pro" w:cs="Georgia Pro"/>
+          <w:color w:val="000000" w:themeColor="text1"/>
+        </w:rPr>
+        <w:t>requirements.txt .</w:t>
+      </w:r>
+      <w:proofErr w:type="gramEnd"/>
+      <w:r>
+        <w:rPr>
+          <w:rFonts w:ascii="Georgia Pro" w:eastAsia="Georgia Pro" w:hAnsi="Georgia Pro" w:cs="Georgia Pro"/>
+          <w:color w:val="000000" w:themeColor="text1"/>
+        </w:rPr>
+        <w:br/>
+        <w:t>RUN pip install -r requirements.txt</w:t>
+      </w:r>
+      <w:r>
+        <w:rPr>
+          <w:rFonts w:ascii="Georgia Pro" w:eastAsia="Georgia Pro" w:hAnsi="Georgia Pro" w:cs="Georgia Pro"/>
+          <w:color w:val="000000" w:themeColor="text1"/>
+        </w:rPr>
+        <w:br/>
+      </w:r>
+      <w:proofErr w:type="gramStart"/>
+      <w:r>
+        <w:rPr>
+          <w:rFonts w:ascii="Georgia Pro" w:eastAsia="Georgia Pro" w:hAnsi="Georgia Pro" w:cs="Georgia Pro"/>
+          <w:color w:val="000000" w:themeColor="text1"/>
+        </w:rPr>
+        <w:t>COPY .</w:t>
+      </w:r>
+      <w:proofErr w:type="gramEnd"/>
+      <w:r>
+        <w:rPr>
+          <w:rFonts w:ascii="Georgia Pro" w:eastAsia="Georgia Pro" w:hAnsi="Georgia Pro" w:cs="Georgia Pro"/>
+          <w:color w:val="000000" w:themeColor="text1"/>
+        </w:rPr>
+        <w:t xml:space="preserve"> .</w:t>
+      </w:r>
+      <w:r>
+        <w:rPr>
+          <w:rFonts w:ascii="Georgia Pro" w:eastAsia="Georgia Pro" w:hAnsi="Georgia Pro" w:cs="Georgia Pro"/>
+          <w:color w:val="000000" w:themeColor="text1"/>
+        </w:rPr>
+        <w:br/>
+        <w:t>CMD ["python", "app.py"]</w:t>
+      </w:r>
+    </w:p>
+    <w:p>
+      <w:pPr>
+        <w:spacing w:after="0" w:line="480" w:lineRule="auto"/>
+        <w:rPr>
+          <w:rFonts w:ascii="Georgia Pro" w:eastAsia="Georgia Pro" w:hAnsi="Georgia Pro" w:cs="Georgia Pro"/>
+          <w:color w:val="000000" w:themeColor="text1"/>
+        </w:rPr>
+      </w:pPr>
+    </w:p>
+    <w:p>
+      <w:pPr>
+        <w:spacing w:after="0" w:line="480" w:lineRule="auto"/>
+        <w:rPr>
+          <w:rFonts w:ascii="Georgia Pro" w:eastAsia="Georgia Pro" w:hAnsi="Georgia Pro" w:cs="Georgia Pro"/>
+          <w:color w:val="000000" w:themeColor="text1"/>
+        </w:rPr>
+      </w:pPr>
+      <w:r>
+        <w:rPr>
+          <w:rFonts w:ascii="Georgia Pro" w:eastAsia="Georgia Pro" w:hAnsi="Georgia Pro" w:cs="Georgia Pro"/>
+          <w:color w:val="000000" w:themeColor="text1"/>
+        </w:rPr>
+        <w:t>Save and exit.</w:t>
+      </w:r>
+    </w:p>
+    <w:p>
+      <w:pPr>
+        <w:spacing w:after="0" w:line="480" w:lineRule="auto"/>
+        <w:rPr>
+          <w:rFonts w:ascii="Georgia Pro" w:eastAsia="Georgia Pro" w:hAnsi="Georgia Pro" w:cs="Georgia Pro"/>
+          <w:color w:val="000000" w:themeColor="text1"/>
+        </w:rPr>
+      </w:pPr>
+      <w:r>
+        <w:rPr>
+          <w:rFonts w:ascii="Georgia Pro" w:eastAsia="Georgia Pro" w:hAnsi="Georgia Pro" w:cs="Georgia Pro"/>
+          <w:color w:val="000000" w:themeColor="text1"/>
+        </w:rPr>
+        <w:pict w14:anchorId="637F8069">
+          <v:rect id="_x0000_i1044" style="width:0;height:1.5pt" o:hralign="center" o:hrstd="t" o:hr="t" fillcolor="#a0a0a0" stroked="f"/>
+        </w:pict>
+      </w:r>
+    </w:p>
+    <w:p>
+      <w:pPr>
+        <w:spacing w:after="0" w:line="480" w:lineRule="auto"/>
+        <w:rPr>
+          <w:rFonts w:ascii="Georgia Pro" w:eastAsia="Georgia Pro" w:hAnsi="Georgia Pro" w:cs="Georgia Pro"/>
+          <w:b/>
+          <w:bCs/>
+          <w:color w:val="000000" w:themeColor="text1"/>
+        </w:rPr>
+      </w:pPr>
+      <w:r>
+        <w:rPr>
+          <w:rFonts w:ascii="Georgia Pro" w:eastAsia="Georgia Pro" w:hAnsi="Georgia Pro" w:cs="Georgia Pro"/>
+          <w:b/>
+          <w:bCs/>
+          <w:color w:val="000000" w:themeColor="text1"/>
+        </w:rPr>
+        <w:t>Step 17: Create Docker Compose File</w:t>
+      </w:r>
+    </w:p>
+    <w:p>
+      <w:pPr>
+        <w:spacing w:after="0" w:line="480" w:lineRule="auto"/>
+        <w:rPr>
+          <w:rFonts w:ascii="Georgia Pro" w:eastAsia="Georgia Pro" w:hAnsi="Georgia Pro" w:cs="Georgia Pro"/>
+          <w:color w:val="000000" w:themeColor="text1"/>
+        </w:rPr>
+      </w:pPr>
+      <w:r>
+        <w:rPr>
+          <w:rFonts w:ascii="Georgia Pro" w:eastAsia="Georgia Pro" w:hAnsi="Georgia Pro" w:cs="Georgia Pro"/>
+          <w:color w:val="000000" w:themeColor="text1"/>
+        </w:rPr>
+        <w:t>Move back:</w:t>
+      </w:r>
+    </w:p>
+    <w:p>
+      <w:pPr>
+        <w:pBdr>
+          <w:top w:val="single" w:sz="4" w:space="1" w:color="auto"/>
+          <w:left w:val="single" w:sz="4" w:space="4" w:color="auto"/>
+          <w:bottom w:val="single" w:sz="4" w:space="1" w:color="auto"/>
+          <w:right w:val="single" w:sz="4" w:space="4" w:color="auto"/>
+        </w:pBdr>
+        <w:shd w:val="clear" w:color="auto" w:fill="F2F2F2" w:themeFill="background1" w:themeFillShade="F2"/>
+        <w:spacing w:after="0" w:line="480" w:lineRule="auto"/>
+        <w:rPr>
+          <w:rFonts w:ascii="Georgia Pro" w:eastAsia="Georgia Pro" w:hAnsi="Georgia Pro" w:cs="Georgia Pro"/>
+          <w:color w:val="000000" w:themeColor="text1"/>
+        </w:rPr>
+      </w:pPr>
+      <w:r>
+        <w:rPr>
+          <w:rFonts w:ascii="Georgia Pro" w:eastAsia="Georgia Pro" w:hAnsi="Georgia Pro" w:cs="Georgia Pro"/>
+          <w:color w:val="000000" w:themeColor="text1"/>
+        </w:rPr>
+        <w:t>cd</w:t>
+      </w:r>
+      <w:proofErr w:type="gramStart"/>
+      <w:r>
+        <w:rPr>
+          <w:rFonts w:ascii="Georgia Pro" w:eastAsia="Georgia Pro" w:hAnsi="Georgia Pro" w:cs="Georgia Pro"/>
+          <w:color w:val="000000" w:themeColor="text1"/>
+        </w:rPr>
+        <w:t xml:space="preserve"> ..</w:t>
+      </w:r>
+      <w:proofErr w:type="gramEnd"/>
+    </w:p>
+    <w:p>
+      <w:pPr>
+        <w:spacing w:after="0" w:line="480" w:lineRule="auto"/>
+        <w:rPr>
+          <w:rFonts w:ascii="Georgia Pro" w:eastAsia="Georgia Pro" w:hAnsi="Georgia Pro" w:cs="Georgia Pro"/>
+          <w:color w:val="000000" w:themeColor="text1"/>
+        </w:rPr>
+      </w:pPr>
+    </w:p>
+    <w:p>
+      <w:pPr>
+        <w:spacing w:after="0" w:line="480" w:lineRule="auto"/>
+        <w:rPr>
+          <w:rFonts w:ascii="Georgia Pro" w:eastAsia="Georgia Pro" w:hAnsi="Georgia Pro" w:cs="Georgia Pro"/>
+          <w:color w:val="000000" w:themeColor="text1"/>
+        </w:rPr>
+      </w:pPr>
+      <w:r>
+        <w:rPr>
+          <w:rFonts w:ascii="Georgia Pro" w:eastAsia="Georgia Pro" w:hAnsi="Georgia Pro" w:cs="Georgia Pro"/>
+          <w:color w:val="000000" w:themeColor="text1"/>
+        </w:rPr>
+        <w:t>Create compose file:</w:t>
+      </w:r>
+    </w:p>
+    <w:p>
+      <w:pPr>
+        <w:pBdr>
+          <w:top w:val="single" w:sz="4" w:space="1" w:color="auto"/>
+          <w:left w:val="single" w:sz="4" w:space="4" w:color="auto"/>
+          <w:bottom w:val="single" w:sz="4" w:space="1" w:color="auto"/>
+          <w:right w:val="single" w:sz="4" w:space="4" w:color="auto"/>
+        </w:pBdr>
+        <w:shd w:val="clear" w:color="auto" w:fill="F2F2F2" w:themeFill="background1" w:themeFillShade="F2"/>
+        <w:spacing w:after="0" w:line="480" w:lineRule="auto"/>
+        <w:rPr>
+          <w:rFonts w:ascii="Georgia Pro" w:eastAsia="Georgia Pro" w:hAnsi="Georgia Pro" w:cs="Georgia Pro"/>
+          <w:color w:val="000000" w:themeColor="text1"/>
+        </w:rPr>
+      </w:pPr>
+      <w:r>
+        <w:rPr>
+          <w:rFonts w:ascii="Georgia Pro" w:eastAsia="Georgia Pro" w:hAnsi="Georgia Pro" w:cs="Georgia Pro"/>
+          <w:color w:val="000000" w:themeColor="text1"/>
+        </w:rPr>
+        <w:t>nano docker-</w:t>
+      </w:r>
+      <w:proofErr w:type="spellStart"/>
+      <w:r>
+        <w:rPr>
+          <w:rFonts w:ascii="Georgia Pro" w:eastAsia="Georgia Pro" w:hAnsi="Georgia Pro" w:cs="Georgia Pro"/>
+          <w:color w:val="000000" w:themeColor="text1"/>
+        </w:rPr>
+        <w:t>compose.yml</w:t>
+      </w:r>
+      <w:proofErr w:type="spellEnd"/>
+    </w:p>
+    <w:p>
+      <w:pPr>
+        <w:spacing w:after="0" w:line="480" w:lineRule="auto"/>
+        <w:rPr>
+          <w:rFonts w:ascii="Georgia Pro" w:eastAsia="Georgia Pro" w:hAnsi="Georgia Pro" w:cs="Georgia Pro"/>
+          <w:color w:val="000000" w:themeColor="text1"/>
+        </w:rPr>
+      </w:pPr>
+    </w:p>
+    <w:p>
+      <w:pPr>
+        <w:spacing w:after="0" w:line="480" w:lineRule="auto"/>
+        <w:rPr>
+          <w:rFonts w:ascii="Georgia Pro" w:eastAsia="Georgia Pro" w:hAnsi="Georgia Pro" w:cs="Georgia Pro"/>
+          <w:color w:val="000000" w:themeColor="text1"/>
+        </w:rPr>
+      </w:pPr>
+    </w:p>
+    <w:p>
+      <w:pPr>
+        <w:spacing w:after="0" w:line="480" w:lineRule="auto"/>
+        <w:rPr>
+          <w:rFonts w:ascii="Georgia Pro" w:eastAsia="Georgia Pro" w:hAnsi="Georgia Pro" w:cs="Georgia Pro"/>
+          <w:color w:val="000000" w:themeColor="text1"/>
+        </w:rPr>
+      </w:pPr>
+      <w:r>
+        <w:rPr>
+          <w:rFonts w:ascii="Georgia Pro" w:eastAsia="Georgia Pro" w:hAnsi="Georgia Pro" w:cs="Georgia Pro"/>
+          <w:color w:val="000000" w:themeColor="text1"/>
+        </w:rPr>
+        <w:lastRenderedPageBreak/>
+        <w:t>Paste:</w:t>
+      </w:r>
+    </w:p>
+    <w:p>
+      <w:pPr>
+        <w:pBdr>
+          <w:top w:val="single" w:sz="4" w:space="1" w:color="auto"/>
+          <w:left w:val="single" w:sz="4" w:space="4" w:color="auto"/>
+          <w:bottom w:val="single" w:sz="4" w:space="1" w:color="auto"/>
+          <w:right w:val="single" w:sz="4" w:space="4" w:color="auto"/>
+        </w:pBdr>
+        <w:shd w:val="clear" w:color="auto" w:fill="F2F2F2" w:themeFill="background1" w:themeFillShade="F2"/>
+        <w:spacing w:after="0" w:line="480" w:lineRule="auto"/>
+        <w:rPr>
+          <w:rFonts w:ascii="Georgia Pro" w:eastAsia="Georgia Pro" w:hAnsi="Georgia Pro" w:cs="Georgia Pro"/>
+          <w:color w:val="000000" w:themeColor="text1"/>
+        </w:rPr>
+      </w:pPr>
+      <w:r>
+        <w:rPr>
+          <w:rFonts w:ascii="Georgia Pro" w:eastAsia="Georgia Pro" w:hAnsi="Georgia Pro" w:cs="Georgia Pro"/>
+          <w:color w:val="000000" w:themeColor="text1"/>
+        </w:rPr>
+        <w:t>version: '3'</w:t>
+      </w:r>
+      <w:r>
+        <w:rPr>
+          <w:rFonts w:ascii="Georgia Pro" w:eastAsia="Georgia Pro" w:hAnsi="Georgia Pro" w:cs="Georgia Pro"/>
+          <w:color w:val="000000" w:themeColor="text1"/>
+        </w:rPr>
+        <w:br/>
+        <w:t>services:</w:t>
+      </w:r>
+      <w:r>
+        <w:rPr>
+          <w:rFonts w:ascii="Georgia Pro" w:eastAsia="Georgia Pro" w:hAnsi="Georgia Pro" w:cs="Georgia Pro"/>
+          <w:color w:val="000000" w:themeColor="text1"/>
+        </w:rPr>
+        <w:br/>
+        <w:t xml:space="preserve">  frontend:</w:t>
+      </w:r>
+      <w:r>
+        <w:rPr>
+          <w:rFonts w:ascii="Georgia Pro" w:eastAsia="Georgia Pro" w:hAnsi="Georgia Pro" w:cs="Georgia Pro"/>
+          <w:color w:val="000000" w:themeColor="text1"/>
+        </w:rPr>
+        <w:br/>
+        <w:t xml:space="preserve">    build: ./frontend</w:t>
+      </w:r>
+      <w:r>
+        <w:rPr>
+          <w:rFonts w:ascii="Georgia Pro" w:eastAsia="Georgia Pro" w:hAnsi="Georgia Pro" w:cs="Georgia Pro"/>
+          <w:color w:val="000000" w:themeColor="text1"/>
+        </w:rPr>
+        <w:br/>
+        <w:t xml:space="preserve">    ports:</w:t>
+      </w:r>
+      <w:r>
+        <w:rPr>
+          <w:rFonts w:ascii="Georgia Pro" w:eastAsia="Georgia Pro" w:hAnsi="Georgia Pro" w:cs="Georgia Pro"/>
+          <w:color w:val="000000" w:themeColor="text1"/>
+        </w:rPr>
+        <w:br/>
+        <w:t xml:space="preserve">      - "8080:80"</w:t>
+      </w:r>
+      <w:r>
+        <w:rPr>
+          <w:rFonts w:ascii="Georgia Pro" w:eastAsia="Georgia Pro" w:hAnsi="Georgia Pro" w:cs="Georgia Pro"/>
+          <w:color w:val="000000" w:themeColor="text1"/>
+        </w:rPr>
+        <w:br/>
+      </w:r>
+      <w:r>
+        <w:rPr>
+          <w:rFonts w:ascii="Georgia Pro" w:eastAsia="Georgia Pro" w:hAnsi="Georgia Pro" w:cs="Georgia Pro"/>
+          <w:color w:val="000000" w:themeColor="text1"/>
+        </w:rPr>
+        <w:br/>
+        <w:t xml:space="preserve">  backend:</w:t>
+      </w:r>
+      <w:r>
+        <w:rPr>
+          <w:rFonts w:ascii="Georgia Pro" w:eastAsia="Georgia Pro" w:hAnsi="Georgia Pro" w:cs="Georgia Pro"/>
+          <w:color w:val="000000" w:themeColor="text1"/>
+        </w:rPr>
+        <w:br/>
+        <w:t xml:space="preserve">    build: ./backend</w:t>
+      </w:r>
+      <w:r>
+        <w:rPr>
+          <w:rFonts w:ascii="Georgia Pro" w:eastAsia="Georgia Pro" w:hAnsi="Georgia Pro" w:cs="Georgia Pro"/>
+          <w:color w:val="000000" w:themeColor="text1"/>
+        </w:rPr>
+        <w:br/>
+        <w:t xml:space="preserve">    ports:</w:t>
+      </w:r>
+      <w:r>
+        <w:rPr>
+          <w:rFonts w:ascii="Georgia Pro" w:eastAsia="Georgia Pro" w:hAnsi="Georgia Pro" w:cs="Georgia Pro"/>
+          <w:color w:val="000000" w:themeColor="text1"/>
+        </w:rPr>
+        <w:br/>
+        <w:t xml:space="preserve">      - "5000:5000"</w:t>
+      </w:r>
+      <w:r>
+        <w:rPr>
+          <w:rFonts w:ascii="Georgia Pro" w:eastAsia="Georgia Pro" w:hAnsi="Georgia Pro" w:cs="Georgia Pro"/>
+          <w:color w:val="000000" w:themeColor="text1"/>
+        </w:rPr>
+        <w:br/>
+      </w:r>
+      <w:r>
+        <w:rPr>
+          <w:rFonts w:ascii="Georgia Pro" w:eastAsia="Georgia Pro" w:hAnsi="Georgia Pro" w:cs="Georgia Pro"/>
+          <w:color w:val="000000" w:themeColor="text1"/>
+        </w:rPr>
+        <w:br/>
+        <w:t xml:space="preserve">    </w:t>
+      </w:r>
+      <w:proofErr w:type="spellStart"/>
+      <w:r>
+        <w:rPr>
+          <w:rFonts w:ascii="Georgia Pro" w:eastAsia="Georgia Pro" w:hAnsi="Georgia Pro" w:cs="Georgia Pro"/>
+          <w:color w:val="000000" w:themeColor="text1"/>
+        </w:rPr>
+        <w:t>depends_on</w:t>
+      </w:r>
+      <w:proofErr w:type="spellEnd"/>
+      <w:r>
+        <w:rPr>
+          <w:rFonts w:ascii="Georgia Pro" w:eastAsia="Georgia Pro" w:hAnsi="Georgia Pro" w:cs="Georgia Pro"/>
+          <w:color w:val="000000" w:themeColor="text1"/>
+        </w:rPr>
+        <w:t>:</w:t>
+      </w:r>
+      <w:r>
+        <w:rPr>
+          <w:rFonts w:ascii="Georgia Pro" w:eastAsia="Georgia Pro" w:hAnsi="Georgia Pro" w:cs="Georgia Pro"/>
+          <w:color w:val="000000" w:themeColor="text1"/>
+        </w:rPr>
+        <w:br/>
+        <w:t xml:space="preserve">      - </w:t>
+      </w:r>
+      <w:proofErr w:type="spellStart"/>
+      <w:r>
+        <w:rPr>
+          <w:rFonts w:ascii="Georgia Pro" w:eastAsia="Georgia Pro" w:hAnsi="Georgia Pro" w:cs="Georgia Pro"/>
+          <w:color w:val="000000" w:themeColor="text1"/>
+        </w:rPr>
+        <w:t>mysql-db</w:t>
+      </w:r>
+      <w:proofErr w:type="spellEnd"/>
+      <w:r>
+        <w:rPr>
+          <w:rFonts w:ascii="Georgia Pro" w:eastAsia="Georgia Pro" w:hAnsi="Georgia Pro" w:cs="Georgia Pro"/>
+          <w:color w:val="000000" w:themeColor="text1"/>
+        </w:rPr>
+        <w:br/>
+      </w:r>
+      <w:r>
+        <w:rPr>
+          <w:rFonts w:ascii="Georgia Pro" w:eastAsia="Georgia Pro" w:hAnsi="Georgia Pro" w:cs="Georgia Pro"/>
+          <w:color w:val="000000" w:themeColor="text1"/>
+        </w:rPr>
+        <w:br/>
+        <w:t xml:space="preserve">  </w:t>
+      </w:r>
+      <w:proofErr w:type="spellStart"/>
+      <w:r>
+        <w:rPr>
+          <w:rFonts w:ascii="Georgia Pro" w:eastAsia="Georgia Pro" w:hAnsi="Georgia Pro" w:cs="Georgia Pro"/>
+          <w:color w:val="000000" w:themeColor="text1"/>
+        </w:rPr>
+        <w:t>mysql-db</w:t>
+      </w:r>
+      <w:proofErr w:type="spellEnd"/>
+      <w:r>
+        <w:rPr>
+          <w:rFonts w:ascii="Georgia Pro" w:eastAsia="Georgia Pro" w:hAnsi="Georgia Pro" w:cs="Georgia Pro"/>
+          <w:color w:val="000000" w:themeColor="text1"/>
+        </w:rPr>
+        <w:t>:</w:t>
+      </w:r>
+      <w:r>
+        <w:rPr>
+          <w:rFonts w:ascii="Georgia Pro" w:eastAsia="Georgia Pro" w:hAnsi="Georgia Pro" w:cs="Georgia Pro"/>
+          <w:color w:val="000000" w:themeColor="text1"/>
+        </w:rPr>
+        <w:br/>
+        <w:t xml:space="preserve">    image: mysql:8</w:t>
+      </w:r>
+      <w:r>
+        <w:rPr>
+          <w:rFonts w:ascii="Georgia Pro" w:eastAsia="Georgia Pro" w:hAnsi="Georgia Pro" w:cs="Georgia Pro"/>
+          <w:color w:val="000000" w:themeColor="text1"/>
+        </w:rPr>
+        <w:br/>
+      </w:r>
+      <w:r>
+        <w:rPr>
+          <w:rFonts w:ascii="Georgia Pro" w:eastAsia="Georgia Pro" w:hAnsi="Georgia Pro" w:cs="Georgia Pro"/>
+          <w:color w:val="000000" w:themeColor="text1"/>
+        </w:rPr>
+        <w:br/>
+        <w:t xml:space="preserve">    </w:t>
+      </w:r>
+      <w:proofErr w:type="spellStart"/>
+      <w:r>
+        <w:rPr>
+          <w:rFonts w:ascii="Georgia Pro" w:eastAsia="Georgia Pro" w:hAnsi="Georgia Pro" w:cs="Georgia Pro"/>
+          <w:color w:val="000000" w:themeColor="text1"/>
+        </w:rPr>
+        <w:t>container_name</w:t>
+      </w:r>
+      <w:proofErr w:type="spellEnd"/>
+      <w:r>
+        <w:rPr>
+          <w:rFonts w:ascii="Georgia Pro" w:eastAsia="Georgia Pro" w:hAnsi="Georgia Pro" w:cs="Georgia Pro"/>
+          <w:color w:val="000000" w:themeColor="text1"/>
+        </w:rPr>
+        <w:t xml:space="preserve">: </w:t>
+      </w:r>
+      <w:proofErr w:type="spellStart"/>
+      <w:r>
+        <w:rPr>
+          <w:rFonts w:ascii="Georgia Pro" w:eastAsia="Georgia Pro" w:hAnsi="Georgia Pro" w:cs="Georgia Pro"/>
+          <w:color w:val="000000" w:themeColor="text1"/>
+        </w:rPr>
+        <w:t>mysql-db</w:t>
+      </w:r>
+      <w:proofErr w:type="spellEnd"/>
+      <w:r>
+        <w:rPr>
+          <w:rFonts w:ascii="Georgia Pro" w:eastAsia="Georgia Pro" w:hAnsi="Georgia Pro" w:cs="Georgia Pro"/>
+          <w:color w:val="000000" w:themeColor="text1"/>
+        </w:rPr>
+        <w:br/>
+      </w:r>
+      <w:r>
+        <w:rPr>
+          <w:rFonts w:ascii="Georgia Pro" w:eastAsia="Georgia Pro" w:hAnsi="Georgia Pro" w:cs="Georgia Pro"/>
+          <w:color w:val="000000" w:themeColor="text1"/>
+        </w:rPr>
+        <w:br/>
+        <w:t xml:space="preserve">    environment:</w:t>
+      </w:r>
+      <w:r>
+        <w:rPr>
+          <w:rFonts w:ascii="Georgia Pro" w:eastAsia="Georgia Pro" w:hAnsi="Georgia Pro" w:cs="Georgia Pro"/>
+          <w:color w:val="000000" w:themeColor="text1"/>
+        </w:rPr>
+        <w:br/>
+        <w:t xml:space="preserve">      MYSQL_ROOT_PASSWORD: password123</w:t>
+      </w:r>
+      <w:r>
+        <w:rPr>
+          <w:rFonts w:ascii="Georgia Pro" w:eastAsia="Georgia Pro" w:hAnsi="Georgia Pro" w:cs="Georgia Pro"/>
+          <w:color w:val="000000" w:themeColor="text1"/>
+        </w:rPr>
+        <w:br/>
+        <w:t xml:space="preserve">      MYSQL_DATABASE: </w:t>
+      </w:r>
+      <w:proofErr w:type="spellStart"/>
+      <w:r>
+        <w:rPr>
+          <w:rFonts w:ascii="Georgia Pro" w:eastAsia="Georgia Pro" w:hAnsi="Georgia Pro" w:cs="Georgia Pro"/>
+          <w:color w:val="000000" w:themeColor="text1"/>
+        </w:rPr>
+        <w:t>salesdb</w:t>
+      </w:r>
+      <w:proofErr w:type="spellEnd"/>
+      <w:r>
+        <w:rPr>
+          <w:rFonts w:ascii="Georgia Pro" w:eastAsia="Georgia Pro" w:hAnsi="Georgia Pro" w:cs="Georgia Pro"/>
+          <w:color w:val="000000" w:themeColor="text1"/>
+        </w:rPr>
+        <w:br/>
+      </w:r>
+      <w:r>
+        <w:rPr>
+          <w:rFonts w:ascii="Georgia Pro" w:eastAsia="Georgia Pro" w:hAnsi="Georgia Pro" w:cs="Georgia Pro"/>
+          <w:color w:val="000000" w:themeColor="text1"/>
+        </w:rPr>
+        <w:br/>
+        <w:t xml:space="preserve">    ports:</w:t>
+      </w:r>
+      <w:r>
+        <w:rPr>
+          <w:rFonts w:ascii="Georgia Pro" w:eastAsia="Georgia Pro" w:hAnsi="Georgia Pro" w:cs="Georgia Pro"/>
+          <w:color w:val="000000" w:themeColor="text1"/>
+        </w:rPr>
+        <w:br/>
+        <w:t xml:space="preserve">      - "3306:3306"</w:t>
+      </w:r>
+      <w:r>
+        <w:rPr>
+          <w:rFonts w:ascii="Georgia Pro" w:eastAsia="Georgia Pro" w:hAnsi="Georgia Pro" w:cs="Georgia Pro"/>
+          <w:color w:val="000000" w:themeColor="text1"/>
+        </w:rPr>
+        <w:br/>
+      </w:r>
+      <w:r>
+        <w:rPr>
+          <w:rFonts w:ascii="Georgia Pro" w:eastAsia="Georgia Pro" w:hAnsi="Georgia Pro" w:cs="Georgia Pro"/>
+          <w:color w:val="000000" w:themeColor="text1"/>
+        </w:rPr>
+        <w:br/>
+      </w:r>
+      <w:r>
+        <w:rPr>
+          <w:rFonts w:ascii="Georgia Pro" w:eastAsia="Georgia Pro" w:hAnsi="Georgia Pro" w:cs="Georgia Pro"/>
+          <w:color w:val="000000" w:themeColor="text1"/>
+        </w:rPr>
+        <w:lastRenderedPageBreak/>
+        <w:t xml:space="preserve">    volumes:</w:t>
+      </w:r>
+      <w:r>
+        <w:rPr>
+          <w:rFonts w:ascii="Georgia Pro" w:eastAsia="Georgia Pro" w:hAnsi="Georgia Pro" w:cs="Georgia Pro"/>
+          <w:color w:val="000000" w:themeColor="text1"/>
+        </w:rPr>
+        <w:br/>
+        <w:t xml:space="preserve">      - </w:t>
+      </w:r>
+      <w:proofErr w:type="spellStart"/>
+      <w:r>
+        <w:rPr>
+          <w:rFonts w:ascii="Georgia Pro" w:eastAsia="Georgia Pro" w:hAnsi="Georgia Pro" w:cs="Georgia Pro"/>
+          <w:color w:val="000000" w:themeColor="text1"/>
+        </w:rPr>
+        <w:t>mysql</w:t>
+      </w:r>
+      <w:proofErr w:type="spellEnd"/>
+      <w:r>
+        <w:rPr>
+          <w:rFonts w:ascii="Georgia Pro" w:eastAsia="Georgia Pro" w:hAnsi="Georgia Pro" w:cs="Georgia Pro"/>
+          <w:color w:val="000000" w:themeColor="text1"/>
+        </w:rPr>
+        <w:t>-data:/var/lib/</w:t>
+      </w:r>
+      <w:proofErr w:type="spellStart"/>
+      <w:r>
+        <w:rPr>
+          <w:rFonts w:ascii="Georgia Pro" w:eastAsia="Georgia Pro" w:hAnsi="Georgia Pro" w:cs="Georgia Pro"/>
+          <w:color w:val="000000" w:themeColor="text1"/>
+        </w:rPr>
+        <w:t>mysql</w:t>
+      </w:r>
+      <w:proofErr w:type="spellEnd"/>
+      <w:r>
+        <w:rPr>
+          <w:rFonts w:ascii="Georgia Pro" w:eastAsia="Georgia Pro" w:hAnsi="Georgia Pro" w:cs="Georgia Pro"/>
+          <w:color w:val="000000" w:themeColor="text1"/>
+        </w:rPr>
+        <w:br/>
+        <w:t xml:space="preserve">      - ./</w:t>
+      </w:r>
+      <w:proofErr w:type="spellStart"/>
+      <w:r>
+        <w:rPr>
+          <w:rFonts w:ascii="Georgia Pro" w:eastAsia="Georgia Pro" w:hAnsi="Georgia Pro" w:cs="Georgia Pro"/>
+          <w:color w:val="000000" w:themeColor="text1"/>
+        </w:rPr>
+        <w:t>init.sql</w:t>
+      </w:r>
+      <w:proofErr w:type="spellEnd"/>
+      <w:r>
+        <w:rPr>
+          <w:rFonts w:ascii="Georgia Pro" w:eastAsia="Georgia Pro" w:hAnsi="Georgia Pro" w:cs="Georgia Pro"/>
+          <w:color w:val="000000" w:themeColor="text1"/>
+        </w:rPr>
+        <w:t>:/docker-</w:t>
+      </w:r>
+      <w:proofErr w:type="spellStart"/>
+      <w:r>
+        <w:rPr>
+          <w:rFonts w:ascii="Georgia Pro" w:eastAsia="Georgia Pro" w:hAnsi="Georgia Pro" w:cs="Georgia Pro"/>
+          <w:color w:val="000000" w:themeColor="text1"/>
+        </w:rPr>
+        <w:t>entrypoint</w:t>
+      </w:r>
+      <w:proofErr w:type="spellEnd"/>
+      <w:r>
+        <w:rPr>
+          <w:rFonts w:ascii="Georgia Pro" w:eastAsia="Georgia Pro" w:hAnsi="Georgia Pro" w:cs="Georgia Pro"/>
+          <w:color w:val="000000" w:themeColor="text1"/>
+        </w:rPr>
+        <w:t>-</w:t>
+      </w:r>
+      <w:proofErr w:type="spellStart"/>
+      <w:r>
+        <w:rPr>
+          <w:rFonts w:ascii="Georgia Pro" w:eastAsia="Georgia Pro" w:hAnsi="Georgia Pro" w:cs="Georgia Pro"/>
+          <w:color w:val="000000" w:themeColor="text1"/>
+        </w:rPr>
+        <w:t>initdb.d</w:t>
+      </w:r>
+      <w:proofErr w:type="spellEnd"/>
+      <w:r>
+        <w:rPr>
+          <w:rFonts w:ascii="Georgia Pro" w:eastAsia="Georgia Pro" w:hAnsi="Georgia Pro" w:cs="Georgia Pro"/>
+          <w:color w:val="000000" w:themeColor="text1"/>
+        </w:rPr>
+        <w:t>/</w:t>
+      </w:r>
+      <w:proofErr w:type="spellStart"/>
+      <w:r>
+        <w:rPr>
+          <w:rFonts w:ascii="Georgia Pro" w:eastAsia="Georgia Pro" w:hAnsi="Georgia Pro" w:cs="Georgia Pro"/>
+          <w:color w:val="000000" w:themeColor="text1"/>
+        </w:rPr>
+        <w:t>init.sql</w:t>
+      </w:r>
+      <w:proofErr w:type="spellEnd"/>
+      <w:r>
+        <w:rPr>
+          <w:rFonts w:ascii="Georgia Pro" w:eastAsia="Georgia Pro" w:hAnsi="Georgia Pro" w:cs="Georgia Pro"/>
+          <w:color w:val="000000" w:themeColor="text1"/>
+        </w:rPr>
+        <w:br/>
+      </w:r>
+      <w:r>
+        <w:rPr>
+          <w:rFonts w:ascii="Georgia Pro" w:eastAsia="Georgia Pro" w:hAnsi="Georgia Pro" w:cs="Georgia Pro"/>
+          <w:color w:val="000000" w:themeColor="text1"/>
+        </w:rPr>
+        <w:br/>
+        <w:t>volumes:</w:t>
+      </w:r>
+      <w:r>
+        <w:rPr>
+          <w:rFonts w:ascii="Georgia Pro" w:eastAsia="Georgia Pro" w:hAnsi="Georgia Pro" w:cs="Georgia Pro"/>
+          <w:color w:val="000000" w:themeColor="text1"/>
+        </w:rPr>
+        <w:br/>
+        <w:t xml:space="preserve">  </w:t>
+      </w:r>
+      <w:proofErr w:type="spellStart"/>
+      <w:r>
+        <w:rPr>
+          <w:rFonts w:ascii="Georgia Pro" w:eastAsia="Georgia Pro" w:hAnsi="Georgia Pro" w:cs="Georgia Pro"/>
+          <w:color w:val="000000" w:themeColor="text1"/>
+        </w:rPr>
+        <w:t>mysql</w:t>
+      </w:r>
+      <w:proofErr w:type="spellEnd"/>
+      <w:r>
+        <w:rPr>
+          <w:rFonts w:ascii="Georgia Pro" w:eastAsia="Georgia Pro" w:hAnsi="Georgia Pro" w:cs="Georgia Pro"/>
+          <w:color w:val="000000" w:themeColor="text1"/>
+        </w:rPr>
+        <w:t>-data:</w:t>
+      </w:r>
+    </w:p>
+    <w:p>
+      <w:pPr>
+        <w:spacing w:after="0" w:line="480" w:lineRule="auto"/>
+        <w:rPr>
+          <w:rFonts w:ascii="Georgia Pro" w:eastAsia="Georgia Pro" w:hAnsi="Georgia Pro" w:cs="Georgia Pro"/>
+          <w:color w:val="000000" w:themeColor="text1"/>
+        </w:rPr>
+      </w:pPr>
+    </w:p>
+    <w:p>
+      <w:pPr>
+        <w:spacing w:after="0" w:line="480" w:lineRule="auto"/>
+        <w:rPr>
+          <w:rFonts w:ascii="Georgia Pro" w:eastAsia="Georgia Pro" w:hAnsi="Georgia Pro" w:cs="Georgia Pro"/>
+          <w:color w:val="000000" w:themeColor="text1"/>
+        </w:rPr>
+      </w:pPr>
+      <w:r>
+        <w:rPr>
+          <w:rFonts w:ascii="Georgia Pro" w:eastAsia="Georgia Pro" w:hAnsi="Georgia Pro" w:cs="Georgia Pro"/>
+          <w:color w:val="000000" w:themeColor="text1"/>
+        </w:rPr>
+        <w:t>Save and exit.</w:t>
+      </w:r>
+    </w:p>
+    <w:p>
+      <w:pPr>
+        <w:spacing w:after="0" w:line="480" w:lineRule="auto"/>
+        <w:rPr>
+          <w:rFonts w:ascii="Georgia Pro" w:eastAsia="Georgia Pro" w:hAnsi="Georgia Pro" w:cs="Georgia Pro"/>
+          <w:color w:val="000000" w:themeColor="text1"/>
+        </w:rPr>
+      </w:pPr>
+      <w:r>
+        <w:rPr>
+          <w:rFonts w:ascii="Georgia Pro" w:eastAsia="Georgia Pro" w:hAnsi="Georgia Pro" w:cs="Georgia Pro"/>
+          <w:color w:val="000000" w:themeColor="text1"/>
+        </w:rPr>
+        <w:pict w14:anchorId="2D6E1C0E">
+          <v:rect id="_x0000_i1045" style="width:0;height:1.5pt" o:hralign="center" o:hrstd="t" o:hr="t" fillcolor="#a0a0a0" stroked="f"/>
+        </w:pict>
+      </w:r>
+    </w:p>
+    <w:p>
+      <w:pPr>
+        <w:spacing w:after="0" w:line="480" w:lineRule="auto"/>
+        <w:rPr>
+          <w:rFonts w:ascii="Georgia Pro" w:eastAsia="Georgia Pro" w:hAnsi="Georgia Pro" w:cs="Georgia Pro"/>
+          <w:b/>
+          <w:bCs/>
+          <w:color w:val="000000" w:themeColor="text1"/>
+        </w:rPr>
+      </w:pPr>
+      <w:r>
+        <w:rPr>
+          <w:rFonts w:ascii="Georgia Pro" w:eastAsia="Georgia Pro" w:hAnsi="Georgia Pro" w:cs="Georgia Pro"/>
+          <w:b/>
+          <w:bCs/>
+          <w:color w:val="000000" w:themeColor="text1"/>
+        </w:rPr>
+        <w:t>Step 18: Create Database Initialization Script</w:t>
+      </w:r>
+    </w:p>
+    <w:p>
+      <w:pPr>
+        <w:pBdr>
+          <w:top w:val="single" w:sz="4" w:space="1" w:color="auto"/>
+          <w:left w:val="single" w:sz="4" w:space="4" w:color="auto"/>
+          <w:bottom w:val="single" w:sz="4" w:space="1" w:color="auto"/>
+          <w:right w:val="single" w:sz="4" w:space="4" w:color="auto"/>
+        </w:pBdr>
+        <w:shd w:val="clear" w:color="auto" w:fill="F2F2F2" w:themeFill="background1" w:themeFillShade="F2"/>
+        <w:spacing w:after="0" w:line="480" w:lineRule="auto"/>
+        <w:rPr>
+          <w:rFonts w:ascii="Georgia Pro" w:eastAsia="Georgia Pro" w:hAnsi="Georgia Pro" w:cs="Georgia Pro"/>
+          <w:color w:val="000000" w:themeColor="text1"/>
+        </w:rPr>
+      </w:pPr>
+      <w:r>
+        <w:rPr>
+          <w:rFonts w:ascii="Georgia Pro" w:eastAsia="Georgia Pro" w:hAnsi="Georgia Pro" w:cs="Georgia Pro"/>
+          <w:color w:val="000000" w:themeColor="text1"/>
+        </w:rPr>
+        <w:t xml:space="preserve">nano </w:t>
+      </w:r>
+      <w:proofErr w:type="spellStart"/>
+      <w:r>
+        <w:rPr>
+          <w:rFonts w:ascii="Georgia Pro" w:eastAsia="Georgia Pro" w:hAnsi="Georgia Pro" w:cs="Georgia Pro"/>
+          <w:color w:val="000000" w:themeColor="text1"/>
+        </w:rPr>
+        <w:t>init.sql</w:t>
+      </w:r>
+      <w:proofErr w:type="spellEnd"/>
+    </w:p>
+    <w:p>
+      <w:pPr>
+        <w:spacing w:after="0" w:line="480" w:lineRule="auto"/>
+        <w:rPr>
+          <w:rFonts w:ascii="Georgia Pro" w:eastAsia="Georgia Pro" w:hAnsi="Georgia Pro" w:cs="Georgia Pro"/>
+          <w:color w:val="000000" w:themeColor="text1"/>
+        </w:rPr>
+      </w:pPr>
+    </w:p>
+    <w:p>
+      <w:pPr>
+        <w:spacing w:after="0" w:line="480" w:lineRule="auto"/>
+        <w:rPr>
+          <w:rFonts w:ascii="Georgia Pro" w:eastAsia="Georgia Pro" w:hAnsi="Georgia Pro" w:cs="Georgia Pro"/>
+          <w:color w:val="000000" w:themeColor="text1"/>
+        </w:rPr>
+      </w:pPr>
+      <w:r>
+        <w:rPr>
+          <w:rFonts w:ascii="Georgia Pro" w:eastAsia="Georgia Pro" w:hAnsi="Georgia Pro" w:cs="Georgia Pro"/>
+          <w:color w:val="000000" w:themeColor="text1"/>
+        </w:rPr>
+        <w:t>Paste:</w:t>
+      </w:r>
+    </w:p>
+    <w:p>
+      <w:pPr>
+        <w:pBdr>
+          <w:top w:val="single" w:sz="4" w:space="1" w:color="auto"/>
+          <w:left w:val="single" w:sz="4" w:space="4" w:color="auto"/>
+          <w:bottom w:val="single" w:sz="4" w:space="1" w:color="auto"/>
+          <w:right w:val="single" w:sz="4" w:space="4" w:color="auto"/>
+        </w:pBdr>
+        <w:shd w:val="clear" w:color="auto" w:fill="F2F2F2" w:themeFill="background1" w:themeFillShade="F2"/>
+        <w:spacing w:after="0" w:line="480" w:lineRule="auto"/>
+        <w:rPr>
+          <w:rFonts w:ascii="Georgia Pro" w:eastAsia="Georgia Pro" w:hAnsi="Georgia Pro" w:cs="Georgia Pro"/>
+          <w:color w:val="000000" w:themeColor="text1"/>
+        </w:rPr>
+      </w:pPr>
+      <w:r>
+        <w:rPr>
+          <w:rFonts w:ascii="Georgia Pro" w:eastAsia="Georgia Pro" w:hAnsi="Georgia Pro" w:cs="Georgia Pro"/>
+          <w:color w:val="000000" w:themeColor="text1"/>
+        </w:rPr>
+        <w:t>CREATE TABLE customers (</w:t>
+      </w:r>
+      <w:r>
+        <w:rPr>
+          <w:rFonts w:ascii="Georgia Pro" w:eastAsia="Georgia Pro" w:hAnsi="Georgia Pro" w:cs="Georgia Pro"/>
+          <w:color w:val="000000" w:themeColor="text1"/>
+        </w:rPr>
+        <w:br/>
+        <w:t xml:space="preserve">    id INT PRIMARY KEY,</w:t>
+      </w:r>
+      <w:r>
+        <w:rPr>
+          <w:rFonts w:ascii="Georgia Pro" w:eastAsia="Georgia Pro" w:hAnsi="Georgia Pro" w:cs="Georgia Pro"/>
+          <w:color w:val="000000" w:themeColor="text1"/>
+        </w:rPr>
+        <w:br/>
+        <w:t xml:space="preserve">    name </w:t>
+      </w:r>
+      <w:proofErr w:type="gramStart"/>
+      <w:r>
+        <w:rPr>
+          <w:rFonts w:ascii="Georgia Pro" w:eastAsia="Georgia Pro" w:hAnsi="Georgia Pro" w:cs="Georgia Pro"/>
+          <w:color w:val="000000" w:themeColor="text1"/>
+        </w:rPr>
+        <w:t>VARCHAR(</w:t>
+      </w:r>
+      <w:proofErr w:type="gramEnd"/>
+      <w:r>
+        <w:rPr>
+          <w:rFonts w:ascii="Georgia Pro" w:eastAsia="Georgia Pro" w:hAnsi="Georgia Pro" w:cs="Georgia Pro"/>
+          <w:color w:val="000000" w:themeColor="text1"/>
+        </w:rPr>
+        <w:t>50),</w:t>
+      </w:r>
+      <w:r>
+        <w:rPr>
+          <w:rFonts w:ascii="Georgia Pro" w:eastAsia="Georgia Pro" w:hAnsi="Georgia Pro" w:cs="Georgia Pro"/>
+          <w:color w:val="000000" w:themeColor="text1"/>
+        </w:rPr>
+        <w:br/>
+        <w:t xml:space="preserve">    city </w:t>
+      </w:r>
+      <w:proofErr w:type="gramStart"/>
+      <w:r>
+        <w:rPr>
+          <w:rFonts w:ascii="Georgia Pro" w:eastAsia="Georgia Pro" w:hAnsi="Georgia Pro" w:cs="Georgia Pro"/>
+          <w:color w:val="000000" w:themeColor="text1"/>
+        </w:rPr>
+        <w:t>VARCHAR(</w:t>
+      </w:r>
+      <w:proofErr w:type="gramEnd"/>
+      <w:r>
+        <w:rPr>
+          <w:rFonts w:ascii="Georgia Pro" w:eastAsia="Georgia Pro" w:hAnsi="Georgia Pro" w:cs="Georgia Pro"/>
+          <w:color w:val="000000" w:themeColor="text1"/>
+        </w:rPr>
+        <w:t>50)</w:t>
+      </w:r>
+      <w:r>
+        <w:rPr>
+          <w:rFonts w:ascii="Georgia Pro" w:eastAsia="Georgia Pro" w:hAnsi="Georgia Pro" w:cs="Georgia Pro"/>
+          <w:color w:val="000000" w:themeColor="text1"/>
+        </w:rPr>
+        <w:br/>
+        <w:t>);</w:t>
+      </w:r>
+      <w:r>
+        <w:rPr>
+          <w:rFonts w:ascii="Georgia Pro" w:eastAsia="Georgia Pro" w:hAnsi="Georgia Pro" w:cs="Georgia Pro"/>
+          <w:color w:val="000000" w:themeColor="text1"/>
+        </w:rPr>
+        <w:br/>
+      </w:r>
+      <w:r>
+        <w:rPr>
+          <w:rFonts w:ascii="Georgia Pro" w:eastAsia="Georgia Pro" w:hAnsi="Georgia Pro" w:cs="Georgia Pro"/>
+          <w:color w:val="000000" w:themeColor="text1"/>
+        </w:rPr>
+        <w:br/>
+        <w:t>INSERT INTO customers VALUES</w:t>
+      </w:r>
+      <w:r>
+        <w:rPr>
+          <w:rFonts w:ascii="Georgia Pro" w:eastAsia="Georgia Pro" w:hAnsi="Georgia Pro" w:cs="Georgia Pro"/>
+          <w:color w:val="000000" w:themeColor="text1"/>
+        </w:rPr>
+        <w:br/>
+        <w:t>(1,</w:t>
+      </w:r>
+      <w:r>
+        <w:rPr>
+          <w:rFonts w:ascii="Georgia Pro" w:eastAsia="Georgia Pro" w:hAnsi="Georgia Pro" w:cs="Georgia Pro"/>
+          <w:color w:val="000000" w:themeColor="text1"/>
+        </w:rPr>
+        <w:t>’</w:t>
+      </w:r>
+      <w:r>
+        <w:rPr>
+          <w:rFonts w:ascii="Georgia Pro" w:eastAsia="Georgia Pro" w:hAnsi="Georgia Pro" w:cs="Georgia Pro"/>
+          <w:color w:val="000000" w:themeColor="text1"/>
+        </w:rPr>
+        <w:t>John</w:t>
+      </w:r>
+      <w:r>
+        <w:rPr>
+          <w:rFonts w:ascii="Georgia Pro" w:eastAsia="Georgia Pro" w:hAnsi="Georgia Pro" w:cs="Georgia Pro"/>
+          <w:color w:val="000000" w:themeColor="text1"/>
+        </w:rPr>
+        <w:t>’</w:t>
+      </w:r>
+      <w:r>
+        <w:rPr>
+          <w:rFonts w:ascii="Georgia Pro" w:eastAsia="Georgia Pro" w:hAnsi="Georgia Pro" w:cs="Georgia Pro"/>
+          <w:color w:val="000000" w:themeColor="text1"/>
+        </w:rPr>
+        <w:t>,</w:t>
+      </w:r>
+      <w:r>
+        <w:rPr>
+          <w:rFonts w:ascii="Georgia Pro" w:eastAsia="Georgia Pro" w:hAnsi="Georgia Pro" w:cs="Georgia Pro"/>
+          <w:color w:val="000000" w:themeColor="text1"/>
+        </w:rPr>
+        <w:t>’</w:t>
+      </w:r>
+      <w:r>
+        <w:rPr>
+          <w:rFonts w:ascii="Georgia Pro" w:eastAsia="Georgia Pro" w:hAnsi="Georgia Pro" w:cs="Georgia Pro"/>
+          <w:color w:val="000000" w:themeColor="text1"/>
+        </w:rPr>
+        <w:t>New York</w:t>
+      </w:r>
+      <w:r>
+        <w:rPr>
+          <w:rFonts w:ascii="Georgia Pro" w:eastAsia="Georgia Pro" w:hAnsi="Georgia Pro" w:cs="Georgia Pro"/>
+          <w:color w:val="000000" w:themeColor="text1"/>
+        </w:rPr>
+        <w:t>’</w:t>
+      </w:r>
+      <w:r>
+        <w:rPr>
+          <w:rFonts w:ascii="Georgia Pro" w:eastAsia="Georgia Pro" w:hAnsi="Georgia Pro" w:cs="Georgia Pro"/>
+          <w:color w:val="000000" w:themeColor="text1"/>
+        </w:rPr>
+        <w:t>),</w:t>
+      </w:r>
+      <w:r>
+        <w:rPr>
+          <w:rFonts w:ascii="Georgia Pro" w:eastAsia="Georgia Pro" w:hAnsi="Georgia Pro" w:cs="Georgia Pro"/>
+          <w:color w:val="000000" w:themeColor="text1"/>
+        </w:rPr>
+        <w:br/>
+        <w:t>(2,</w:t>
+      </w:r>
+      <w:r>
+        <w:rPr>
+          <w:rFonts w:ascii="Georgia Pro" w:eastAsia="Georgia Pro" w:hAnsi="Georgia Pro" w:cs="Georgia Pro"/>
+          <w:color w:val="000000" w:themeColor="text1"/>
+        </w:rPr>
+        <w:t>’</w:t>
+      </w:r>
+      <w:r>
+        <w:rPr>
+          <w:rFonts w:ascii="Georgia Pro" w:eastAsia="Georgia Pro" w:hAnsi="Georgia Pro" w:cs="Georgia Pro"/>
+          <w:color w:val="000000" w:themeColor="text1"/>
+        </w:rPr>
+        <w:t>Alice</w:t>
+      </w:r>
+      <w:r>
+        <w:rPr>
+          <w:rFonts w:ascii="Georgia Pro" w:eastAsia="Georgia Pro" w:hAnsi="Georgia Pro" w:cs="Georgia Pro"/>
+          <w:color w:val="000000" w:themeColor="text1"/>
+        </w:rPr>
+        <w:t>’</w:t>
+      </w:r>
+      <w:r>
+        <w:rPr>
+          <w:rFonts w:ascii="Georgia Pro" w:eastAsia="Georgia Pro" w:hAnsi="Georgia Pro" w:cs="Georgia Pro"/>
+          <w:color w:val="000000" w:themeColor="text1"/>
+        </w:rPr>
+        <w:t>,</w:t>
+      </w:r>
+      <w:r>
+        <w:rPr>
+          <w:rFonts w:ascii="Georgia Pro" w:eastAsia="Georgia Pro" w:hAnsi="Georgia Pro" w:cs="Georgia Pro"/>
+          <w:color w:val="000000" w:themeColor="text1"/>
+        </w:rPr>
+        <w:t>’</w:t>
+      </w:r>
+      <w:r>
+        <w:rPr>
+          <w:rFonts w:ascii="Georgia Pro" w:eastAsia="Georgia Pro" w:hAnsi="Georgia Pro" w:cs="Georgia Pro"/>
+          <w:color w:val="000000" w:themeColor="text1"/>
+        </w:rPr>
+        <w:t>London</w:t>
+      </w:r>
+      <w:r>
+        <w:rPr>
+          <w:rFonts w:ascii="Georgia Pro" w:eastAsia="Georgia Pro" w:hAnsi="Georgia Pro" w:cs="Georgia Pro"/>
+          <w:color w:val="000000" w:themeColor="text1"/>
+        </w:rPr>
+        <w:t>’</w:t>
+      </w:r>
+      <w:r>
+        <w:rPr>
+          <w:rFonts w:ascii="Georgia Pro" w:eastAsia="Georgia Pro" w:hAnsi="Georgia Pro" w:cs="Georgia Pro"/>
+          <w:color w:val="000000" w:themeColor="text1"/>
+        </w:rPr>
+        <w:t>),</w:t>
+      </w:r>
+      <w:r>
+        <w:rPr>
+          <w:rFonts w:ascii="Georgia Pro" w:eastAsia="Georgia Pro" w:hAnsi="Georgia Pro" w:cs="Georgia Pro"/>
+          <w:color w:val="000000" w:themeColor="text1"/>
+        </w:rPr>
+        <w:br/>
+        <w:t>(3,</w:t>
+      </w:r>
+      <w:r>
+        <w:rPr>
+          <w:rFonts w:ascii="Georgia Pro" w:eastAsia="Georgia Pro" w:hAnsi="Georgia Pro" w:cs="Georgia Pro"/>
+          <w:color w:val="000000" w:themeColor="text1"/>
+        </w:rPr>
+        <w:t>’</w:t>
+      </w:r>
+      <w:r>
+        <w:rPr>
+          <w:rFonts w:ascii="Georgia Pro" w:eastAsia="Georgia Pro" w:hAnsi="Georgia Pro" w:cs="Georgia Pro"/>
+          <w:color w:val="000000" w:themeColor="text1"/>
+        </w:rPr>
+        <w:t>Bob</w:t>
+      </w:r>
+      <w:r>
+        <w:rPr>
+          <w:rFonts w:ascii="Georgia Pro" w:eastAsia="Georgia Pro" w:hAnsi="Georgia Pro" w:cs="Georgia Pro"/>
+          <w:color w:val="000000" w:themeColor="text1"/>
+        </w:rPr>
+        <w:t>’</w:t>
+      </w:r>
+      <w:r>
+        <w:rPr>
+          <w:rFonts w:ascii="Georgia Pro" w:eastAsia="Georgia Pro" w:hAnsi="Georgia Pro" w:cs="Georgia Pro"/>
+          <w:color w:val="000000" w:themeColor="text1"/>
+        </w:rPr>
+        <w:t>,</w:t>
+      </w:r>
+      <w:r>
+        <w:rPr>
+          <w:rFonts w:ascii="Georgia Pro" w:eastAsia="Georgia Pro" w:hAnsi="Georgia Pro" w:cs="Georgia Pro"/>
+          <w:color w:val="000000" w:themeColor="text1"/>
+        </w:rPr>
+        <w:t>’</w:t>
+      </w:r>
+      <w:r>
+        <w:rPr>
+          <w:rFonts w:ascii="Georgia Pro" w:eastAsia="Georgia Pro" w:hAnsi="Georgia Pro" w:cs="Georgia Pro"/>
+          <w:color w:val="000000" w:themeColor="text1"/>
+        </w:rPr>
+        <w:t>Delhi</w:t>
+      </w:r>
+      <w:r>
+        <w:rPr>
+          <w:rFonts w:ascii="Georgia Pro" w:eastAsia="Georgia Pro" w:hAnsi="Georgia Pro" w:cs="Georgia Pro"/>
+          <w:color w:val="000000" w:themeColor="text1"/>
+        </w:rPr>
+        <w:t>’</w:t>
+      </w:r>
+      <w:r>
+        <w:rPr>
+          <w:rFonts w:ascii="Georgia Pro" w:eastAsia="Georgia Pro" w:hAnsi="Georgia Pro" w:cs="Georgia Pro"/>
+          <w:color w:val="000000" w:themeColor="text1"/>
+        </w:rPr>
+        <w:t>);</w:t>
+      </w:r>
+    </w:p>
+    <w:p>
+      <w:pPr>
+        <w:spacing w:after="0" w:line="480" w:lineRule="auto"/>
+        <w:rPr>
+          <w:rFonts w:ascii="Georgia Pro" w:eastAsia="Georgia Pro" w:hAnsi="Georgia Pro" w:cs="Georgia Pro"/>
+          <w:color w:val="000000" w:themeColor="text1"/>
+        </w:rPr>
+      </w:pPr>
+    </w:p>
+    <w:p>
+      <w:pPr>
+        <w:spacing w:after="0" w:line="480" w:lineRule="auto"/>
+        <w:rPr>
+          <w:rFonts w:ascii="Georgia Pro" w:eastAsia="Georgia Pro" w:hAnsi="Georgia Pro" w:cs="Georgia Pro"/>
+          <w:color w:val="000000" w:themeColor="text1"/>
+        </w:rPr>
+      </w:pPr>
+    </w:p>
+    <w:p>
+      <w:pPr>
+        <w:spacing w:after="0" w:line="480" w:lineRule="auto"/>
+        <w:rPr>
+          <w:rFonts w:ascii="Georgia Pro" w:eastAsia="Georgia Pro" w:hAnsi="Georgia Pro" w:cs="Georgia Pro"/>
+          <w:color w:val="000000" w:themeColor="text1"/>
+        </w:rPr>
+      </w:pPr>
+      <w:r>
+        <w:rPr>
+          <w:rFonts w:ascii="Georgia Pro" w:eastAsia="Georgia Pro" w:hAnsi="Georgia Pro" w:cs="Georgia Pro"/>
+          <w:color w:val="000000" w:themeColor="text1"/>
+        </w:rPr>
+        <w:t>Save and exit.</w:t>
+      </w:r>
+    </w:p>
+    <w:p>
+      <w:pPr>
+        <w:spacing w:after="0" w:line="480" w:lineRule="auto"/>
+        <w:rPr>
+          <w:rFonts w:ascii="Georgia Pro" w:eastAsia="Georgia Pro" w:hAnsi="Georgia Pro" w:cs="Georgia Pro"/>
+          <w:color w:val="000000" w:themeColor="text1"/>
+        </w:rPr>
+      </w:pPr>
+      <w:r>
+        <w:rPr>
+          <w:rFonts w:ascii="Georgia Pro" w:eastAsia="Georgia Pro" w:hAnsi="Georgia Pro" w:cs="Georgia Pro"/>
+          <w:color w:val="000000" w:themeColor="text1"/>
+        </w:rPr>
+        <w:pict w14:anchorId="74370BBE">
+          <v:rect id="_x0000_i1046" style="width:0;height:1.5pt" o:hralign="center" o:hrstd="t" o:hr="t" fillcolor="#a0a0a0" stroked="f"/>
+        </w:pict>
+      </w:r>
+    </w:p>
+    <w:p>
+      <w:pPr>
+        <w:spacing w:after="0" w:line="480" w:lineRule="auto"/>
+        <w:rPr>
+          <w:rFonts w:ascii="Georgia Pro" w:eastAsia="Georgia Pro" w:hAnsi="Georgia Pro" w:cs="Georgia Pro"/>
+          <w:b/>
+          <w:bCs/>
+          <w:color w:val="000000" w:themeColor="text1"/>
+        </w:rPr>
+      </w:pPr>
+      <w:r>
+        <w:rPr>
+          <w:rFonts w:ascii="Georgia Pro" w:eastAsia="Georgia Pro" w:hAnsi="Georgia Pro" w:cs="Georgia Pro"/>
+          <w:b/>
+          <w:bCs/>
+          <w:color w:val="000000" w:themeColor="text1"/>
+        </w:rPr>
+        <w:lastRenderedPageBreak/>
+        <w:t>Step 19: Start Multi-Tier Application</w:t>
+      </w:r>
+    </w:p>
+    <w:p>
+      <w:pPr>
+        <w:pBdr>
+          <w:top w:val="single" w:sz="4" w:space="1" w:color="auto"/>
+          <w:left w:val="single" w:sz="4" w:space="4" w:color="auto"/>
+          <w:bottom w:val="single" w:sz="4" w:space="1" w:color="auto"/>
+          <w:right w:val="single" w:sz="4" w:space="4" w:color="auto"/>
+        </w:pBdr>
+        <w:shd w:val="clear" w:color="auto" w:fill="F2F2F2" w:themeFill="background1" w:themeFillShade="F2"/>
+        <w:spacing w:after="0" w:line="480" w:lineRule="auto"/>
+        <w:rPr>
+          <w:rFonts w:ascii="Georgia Pro" w:eastAsia="Georgia Pro" w:hAnsi="Georgia Pro" w:cs="Georgia Pro"/>
+          <w:color w:val="000000" w:themeColor="text1"/>
+        </w:rPr>
+      </w:pPr>
+      <w:r>
+        <w:rPr>
+          <w:rFonts w:ascii="Georgia Pro" w:eastAsia="Georgia Pro" w:hAnsi="Georgia Pro" w:cs="Georgia Pro"/>
+          <w:color w:val="000000" w:themeColor="text1"/>
+        </w:rPr>
+        <w:t>docker-compose up -d</w:t>
+      </w:r>
+    </w:p>
+    <w:p>
+      <w:pPr>
+        <w:spacing w:after="0" w:line="480" w:lineRule="auto"/>
+        <w:rPr>
+          <w:rFonts w:ascii="Georgia Pro" w:eastAsia="Georgia Pro" w:hAnsi="Georgia Pro" w:cs="Georgia Pro"/>
+          <w:color w:val="000000" w:themeColor="text1"/>
+        </w:rPr>
+      </w:pPr>
+      <w:r>
+        <w:rPr>
+          <w:rFonts w:ascii="Georgia Pro" w:eastAsia="Georgia Pro" w:hAnsi="Georgia Pro" w:cs="Georgia Pro"/>
+          <w:color w:val="000000" w:themeColor="text1"/>
+        </w:rPr>
+        <w:pict w14:anchorId="7ECA5CE0">
+          <v:rect id="_x0000_i1047" style="width:0;height:1.5pt" o:hralign="center" o:hrstd="t" o:hr="t" fillcolor="#a0a0a0" stroked="f"/>
+        </w:pict>
+      </w:r>
+    </w:p>
+    <w:p>
+      <w:pPr>
+        <w:spacing w:after="0" w:line="480" w:lineRule="auto"/>
+        <w:rPr>
+          <w:rFonts w:ascii="Georgia Pro" w:eastAsia="Georgia Pro" w:hAnsi="Georgia Pro" w:cs="Georgia Pro"/>
+          <w:b/>
+          <w:bCs/>
+          <w:color w:val="000000" w:themeColor="text1"/>
+        </w:rPr>
+      </w:pPr>
+      <w:r>
+        <w:rPr>
+          <w:rFonts w:ascii="Georgia Pro" w:eastAsia="Georgia Pro" w:hAnsi="Georgia Pro" w:cs="Georgia Pro"/>
+          <w:b/>
+          <w:bCs/>
+          <w:color w:val="000000" w:themeColor="text1"/>
+        </w:rPr>
+        <w:t>Step 20: Verify Running Containers</w:t>
+      </w:r>
+    </w:p>
+    <w:p>
+      <w:pPr>
+        <w:pBdr>
+          <w:top w:val="single" w:sz="4" w:space="1" w:color="auto"/>
+          <w:left w:val="single" w:sz="4" w:space="4" w:color="auto"/>
+          <w:bottom w:val="single" w:sz="4" w:space="1" w:color="auto"/>
+          <w:right w:val="single" w:sz="4" w:space="4" w:color="auto"/>
+        </w:pBdr>
+        <w:shd w:val="clear" w:color="auto" w:fill="F2F2F2" w:themeFill="background1" w:themeFillShade="F2"/>
+        <w:spacing w:after="0" w:line="480" w:lineRule="auto"/>
+        <w:rPr>
+          <w:rFonts w:ascii="Georgia Pro" w:eastAsia="Georgia Pro" w:hAnsi="Georgia Pro" w:cs="Georgia Pro"/>
+          <w:color w:val="000000" w:themeColor="text1"/>
+        </w:rPr>
+      </w:pPr>
+      <w:r>
+        <w:rPr>
+          <w:rFonts w:ascii="Georgia Pro" w:eastAsia="Georgia Pro" w:hAnsi="Georgia Pro" w:cs="Georgia Pro"/>
+          <w:color w:val="000000" w:themeColor="text1"/>
+        </w:rPr>
+        <w:t xml:space="preserve">docker </w:t>
+      </w:r>
+      <w:proofErr w:type="spellStart"/>
+      <w:r>
+        <w:rPr>
+          <w:rFonts w:ascii="Georgia Pro" w:eastAsia="Georgia Pro" w:hAnsi="Georgia Pro" w:cs="Georgia Pro"/>
+          <w:color w:val="000000" w:themeColor="text1"/>
+        </w:rPr>
+        <w:t>ps</w:t>
+      </w:r>
+      <w:proofErr w:type="spellEnd"/>
+    </w:p>
+    <w:p>
+      <w:pPr>
+        <w:spacing w:after="0" w:line="480" w:lineRule="auto"/>
+        <w:rPr>
+          <w:rFonts w:ascii="Georgia Pro" w:eastAsia="Georgia Pro" w:hAnsi="Georgia Pro" w:cs="Georgia Pro"/>
+          <w:color w:val="000000" w:themeColor="text1"/>
+        </w:rPr>
+      </w:pPr>
+    </w:p>
+    <w:p>
+      <w:pPr>
+        <w:spacing w:after="0" w:line="480" w:lineRule="auto"/>
+        <w:rPr>
+          <w:rFonts w:ascii="Georgia Pro" w:eastAsia="Georgia Pro" w:hAnsi="Georgia Pro" w:cs="Georgia Pro"/>
+          <w:color w:val="000000" w:themeColor="text1"/>
+        </w:rPr>
+      </w:pPr>
+      <w:r>
+        <w:rPr>
+          <w:rFonts w:ascii="Georgia Pro" w:eastAsia="Georgia Pro" w:hAnsi="Georgia Pro" w:cs="Georgia Pro"/>
+          <w:color w:val="000000" w:themeColor="text1"/>
+        </w:rPr>
+        <w:t>Expected:</w:t>
+      </w:r>
+    </w:p>
+    <w:p>
+      <w:pPr>
+        <w:numPr>
+          <w:ilvl w:val="0"/>
+          <w:numId w:val="32"/>
+        </w:numPr>
+        <w:spacing w:after="0" w:line="480" w:lineRule="auto"/>
+        <w:rPr>
+          <w:rFonts w:ascii="Georgia Pro" w:eastAsia="Georgia Pro" w:hAnsi="Georgia Pro" w:cs="Georgia Pro"/>
+          <w:color w:val="000000" w:themeColor="text1"/>
+        </w:rPr>
+      </w:pPr>
+      <w:r>
+        <w:rPr>
+          <w:rFonts w:ascii="Georgia Pro" w:eastAsia="Georgia Pro" w:hAnsi="Georgia Pro" w:cs="Georgia Pro"/>
+          <w:color w:val="000000" w:themeColor="text1"/>
+        </w:rPr>
+        <w:t xml:space="preserve">frontend container </w:t>
+      </w:r>
+    </w:p>
+    <w:p>
+      <w:pPr>
+        <w:numPr>
+          <w:ilvl w:val="0"/>
+          <w:numId w:val="32"/>
+        </w:numPr>
+        <w:spacing w:after="0" w:line="480" w:lineRule="auto"/>
+        <w:rPr>
+          <w:rFonts w:ascii="Georgia Pro" w:eastAsia="Georgia Pro" w:hAnsi="Georgia Pro" w:cs="Georgia Pro"/>
+          <w:color w:val="000000" w:themeColor="text1"/>
+        </w:rPr>
+      </w:pPr>
+      <w:r>
+        <w:rPr>
+          <w:rFonts w:ascii="Georgia Pro" w:eastAsia="Georgia Pro" w:hAnsi="Georgia Pro" w:cs="Georgia Pro"/>
+          <w:color w:val="000000" w:themeColor="text1"/>
+        </w:rPr>
+        <w:t xml:space="preserve">backend container </w:t>
+      </w:r>
+    </w:p>
+    <w:p>
+      <w:pPr>
+        <w:numPr>
+          <w:ilvl w:val="0"/>
+          <w:numId w:val="32"/>
+        </w:numPr>
+        <w:spacing w:after="0" w:line="480" w:lineRule="auto"/>
+        <w:rPr>
+          <w:rFonts w:ascii="Georgia Pro" w:eastAsia="Georgia Pro" w:hAnsi="Georgia Pro" w:cs="Georgia Pro"/>
+          <w:color w:val="000000" w:themeColor="text1"/>
+        </w:rPr>
+      </w:pPr>
+      <w:proofErr w:type="spellStart"/>
+      <w:r>
+        <w:rPr>
+          <w:rFonts w:ascii="Georgia Pro" w:eastAsia="Georgia Pro" w:hAnsi="Georgia Pro" w:cs="Georgia Pro"/>
+          <w:color w:val="000000" w:themeColor="text1"/>
+        </w:rPr>
+        <w:t>mysql-db</w:t>
+      </w:r>
+      <w:proofErr w:type="spellEnd"/>
+      <w:r>
+        <w:rPr>
+          <w:rFonts w:ascii="Georgia Pro" w:eastAsia="Georgia Pro" w:hAnsi="Georgia Pro" w:cs="Georgia Pro"/>
+          <w:color w:val="000000" w:themeColor="text1"/>
+        </w:rPr>
+        <w:t xml:space="preserve"> container </w:t>
+      </w:r>
+    </w:p>
+    <w:p>
+      <w:pPr>
+        <w:spacing w:after="0" w:line="480" w:lineRule="auto"/>
+        <w:rPr>
+          <w:rFonts w:ascii="Georgia Pro" w:eastAsia="Georgia Pro" w:hAnsi="Georgia Pro" w:cs="Georgia Pro"/>
+          <w:color w:val="000000" w:themeColor="text1"/>
+        </w:rPr>
+      </w:pPr>
+      <w:r>
+        <w:rPr>
+          <w:rFonts w:ascii="Georgia Pro" w:eastAsia="Georgia Pro" w:hAnsi="Georgia Pro" w:cs="Georgia Pro"/>
+          <w:color w:val="000000" w:themeColor="text1"/>
+        </w:rPr>
+        <w:pict w14:anchorId="3459EA19">
+          <v:rect id="_x0000_i1048" style="width:0;height:1.5pt" o:hralign="center" o:hrstd="t" o:hr="t" fillcolor="#a0a0a0" stroked="f"/>
+        </w:pict>
+      </w:r>
+    </w:p>
+    <w:p>
+      <w:pPr>
+        <w:spacing w:after="0" w:line="480" w:lineRule="auto"/>
+        <w:rPr>
+          <w:rFonts w:ascii="Georgia Pro" w:eastAsia="Georgia Pro" w:hAnsi="Georgia Pro" w:cs="Georgia Pro"/>
+          <w:b/>
+          <w:bCs/>
+          <w:color w:val="000000" w:themeColor="text1"/>
+        </w:rPr>
+      </w:pPr>
+      <w:r>
+        <w:rPr>
+          <w:rFonts w:ascii="Georgia Pro" w:eastAsia="Georgia Pro" w:hAnsi="Georgia Pro" w:cs="Georgia Pro"/>
+          <w:b/>
+          <w:bCs/>
+          <w:color w:val="000000" w:themeColor="text1"/>
+        </w:rPr>
+        <w:t>Step 21: Access Frontend Application</w:t>
+      </w:r>
+    </w:p>
+    <w:p>
+      <w:pPr>
+        <w:spacing w:after="0" w:line="480" w:lineRule="auto"/>
+        <w:rPr>
+          <w:rFonts w:ascii="Georgia Pro" w:eastAsia="Georgia Pro" w:hAnsi="Georgia Pro" w:cs="Georgia Pro"/>
+          <w:color w:val="000000" w:themeColor="text1"/>
+        </w:rPr>
+      </w:pPr>
+      <w:r>
+        <w:rPr>
+          <w:rFonts w:ascii="Georgia Pro" w:eastAsia="Georgia Pro" w:hAnsi="Georgia Pro" w:cs="Georgia Pro"/>
+          <w:color w:val="000000" w:themeColor="text1"/>
+        </w:rPr>
+        <w:t>Open browser:</w:t>
+      </w:r>
+    </w:p>
+    <w:p>
+      <w:pPr>
+        <w:pBdr>
+          <w:top w:val="single" w:sz="4" w:space="1" w:color="auto"/>
+          <w:left w:val="single" w:sz="4" w:space="4" w:color="auto"/>
+          <w:bottom w:val="single" w:sz="4" w:space="1" w:color="auto"/>
+          <w:right w:val="single" w:sz="4" w:space="4" w:color="auto"/>
+        </w:pBdr>
+        <w:shd w:val="clear" w:color="auto" w:fill="F2F2F2" w:themeFill="background1" w:themeFillShade="F2"/>
+        <w:spacing w:after="0" w:line="480" w:lineRule="auto"/>
+        <w:rPr>
+          <w:rFonts w:ascii="Georgia Pro" w:eastAsia="Georgia Pro" w:hAnsi="Georgia Pro" w:cs="Georgia Pro"/>
+          <w:color w:val="000000" w:themeColor="text1"/>
+        </w:rPr>
+      </w:pPr>
+      <w:hyperlink r:id="rId9" w:history="1">
+        <w:r>
+          <w:rPr>
+            <w:rStyle w:val="Hyperlink"/>
+            <w:rFonts w:ascii="Georgia Pro" w:eastAsia="Georgia Pro" w:hAnsi="Georgia Pro" w:cs="Georgia Pro"/>
+          </w:rPr>
+          <w:t>http://EC</w:t>
+        </w:r>
+      </w:hyperlink>
+      <w:r>
+        <w:rPr>
+          <w:rFonts w:ascii="Georgia Pro" w:eastAsia="Georgia Pro" w:hAnsi="Georgia Pro" w:cs="Georgia Pro"/>
+          <w:color w:val="000000" w:themeColor="text1"/>
+        </w:rPr>
+        <w:t>2_PUBLIC_IP:8080</w:t>
+      </w:r>
+    </w:p>
+    <w:p>
+      <w:pPr>
+        <w:spacing w:after="0" w:line="480" w:lineRule="auto"/>
+        <w:rPr>
+          <w:rFonts w:ascii="Georgia Pro" w:eastAsia="Georgia Pro" w:hAnsi="Georgia Pro" w:cs="Georgia Pro"/>
+          <w:color w:val="000000" w:themeColor="text1"/>
+        </w:rPr>
+      </w:pPr>
+    </w:p>
+    <w:p>
+      <w:pPr>
+        <w:spacing w:after="0" w:line="480" w:lineRule="auto"/>
+        <w:rPr>
+          <w:rFonts w:ascii="Georgia Pro" w:eastAsia="Georgia Pro" w:hAnsi="Georgia Pro" w:cs="Georgia Pro"/>
+          <w:color w:val="000000" w:themeColor="text1"/>
+        </w:rPr>
+      </w:pPr>
+      <w:r>
+        <w:rPr>
+          <w:rFonts w:ascii="Georgia Pro" w:eastAsia="Georgia Pro" w:hAnsi="Georgia Pro" w:cs="Georgia Pro"/>
+          <w:color w:val="000000" w:themeColor="text1"/>
+        </w:rPr>
+        <w:t>Example:</w:t>
       </w:r>
     </w:p>
     <w:p>
@@ -3087,38 +6596,24 @@
           <w:rFonts w:ascii="Georgia Pro" w:eastAsia="Georgia Pro" w:hAnsi="Georgia Pro" w:cs="Georgia Pro"/>
           <w:color w:val="000000" w:themeColor="text1"/>
         </w:rPr>
-        <w:t xml:space="preserve">docker-compose </w:t>
-      </w:r>
-      <w:r>
-        <w:rPr>
-          <w:rFonts w:ascii="Georgia Pro" w:eastAsia="Georgia Pro" w:hAnsi="Georgia Pro" w:cs="Georgia Pro"/>
-          <w:color w:val="000000" w:themeColor="text1"/>
-        </w:rPr>
-        <w:t>–</w:t>
-      </w:r>
-      <w:r>
-        <w:rPr>
-          <w:rFonts w:ascii="Georgia Pro" w:eastAsia="Georgia Pro" w:hAnsi="Georgia Pro" w:cs="Georgia Pro"/>
-          <w:color w:val="000000" w:themeColor="text1"/>
-        </w:rPr>
-        <w:t>version</w:t>
-      </w:r>
-    </w:p>
-    <w:p>
-      <w:pPr>
-        <w:spacing w:after="0" w:line="480" w:lineRule="auto"/>
-        <w:rPr>
-          <w:rFonts w:ascii="Georgia Pro" w:eastAsia="Georgia Pro" w:hAnsi="Georgia Pro" w:cs="Georgia Pro"/>
-          <w:color w:val="000000" w:themeColor="text1"/>
-        </w:rPr>
-      </w:pPr>
-      <w:r>
-        <w:rPr>
-          <w:rFonts w:ascii="Georgia Pro" w:eastAsia="Georgia Pro" w:hAnsi="Georgia Pro" w:cs="Georgia Pro"/>
-          <w:color w:val="000000" w:themeColor="text1"/>
-        </w:rPr>
-        <w:pict w14:anchorId="02AEF27E">
-          <v:rect id="_x0000_i1249" style="width:0;height:1.5pt" o:hralign="center" o:hrstd="t" o:hr="t" fillcolor="#a0a0a0" stroked="f"/>
+        <w:t>http://13.233.x.x:8080</w:t>
+      </w:r>
+    </w:p>
+    <w:p>
+      <w:pPr>
+        <w:spacing w:after="0" w:line="480" w:lineRule="auto"/>
+        <w:rPr>
+          <w:rFonts w:ascii="Georgia Pro" w:eastAsia="Georgia Pro" w:hAnsi="Georgia Pro" w:cs="Georgia Pro"/>
+          <w:color w:val="000000" w:themeColor="text1"/>
+        </w:rPr>
+      </w:pPr>
+      <w:r>
+        <w:rPr>
+          <w:rFonts w:ascii="Georgia Pro" w:eastAsia="Georgia Pro" w:hAnsi="Georgia Pro" w:cs="Georgia Pro"/>
+          <w:color w:val="000000" w:themeColor="text1"/>
+        </w:rPr>
+        <w:pict w14:anchorId="78768A22">
+          <v:rect id="_x0000_i1049" style="width:0;height:1.5pt" o:hralign="center" o:hrstd="t" o:hr="t" fillcolor="#a0a0a0" stroked="f"/>
         </w:pict>
       </w:r>
     </w:p>
@@ -3139,644 +6634,55 @@
           <w:bCs/>
           <w:color w:val="000000" w:themeColor="text1"/>
         </w:rPr>
-        <w:t>Step 10: Create Project Folder</w:t>
-      </w:r>
-    </w:p>
-    <w:p>
-      <w:pPr>
-        <w:pBdr>
-          <w:top w:val="single" w:sz="4" w:space="1" w:color="auto"/>
-          <w:left w:val="single" w:sz="4" w:space="4" w:color="auto"/>
-          <w:bottom w:val="single" w:sz="4" w:space="1" w:color="auto"/>
-          <w:right w:val="single" w:sz="4" w:space="4" w:color="auto"/>
-          <w:between w:val="single" w:sz="4" w:space="1" w:color="auto"/>
-          <w:bar w:val="single" w:sz="4" w:color="auto"/>
-        </w:pBdr>
-        <w:shd w:val="clear" w:color="auto" w:fill="F2F2F2" w:themeFill="background1" w:themeFillShade="F2"/>
-        <w:spacing w:after="0" w:line="480" w:lineRule="auto"/>
-        <w:rPr>
-          <w:rFonts w:ascii="Georgia Pro" w:eastAsia="Georgia Pro" w:hAnsi="Georgia Pro" w:cs="Georgia Pro"/>
-          <w:color w:val="000000" w:themeColor="text1"/>
-        </w:rPr>
-      </w:pPr>
-      <w:proofErr w:type="spellStart"/>
-      <w:r>
-        <w:rPr>
-          <w:rFonts w:ascii="Georgia Pro" w:eastAsia="Georgia Pro" w:hAnsi="Georgia Pro" w:cs="Georgia Pro"/>
-          <w:color w:val="000000" w:themeColor="text1"/>
-        </w:rPr>
-        <w:t>mkdir</w:t>
-      </w:r>
-      <w:proofErr w:type="spellEnd"/>
-      <w:r>
-        <w:rPr>
-          <w:rFonts w:ascii="Georgia Pro" w:eastAsia="Georgia Pro" w:hAnsi="Georgia Pro" w:cs="Georgia Pro"/>
-          <w:color w:val="000000" w:themeColor="text1"/>
-        </w:rPr>
-        <w:t xml:space="preserve"> multitier-app</w:t>
-      </w:r>
-      <w:r>
-        <w:rPr>
-          <w:rFonts w:ascii="Georgia Pro" w:eastAsia="Georgia Pro" w:hAnsi="Georgia Pro" w:cs="Georgia Pro"/>
-          <w:color w:val="000000" w:themeColor="text1"/>
-        </w:rPr>
-        <w:br/>
-        <w:t>cd multitier-app</w:t>
-      </w:r>
-    </w:p>
-    <w:p>
-      <w:pPr>
-        <w:spacing w:after="0" w:line="480" w:lineRule="auto"/>
-        <w:rPr>
-          <w:rFonts w:ascii="Georgia Pro" w:eastAsia="Georgia Pro" w:hAnsi="Georgia Pro" w:cs="Georgia Pro"/>
-          <w:color w:val="000000" w:themeColor="text1"/>
-        </w:rPr>
-      </w:pPr>
-      <w:r>
-        <w:rPr>
-          <w:rFonts w:ascii="Georgia Pro" w:eastAsia="Georgia Pro" w:hAnsi="Georgia Pro" w:cs="Georgia Pro"/>
-          <w:color w:val="000000" w:themeColor="text1"/>
-        </w:rPr>
-        <w:pict w14:anchorId="0C99791C">
-          <v:rect id="_x0000_i1250" style="width:0;height:1.5pt" o:hralign="center" o:hrstd="t" o:hr="t" fillcolor="#a0a0a0" stroked="f"/>
-        </w:pict>
-      </w:r>
-    </w:p>
-    <w:p>
-      <w:pPr>
-        <w:spacing w:after="0" w:line="480" w:lineRule="auto"/>
-        <w:rPr>
-          <w:rFonts w:ascii="Georgia Pro" w:eastAsia="Georgia Pro" w:hAnsi="Georgia Pro" w:cs="Georgia Pro"/>
-          <w:b/>
-          <w:bCs/>
-          <w:color w:val="000000" w:themeColor="text1"/>
-        </w:rPr>
-      </w:pPr>
-      <w:r>
-        <w:rPr>
-          <w:rFonts w:ascii="Georgia Pro" w:eastAsia="Georgia Pro" w:hAnsi="Georgia Pro" w:cs="Georgia Pro"/>
-          <w:b/>
-          <w:bCs/>
-          <w:color w:val="000000" w:themeColor="text1"/>
-        </w:rPr>
-        <w:t>Step 11: Create Folder Structure</w:t>
-      </w:r>
-    </w:p>
-    <w:p>
-      <w:pPr>
-        <w:pBdr>
-          <w:top w:val="single" w:sz="4" w:space="1" w:color="auto"/>
-          <w:left w:val="single" w:sz="4" w:space="4" w:color="auto"/>
-          <w:bottom w:val="single" w:sz="4" w:space="1" w:color="auto"/>
-          <w:right w:val="single" w:sz="4" w:space="4" w:color="auto"/>
-          <w:between w:val="single" w:sz="4" w:space="1" w:color="auto"/>
-          <w:bar w:val="single" w:sz="4" w:color="auto"/>
-        </w:pBdr>
-        <w:shd w:val="clear" w:color="auto" w:fill="F2F2F2" w:themeFill="background1" w:themeFillShade="F2"/>
-        <w:spacing w:after="0" w:line="480" w:lineRule="auto"/>
-        <w:rPr>
-          <w:rFonts w:ascii="Georgia Pro" w:eastAsia="Georgia Pro" w:hAnsi="Georgia Pro" w:cs="Georgia Pro"/>
-          <w:color w:val="000000" w:themeColor="text1"/>
-        </w:rPr>
-      </w:pPr>
-      <w:proofErr w:type="spellStart"/>
-      <w:r>
-        <w:rPr>
-          <w:rFonts w:ascii="Georgia Pro" w:eastAsia="Georgia Pro" w:hAnsi="Georgia Pro" w:cs="Georgia Pro"/>
-          <w:color w:val="000000" w:themeColor="text1"/>
-        </w:rPr>
-        <w:t>mkdir</w:t>
-      </w:r>
-      <w:proofErr w:type="spellEnd"/>
-      <w:r>
-        <w:rPr>
-          <w:rFonts w:ascii="Georgia Pro" w:eastAsia="Georgia Pro" w:hAnsi="Georgia Pro" w:cs="Georgia Pro"/>
-          <w:color w:val="000000" w:themeColor="text1"/>
-        </w:rPr>
-        <w:t xml:space="preserve"> frontend backend</w:t>
-      </w:r>
-    </w:p>
-    <w:p>
-      <w:pPr>
-        <w:spacing w:after="0" w:line="480" w:lineRule="auto"/>
-        <w:rPr>
-          <w:rFonts w:ascii="Georgia Pro" w:eastAsia="Georgia Pro" w:hAnsi="Georgia Pro" w:cs="Georgia Pro"/>
-          <w:color w:val="000000" w:themeColor="text1"/>
-        </w:rPr>
-      </w:pPr>
-      <w:r>
-        <w:rPr>
-          <w:rFonts w:ascii="Georgia Pro" w:eastAsia="Georgia Pro" w:hAnsi="Georgia Pro" w:cs="Georgia Pro"/>
-          <w:color w:val="000000" w:themeColor="text1"/>
-        </w:rPr>
-        <w:pict w14:anchorId="76C7D687">
-          <v:rect id="_x0000_i1251" style="width:0;height:1.5pt" o:hralign="center" o:hrstd="t" o:hr="t" fillcolor="#a0a0a0" stroked="f"/>
-        </w:pict>
-      </w:r>
-    </w:p>
-    <w:p>
-      <w:pPr>
-        <w:spacing w:after="0" w:line="480" w:lineRule="auto"/>
-        <w:rPr>
-          <w:rFonts w:ascii="Georgia Pro" w:eastAsia="Georgia Pro" w:hAnsi="Georgia Pro" w:cs="Georgia Pro"/>
-          <w:b/>
-          <w:bCs/>
-          <w:color w:val="000000" w:themeColor="text1"/>
-        </w:rPr>
-      </w:pPr>
-      <w:r>
-        <w:rPr>
-          <w:rFonts w:ascii="Georgia Pro" w:eastAsia="Georgia Pro" w:hAnsi="Georgia Pro" w:cs="Georgia Pro"/>
-          <w:b/>
-          <w:bCs/>
-          <w:color w:val="000000" w:themeColor="text1"/>
-        </w:rPr>
-        <w:t>Step 12: Create Frontend Application</w:t>
-      </w:r>
-    </w:p>
-    <w:p>
-      <w:pPr>
-        <w:spacing w:after="0" w:line="480" w:lineRule="auto"/>
-        <w:rPr>
-          <w:rFonts w:ascii="Georgia Pro" w:eastAsia="Georgia Pro" w:hAnsi="Georgia Pro" w:cs="Georgia Pro"/>
-          <w:color w:val="000000" w:themeColor="text1"/>
-        </w:rPr>
-      </w:pPr>
-      <w:r>
-        <w:rPr>
-          <w:rFonts w:ascii="Georgia Pro" w:eastAsia="Georgia Pro" w:hAnsi="Georgia Pro" w:cs="Georgia Pro"/>
-          <w:color w:val="000000" w:themeColor="text1"/>
-        </w:rPr>
-        <w:t>Move into frontend folder:</w:t>
-      </w:r>
-    </w:p>
-    <w:p>
-      <w:pPr>
-        <w:pBdr>
-          <w:top w:val="single" w:sz="4" w:space="1" w:color="auto"/>
-          <w:left w:val="single" w:sz="4" w:space="4" w:color="auto"/>
-          <w:bottom w:val="single" w:sz="4" w:space="1" w:color="auto"/>
-          <w:right w:val="single" w:sz="4" w:space="4" w:color="auto"/>
-          <w:between w:val="single" w:sz="4" w:space="1" w:color="auto"/>
-          <w:bar w:val="single" w:sz="4" w:color="auto"/>
-        </w:pBdr>
-        <w:shd w:val="clear" w:color="auto" w:fill="F2F2F2" w:themeFill="background1" w:themeFillShade="F2"/>
-        <w:spacing w:after="0" w:line="480" w:lineRule="auto"/>
-        <w:rPr>
-          <w:rFonts w:ascii="Georgia Pro" w:eastAsia="Georgia Pro" w:hAnsi="Georgia Pro" w:cs="Georgia Pro"/>
-          <w:color w:val="000000" w:themeColor="text1"/>
-        </w:rPr>
-      </w:pPr>
-      <w:r>
-        <w:rPr>
-          <w:rFonts w:ascii="Georgia Pro" w:eastAsia="Georgia Pro" w:hAnsi="Georgia Pro" w:cs="Georgia Pro"/>
-          <w:color w:val="000000" w:themeColor="text1"/>
-        </w:rPr>
-        <w:t>cd frontend</w:t>
-      </w:r>
-    </w:p>
-    <w:p>
-      <w:pPr>
-        <w:spacing w:after="0" w:line="480" w:lineRule="auto"/>
-        <w:rPr>
-          <w:rFonts w:ascii="Georgia Pro" w:eastAsia="Georgia Pro" w:hAnsi="Georgia Pro" w:cs="Georgia Pro"/>
-          <w:color w:val="000000" w:themeColor="text1"/>
-        </w:rPr>
-      </w:pPr>
-    </w:p>
-    <w:p>
-      <w:pPr>
-        <w:spacing w:after="0" w:line="480" w:lineRule="auto"/>
-        <w:rPr>
-          <w:rFonts w:ascii="Georgia Pro" w:eastAsia="Georgia Pro" w:hAnsi="Georgia Pro" w:cs="Georgia Pro"/>
-          <w:color w:val="000000" w:themeColor="text1"/>
-        </w:rPr>
-      </w:pPr>
-      <w:r>
-        <w:rPr>
-          <w:rFonts w:ascii="Georgia Pro" w:eastAsia="Georgia Pro" w:hAnsi="Georgia Pro" w:cs="Georgia Pro"/>
-          <w:color w:val="000000" w:themeColor="text1"/>
-        </w:rPr>
-        <w:t>Create HTML file:</w:t>
-      </w:r>
-    </w:p>
-    <w:p>
-      <w:pPr>
-        <w:pBdr>
-          <w:top w:val="single" w:sz="4" w:space="1" w:color="auto"/>
-          <w:left w:val="single" w:sz="4" w:space="4" w:color="auto"/>
-          <w:bottom w:val="single" w:sz="4" w:space="1" w:color="auto"/>
-          <w:right w:val="single" w:sz="4" w:space="4" w:color="auto"/>
-          <w:between w:val="single" w:sz="4" w:space="1" w:color="auto"/>
-          <w:bar w:val="single" w:sz="4" w:color="auto"/>
-        </w:pBdr>
-        <w:shd w:val="clear" w:color="auto" w:fill="F2F2F2" w:themeFill="background1" w:themeFillShade="F2"/>
-        <w:spacing w:after="0" w:line="480" w:lineRule="auto"/>
-        <w:rPr>
-          <w:rFonts w:ascii="Georgia Pro" w:eastAsia="Georgia Pro" w:hAnsi="Georgia Pro" w:cs="Georgia Pro"/>
-          <w:color w:val="000000" w:themeColor="text1"/>
-        </w:rPr>
-      </w:pPr>
-      <w:r>
-        <w:rPr>
-          <w:rFonts w:ascii="Georgia Pro" w:eastAsia="Georgia Pro" w:hAnsi="Georgia Pro" w:cs="Georgia Pro"/>
-          <w:color w:val="000000" w:themeColor="text1"/>
-        </w:rPr>
-        <w:t>nano index.html</w:t>
-      </w:r>
-    </w:p>
-    <w:p>
-      <w:pPr>
-        <w:spacing w:after="0" w:line="480" w:lineRule="auto"/>
-        <w:rPr>
-          <w:rFonts w:ascii="Georgia Pro" w:eastAsia="Georgia Pro" w:hAnsi="Georgia Pro" w:cs="Georgia Pro"/>
-          <w:color w:val="000000" w:themeColor="text1"/>
-        </w:rPr>
-      </w:pPr>
-    </w:p>
-    <w:p>
-      <w:pPr>
-        <w:spacing w:after="0" w:line="480" w:lineRule="auto"/>
-        <w:rPr>
-          <w:rFonts w:ascii="Georgia Pro" w:eastAsia="Georgia Pro" w:hAnsi="Georgia Pro" w:cs="Georgia Pro"/>
-          <w:color w:val="000000" w:themeColor="text1"/>
-        </w:rPr>
-      </w:pPr>
-      <w:r>
-        <w:rPr>
-          <w:rFonts w:ascii="Georgia Pro" w:eastAsia="Georgia Pro" w:hAnsi="Georgia Pro" w:cs="Georgia Pro"/>
-          <w:color w:val="000000" w:themeColor="text1"/>
-        </w:rPr>
-        <w:t>Paste:</w:t>
-      </w:r>
-    </w:p>
-    <w:p>
-      <w:pPr>
-        <w:pBdr>
-          <w:top w:val="single" w:sz="4" w:space="1" w:color="auto"/>
-          <w:left w:val="single" w:sz="4" w:space="4" w:color="auto"/>
-          <w:bottom w:val="single" w:sz="4" w:space="1" w:color="auto"/>
-          <w:right w:val="single" w:sz="4" w:space="4" w:color="auto"/>
-          <w:between w:val="single" w:sz="4" w:space="1" w:color="auto"/>
-          <w:bar w:val="single" w:sz="4" w:color="auto"/>
-        </w:pBdr>
-        <w:shd w:val="clear" w:color="auto" w:fill="F2F2F2" w:themeFill="background1" w:themeFillShade="F2"/>
-        <w:spacing w:after="0" w:line="480" w:lineRule="auto"/>
-        <w:rPr>
-          <w:rFonts w:ascii="Georgia Pro" w:eastAsia="Georgia Pro" w:hAnsi="Georgia Pro" w:cs="Georgia Pro"/>
-          <w:color w:val="000000" w:themeColor="text1"/>
-        </w:rPr>
-      </w:pPr>
-      <w:r>
-        <w:rPr>
-          <w:rFonts w:ascii="Georgia Pro" w:eastAsia="Georgia Pro" w:hAnsi="Georgia Pro" w:cs="Georgia Pro"/>
-          <w:color w:val="000000" w:themeColor="text1"/>
-        </w:rPr>
-        <w:lastRenderedPageBreak/>
-        <w:t>&lt;!DOCTYPE html&gt;</w:t>
-      </w:r>
-      <w:r>
-        <w:rPr>
-          <w:rFonts w:ascii="Georgia Pro" w:eastAsia="Georgia Pro" w:hAnsi="Georgia Pro" w:cs="Georgia Pro"/>
-          <w:color w:val="000000" w:themeColor="text1"/>
-        </w:rPr>
-        <w:br/>
-        <w:t>&lt;html&gt;</w:t>
-      </w:r>
-      <w:r>
-        <w:rPr>
-          <w:rFonts w:ascii="Georgia Pro" w:eastAsia="Georgia Pro" w:hAnsi="Georgia Pro" w:cs="Georgia Pro"/>
-          <w:color w:val="000000" w:themeColor="text1"/>
-        </w:rPr>
-        <w:br/>
-        <w:t>&lt;head&gt;</w:t>
-      </w:r>
-      <w:r>
-        <w:rPr>
-          <w:rFonts w:ascii="Georgia Pro" w:eastAsia="Georgia Pro" w:hAnsi="Georgia Pro" w:cs="Georgia Pro"/>
-          <w:color w:val="000000" w:themeColor="text1"/>
-        </w:rPr>
-        <w:br/>
-        <w:t xml:space="preserve">    &lt;title&gt;Multi-Tier Application&lt;/title&gt;</w:t>
-      </w:r>
-      <w:r>
-        <w:rPr>
-          <w:rFonts w:ascii="Georgia Pro" w:eastAsia="Georgia Pro" w:hAnsi="Georgia Pro" w:cs="Georgia Pro"/>
-          <w:color w:val="000000" w:themeColor="text1"/>
-        </w:rPr>
-        <w:br/>
-        <w:t>&lt;/head&gt;</w:t>
-      </w:r>
-      <w:r>
-        <w:rPr>
-          <w:rFonts w:ascii="Georgia Pro" w:eastAsia="Georgia Pro" w:hAnsi="Georgia Pro" w:cs="Georgia Pro"/>
-          <w:color w:val="000000" w:themeColor="text1"/>
-        </w:rPr>
-        <w:br/>
-        <w:t>&lt;body&gt;</w:t>
-      </w:r>
-      <w:r>
-        <w:rPr>
-          <w:rFonts w:ascii="Georgia Pro" w:eastAsia="Georgia Pro" w:hAnsi="Georgia Pro" w:cs="Georgia Pro"/>
-          <w:color w:val="000000" w:themeColor="text1"/>
-        </w:rPr>
-        <w:br/>
-      </w:r>
-      <w:r>
-        <w:rPr>
-          <w:rFonts w:ascii="Georgia Pro" w:eastAsia="Georgia Pro" w:hAnsi="Georgia Pro" w:cs="Georgia Pro"/>
-          <w:color w:val="000000" w:themeColor="text1"/>
-        </w:rPr>
-        <w:br/>
-        <w:t>&lt;h1&gt;Frontend Container Running Successfully&lt;/h1&gt;</w:t>
-      </w:r>
-      <w:r>
-        <w:rPr>
-          <w:rFonts w:ascii="Georgia Pro" w:eastAsia="Georgia Pro" w:hAnsi="Georgia Pro" w:cs="Georgia Pro"/>
-          <w:color w:val="000000" w:themeColor="text1"/>
-        </w:rPr>
-        <w:br/>
-      </w:r>
-      <w:r>
-        <w:rPr>
-          <w:rFonts w:ascii="Georgia Pro" w:eastAsia="Georgia Pro" w:hAnsi="Georgia Pro" w:cs="Georgia Pro"/>
-          <w:color w:val="000000" w:themeColor="text1"/>
-        </w:rPr>
-        <w:br/>
-        <w:t>&lt;button onclick="</w:t>
-      </w:r>
-      <w:proofErr w:type="spellStart"/>
-      <w:r>
-        <w:rPr>
-          <w:rFonts w:ascii="Georgia Pro" w:eastAsia="Georgia Pro" w:hAnsi="Georgia Pro" w:cs="Georgia Pro"/>
-          <w:color w:val="000000" w:themeColor="text1"/>
-        </w:rPr>
-        <w:t>loadData</w:t>
-      </w:r>
-      <w:proofErr w:type="spellEnd"/>
-      <w:r>
-        <w:rPr>
-          <w:rFonts w:ascii="Georgia Pro" w:eastAsia="Georgia Pro" w:hAnsi="Georgia Pro" w:cs="Georgia Pro"/>
-          <w:color w:val="000000" w:themeColor="text1"/>
-        </w:rPr>
-        <w:t>()"&gt;Call Backend API&lt;/button&gt;</w:t>
-      </w:r>
-      <w:r>
-        <w:rPr>
-          <w:rFonts w:ascii="Georgia Pro" w:eastAsia="Georgia Pro" w:hAnsi="Georgia Pro" w:cs="Georgia Pro"/>
-          <w:color w:val="000000" w:themeColor="text1"/>
-        </w:rPr>
-        <w:br/>
-      </w:r>
-      <w:r>
-        <w:rPr>
-          <w:rFonts w:ascii="Georgia Pro" w:eastAsia="Georgia Pro" w:hAnsi="Georgia Pro" w:cs="Georgia Pro"/>
-          <w:color w:val="000000" w:themeColor="text1"/>
-        </w:rPr>
-        <w:br/>
-        <w:t>&lt;p id="output"&gt;&lt;/p&gt;</w:t>
-      </w:r>
-      <w:r>
-        <w:rPr>
-          <w:rFonts w:ascii="Georgia Pro" w:eastAsia="Georgia Pro" w:hAnsi="Georgia Pro" w:cs="Georgia Pro"/>
-          <w:color w:val="000000" w:themeColor="text1"/>
-        </w:rPr>
-        <w:br/>
-      </w:r>
-      <w:r>
-        <w:rPr>
-          <w:rFonts w:ascii="Georgia Pro" w:eastAsia="Georgia Pro" w:hAnsi="Georgia Pro" w:cs="Georgia Pro"/>
-          <w:color w:val="000000" w:themeColor="text1"/>
-        </w:rPr>
-        <w:br/>
-        <w:t>&lt;script&gt;</w:t>
-      </w:r>
-      <w:r>
-        <w:rPr>
-          <w:rFonts w:ascii="Georgia Pro" w:eastAsia="Georgia Pro" w:hAnsi="Georgia Pro" w:cs="Georgia Pro"/>
-          <w:color w:val="000000" w:themeColor="text1"/>
-        </w:rPr>
-        <w:br/>
-        <w:t xml:space="preserve">async function </w:t>
-      </w:r>
-      <w:proofErr w:type="spellStart"/>
-      <w:r>
-        <w:rPr>
-          <w:rFonts w:ascii="Georgia Pro" w:eastAsia="Georgia Pro" w:hAnsi="Georgia Pro" w:cs="Georgia Pro"/>
-          <w:color w:val="000000" w:themeColor="text1"/>
-        </w:rPr>
-        <w:t>loadData</w:t>
-      </w:r>
-      <w:proofErr w:type="spellEnd"/>
-      <w:r>
-        <w:rPr>
-          <w:rFonts w:ascii="Georgia Pro" w:eastAsia="Georgia Pro" w:hAnsi="Georgia Pro" w:cs="Georgia Pro"/>
-          <w:color w:val="000000" w:themeColor="text1"/>
-        </w:rPr>
-        <w:t>() {</w:t>
-      </w:r>
-      <w:r>
-        <w:rPr>
-          <w:rFonts w:ascii="Georgia Pro" w:eastAsia="Georgia Pro" w:hAnsi="Georgia Pro" w:cs="Georgia Pro"/>
-          <w:color w:val="000000" w:themeColor="text1"/>
-        </w:rPr>
-        <w:br/>
-      </w:r>
-      <w:r>
-        <w:rPr>
-          <w:rFonts w:ascii="Georgia Pro" w:eastAsia="Georgia Pro" w:hAnsi="Georgia Pro" w:cs="Georgia Pro"/>
-          <w:color w:val="000000" w:themeColor="text1"/>
-        </w:rPr>
-        <w:br/>
-        <w:t xml:space="preserve">    const response = await fetch("http://EC2_PUBLIC_IP:5000");</w:t>
-      </w:r>
-      <w:r>
-        <w:rPr>
-          <w:rFonts w:ascii="Georgia Pro" w:eastAsia="Georgia Pro" w:hAnsi="Georgia Pro" w:cs="Georgia Pro"/>
-          <w:color w:val="000000" w:themeColor="text1"/>
-        </w:rPr>
-        <w:br/>
-      </w:r>
-      <w:r>
-        <w:rPr>
-          <w:rFonts w:ascii="Georgia Pro" w:eastAsia="Georgia Pro" w:hAnsi="Georgia Pro" w:cs="Georgia Pro"/>
-          <w:color w:val="000000" w:themeColor="text1"/>
-        </w:rPr>
-        <w:br/>
-        <w:t xml:space="preserve">    const data = await </w:t>
-      </w:r>
-      <w:proofErr w:type="spellStart"/>
-      <w:r>
-        <w:rPr>
-          <w:rFonts w:ascii="Georgia Pro" w:eastAsia="Georgia Pro" w:hAnsi="Georgia Pro" w:cs="Georgia Pro"/>
-          <w:color w:val="000000" w:themeColor="text1"/>
-        </w:rPr>
-        <w:t>response.text</w:t>
-      </w:r>
-      <w:proofErr w:type="spellEnd"/>
-      <w:r>
-        <w:rPr>
-          <w:rFonts w:ascii="Georgia Pro" w:eastAsia="Georgia Pro" w:hAnsi="Georgia Pro" w:cs="Georgia Pro"/>
-          <w:color w:val="000000" w:themeColor="text1"/>
-        </w:rPr>
-        <w:t>();</w:t>
-      </w:r>
-      <w:r>
-        <w:rPr>
-          <w:rFonts w:ascii="Georgia Pro" w:eastAsia="Georgia Pro" w:hAnsi="Georgia Pro" w:cs="Georgia Pro"/>
-          <w:color w:val="000000" w:themeColor="text1"/>
-        </w:rPr>
-        <w:br/>
-      </w:r>
-      <w:r>
-        <w:rPr>
-          <w:rFonts w:ascii="Georgia Pro" w:eastAsia="Georgia Pro" w:hAnsi="Georgia Pro" w:cs="Georgia Pro"/>
-          <w:color w:val="000000" w:themeColor="text1"/>
-        </w:rPr>
-        <w:br/>
-        <w:t xml:space="preserve">    </w:t>
-      </w:r>
-      <w:proofErr w:type="spellStart"/>
-      <w:r>
-        <w:rPr>
-          <w:rFonts w:ascii="Georgia Pro" w:eastAsia="Georgia Pro" w:hAnsi="Georgia Pro" w:cs="Georgia Pro"/>
-          <w:color w:val="000000" w:themeColor="text1"/>
-        </w:rPr>
-        <w:t>document.getElementById</w:t>
-      </w:r>
-      <w:proofErr w:type="spellEnd"/>
-      <w:r>
-        <w:rPr>
-          <w:rFonts w:ascii="Georgia Pro" w:eastAsia="Georgia Pro" w:hAnsi="Georgia Pro" w:cs="Georgia Pro"/>
-          <w:color w:val="000000" w:themeColor="text1"/>
-        </w:rPr>
-        <w:t>("output").</w:t>
-      </w:r>
-      <w:proofErr w:type="spellStart"/>
-      <w:r>
-        <w:rPr>
-          <w:rFonts w:ascii="Georgia Pro" w:eastAsia="Georgia Pro" w:hAnsi="Georgia Pro" w:cs="Georgia Pro"/>
-          <w:color w:val="000000" w:themeColor="text1"/>
-        </w:rPr>
-        <w:t>innerHTML</w:t>
-      </w:r>
-      <w:proofErr w:type="spellEnd"/>
-      <w:r>
-        <w:rPr>
-          <w:rFonts w:ascii="Georgia Pro" w:eastAsia="Georgia Pro" w:hAnsi="Georgia Pro" w:cs="Georgia Pro"/>
-          <w:color w:val="000000" w:themeColor="text1"/>
-        </w:rPr>
-        <w:t xml:space="preserve"> = data;</w:t>
-      </w:r>
-      <w:r>
-        <w:rPr>
-          <w:rFonts w:ascii="Georgia Pro" w:eastAsia="Georgia Pro" w:hAnsi="Georgia Pro" w:cs="Georgia Pro"/>
-          <w:color w:val="000000" w:themeColor="text1"/>
-        </w:rPr>
-        <w:br/>
-        <w:t>}</w:t>
-      </w:r>
-      <w:r>
-        <w:rPr>
-          <w:rFonts w:ascii="Georgia Pro" w:eastAsia="Georgia Pro" w:hAnsi="Georgia Pro" w:cs="Georgia Pro"/>
-          <w:color w:val="000000" w:themeColor="text1"/>
-        </w:rPr>
-        <w:br/>
-        <w:t>&lt;/script&gt;</w:t>
-      </w:r>
-      <w:r>
-        <w:rPr>
-          <w:rFonts w:ascii="Georgia Pro" w:eastAsia="Georgia Pro" w:hAnsi="Georgia Pro" w:cs="Georgia Pro"/>
-          <w:color w:val="000000" w:themeColor="text1"/>
-        </w:rPr>
-        <w:br/>
-      </w:r>
-      <w:r>
-        <w:rPr>
-          <w:rFonts w:ascii="Georgia Pro" w:eastAsia="Georgia Pro" w:hAnsi="Georgia Pro" w:cs="Georgia Pro"/>
-          <w:color w:val="000000" w:themeColor="text1"/>
-        </w:rPr>
-        <w:br/>
-        <w:t>&lt;/body&gt;</w:t>
-      </w:r>
-      <w:r>
-        <w:rPr>
-          <w:rFonts w:ascii="Georgia Pro" w:eastAsia="Georgia Pro" w:hAnsi="Georgia Pro" w:cs="Georgia Pro"/>
-          <w:color w:val="000000" w:themeColor="text1"/>
-        </w:rPr>
-        <w:br/>
-        <w:t>&lt;/html&gt;</w:t>
-      </w:r>
-    </w:p>
-    <w:p>
-      <w:pPr>
-        <w:spacing w:after="0" w:line="480" w:lineRule="auto"/>
-        <w:rPr>
-          <w:rFonts w:ascii="Georgia Pro" w:eastAsia="Georgia Pro" w:hAnsi="Georgia Pro" w:cs="Georgia Pro"/>
-          <w:color w:val="000000" w:themeColor="text1"/>
-        </w:rPr>
-      </w:pPr>
-    </w:p>
-    <w:p>
-      <w:pPr>
-        <w:spacing w:after="0" w:line="480" w:lineRule="auto"/>
-        <w:rPr>
-          <w:rFonts w:ascii="Georgia Pro" w:eastAsia="Georgia Pro" w:hAnsi="Georgia Pro" w:cs="Georgia Pro"/>
-          <w:color w:val="000000" w:themeColor="text1"/>
-        </w:rPr>
-      </w:pPr>
-    </w:p>
-    <w:p>
-      <w:pPr>
-        <w:spacing w:after="0" w:line="480" w:lineRule="auto"/>
-        <w:rPr>
-          <w:rFonts w:ascii="Georgia Pro" w:eastAsia="Georgia Pro" w:hAnsi="Georgia Pro" w:cs="Georgia Pro"/>
-          <w:color w:val="000000" w:themeColor="text1"/>
-        </w:rPr>
-      </w:pPr>
-      <w:r>
-        <w:rPr>
-          <w:rFonts w:ascii="Georgia Pro" w:eastAsia="Georgia Pro" w:hAnsi="Georgia Pro" w:cs="Georgia Pro"/>
-          <w:color w:val="000000" w:themeColor="text1"/>
-        </w:rPr>
-        <w:lastRenderedPageBreak/>
-        <w:t>Replace:</w:t>
-      </w:r>
-    </w:p>
-    <w:p>
-      <w:pPr>
-        <w:numPr>
-          <w:ilvl w:val="0"/>
-          <w:numId w:val="31"/>
-        </w:numPr>
-        <w:spacing w:after="0" w:line="480" w:lineRule="auto"/>
-        <w:rPr>
-          <w:rFonts w:ascii="Georgia Pro" w:eastAsia="Georgia Pro" w:hAnsi="Georgia Pro" w:cs="Georgia Pro"/>
-          <w:color w:val="000000" w:themeColor="text1"/>
-        </w:rPr>
-      </w:pPr>
-      <w:r>
-        <w:rPr>
-          <w:rFonts w:ascii="Georgia Pro" w:eastAsia="Georgia Pro" w:hAnsi="Georgia Pro" w:cs="Georgia Pro"/>
-          <w:color w:val="000000" w:themeColor="text1"/>
-        </w:rPr>
-        <w:t xml:space="preserve">EC2_PUBLIC_IP </w:t>
-      </w:r>
-    </w:p>
-    <w:p>
-      <w:pPr>
-        <w:spacing w:after="0" w:line="480" w:lineRule="auto"/>
-        <w:rPr>
-          <w:rFonts w:ascii="Georgia Pro" w:eastAsia="Georgia Pro" w:hAnsi="Georgia Pro" w:cs="Georgia Pro"/>
-          <w:color w:val="000000" w:themeColor="text1"/>
-        </w:rPr>
-      </w:pPr>
-      <w:r>
-        <w:rPr>
-          <w:rFonts w:ascii="Georgia Pro" w:eastAsia="Georgia Pro" w:hAnsi="Georgia Pro" w:cs="Georgia Pro"/>
-          <w:color w:val="000000" w:themeColor="text1"/>
-        </w:rPr>
-        <w:t>Example:</w:t>
+        <w:t>Step 22: Test Backend API</w:t>
+      </w:r>
+    </w:p>
+    <w:p>
+      <w:pPr>
+        <w:spacing w:after="0" w:line="480" w:lineRule="auto"/>
+        <w:rPr>
+          <w:rFonts w:ascii="Georgia Pro" w:eastAsia="Georgia Pro" w:hAnsi="Georgia Pro" w:cs="Georgia Pro"/>
+          <w:color w:val="000000" w:themeColor="text1"/>
+        </w:rPr>
+      </w:pPr>
+      <w:r>
+        <w:rPr>
+          <w:rFonts w:ascii="Georgia Pro" w:eastAsia="Georgia Pro" w:hAnsi="Georgia Pro" w:cs="Georgia Pro"/>
+          <w:color w:val="000000" w:themeColor="text1"/>
+        </w:rPr>
+        <w:t>Click:</w:t>
+      </w:r>
+    </w:p>
+    <w:p>
+      <w:pPr>
+        <w:spacing w:after="0" w:line="480" w:lineRule="auto"/>
+        <w:rPr>
+          <w:rFonts w:ascii="Georgia Pro" w:eastAsia="Georgia Pro" w:hAnsi="Georgia Pro" w:cs="Georgia Pro"/>
+          <w:color w:val="000000" w:themeColor="text1"/>
+        </w:rPr>
+      </w:pPr>
+      <w:r>
+        <w:rPr>
+          <w:rFonts w:ascii="Georgia Pro" w:eastAsia="Georgia Pro" w:hAnsi="Georgia Pro" w:cs="Georgia Pro"/>
+          <w:color w:val="000000" w:themeColor="text1"/>
+        </w:rPr>
+        <w:t>Call Backend API</w:t>
+      </w:r>
+    </w:p>
+    <w:p>
+      <w:pPr>
+        <w:spacing w:after="0" w:line="480" w:lineRule="auto"/>
+        <w:rPr>
+          <w:rFonts w:ascii="Georgia Pro" w:eastAsia="Georgia Pro" w:hAnsi="Georgia Pro" w:cs="Georgia Pro"/>
+          <w:color w:val="000000" w:themeColor="text1"/>
+        </w:rPr>
+      </w:pPr>
+      <w:r>
+        <w:rPr>
+          <w:rFonts w:ascii="Georgia Pro" w:eastAsia="Georgia Pro" w:hAnsi="Georgia Pro" w:cs="Georgia Pro"/>
+          <w:color w:val="000000" w:themeColor="text1"/>
+        </w:rPr>
+        <w:t>Expected Output:</w:t>
       </w:r>
     </w:p>
     <w:p>
@@ -3794,63 +6700,45 @@
           <w:color w:val="000000" w:themeColor="text1"/>
         </w:rPr>
       </w:pPr>
-      <w:hyperlink r:id="rId9" w:history="1">
-        <w:r>
-          <w:rPr>
-            <w:rStyle w:val="Hyperlink"/>
-            <w:rFonts w:ascii="Georgia Pro" w:eastAsia="Georgia Pro" w:hAnsi="Georgia Pro" w:cs="Georgia Pro"/>
-          </w:rPr>
-          <w:t>http://13</w:t>
-        </w:r>
-      </w:hyperlink>
-      <w:r>
-        <w:rPr>
-          <w:rFonts w:ascii="Georgia Pro" w:eastAsia="Georgia Pro" w:hAnsi="Georgia Pro" w:cs="Georgia Pro"/>
-          <w:color w:val="000000" w:themeColor="text1"/>
-        </w:rPr>
-        <w:t>.233.x.x:5000</w:t>
-      </w:r>
-    </w:p>
-    <w:p>
-      <w:pPr>
-        <w:spacing w:after="0" w:line="480" w:lineRule="auto"/>
-        <w:rPr>
-          <w:rFonts w:ascii="Georgia Pro" w:eastAsia="Georgia Pro" w:hAnsi="Georgia Pro" w:cs="Georgia Pro"/>
-          <w:color w:val="000000" w:themeColor="text1"/>
-        </w:rPr>
-      </w:pPr>
-    </w:p>
-    <w:p>
-      <w:pPr>
-        <w:spacing w:after="0" w:line="480" w:lineRule="auto"/>
-        <w:rPr>
-          <w:rFonts w:ascii="Georgia Pro" w:eastAsia="Georgia Pro" w:hAnsi="Georgia Pro" w:cs="Georgia Pro"/>
-          <w:color w:val="000000" w:themeColor="text1"/>
-        </w:rPr>
-      </w:pPr>
-      <w:r>
-        <w:rPr>
-          <w:rFonts w:ascii="Georgia Pro" w:eastAsia="Georgia Pro" w:hAnsi="Georgia Pro" w:cs="Georgia Pro"/>
-          <w:color w:val="000000" w:themeColor="text1"/>
-        </w:rPr>
-        <w:t>Save and exit.</w:t>
-      </w:r>
-    </w:p>
-    <w:p>
-      <w:pPr>
-        <w:spacing w:after="0" w:line="480" w:lineRule="auto"/>
-        <w:rPr>
-          <w:rFonts w:ascii="Georgia Pro" w:eastAsia="Georgia Pro" w:hAnsi="Georgia Pro" w:cs="Georgia Pro"/>
-          <w:color w:val="000000" w:themeColor="text1"/>
-        </w:rPr>
-      </w:pPr>
-      <w:r>
-        <w:rPr>
-          <w:rFonts w:ascii="Georgia Pro" w:eastAsia="Georgia Pro" w:hAnsi="Georgia Pro" w:cs="Georgia Pro"/>
-          <w:color w:val="000000" w:themeColor="text1"/>
-        </w:rPr>
-        <w:pict w14:anchorId="6B7DE215">
-          <v:rect id="_x0000_i1252" style="width:0;height:1.5pt" o:hralign="center" o:hrstd="t" o:hr="t" fillcolor="#a0a0a0" stroked="f"/>
+      <w:r>
+        <w:rPr>
+          <w:rFonts w:ascii="Georgia Pro" w:eastAsia="Georgia Pro" w:hAnsi="Georgia Pro" w:cs="Georgia Pro"/>
+          <w:color w:val="000000" w:themeColor="text1"/>
+        </w:rPr>
+        <w:t>(1, 'John', 'New York')</w:t>
+      </w:r>
+      <w:r>
+        <w:rPr>
+          <w:rFonts w:ascii="Georgia Pro" w:eastAsia="Georgia Pro" w:hAnsi="Georgia Pro" w:cs="Georgia Pro"/>
+          <w:color w:val="000000" w:themeColor="text1"/>
+        </w:rPr>
+        <w:br/>
+        <w:t>(2, 'Alice', 'London')</w:t>
+      </w:r>
+      <w:r>
+        <w:rPr>
+          <w:rFonts w:ascii="Georgia Pro" w:eastAsia="Georgia Pro" w:hAnsi="Georgia Pro" w:cs="Georgia Pro"/>
+          <w:color w:val="000000" w:themeColor="text1"/>
+        </w:rPr>
+        <w:br/>
+        <w:t>(3, 'Bob', 'Delhi')</w:t>
+      </w:r>
+    </w:p>
+    <w:p>
+      <w:pPr>
+        <w:spacing w:after="0" w:line="480" w:lineRule="auto"/>
+        <w:rPr>
+          <w:rFonts w:ascii="Georgia Pro" w:eastAsia="Georgia Pro" w:hAnsi="Georgia Pro" w:cs="Georgia Pro"/>
+          <w:color w:val="000000" w:themeColor="text1"/>
+        </w:rPr>
+      </w:pPr>
+      <w:r>
+        <w:rPr>
+          <w:rFonts w:ascii="Georgia Pro" w:eastAsia="Georgia Pro" w:hAnsi="Georgia Pro" w:cs="Georgia Pro"/>
+          <w:color w:val="000000" w:themeColor="text1"/>
+        </w:rPr>
+        <w:pict w14:anchorId="769E3E5F">
+          <v:rect id="_x0000_i1050" style="width:0;height:1.5pt" o:hralign="center" o:hrstd="t" o:hr="t" fillcolor="#a0a0a0" stroked="f"/>
         </w:pict>
       </w:r>
     </w:p>
@@ -3871,19 +6759,25 @@
           <w:bCs/>
           <w:color w:val="000000" w:themeColor="text1"/>
         </w:rPr>
-        <w:t xml:space="preserve">Step 13: Create Frontend </w:t>
-      </w:r>
-      <w:proofErr w:type="spellStart"/>
-      <w:r>
-        <w:rPr>
-          <w:rFonts w:ascii="Georgia Pro" w:eastAsia="Georgia Pro" w:hAnsi="Georgia Pro" w:cs="Georgia Pro"/>
-          <w:b/>
-          <w:bCs/>
-          <w:color w:val="000000" w:themeColor="text1"/>
-        </w:rPr>
-        <w:t>Dockerfile</w:t>
-      </w:r>
-      <w:proofErr w:type="spellEnd"/>
+        <w:t>Step 23: Verify Backend Directly</w:t>
+      </w:r>
+    </w:p>
+    <w:p>
+      <w:pPr>
+        <w:spacing w:after="0" w:line="480" w:lineRule="auto"/>
+        <w:rPr>
+          <w:rFonts w:ascii="Georgia Pro" w:eastAsia="Georgia Pro" w:hAnsi="Georgia Pro" w:cs="Georgia Pro"/>
+          <w:color w:val="000000" w:themeColor="text1"/>
+        </w:rPr>
+      </w:pPr>
+      <w:r>
+        <w:rPr>
+          <w:rFonts w:ascii="Georgia Pro" w:eastAsia="Georgia Pro" w:hAnsi="Georgia Pro" w:cs="Georgia Pro"/>
+          <w:color w:val="000000" w:themeColor="text1"/>
+        </w:rPr>
+        <w:lastRenderedPageBreak/>
+        <w:t>Open:</w:t>
+      </w:r>
     </w:p>
     <w:p>
       <w:pPr>
@@ -3905,41 +6799,45 @@
           <w:rFonts w:ascii="Georgia Pro" w:eastAsia="Georgia Pro" w:hAnsi="Georgia Pro" w:cs="Georgia Pro"/>
           <w:color w:val="000000" w:themeColor="text1"/>
         </w:rPr>
-        <w:t xml:space="preserve">nano </w:t>
-      </w:r>
-      <w:proofErr w:type="spellStart"/>
-      <w:r>
-        <w:rPr>
-          <w:rFonts w:ascii="Georgia Pro" w:eastAsia="Georgia Pro" w:hAnsi="Georgia Pro" w:cs="Georgia Pro"/>
-          <w:color w:val="000000" w:themeColor="text1"/>
-        </w:rPr>
-        <w:t>Dockerfile</w:t>
-      </w:r>
-      <w:proofErr w:type="spellEnd"/>
-    </w:p>
-    <w:p>
-      <w:pPr>
-        <w:spacing w:after="0" w:line="480" w:lineRule="auto"/>
-        <w:rPr>
-          <w:rFonts w:ascii="Georgia Pro" w:eastAsia="Georgia Pro" w:hAnsi="Georgia Pro" w:cs="Georgia Pro"/>
-          <w:color w:val="000000" w:themeColor="text1"/>
-        </w:rPr>
-      </w:pPr>
-    </w:p>
-    <w:p>
-      <w:pPr>
-        <w:spacing w:after="0" w:line="480" w:lineRule="auto"/>
-        <w:rPr>
-          <w:rFonts w:ascii="Georgia Pro" w:eastAsia="Georgia Pro" w:hAnsi="Georgia Pro" w:cs="Georgia Pro"/>
-          <w:color w:val="000000" w:themeColor="text1"/>
-        </w:rPr>
-      </w:pPr>
-      <w:r>
-        <w:rPr>
-          <w:rFonts w:ascii="Georgia Pro" w:eastAsia="Georgia Pro" w:hAnsi="Georgia Pro" w:cs="Georgia Pro"/>
-          <w:color w:val="000000" w:themeColor="text1"/>
-        </w:rPr>
-        <w:t>Paste:</w:t>
+        <w:t>http://EC2_PUBLIC_IP:5000</w:t>
+      </w:r>
+    </w:p>
+    <w:p>
+      <w:pPr>
+        <w:spacing w:after="0" w:line="480" w:lineRule="auto"/>
+        <w:rPr>
+          <w:rFonts w:ascii="Georgia Pro" w:eastAsia="Georgia Pro" w:hAnsi="Georgia Pro" w:cs="Georgia Pro"/>
+          <w:color w:val="000000" w:themeColor="text1"/>
+        </w:rPr>
+      </w:pPr>
+      <w:r>
+        <w:rPr>
+          <w:rFonts w:ascii="Georgia Pro" w:eastAsia="Georgia Pro" w:hAnsi="Georgia Pro" w:cs="Georgia Pro"/>
+          <w:color w:val="000000" w:themeColor="text1"/>
+        </w:rPr>
+        <w:pict w14:anchorId="2FCBC4D0">
+          <v:rect id="_x0000_i1051" style="width:0;height:1.5pt" o:hralign="center" o:hrstd="t" o:hr="t" fillcolor="#a0a0a0" stroked="f"/>
+        </w:pict>
+      </w:r>
+    </w:p>
+    <w:p>
+      <w:pPr>
+        <w:spacing w:after="0" w:line="480" w:lineRule="auto"/>
+        <w:rPr>
+          <w:rFonts w:ascii="Georgia Pro" w:eastAsia="Georgia Pro" w:hAnsi="Georgia Pro" w:cs="Georgia Pro"/>
+          <w:b/>
+          <w:bCs/>
+          <w:color w:val="000000" w:themeColor="text1"/>
+        </w:rPr>
+      </w:pPr>
+      <w:r>
+        <w:rPr>
+          <w:rFonts w:ascii="Georgia Pro" w:eastAsia="Georgia Pro" w:hAnsi="Georgia Pro" w:cs="Georgia Pro"/>
+          <w:b/>
+          <w:bCs/>
+          <w:color w:val="000000" w:themeColor="text1"/>
+        </w:rPr>
+        <w:t>Step 24: View Logs</w:t>
       </w:r>
     </w:p>
     <w:p>
@@ -3962,84 +6860,24 @@
           <w:rFonts w:ascii="Georgia Pro" w:eastAsia="Georgia Pro" w:hAnsi="Georgia Pro" w:cs="Georgia Pro"/>
           <w:color w:val="000000" w:themeColor="text1"/>
         </w:rPr>
-        <w:t xml:space="preserve">FROM </w:t>
-      </w:r>
-      <w:proofErr w:type="spellStart"/>
-      <w:proofErr w:type="gramStart"/>
-      <w:r>
-        <w:rPr>
-          <w:rFonts w:ascii="Georgia Pro" w:eastAsia="Georgia Pro" w:hAnsi="Georgia Pro" w:cs="Georgia Pro"/>
-          <w:color w:val="000000" w:themeColor="text1"/>
-        </w:rPr>
-        <w:t>nginx:latest</w:t>
-      </w:r>
-      <w:proofErr w:type="spellEnd"/>
-      <w:proofErr w:type="gramEnd"/>
-      <w:r>
-        <w:rPr>
-          <w:rFonts w:ascii="Georgia Pro" w:eastAsia="Georgia Pro" w:hAnsi="Georgia Pro" w:cs="Georgia Pro"/>
-          <w:color w:val="000000" w:themeColor="text1"/>
-        </w:rPr>
-        <w:br/>
-        <w:t>COPY index.html /</w:t>
-      </w:r>
-      <w:proofErr w:type="spellStart"/>
-      <w:r>
-        <w:rPr>
-          <w:rFonts w:ascii="Georgia Pro" w:eastAsia="Georgia Pro" w:hAnsi="Georgia Pro" w:cs="Georgia Pro"/>
-          <w:color w:val="000000" w:themeColor="text1"/>
-        </w:rPr>
-        <w:t>usr</w:t>
-      </w:r>
-      <w:proofErr w:type="spellEnd"/>
-      <w:r>
-        <w:rPr>
-          <w:rFonts w:ascii="Georgia Pro" w:eastAsia="Georgia Pro" w:hAnsi="Georgia Pro" w:cs="Georgia Pro"/>
-          <w:color w:val="000000" w:themeColor="text1"/>
-        </w:rPr>
-        <w:t>/share/nginx/html/index.html</w:t>
-      </w:r>
-    </w:p>
-    <w:p>
-      <w:pPr>
-        <w:spacing w:after="0" w:line="480" w:lineRule="auto"/>
-        <w:rPr>
-          <w:rFonts w:ascii="Georgia Pro" w:eastAsia="Georgia Pro" w:hAnsi="Georgia Pro" w:cs="Georgia Pro"/>
-          <w:color w:val="000000" w:themeColor="text1"/>
-        </w:rPr>
-      </w:pPr>
-    </w:p>
-    <w:p>
-      <w:pPr>
-        <w:spacing w:after="0" w:line="480" w:lineRule="auto"/>
-        <w:rPr>
-          <w:rFonts w:ascii="Georgia Pro" w:eastAsia="Georgia Pro" w:hAnsi="Georgia Pro" w:cs="Georgia Pro"/>
-          <w:color w:val="000000" w:themeColor="text1"/>
-        </w:rPr>
-      </w:pPr>
-      <w:r>
-        <w:rPr>
-          <w:rFonts w:ascii="Georgia Pro" w:eastAsia="Georgia Pro" w:hAnsi="Georgia Pro" w:cs="Georgia Pro"/>
-          <w:color w:val="000000" w:themeColor="text1"/>
-        </w:rPr>
-        <w:t>Save and exit.</w:t>
-      </w:r>
-    </w:p>
-    <w:p>
-      <w:pPr>
-        <w:spacing w:after="0" w:line="480" w:lineRule="auto"/>
-        <w:rPr>
-          <w:rFonts w:ascii="Georgia Pro" w:eastAsia="Georgia Pro" w:hAnsi="Georgia Pro" w:cs="Georgia Pro"/>
-          <w:color w:val="000000" w:themeColor="text1"/>
-        </w:rPr>
-      </w:pPr>
-      <w:r>
-        <w:rPr>
-          <w:rFonts w:ascii="Georgia Pro" w:eastAsia="Georgia Pro" w:hAnsi="Georgia Pro" w:cs="Georgia Pro"/>
-          <w:color w:val="000000" w:themeColor="text1"/>
-        </w:rPr>
-        <w:pict w14:anchorId="575723A8">
-          <v:rect id="_x0000_i1253" style="width:0;height:1.5pt" o:hralign="center" o:hrstd="t" o:hr="t" fillcolor="#a0a0a0" stroked="f"/>
+        <w:t>docker logs CONTAINER_ID</w:t>
+      </w:r>
+    </w:p>
+    <w:p>
+      <w:pPr>
+        <w:spacing w:after="0" w:line="480" w:lineRule="auto"/>
+        <w:rPr>
+          <w:rFonts w:ascii="Georgia Pro" w:eastAsia="Georgia Pro" w:hAnsi="Georgia Pro" w:cs="Georgia Pro"/>
+          <w:color w:val="000000" w:themeColor="text1"/>
+        </w:rPr>
+      </w:pPr>
+      <w:r>
+        <w:rPr>
+          <w:rFonts w:ascii="Georgia Pro" w:eastAsia="Georgia Pro" w:hAnsi="Georgia Pro" w:cs="Georgia Pro"/>
+          <w:color w:val="000000" w:themeColor="text1"/>
+        </w:rPr>
+        <w:pict w14:anchorId="374A349B">
+          <v:rect id="_x0000_i1052" style="width:0;height:1.5pt" o:hralign="center" o:hrstd="t" o:hr="t" fillcolor="#a0a0a0" stroked="f"/>
         </w:pict>
       </w:r>
     </w:p>
@@ -4060,23 +6898,7 @@
           <w:bCs/>
           <w:color w:val="000000" w:themeColor="text1"/>
         </w:rPr>
-        <w:t>Step 14: Create Backend Application</w:t>
-      </w:r>
-    </w:p>
-    <w:p>
-      <w:pPr>
-        <w:spacing w:after="0" w:line="480" w:lineRule="auto"/>
-        <w:rPr>
-          <w:rFonts w:ascii="Georgia Pro" w:eastAsia="Georgia Pro" w:hAnsi="Georgia Pro" w:cs="Georgia Pro"/>
-          <w:color w:val="000000" w:themeColor="text1"/>
-        </w:rPr>
-      </w:pPr>
-      <w:r>
-        <w:rPr>
-          <w:rFonts w:ascii="Georgia Pro" w:eastAsia="Georgia Pro" w:hAnsi="Georgia Pro" w:cs="Georgia Pro"/>
-          <w:color w:val="000000" w:themeColor="text1"/>
-        </w:rPr>
-        <w:t>Move back:</w:t>
+        <w:t>Step 25: Stop Application</w:t>
       </w:r>
     </w:p>
     <w:p>
@@ -4099,7 +6921,7 @@
           <w:rFonts w:ascii="Georgia Pro" w:eastAsia="Georgia Pro" w:hAnsi="Georgia Pro" w:cs="Georgia Pro"/>
           <w:color w:val="000000" w:themeColor="text1"/>
         </w:rPr>
-        <w:t>cd</w:t>
+        <w:t>docker-</w:t>
       </w:r>
       <w:proofErr w:type="gramStart"/>
       <w:r>
@@ -4107,7 +6929,7 @@
           <w:rFonts w:ascii="Georgia Pro" w:eastAsia="Georgia Pro" w:hAnsi="Georgia Pro" w:cs="Georgia Pro"/>
           <w:color w:val="000000" w:themeColor="text1"/>
         </w:rPr>
-        <w:t xml:space="preserve"> ..</w:t>
+        <w:t>compose</w:t>
       </w:r>
       <w:proofErr w:type="gramEnd"/>
       <w:r>
@@ -4115,33 +6937,45 @@
           <w:rFonts w:ascii="Georgia Pro" w:eastAsia="Georgia Pro" w:hAnsi="Georgia Pro" w:cs="Georgia Pro"/>
           <w:color w:val="000000" w:themeColor="text1"/>
         </w:rPr>
-        <w:br/>
-        <w:t>cd backend</w:t>
-      </w:r>
-    </w:p>
-    <w:p>
-      <w:pPr>
-        <w:spacing w:after="0" w:line="480" w:lineRule="auto"/>
-        <w:rPr>
-          <w:rFonts w:ascii="Georgia Pro" w:eastAsia="Georgia Pro" w:hAnsi="Georgia Pro" w:cs="Georgia Pro"/>
-          <w:color w:val="000000" w:themeColor="text1"/>
-        </w:rPr>
-      </w:pPr>
-    </w:p>
-    <w:p>
-      <w:pPr>
-        <w:spacing w:after="0" w:line="480" w:lineRule="auto"/>
-        <w:rPr>
-          <w:rFonts w:ascii="Georgia Pro" w:eastAsia="Georgia Pro" w:hAnsi="Georgia Pro" w:cs="Georgia Pro"/>
-          <w:color w:val="000000" w:themeColor="text1"/>
-        </w:rPr>
-      </w:pPr>
-      <w:r>
-        <w:rPr>
-          <w:rFonts w:ascii="Georgia Pro" w:eastAsia="Georgia Pro" w:hAnsi="Georgia Pro" w:cs="Georgia Pro"/>
-          <w:color w:val="000000" w:themeColor="text1"/>
-        </w:rPr>
-        <w:t>Create Python application:</w:t>
+        <w:t xml:space="preserve"> down</w:t>
+      </w:r>
+    </w:p>
+    <w:p>
+      <w:pPr>
+        <w:spacing w:after="0" w:line="480" w:lineRule="auto"/>
+        <w:rPr>
+          <w:rFonts w:ascii="Georgia Pro" w:eastAsia="Georgia Pro" w:hAnsi="Georgia Pro" w:cs="Georgia Pro"/>
+          <w:color w:val="000000" w:themeColor="text1"/>
+        </w:rPr>
+      </w:pPr>
+      <w:r>
+        <w:rPr>
+          <w:rFonts w:ascii="Georgia Pro" w:eastAsia="Georgia Pro" w:hAnsi="Georgia Pro" w:cs="Georgia Pro"/>
+          <w:color w:val="000000" w:themeColor="text1"/>
+        </w:rPr>
+        <w:pict w14:anchorId="34D0FE5E">
+          <v:rect id="_x0000_i1053" style="width:0;height:1.5pt" o:hralign="center" o:hrstd="t" o:hr="t" fillcolor="#a0a0a0" stroked="f"/>
+        </w:pict>
+      </w:r>
+    </w:p>
+    <w:p>
+      <w:pPr>
+        <w:spacing w:after="0" w:line="480" w:lineRule="auto"/>
+        <w:rPr>
+          <w:rFonts w:ascii="Georgia Pro" w:eastAsia="Georgia Pro" w:hAnsi="Georgia Pro" w:cs="Georgia Pro"/>
+          <w:b/>
+          <w:bCs/>
+          <w:color w:val="000000" w:themeColor="text1"/>
+        </w:rPr>
+      </w:pPr>
+      <w:r>
+        <w:rPr>
+          <w:rFonts w:ascii="Georgia Pro" w:eastAsia="Georgia Pro" w:hAnsi="Georgia Pro" w:cs="Georgia Pro"/>
+          <w:b/>
+          <w:bCs/>
+          <w:color w:val="000000" w:themeColor="text1"/>
+        </w:rPr>
+        <w:t>Step 26: Remove Volumes</w:t>
       </w:r>
     </w:p>
     <w:p>
@@ -4164,2616 +6998,6 @@
           <w:rFonts w:ascii="Georgia Pro" w:eastAsia="Georgia Pro" w:hAnsi="Georgia Pro" w:cs="Georgia Pro"/>
           <w:color w:val="000000" w:themeColor="text1"/>
         </w:rPr>
-        <w:t>nano app.py</w:t>
-      </w:r>
-    </w:p>
-    <w:p>
-      <w:pPr>
-        <w:spacing w:after="0" w:line="480" w:lineRule="auto"/>
-        <w:rPr>
-          <w:rFonts w:ascii="Georgia Pro" w:eastAsia="Georgia Pro" w:hAnsi="Georgia Pro" w:cs="Georgia Pro"/>
-          <w:color w:val="000000" w:themeColor="text1"/>
-        </w:rPr>
-      </w:pPr>
-    </w:p>
-    <w:p>
-      <w:pPr>
-        <w:rPr>
-          <w:rFonts w:ascii="Georgia Pro" w:eastAsia="Georgia Pro" w:hAnsi="Georgia Pro" w:cs="Georgia Pro"/>
-          <w:color w:val="000000" w:themeColor="text1"/>
-        </w:rPr>
-      </w:pPr>
-      <w:r>
-        <w:rPr>
-          <w:rFonts w:ascii="Georgia Pro" w:eastAsia="Georgia Pro" w:hAnsi="Georgia Pro" w:cs="Georgia Pro"/>
-          <w:color w:val="000000" w:themeColor="text1"/>
-        </w:rPr>
-        <w:br w:type="page"/>
-      </w:r>
-    </w:p>
-    <w:p>
-      <w:pPr>
-        <w:spacing w:after="0" w:line="480" w:lineRule="auto"/>
-        <w:rPr>
-          <w:rFonts w:ascii="Georgia Pro" w:eastAsia="Georgia Pro" w:hAnsi="Georgia Pro" w:cs="Georgia Pro"/>
-          <w:color w:val="000000" w:themeColor="text1"/>
-        </w:rPr>
-      </w:pPr>
-      <w:r>
-        <w:rPr>
-          <w:rFonts w:ascii="Georgia Pro" w:eastAsia="Georgia Pro" w:hAnsi="Georgia Pro" w:cs="Georgia Pro"/>
-          <w:color w:val="000000" w:themeColor="text1"/>
-        </w:rPr>
-        <w:lastRenderedPageBreak/>
-        <w:t>Paste:</w:t>
-      </w:r>
-    </w:p>
-    <w:p>
-      <w:pPr>
-        <w:pBdr>
-          <w:top w:val="single" w:sz="4" w:space="1" w:color="auto"/>
-          <w:left w:val="single" w:sz="4" w:space="4" w:color="auto"/>
-          <w:bottom w:val="single" w:sz="4" w:space="1" w:color="auto"/>
-          <w:right w:val="single" w:sz="4" w:space="4" w:color="auto"/>
-        </w:pBdr>
-        <w:shd w:val="clear" w:color="auto" w:fill="F2F2F2" w:themeFill="background1" w:themeFillShade="F2"/>
-        <w:spacing w:after="0" w:line="480" w:lineRule="auto"/>
-        <w:rPr>
-          <w:rFonts w:ascii="Georgia Pro" w:eastAsia="Georgia Pro" w:hAnsi="Georgia Pro" w:cs="Georgia Pro"/>
-          <w:color w:val="000000" w:themeColor="text1"/>
-        </w:rPr>
-      </w:pPr>
-      <w:r>
-        <w:rPr>
-          <w:rFonts w:ascii="Georgia Pro" w:eastAsia="Georgia Pro" w:hAnsi="Georgia Pro" w:cs="Georgia Pro"/>
-          <w:color w:val="000000" w:themeColor="text1"/>
-        </w:rPr>
-        <w:t>from flask import Flask</w:t>
-      </w:r>
-      <w:r>
-        <w:rPr>
-          <w:rFonts w:ascii="Georgia Pro" w:eastAsia="Georgia Pro" w:hAnsi="Georgia Pro" w:cs="Georgia Pro"/>
-          <w:color w:val="000000" w:themeColor="text1"/>
-        </w:rPr>
-        <w:br/>
-        <w:t xml:space="preserve">import </w:t>
-      </w:r>
-      <w:proofErr w:type="spellStart"/>
-      <w:r>
-        <w:rPr>
-          <w:rFonts w:ascii="Georgia Pro" w:eastAsia="Georgia Pro" w:hAnsi="Georgia Pro" w:cs="Georgia Pro"/>
-          <w:color w:val="000000" w:themeColor="text1"/>
-        </w:rPr>
-        <w:t>mysql.connector</w:t>
-      </w:r>
-      <w:proofErr w:type="spellEnd"/>
-      <w:r>
-        <w:rPr>
-          <w:rFonts w:ascii="Georgia Pro" w:eastAsia="Georgia Pro" w:hAnsi="Georgia Pro" w:cs="Georgia Pro"/>
-          <w:color w:val="000000" w:themeColor="text1"/>
-        </w:rPr>
-        <w:br/>
-        <w:t>app = Flask(__name__)</w:t>
-      </w:r>
-      <w:r>
-        <w:rPr>
-          <w:rFonts w:ascii="Georgia Pro" w:eastAsia="Georgia Pro" w:hAnsi="Georgia Pro" w:cs="Georgia Pro"/>
-          <w:color w:val="000000" w:themeColor="text1"/>
-        </w:rPr>
-        <w:br/>
-        <w:t>@app.route('/')</w:t>
-      </w:r>
-      <w:r>
-        <w:rPr>
-          <w:rFonts w:ascii="Georgia Pro" w:eastAsia="Georgia Pro" w:hAnsi="Georgia Pro" w:cs="Georgia Pro"/>
-          <w:color w:val="000000" w:themeColor="text1"/>
-        </w:rPr>
-        <w:br/>
-        <w:t>def home():</w:t>
-      </w:r>
-      <w:r>
-        <w:rPr>
-          <w:rFonts w:ascii="Georgia Pro" w:eastAsia="Georgia Pro" w:hAnsi="Georgia Pro" w:cs="Georgia Pro"/>
-          <w:color w:val="000000" w:themeColor="text1"/>
-        </w:rPr>
-        <w:br/>
-        <w:t xml:space="preserve">    conn = </w:t>
-      </w:r>
-      <w:proofErr w:type="spellStart"/>
-      <w:r>
-        <w:rPr>
-          <w:rFonts w:ascii="Georgia Pro" w:eastAsia="Georgia Pro" w:hAnsi="Georgia Pro" w:cs="Georgia Pro"/>
-          <w:color w:val="000000" w:themeColor="text1"/>
-        </w:rPr>
-        <w:t>mysql.connector.connect</w:t>
-      </w:r>
-      <w:proofErr w:type="spellEnd"/>
-      <w:r>
-        <w:rPr>
-          <w:rFonts w:ascii="Georgia Pro" w:eastAsia="Georgia Pro" w:hAnsi="Georgia Pro" w:cs="Georgia Pro"/>
-          <w:color w:val="000000" w:themeColor="text1"/>
-        </w:rPr>
-        <w:t>(</w:t>
-      </w:r>
-      <w:r>
-        <w:rPr>
-          <w:rFonts w:ascii="Georgia Pro" w:eastAsia="Georgia Pro" w:hAnsi="Georgia Pro" w:cs="Georgia Pro"/>
-          <w:color w:val="000000" w:themeColor="text1"/>
-        </w:rPr>
-        <w:br/>
-        <w:t xml:space="preserve">        host="</w:t>
-      </w:r>
-      <w:proofErr w:type="spellStart"/>
-      <w:r>
-        <w:rPr>
-          <w:rFonts w:ascii="Georgia Pro" w:eastAsia="Georgia Pro" w:hAnsi="Georgia Pro" w:cs="Georgia Pro"/>
-          <w:color w:val="000000" w:themeColor="text1"/>
-        </w:rPr>
-        <w:t>mysql-db</w:t>
-      </w:r>
-      <w:proofErr w:type="spellEnd"/>
-      <w:r>
-        <w:rPr>
-          <w:rFonts w:ascii="Georgia Pro" w:eastAsia="Georgia Pro" w:hAnsi="Georgia Pro" w:cs="Georgia Pro"/>
-          <w:color w:val="000000" w:themeColor="text1"/>
-        </w:rPr>
-        <w:t>",</w:t>
-      </w:r>
-      <w:r>
-        <w:rPr>
-          <w:rFonts w:ascii="Georgia Pro" w:eastAsia="Georgia Pro" w:hAnsi="Georgia Pro" w:cs="Georgia Pro"/>
-          <w:color w:val="000000" w:themeColor="text1"/>
-        </w:rPr>
-        <w:br/>
-        <w:t xml:space="preserve">        user="root",</w:t>
-      </w:r>
-      <w:r>
-        <w:rPr>
-          <w:rFonts w:ascii="Georgia Pro" w:eastAsia="Georgia Pro" w:hAnsi="Georgia Pro" w:cs="Georgia Pro"/>
-          <w:color w:val="000000" w:themeColor="text1"/>
-        </w:rPr>
-        <w:br/>
-        <w:t xml:space="preserve">        password="password123",</w:t>
-      </w:r>
-      <w:r>
-        <w:rPr>
-          <w:rFonts w:ascii="Georgia Pro" w:eastAsia="Georgia Pro" w:hAnsi="Georgia Pro" w:cs="Georgia Pro"/>
-          <w:color w:val="000000" w:themeColor="text1"/>
-        </w:rPr>
-        <w:br/>
-        <w:t xml:space="preserve">        database="</w:t>
-      </w:r>
-      <w:proofErr w:type="spellStart"/>
-      <w:r>
-        <w:rPr>
-          <w:rFonts w:ascii="Georgia Pro" w:eastAsia="Georgia Pro" w:hAnsi="Georgia Pro" w:cs="Georgia Pro"/>
-          <w:color w:val="000000" w:themeColor="text1"/>
-        </w:rPr>
-        <w:t>salesdb</w:t>
-      </w:r>
-      <w:proofErr w:type="spellEnd"/>
-      <w:r>
-        <w:rPr>
-          <w:rFonts w:ascii="Georgia Pro" w:eastAsia="Georgia Pro" w:hAnsi="Georgia Pro" w:cs="Georgia Pro"/>
-          <w:color w:val="000000" w:themeColor="text1"/>
-        </w:rPr>
-        <w:t>"</w:t>
-      </w:r>
-      <w:r>
-        <w:rPr>
-          <w:rFonts w:ascii="Georgia Pro" w:eastAsia="Georgia Pro" w:hAnsi="Georgia Pro" w:cs="Georgia Pro"/>
-          <w:color w:val="000000" w:themeColor="text1"/>
-        </w:rPr>
-        <w:br/>
-        <w:t xml:space="preserve">    )</w:t>
-      </w:r>
-      <w:r>
-        <w:rPr>
-          <w:rFonts w:ascii="Georgia Pro" w:eastAsia="Georgia Pro" w:hAnsi="Georgia Pro" w:cs="Georgia Pro"/>
-          <w:color w:val="000000" w:themeColor="text1"/>
-        </w:rPr>
-        <w:br/>
-        <w:t xml:space="preserve">    cursor = </w:t>
-      </w:r>
-      <w:proofErr w:type="spellStart"/>
-      <w:r>
-        <w:rPr>
-          <w:rFonts w:ascii="Georgia Pro" w:eastAsia="Georgia Pro" w:hAnsi="Georgia Pro" w:cs="Georgia Pro"/>
-          <w:color w:val="000000" w:themeColor="text1"/>
-        </w:rPr>
-        <w:t>conn.cursor</w:t>
-      </w:r>
-      <w:proofErr w:type="spellEnd"/>
-      <w:r>
-        <w:rPr>
-          <w:rFonts w:ascii="Georgia Pro" w:eastAsia="Georgia Pro" w:hAnsi="Georgia Pro" w:cs="Georgia Pro"/>
-          <w:color w:val="000000" w:themeColor="text1"/>
-        </w:rPr>
-        <w:t>()</w:t>
-      </w:r>
-      <w:r>
-        <w:rPr>
-          <w:rFonts w:ascii="Georgia Pro" w:eastAsia="Georgia Pro" w:hAnsi="Georgia Pro" w:cs="Georgia Pro"/>
-          <w:color w:val="000000" w:themeColor="text1"/>
-        </w:rPr>
-        <w:br/>
-        <w:t xml:space="preserve">    </w:t>
-      </w:r>
-      <w:proofErr w:type="spellStart"/>
-      <w:r>
-        <w:rPr>
-          <w:rFonts w:ascii="Georgia Pro" w:eastAsia="Georgia Pro" w:hAnsi="Georgia Pro" w:cs="Georgia Pro"/>
-          <w:color w:val="000000" w:themeColor="text1"/>
-        </w:rPr>
-        <w:t>cursor.execute</w:t>
-      </w:r>
-      <w:proofErr w:type="spellEnd"/>
-      <w:r>
-        <w:rPr>
-          <w:rFonts w:ascii="Georgia Pro" w:eastAsia="Georgia Pro" w:hAnsi="Georgia Pro" w:cs="Georgia Pro"/>
-          <w:color w:val="000000" w:themeColor="text1"/>
-        </w:rPr>
-        <w:t>("SELECT * FROM customers")</w:t>
-      </w:r>
-      <w:r>
-        <w:rPr>
-          <w:rFonts w:ascii="Georgia Pro" w:eastAsia="Georgia Pro" w:hAnsi="Georgia Pro" w:cs="Georgia Pro"/>
-          <w:color w:val="000000" w:themeColor="text1"/>
-        </w:rPr>
-        <w:br/>
-        <w:t xml:space="preserve">    rows = </w:t>
-      </w:r>
-      <w:proofErr w:type="spellStart"/>
-      <w:r>
-        <w:rPr>
-          <w:rFonts w:ascii="Georgia Pro" w:eastAsia="Georgia Pro" w:hAnsi="Georgia Pro" w:cs="Georgia Pro"/>
-          <w:color w:val="000000" w:themeColor="text1"/>
-        </w:rPr>
-        <w:t>cursor.fetchall</w:t>
-      </w:r>
-      <w:proofErr w:type="spellEnd"/>
-      <w:r>
-        <w:rPr>
-          <w:rFonts w:ascii="Georgia Pro" w:eastAsia="Georgia Pro" w:hAnsi="Georgia Pro" w:cs="Georgia Pro"/>
-          <w:color w:val="000000" w:themeColor="text1"/>
-        </w:rPr>
-        <w:t>()</w:t>
-      </w:r>
-      <w:r>
-        <w:rPr>
-          <w:rFonts w:ascii="Georgia Pro" w:eastAsia="Georgia Pro" w:hAnsi="Georgia Pro" w:cs="Georgia Pro"/>
-          <w:color w:val="000000" w:themeColor="text1"/>
-        </w:rPr>
-        <w:br/>
-        <w:t xml:space="preserve">    result = ""</w:t>
-      </w:r>
-      <w:r>
-        <w:rPr>
-          <w:rFonts w:ascii="Georgia Pro" w:eastAsia="Georgia Pro" w:hAnsi="Georgia Pro" w:cs="Georgia Pro"/>
-          <w:color w:val="000000" w:themeColor="text1"/>
-        </w:rPr>
-        <w:br/>
-        <w:t xml:space="preserve">    for row in rows:</w:t>
-      </w:r>
-      <w:r>
-        <w:rPr>
-          <w:rFonts w:ascii="Georgia Pro" w:eastAsia="Georgia Pro" w:hAnsi="Georgia Pro" w:cs="Georgia Pro"/>
-          <w:color w:val="000000" w:themeColor="text1"/>
-        </w:rPr>
-        <w:br/>
-        <w:t xml:space="preserve">        result += f"{row}&lt;</w:t>
-      </w:r>
-      <w:proofErr w:type="spellStart"/>
-      <w:r>
-        <w:rPr>
-          <w:rFonts w:ascii="Georgia Pro" w:eastAsia="Georgia Pro" w:hAnsi="Georgia Pro" w:cs="Georgia Pro"/>
-          <w:color w:val="000000" w:themeColor="text1"/>
-        </w:rPr>
-        <w:t>br</w:t>
-      </w:r>
-      <w:proofErr w:type="spellEnd"/>
-      <w:r>
-        <w:rPr>
-          <w:rFonts w:ascii="Georgia Pro" w:eastAsia="Georgia Pro" w:hAnsi="Georgia Pro" w:cs="Georgia Pro"/>
-          <w:color w:val="000000" w:themeColor="text1"/>
-        </w:rPr>
-        <w:t>&gt;"</w:t>
-      </w:r>
-      <w:r>
-        <w:rPr>
-          <w:rFonts w:ascii="Georgia Pro" w:eastAsia="Georgia Pro" w:hAnsi="Georgia Pro" w:cs="Georgia Pro"/>
-          <w:color w:val="000000" w:themeColor="text1"/>
-        </w:rPr>
-        <w:br/>
-        <w:t xml:space="preserve">    </w:t>
-      </w:r>
-      <w:proofErr w:type="spellStart"/>
-      <w:r>
-        <w:rPr>
-          <w:rFonts w:ascii="Georgia Pro" w:eastAsia="Georgia Pro" w:hAnsi="Georgia Pro" w:cs="Georgia Pro"/>
-          <w:color w:val="000000" w:themeColor="text1"/>
-        </w:rPr>
-        <w:t>conn.close</w:t>
-      </w:r>
-      <w:proofErr w:type="spellEnd"/>
-      <w:r>
-        <w:rPr>
-          <w:rFonts w:ascii="Georgia Pro" w:eastAsia="Georgia Pro" w:hAnsi="Georgia Pro" w:cs="Georgia Pro"/>
-          <w:color w:val="000000" w:themeColor="text1"/>
-        </w:rPr>
-        <w:t>()</w:t>
-      </w:r>
-      <w:r>
-        <w:rPr>
-          <w:rFonts w:ascii="Georgia Pro" w:eastAsia="Georgia Pro" w:hAnsi="Georgia Pro" w:cs="Georgia Pro"/>
-          <w:color w:val="000000" w:themeColor="text1"/>
-        </w:rPr>
-        <w:br/>
-        <w:t xml:space="preserve">    return result</w:t>
-      </w:r>
-      <w:r>
-        <w:rPr>
-          <w:rFonts w:ascii="Georgia Pro" w:eastAsia="Georgia Pro" w:hAnsi="Georgia Pro" w:cs="Georgia Pro"/>
-          <w:color w:val="000000" w:themeColor="text1"/>
-        </w:rPr>
-        <w:br/>
-      </w:r>
-      <w:proofErr w:type="spellStart"/>
-      <w:r>
-        <w:rPr>
-          <w:rFonts w:ascii="Georgia Pro" w:eastAsia="Georgia Pro" w:hAnsi="Georgia Pro" w:cs="Georgia Pro"/>
-          <w:color w:val="000000" w:themeColor="text1"/>
-        </w:rPr>
-        <w:t>app.run</w:t>
-      </w:r>
-      <w:proofErr w:type="spellEnd"/>
-      <w:r>
-        <w:rPr>
-          <w:rFonts w:ascii="Georgia Pro" w:eastAsia="Georgia Pro" w:hAnsi="Georgia Pro" w:cs="Georgia Pro"/>
-          <w:color w:val="000000" w:themeColor="text1"/>
-        </w:rPr>
-        <w:t>(host='0.0.0.0', port=5000)</w:t>
-      </w:r>
-    </w:p>
-    <w:p>
-      <w:pPr>
-        <w:spacing w:after="0" w:line="480" w:lineRule="auto"/>
-        <w:rPr>
-          <w:rFonts w:ascii="Georgia Pro" w:eastAsia="Georgia Pro" w:hAnsi="Georgia Pro" w:cs="Georgia Pro"/>
-          <w:color w:val="000000" w:themeColor="text1"/>
-        </w:rPr>
-      </w:pPr>
-    </w:p>
-    <w:p>
-      <w:pPr>
-        <w:spacing w:after="0" w:line="480" w:lineRule="auto"/>
-        <w:rPr>
-          <w:rFonts w:ascii="Georgia Pro" w:eastAsia="Georgia Pro" w:hAnsi="Georgia Pro" w:cs="Georgia Pro"/>
-          <w:color w:val="000000" w:themeColor="text1"/>
-        </w:rPr>
-      </w:pPr>
-      <w:r>
-        <w:rPr>
-          <w:rFonts w:ascii="Georgia Pro" w:eastAsia="Georgia Pro" w:hAnsi="Georgia Pro" w:cs="Georgia Pro"/>
-          <w:color w:val="000000" w:themeColor="text1"/>
-        </w:rPr>
-        <w:t>Save and exit.</w:t>
-      </w:r>
-    </w:p>
-    <w:p>
-      <w:pPr>
-        <w:spacing w:after="0" w:line="480" w:lineRule="auto"/>
-        <w:rPr>
-          <w:rFonts w:ascii="Georgia Pro" w:eastAsia="Georgia Pro" w:hAnsi="Georgia Pro" w:cs="Georgia Pro"/>
-          <w:color w:val="000000" w:themeColor="text1"/>
-        </w:rPr>
-      </w:pPr>
-      <w:r>
-        <w:rPr>
-          <w:rFonts w:ascii="Georgia Pro" w:eastAsia="Georgia Pro" w:hAnsi="Georgia Pro" w:cs="Georgia Pro"/>
-          <w:color w:val="000000" w:themeColor="text1"/>
-        </w:rPr>
-        <w:pict w14:anchorId="44FFD0C1">
-          <v:rect id="_x0000_i1254" style="width:0;height:1.5pt" o:hralign="center" o:hrstd="t" o:hr="t" fillcolor="#a0a0a0" stroked="f"/>
-        </w:pict>
-      </w:r>
-    </w:p>
-    <w:p>
-      <w:pPr>
-        <w:spacing w:after="0" w:line="480" w:lineRule="auto"/>
-        <w:rPr>
-          <w:rFonts w:ascii="Georgia Pro" w:eastAsia="Georgia Pro" w:hAnsi="Georgia Pro" w:cs="Georgia Pro"/>
-          <w:b/>
-          <w:bCs/>
-          <w:color w:val="000000" w:themeColor="text1"/>
-        </w:rPr>
-      </w:pPr>
-      <w:r>
-        <w:rPr>
-          <w:rFonts w:ascii="Georgia Pro" w:eastAsia="Georgia Pro" w:hAnsi="Georgia Pro" w:cs="Georgia Pro"/>
-          <w:b/>
-          <w:bCs/>
-          <w:color w:val="000000" w:themeColor="text1"/>
-        </w:rPr>
-        <w:t>Step 15: Create Requirements File</w:t>
-      </w:r>
-    </w:p>
-    <w:p>
-      <w:pPr>
-        <w:pBdr>
-          <w:top w:val="single" w:sz="4" w:space="1" w:color="auto"/>
-          <w:left w:val="single" w:sz="4" w:space="4" w:color="auto"/>
-          <w:bottom w:val="single" w:sz="4" w:space="1" w:color="auto"/>
-          <w:right w:val="single" w:sz="4" w:space="4" w:color="auto"/>
-        </w:pBdr>
-        <w:shd w:val="clear" w:color="auto" w:fill="F2F2F2" w:themeFill="background1" w:themeFillShade="F2"/>
-        <w:spacing w:after="0" w:line="480" w:lineRule="auto"/>
-        <w:rPr>
-          <w:rFonts w:ascii="Georgia Pro" w:eastAsia="Georgia Pro" w:hAnsi="Georgia Pro" w:cs="Georgia Pro"/>
-          <w:color w:val="000000" w:themeColor="text1"/>
-        </w:rPr>
-      </w:pPr>
-      <w:r>
-        <w:rPr>
-          <w:rFonts w:ascii="Georgia Pro" w:eastAsia="Georgia Pro" w:hAnsi="Georgia Pro" w:cs="Georgia Pro"/>
-          <w:color w:val="000000" w:themeColor="text1"/>
-        </w:rPr>
-        <w:t>nano requirements.txt</w:t>
-      </w:r>
-    </w:p>
-    <w:p>
-      <w:pPr>
-        <w:spacing w:after="0" w:line="480" w:lineRule="auto"/>
-        <w:rPr>
-          <w:rFonts w:ascii="Georgia Pro" w:eastAsia="Georgia Pro" w:hAnsi="Georgia Pro" w:cs="Georgia Pro"/>
-          <w:color w:val="000000" w:themeColor="text1"/>
-        </w:rPr>
-      </w:pPr>
-    </w:p>
-    <w:p>
-      <w:pPr>
-        <w:spacing w:after="0" w:line="480" w:lineRule="auto"/>
-        <w:rPr>
-          <w:rFonts w:ascii="Georgia Pro" w:eastAsia="Georgia Pro" w:hAnsi="Georgia Pro" w:cs="Georgia Pro"/>
-          <w:color w:val="000000" w:themeColor="text1"/>
-        </w:rPr>
-      </w:pPr>
-      <w:r>
-        <w:rPr>
-          <w:rFonts w:ascii="Georgia Pro" w:eastAsia="Georgia Pro" w:hAnsi="Georgia Pro" w:cs="Georgia Pro"/>
-          <w:color w:val="000000" w:themeColor="text1"/>
-        </w:rPr>
-        <w:lastRenderedPageBreak/>
-        <w:t>Paste:</w:t>
-      </w:r>
-    </w:p>
-    <w:p>
-      <w:pPr>
-        <w:pBdr>
-          <w:top w:val="single" w:sz="4" w:space="1" w:color="auto"/>
-          <w:left w:val="single" w:sz="4" w:space="4" w:color="auto"/>
-          <w:bottom w:val="single" w:sz="4" w:space="1" w:color="auto"/>
-          <w:right w:val="single" w:sz="4" w:space="4" w:color="auto"/>
-        </w:pBdr>
-        <w:shd w:val="clear" w:color="auto" w:fill="F2F2F2" w:themeFill="background1" w:themeFillShade="F2"/>
-        <w:spacing w:after="0" w:line="480" w:lineRule="auto"/>
-        <w:rPr>
-          <w:rFonts w:ascii="Georgia Pro" w:eastAsia="Georgia Pro" w:hAnsi="Georgia Pro" w:cs="Georgia Pro"/>
-          <w:color w:val="000000" w:themeColor="text1"/>
-        </w:rPr>
-      </w:pPr>
-      <w:r>
-        <w:rPr>
-          <w:rFonts w:ascii="Georgia Pro" w:eastAsia="Georgia Pro" w:hAnsi="Georgia Pro" w:cs="Georgia Pro"/>
-          <w:color w:val="000000" w:themeColor="text1"/>
-        </w:rPr>
-        <w:t>flask</w:t>
-      </w:r>
-      <w:r>
-        <w:rPr>
-          <w:rFonts w:ascii="Georgia Pro" w:eastAsia="Georgia Pro" w:hAnsi="Georgia Pro" w:cs="Georgia Pro"/>
-          <w:color w:val="000000" w:themeColor="text1"/>
-        </w:rPr>
-        <w:br/>
-      </w:r>
-      <w:proofErr w:type="spellStart"/>
-      <w:r>
-        <w:rPr>
-          <w:rFonts w:ascii="Georgia Pro" w:eastAsia="Georgia Pro" w:hAnsi="Georgia Pro" w:cs="Georgia Pro"/>
-          <w:color w:val="000000" w:themeColor="text1"/>
-        </w:rPr>
-        <w:t>mysql</w:t>
-      </w:r>
-      <w:proofErr w:type="spellEnd"/>
-      <w:r>
-        <w:rPr>
-          <w:rFonts w:ascii="Georgia Pro" w:eastAsia="Georgia Pro" w:hAnsi="Georgia Pro" w:cs="Georgia Pro"/>
-          <w:color w:val="000000" w:themeColor="text1"/>
-        </w:rPr>
-        <w:t>-connector-python</w:t>
-      </w:r>
-    </w:p>
-    <w:p>
-      <w:pPr>
-        <w:spacing w:after="0" w:line="480" w:lineRule="auto"/>
-        <w:rPr>
-          <w:rFonts w:ascii="Georgia Pro" w:eastAsia="Georgia Pro" w:hAnsi="Georgia Pro" w:cs="Georgia Pro"/>
-          <w:color w:val="000000" w:themeColor="text1"/>
-        </w:rPr>
-      </w:pPr>
-    </w:p>
-    <w:p>
-      <w:pPr>
-        <w:spacing w:after="0" w:line="480" w:lineRule="auto"/>
-        <w:rPr>
-          <w:rFonts w:ascii="Georgia Pro" w:eastAsia="Georgia Pro" w:hAnsi="Georgia Pro" w:cs="Georgia Pro"/>
-          <w:color w:val="000000" w:themeColor="text1"/>
-        </w:rPr>
-      </w:pPr>
-      <w:r>
-        <w:rPr>
-          <w:rFonts w:ascii="Georgia Pro" w:eastAsia="Georgia Pro" w:hAnsi="Georgia Pro" w:cs="Georgia Pro"/>
-          <w:color w:val="000000" w:themeColor="text1"/>
-        </w:rPr>
-        <w:t>Save and exit.</w:t>
-      </w:r>
-    </w:p>
-    <w:p>
-      <w:pPr>
-        <w:spacing w:after="0" w:line="480" w:lineRule="auto"/>
-        <w:rPr>
-          <w:rFonts w:ascii="Georgia Pro" w:eastAsia="Georgia Pro" w:hAnsi="Georgia Pro" w:cs="Georgia Pro"/>
-          <w:color w:val="000000" w:themeColor="text1"/>
-        </w:rPr>
-      </w:pPr>
-      <w:r>
-        <w:rPr>
-          <w:rFonts w:ascii="Georgia Pro" w:eastAsia="Georgia Pro" w:hAnsi="Georgia Pro" w:cs="Georgia Pro"/>
-          <w:color w:val="000000" w:themeColor="text1"/>
-        </w:rPr>
-        <w:pict w14:anchorId="24F84518">
-          <v:rect id="_x0000_i1255" style="width:0;height:1.5pt" o:hralign="center" o:hrstd="t" o:hr="t" fillcolor="#a0a0a0" stroked="f"/>
-        </w:pict>
-      </w:r>
-    </w:p>
-    <w:p>
-      <w:pPr>
-        <w:spacing w:after="0" w:line="480" w:lineRule="auto"/>
-        <w:rPr>
-          <w:rFonts w:ascii="Georgia Pro" w:eastAsia="Georgia Pro" w:hAnsi="Georgia Pro" w:cs="Georgia Pro"/>
-          <w:b/>
-          <w:bCs/>
-          <w:color w:val="000000" w:themeColor="text1"/>
-        </w:rPr>
-      </w:pPr>
-      <w:r>
-        <w:rPr>
-          <w:rFonts w:ascii="Georgia Pro" w:eastAsia="Georgia Pro" w:hAnsi="Georgia Pro" w:cs="Georgia Pro"/>
-          <w:b/>
-          <w:bCs/>
-          <w:color w:val="000000" w:themeColor="text1"/>
-        </w:rPr>
-        <w:t xml:space="preserve">Step 16: Create Backend </w:t>
-      </w:r>
-      <w:proofErr w:type="spellStart"/>
-      <w:r>
-        <w:rPr>
-          <w:rFonts w:ascii="Georgia Pro" w:eastAsia="Georgia Pro" w:hAnsi="Georgia Pro" w:cs="Georgia Pro"/>
-          <w:b/>
-          <w:bCs/>
-          <w:color w:val="000000" w:themeColor="text1"/>
-        </w:rPr>
-        <w:t>Dockerfile</w:t>
-      </w:r>
-      <w:proofErr w:type="spellEnd"/>
-    </w:p>
-    <w:p>
-      <w:pPr>
-        <w:pBdr>
-          <w:top w:val="single" w:sz="4" w:space="1" w:color="auto"/>
-          <w:left w:val="single" w:sz="4" w:space="4" w:color="auto"/>
-          <w:bottom w:val="single" w:sz="4" w:space="1" w:color="auto"/>
-          <w:right w:val="single" w:sz="4" w:space="4" w:color="auto"/>
-        </w:pBdr>
-        <w:shd w:val="clear" w:color="auto" w:fill="F2F2F2" w:themeFill="background1" w:themeFillShade="F2"/>
-        <w:spacing w:after="0" w:line="480" w:lineRule="auto"/>
-        <w:rPr>
-          <w:rFonts w:ascii="Georgia Pro" w:eastAsia="Georgia Pro" w:hAnsi="Georgia Pro" w:cs="Georgia Pro"/>
-          <w:color w:val="000000" w:themeColor="text1"/>
-        </w:rPr>
-      </w:pPr>
-      <w:r>
-        <w:rPr>
-          <w:rFonts w:ascii="Georgia Pro" w:eastAsia="Georgia Pro" w:hAnsi="Georgia Pro" w:cs="Georgia Pro"/>
-          <w:color w:val="000000" w:themeColor="text1"/>
-        </w:rPr>
-        <w:t xml:space="preserve">nano </w:t>
-      </w:r>
-      <w:proofErr w:type="spellStart"/>
-      <w:r>
-        <w:rPr>
-          <w:rFonts w:ascii="Georgia Pro" w:eastAsia="Georgia Pro" w:hAnsi="Georgia Pro" w:cs="Georgia Pro"/>
-          <w:color w:val="000000" w:themeColor="text1"/>
-        </w:rPr>
-        <w:t>Dockerfile</w:t>
-      </w:r>
-      <w:proofErr w:type="spellEnd"/>
-    </w:p>
-    <w:p>
-      <w:pPr>
-        <w:spacing w:after="0" w:line="480" w:lineRule="auto"/>
-        <w:rPr>
-          <w:rFonts w:ascii="Georgia Pro" w:eastAsia="Georgia Pro" w:hAnsi="Georgia Pro" w:cs="Georgia Pro"/>
-          <w:color w:val="000000" w:themeColor="text1"/>
-        </w:rPr>
-      </w:pPr>
-    </w:p>
-    <w:p>
-      <w:pPr>
-        <w:spacing w:after="0" w:line="480" w:lineRule="auto"/>
-        <w:rPr>
-          <w:rFonts w:ascii="Georgia Pro" w:eastAsia="Georgia Pro" w:hAnsi="Georgia Pro" w:cs="Georgia Pro"/>
-          <w:color w:val="000000" w:themeColor="text1"/>
-        </w:rPr>
-      </w:pPr>
-      <w:r>
-        <w:rPr>
-          <w:rFonts w:ascii="Georgia Pro" w:eastAsia="Georgia Pro" w:hAnsi="Georgia Pro" w:cs="Georgia Pro"/>
-          <w:color w:val="000000" w:themeColor="text1"/>
-        </w:rPr>
-        <w:t>Paste:</w:t>
-      </w:r>
-    </w:p>
-    <w:p>
-      <w:pPr>
-        <w:pBdr>
-          <w:top w:val="single" w:sz="4" w:space="1" w:color="auto"/>
-          <w:left w:val="single" w:sz="4" w:space="4" w:color="auto"/>
-          <w:bottom w:val="single" w:sz="4" w:space="1" w:color="auto"/>
-          <w:right w:val="single" w:sz="4" w:space="4" w:color="auto"/>
-        </w:pBdr>
-        <w:shd w:val="clear" w:color="auto" w:fill="F2F2F2" w:themeFill="background1" w:themeFillShade="F2"/>
-        <w:spacing w:after="0" w:line="480" w:lineRule="auto"/>
-        <w:rPr>
-          <w:rFonts w:ascii="Georgia Pro" w:eastAsia="Georgia Pro" w:hAnsi="Georgia Pro" w:cs="Georgia Pro"/>
-          <w:color w:val="000000" w:themeColor="text1"/>
-        </w:rPr>
-      </w:pPr>
-      <w:r>
-        <w:rPr>
-          <w:rFonts w:ascii="Georgia Pro" w:eastAsia="Georgia Pro" w:hAnsi="Georgia Pro" w:cs="Georgia Pro"/>
-          <w:color w:val="000000" w:themeColor="text1"/>
-        </w:rPr>
-        <w:t>FROM python:3.10</w:t>
-      </w:r>
-      <w:r>
-        <w:rPr>
-          <w:rFonts w:ascii="Georgia Pro" w:eastAsia="Georgia Pro" w:hAnsi="Georgia Pro" w:cs="Georgia Pro"/>
-          <w:color w:val="000000" w:themeColor="text1"/>
-        </w:rPr>
-        <w:br/>
-        <w:t>WORKDIR /app</w:t>
-      </w:r>
-      <w:r>
-        <w:rPr>
-          <w:rFonts w:ascii="Georgia Pro" w:eastAsia="Georgia Pro" w:hAnsi="Georgia Pro" w:cs="Georgia Pro"/>
-          <w:color w:val="000000" w:themeColor="text1"/>
-        </w:rPr>
-        <w:br/>
-        <w:t xml:space="preserve">COPY </w:t>
-      </w:r>
-      <w:proofErr w:type="gramStart"/>
-      <w:r>
-        <w:rPr>
-          <w:rFonts w:ascii="Georgia Pro" w:eastAsia="Georgia Pro" w:hAnsi="Georgia Pro" w:cs="Georgia Pro"/>
-          <w:color w:val="000000" w:themeColor="text1"/>
-        </w:rPr>
-        <w:t>requirements.txt .</w:t>
-      </w:r>
-      <w:proofErr w:type="gramEnd"/>
-      <w:r>
-        <w:rPr>
-          <w:rFonts w:ascii="Georgia Pro" w:eastAsia="Georgia Pro" w:hAnsi="Georgia Pro" w:cs="Georgia Pro"/>
-          <w:color w:val="000000" w:themeColor="text1"/>
-        </w:rPr>
-        <w:br/>
-        <w:t>RUN pip install -r requirements.txt</w:t>
-      </w:r>
-      <w:r>
-        <w:rPr>
-          <w:rFonts w:ascii="Georgia Pro" w:eastAsia="Georgia Pro" w:hAnsi="Georgia Pro" w:cs="Georgia Pro"/>
-          <w:color w:val="000000" w:themeColor="text1"/>
-        </w:rPr>
-        <w:br/>
-      </w:r>
-      <w:proofErr w:type="gramStart"/>
-      <w:r>
-        <w:rPr>
-          <w:rFonts w:ascii="Georgia Pro" w:eastAsia="Georgia Pro" w:hAnsi="Georgia Pro" w:cs="Georgia Pro"/>
-          <w:color w:val="000000" w:themeColor="text1"/>
-        </w:rPr>
-        <w:t>COPY .</w:t>
-      </w:r>
-      <w:proofErr w:type="gramEnd"/>
-      <w:r>
-        <w:rPr>
-          <w:rFonts w:ascii="Georgia Pro" w:eastAsia="Georgia Pro" w:hAnsi="Georgia Pro" w:cs="Georgia Pro"/>
-          <w:color w:val="000000" w:themeColor="text1"/>
-        </w:rPr>
-        <w:t xml:space="preserve"> .</w:t>
-      </w:r>
-      <w:r>
-        <w:rPr>
-          <w:rFonts w:ascii="Georgia Pro" w:eastAsia="Georgia Pro" w:hAnsi="Georgia Pro" w:cs="Georgia Pro"/>
-          <w:color w:val="000000" w:themeColor="text1"/>
-        </w:rPr>
-        <w:br/>
-        <w:t>CMD ["python", "app.py"]</w:t>
-      </w:r>
-    </w:p>
-    <w:p>
-      <w:pPr>
-        <w:spacing w:after="0" w:line="480" w:lineRule="auto"/>
-        <w:rPr>
-          <w:rFonts w:ascii="Georgia Pro" w:eastAsia="Georgia Pro" w:hAnsi="Georgia Pro" w:cs="Georgia Pro"/>
-          <w:color w:val="000000" w:themeColor="text1"/>
-        </w:rPr>
-      </w:pPr>
-    </w:p>
-    <w:p>
-      <w:pPr>
-        <w:spacing w:after="0" w:line="480" w:lineRule="auto"/>
-        <w:rPr>
-          <w:rFonts w:ascii="Georgia Pro" w:eastAsia="Georgia Pro" w:hAnsi="Georgia Pro" w:cs="Georgia Pro"/>
-          <w:color w:val="000000" w:themeColor="text1"/>
-        </w:rPr>
-      </w:pPr>
-      <w:r>
-        <w:rPr>
-          <w:rFonts w:ascii="Georgia Pro" w:eastAsia="Georgia Pro" w:hAnsi="Georgia Pro" w:cs="Georgia Pro"/>
-          <w:color w:val="000000" w:themeColor="text1"/>
-        </w:rPr>
-        <w:t>Save and exit.</w:t>
-      </w:r>
-    </w:p>
-    <w:p>
-      <w:pPr>
-        <w:spacing w:after="0" w:line="480" w:lineRule="auto"/>
-        <w:rPr>
-          <w:rFonts w:ascii="Georgia Pro" w:eastAsia="Georgia Pro" w:hAnsi="Georgia Pro" w:cs="Georgia Pro"/>
-          <w:color w:val="000000" w:themeColor="text1"/>
-        </w:rPr>
-      </w:pPr>
-      <w:r>
-        <w:rPr>
-          <w:rFonts w:ascii="Georgia Pro" w:eastAsia="Georgia Pro" w:hAnsi="Georgia Pro" w:cs="Georgia Pro"/>
-          <w:color w:val="000000" w:themeColor="text1"/>
-        </w:rPr>
-        <w:pict w14:anchorId="637F8069">
-          <v:rect id="_x0000_i1256" style="width:0;height:1.5pt" o:hralign="center" o:hrstd="t" o:hr="t" fillcolor="#a0a0a0" stroked="f"/>
-        </w:pict>
-      </w:r>
-    </w:p>
-    <w:p>
-      <w:pPr>
-        <w:spacing w:after="0" w:line="480" w:lineRule="auto"/>
-        <w:rPr>
-          <w:rFonts w:ascii="Georgia Pro" w:eastAsia="Georgia Pro" w:hAnsi="Georgia Pro" w:cs="Georgia Pro"/>
-          <w:b/>
-          <w:bCs/>
-          <w:color w:val="000000" w:themeColor="text1"/>
-        </w:rPr>
-      </w:pPr>
-      <w:r>
-        <w:rPr>
-          <w:rFonts w:ascii="Georgia Pro" w:eastAsia="Georgia Pro" w:hAnsi="Georgia Pro" w:cs="Georgia Pro"/>
-          <w:b/>
-          <w:bCs/>
-          <w:color w:val="000000" w:themeColor="text1"/>
-        </w:rPr>
-        <w:t>Step 17: Create Docker Compose File</w:t>
-      </w:r>
-    </w:p>
-    <w:p>
-      <w:pPr>
-        <w:spacing w:after="0" w:line="480" w:lineRule="auto"/>
-        <w:rPr>
-          <w:rFonts w:ascii="Georgia Pro" w:eastAsia="Georgia Pro" w:hAnsi="Georgia Pro" w:cs="Georgia Pro"/>
-          <w:color w:val="000000" w:themeColor="text1"/>
-        </w:rPr>
-      </w:pPr>
-      <w:r>
-        <w:rPr>
-          <w:rFonts w:ascii="Georgia Pro" w:eastAsia="Georgia Pro" w:hAnsi="Georgia Pro" w:cs="Georgia Pro"/>
-          <w:color w:val="000000" w:themeColor="text1"/>
-        </w:rPr>
-        <w:t>Move back:</w:t>
-      </w:r>
-    </w:p>
-    <w:p>
-      <w:pPr>
-        <w:pBdr>
-          <w:top w:val="single" w:sz="4" w:space="1" w:color="auto"/>
-          <w:left w:val="single" w:sz="4" w:space="4" w:color="auto"/>
-          <w:bottom w:val="single" w:sz="4" w:space="1" w:color="auto"/>
-          <w:right w:val="single" w:sz="4" w:space="4" w:color="auto"/>
-        </w:pBdr>
-        <w:shd w:val="clear" w:color="auto" w:fill="F2F2F2" w:themeFill="background1" w:themeFillShade="F2"/>
-        <w:spacing w:after="0" w:line="480" w:lineRule="auto"/>
-        <w:rPr>
-          <w:rFonts w:ascii="Georgia Pro" w:eastAsia="Georgia Pro" w:hAnsi="Georgia Pro" w:cs="Georgia Pro"/>
-          <w:color w:val="000000" w:themeColor="text1"/>
-        </w:rPr>
-      </w:pPr>
-      <w:r>
-        <w:rPr>
-          <w:rFonts w:ascii="Georgia Pro" w:eastAsia="Georgia Pro" w:hAnsi="Georgia Pro" w:cs="Georgia Pro"/>
-          <w:color w:val="000000" w:themeColor="text1"/>
-        </w:rPr>
-        <w:t>cd</w:t>
-      </w:r>
-      <w:proofErr w:type="gramStart"/>
-      <w:r>
-        <w:rPr>
-          <w:rFonts w:ascii="Georgia Pro" w:eastAsia="Georgia Pro" w:hAnsi="Georgia Pro" w:cs="Georgia Pro"/>
-          <w:color w:val="000000" w:themeColor="text1"/>
-        </w:rPr>
-        <w:t xml:space="preserve"> ..</w:t>
-      </w:r>
-      <w:proofErr w:type="gramEnd"/>
-    </w:p>
-    <w:p>
-      <w:pPr>
-        <w:spacing w:after="0" w:line="480" w:lineRule="auto"/>
-        <w:rPr>
-          <w:rFonts w:ascii="Georgia Pro" w:eastAsia="Georgia Pro" w:hAnsi="Georgia Pro" w:cs="Georgia Pro"/>
-          <w:color w:val="000000" w:themeColor="text1"/>
-        </w:rPr>
-      </w:pPr>
-    </w:p>
-    <w:p>
-      <w:pPr>
-        <w:spacing w:after="0" w:line="480" w:lineRule="auto"/>
-        <w:rPr>
-          <w:rFonts w:ascii="Georgia Pro" w:eastAsia="Georgia Pro" w:hAnsi="Georgia Pro" w:cs="Georgia Pro"/>
-          <w:color w:val="000000" w:themeColor="text1"/>
-        </w:rPr>
-      </w:pPr>
-      <w:r>
-        <w:rPr>
-          <w:rFonts w:ascii="Georgia Pro" w:eastAsia="Georgia Pro" w:hAnsi="Georgia Pro" w:cs="Georgia Pro"/>
-          <w:color w:val="000000" w:themeColor="text1"/>
-        </w:rPr>
-        <w:t>Create compose file:</w:t>
-      </w:r>
-    </w:p>
-    <w:p>
-      <w:pPr>
-        <w:pBdr>
-          <w:top w:val="single" w:sz="4" w:space="1" w:color="auto"/>
-          <w:left w:val="single" w:sz="4" w:space="4" w:color="auto"/>
-          <w:bottom w:val="single" w:sz="4" w:space="1" w:color="auto"/>
-          <w:right w:val="single" w:sz="4" w:space="4" w:color="auto"/>
-        </w:pBdr>
-        <w:shd w:val="clear" w:color="auto" w:fill="F2F2F2" w:themeFill="background1" w:themeFillShade="F2"/>
-        <w:spacing w:after="0" w:line="480" w:lineRule="auto"/>
-        <w:rPr>
-          <w:rFonts w:ascii="Georgia Pro" w:eastAsia="Georgia Pro" w:hAnsi="Georgia Pro" w:cs="Georgia Pro"/>
-          <w:color w:val="000000" w:themeColor="text1"/>
-        </w:rPr>
-      </w:pPr>
-      <w:r>
-        <w:rPr>
-          <w:rFonts w:ascii="Georgia Pro" w:eastAsia="Georgia Pro" w:hAnsi="Georgia Pro" w:cs="Georgia Pro"/>
-          <w:color w:val="000000" w:themeColor="text1"/>
-        </w:rPr>
-        <w:t>nano docker-</w:t>
-      </w:r>
-      <w:proofErr w:type="spellStart"/>
-      <w:r>
-        <w:rPr>
-          <w:rFonts w:ascii="Georgia Pro" w:eastAsia="Georgia Pro" w:hAnsi="Georgia Pro" w:cs="Georgia Pro"/>
-          <w:color w:val="000000" w:themeColor="text1"/>
-        </w:rPr>
-        <w:t>compose.yml</w:t>
-      </w:r>
-      <w:proofErr w:type="spellEnd"/>
-    </w:p>
-    <w:p>
-      <w:pPr>
-        <w:spacing w:after="0" w:line="480" w:lineRule="auto"/>
-        <w:rPr>
-          <w:rFonts w:ascii="Georgia Pro" w:eastAsia="Georgia Pro" w:hAnsi="Georgia Pro" w:cs="Georgia Pro"/>
-          <w:color w:val="000000" w:themeColor="text1"/>
-        </w:rPr>
-      </w:pPr>
-    </w:p>
-    <w:p>
-      <w:pPr>
-        <w:spacing w:after="0" w:line="480" w:lineRule="auto"/>
-        <w:rPr>
-          <w:rFonts w:ascii="Georgia Pro" w:eastAsia="Georgia Pro" w:hAnsi="Georgia Pro" w:cs="Georgia Pro"/>
-          <w:color w:val="000000" w:themeColor="text1"/>
-        </w:rPr>
-      </w:pPr>
-    </w:p>
-    <w:p>
-      <w:pPr>
-        <w:spacing w:after="0" w:line="480" w:lineRule="auto"/>
-        <w:rPr>
-          <w:rFonts w:ascii="Georgia Pro" w:eastAsia="Georgia Pro" w:hAnsi="Georgia Pro" w:cs="Georgia Pro"/>
-          <w:color w:val="000000" w:themeColor="text1"/>
-        </w:rPr>
-      </w:pPr>
-      <w:r>
-        <w:rPr>
-          <w:rFonts w:ascii="Georgia Pro" w:eastAsia="Georgia Pro" w:hAnsi="Georgia Pro" w:cs="Georgia Pro"/>
-          <w:color w:val="000000" w:themeColor="text1"/>
-        </w:rPr>
-        <w:lastRenderedPageBreak/>
-        <w:t>Paste:</w:t>
-      </w:r>
-    </w:p>
-    <w:p>
-      <w:pPr>
-        <w:pBdr>
-          <w:top w:val="single" w:sz="4" w:space="1" w:color="auto"/>
-          <w:left w:val="single" w:sz="4" w:space="4" w:color="auto"/>
-          <w:bottom w:val="single" w:sz="4" w:space="1" w:color="auto"/>
-          <w:right w:val="single" w:sz="4" w:space="4" w:color="auto"/>
-        </w:pBdr>
-        <w:shd w:val="clear" w:color="auto" w:fill="F2F2F2" w:themeFill="background1" w:themeFillShade="F2"/>
-        <w:spacing w:after="0" w:line="480" w:lineRule="auto"/>
-        <w:rPr>
-          <w:rFonts w:ascii="Georgia Pro" w:eastAsia="Georgia Pro" w:hAnsi="Georgia Pro" w:cs="Georgia Pro"/>
-          <w:color w:val="000000" w:themeColor="text1"/>
-        </w:rPr>
-      </w:pPr>
-      <w:r>
-        <w:rPr>
-          <w:rFonts w:ascii="Georgia Pro" w:eastAsia="Georgia Pro" w:hAnsi="Georgia Pro" w:cs="Georgia Pro"/>
-          <w:color w:val="000000" w:themeColor="text1"/>
-        </w:rPr>
-        <w:t>version: '3'</w:t>
-      </w:r>
-      <w:r>
-        <w:rPr>
-          <w:rFonts w:ascii="Georgia Pro" w:eastAsia="Georgia Pro" w:hAnsi="Georgia Pro" w:cs="Georgia Pro"/>
-          <w:color w:val="000000" w:themeColor="text1"/>
-        </w:rPr>
-        <w:br/>
-        <w:t>services:</w:t>
-      </w:r>
-      <w:r>
-        <w:rPr>
-          <w:rFonts w:ascii="Georgia Pro" w:eastAsia="Georgia Pro" w:hAnsi="Georgia Pro" w:cs="Georgia Pro"/>
-          <w:color w:val="000000" w:themeColor="text1"/>
-        </w:rPr>
-        <w:br/>
-        <w:t xml:space="preserve">  frontend:</w:t>
-      </w:r>
-      <w:r>
-        <w:rPr>
-          <w:rFonts w:ascii="Georgia Pro" w:eastAsia="Georgia Pro" w:hAnsi="Georgia Pro" w:cs="Georgia Pro"/>
-          <w:color w:val="000000" w:themeColor="text1"/>
-        </w:rPr>
-        <w:br/>
-        <w:t xml:space="preserve">    build: ./frontend</w:t>
-      </w:r>
-      <w:r>
-        <w:rPr>
-          <w:rFonts w:ascii="Georgia Pro" w:eastAsia="Georgia Pro" w:hAnsi="Georgia Pro" w:cs="Georgia Pro"/>
-          <w:color w:val="000000" w:themeColor="text1"/>
-        </w:rPr>
-        <w:br/>
-        <w:t xml:space="preserve">    ports:</w:t>
-      </w:r>
-      <w:r>
-        <w:rPr>
-          <w:rFonts w:ascii="Georgia Pro" w:eastAsia="Georgia Pro" w:hAnsi="Georgia Pro" w:cs="Georgia Pro"/>
-          <w:color w:val="000000" w:themeColor="text1"/>
-        </w:rPr>
-        <w:br/>
-        <w:t xml:space="preserve">      - "8080:80"</w:t>
-      </w:r>
-      <w:r>
-        <w:rPr>
-          <w:rFonts w:ascii="Georgia Pro" w:eastAsia="Georgia Pro" w:hAnsi="Georgia Pro" w:cs="Georgia Pro"/>
-          <w:color w:val="000000" w:themeColor="text1"/>
-        </w:rPr>
-        <w:br/>
-      </w:r>
-      <w:r>
-        <w:rPr>
-          <w:rFonts w:ascii="Georgia Pro" w:eastAsia="Georgia Pro" w:hAnsi="Georgia Pro" w:cs="Georgia Pro"/>
-          <w:color w:val="000000" w:themeColor="text1"/>
-        </w:rPr>
-        <w:br/>
-        <w:t xml:space="preserve">  backend:</w:t>
-      </w:r>
-      <w:r>
-        <w:rPr>
-          <w:rFonts w:ascii="Georgia Pro" w:eastAsia="Georgia Pro" w:hAnsi="Georgia Pro" w:cs="Georgia Pro"/>
-          <w:color w:val="000000" w:themeColor="text1"/>
-        </w:rPr>
-        <w:br/>
-        <w:t xml:space="preserve">    build: ./backend</w:t>
-      </w:r>
-      <w:r>
-        <w:rPr>
-          <w:rFonts w:ascii="Georgia Pro" w:eastAsia="Georgia Pro" w:hAnsi="Georgia Pro" w:cs="Georgia Pro"/>
-          <w:color w:val="000000" w:themeColor="text1"/>
-        </w:rPr>
-        <w:br/>
-        <w:t xml:space="preserve">    ports:</w:t>
-      </w:r>
-      <w:r>
-        <w:rPr>
-          <w:rFonts w:ascii="Georgia Pro" w:eastAsia="Georgia Pro" w:hAnsi="Georgia Pro" w:cs="Georgia Pro"/>
-          <w:color w:val="000000" w:themeColor="text1"/>
-        </w:rPr>
-        <w:br/>
-        <w:t xml:space="preserve">      - "5000:5000"</w:t>
-      </w:r>
-      <w:r>
-        <w:rPr>
-          <w:rFonts w:ascii="Georgia Pro" w:eastAsia="Georgia Pro" w:hAnsi="Georgia Pro" w:cs="Georgia Pro"/>
-          <w:color w:val="000000" w:themeColor="text1"/>
-        </w:rPr>
-        <w:br/>
-      </w:r>
-      <w:r>
-        <w:rPr>
-          <w:rFonts w:ascii="Georgia Pro" w:eastAsia="Georgia Pro" w:hAnsi="Georgia Pro" w:cs="Georgia Pro"/>
-          <w:color w:val="000000" w:themeColor="text1"/>
-        </w:rPr>
-        <w:br/>
-        <w:t xml:space="preserve">    </w:t>
-      </w:r>
-      <w:proofErr w:type="spellStart"/>
-      <w:r>
-        <w:rPr>
-          <w:rFonts w:ascii="Georgia Pro" w:eastAsia="Georgia Pro" w:hAnsi="Georgia Pro" w:cs="Georgia Pro"/>
-          <w:color w:val="000000" w:themeColor="text1"/>
-        </w:rPr>
-        <w:t>depends_on</w:t>
-      </w:r>
-      <w:proofErr w:type="spellEnd"/>
-      <w:r>
-        <w:rPr>
-          <w:rFonts w:ascii="Georgia Pro" w:eastAsia="Georgia Pro" w:hAnsi="Georgia Pro" w:cs="Georgia Pro"/>
-          <w:color w:val="000000" w:themeColor="text1"/>
-        </w:rPr>
-        <w:t>:</w:t>
-      </w:r>
-      <w:r>
-        <w:rPr>
-          <w:rFonts w:ascii="Georgia Pro" w:eastAsia="Georgia Pro" w:hAnsi="Georgia Pro" w:cs="Georgia Pro"/>
-          <w:color w:val="000000" w:themeColor="text1"/>
-        </w:rPr>
-        <w:br/>
-        <w:t xml:space="preserve">      - </w:t>
-      </w:r>
-      <w:proofErr w:type="spellStart"/>
-      <w:r>
-        <w:rPr>
-          <w:rFonts w:ascii="Georgia Pro" w:eastAsia="Georgia Pro" w:hAnsi="Georgia Pro" w:cs="Georgia Pro"/>
-          <w:color w:val="000000" w:themeColor="text1"/>
-        </w:rPr>
-        <w:t>mysql-db</w:t>
-      </w:r>
-      <w:proofErr w:type="spellEnd"/>
-      <w:r>
-        <w:rPr>
-          <w:rFonts w:ascii="Georgia Pro" w:eastAsia="Georgia Pro" w:hAnsi="Georgia Pro" w:cs="Georgia Pro"/>
-          <w:color w:val="000000" w:themeColor="text1"/>
-        </w:rPr>
-        <w:br/>
-      </w:r>
-      <w:r>
-        <w:rPr>
-          <w:rFonts w:ascii="Georgia Pro" w:eastAsia="Georgia Pro" w:hAnsi="Georgia Pro" w:cs="Georgia Pro"/>
-          <w:color w:val="000000" w:themeColor="text1"/>
-        </w:rPr>
-        <w:br/>
-        <w:t xml:space="preserve">  </w:t>
-      </w:r>
-      <w:proofErr w:type="spellStart"/>
-      <w:r>
-        <w:rPr>
-          <w:rFonts w:ascii="Georgia Pro" w:eastAsia="Georgia Pro" w:hAnsi="Georgia Pro" w:cs="Georgia Pro"/>
-          <w:color w:val="000000" w:themeColor="text1"/>
-        </w:rPr>
-        <w:t>mysql-db</w:t>
-      </w:r>
-      <w:proofErr w:type="spellEnd"/>
-      <w:r>
-        <w:rPr>
-          <w:rFonts w:ascii="Georgia Pro" w:eastAsia="Georgia Pro" w:hAnsi="Georgia Pro" w:cs="Georgia Pro"/>
-          <w:color w:val="000000" w:themeColor="text1"/>
-        </w:rPr>
-        <w:t>:</w:t>
-      </w:r>
-      <w:r>
-        <w:rPr>
-          <w:rFonts w:ascii="Georgia Pro" w:eastAsia="Georgia Pro" w:hAnsi="Georgia Pro" w:cs="Georgia Pro"/>
-          <w:color w:val="000000" w:themeColor="text1"/>
-        </w:rPr>
-        <w:br/>
-        <w:t xml:space="preserve">    image: mysql:8</w:t>
-      </w:r>
-      <w:r>
-        <w:rPr>
-          <w:rFonts w:ascii="Georgia Pro" w:eastAsia="Georgia Pro" w:hAnsi="Georgia Pro" w:cs="Georgia Pro"/>
-          <w:color w:val="000000" w:themeColor="text1"/>
-        </w:rPr>
-        <w:br/>
-      </w:r>
-      <w:r>
-        <w:rPr>
-          <w:rFonts w:ascii="Georgia Pro" w:eastAsia="Georgia Pro" w:hAnsi="Georgia Pro" w:cs="Georgia Pro"/>
-          <w:color w:val="000000" w:themeColor="text1"/>
-        </w:rPr>
-        <w:br/>
-        <w:t xml:space="preserve">    </w:t>
-      </w:r>
-      <w:proofErr w:type="spellStart"/>
-      <w:r>
-        <w:rPr>
-          <w:rFonts w:ascii="Georgia Pro" w:eastAsia="Georgia Pro" w:hAnsi="Georgia Pro" w:cs="Georgia Pro"/>
-          <w:color w:val="000000" w:themeColor="text1"/>
-        </w:rPr>
-        <w:t>container_name</w:t>
-      </w:r>
-      <w:proofErr w:type="spellEnd"/>
-      <w:r>
-        <w:rPr>
-          <w:rFonts w:ascii="Georgia Pro" w:eastAsia="Georgia Pro" w:hAnsi="Georgia Pro" w:cs="Georgia Pro"/>
-          <w:color w:val="000000" w:themeColor="text1"/>
-        </w:rPr>
-        <w:t xml:space="preserve">: </w:t>
-      </w:r>
-      <w:proofErr w:type="spellStart"/>
-      <w:r>
-        <w:rPr>
-          <w:rFonts w:ascii="Georgia Pro" w:eastAsia="Georgia Pro" w:hAnsi="Georgia Pro" w:cs="Georgia Pro"/>
-          <w:color w:val="000000" w:themeColor="text1"/>
-        </w:rPr>
-        <w:t>mysql-db</w:t>
-      </w:r>
-      <w:proofErr w:type="spellEnd"/>
-      <w:r>
-        <w:rPr>
-          <w:rFonts w:ascii="Georgia Pro" w:eastAsia="Georgia Pro" w:hAnsi="Georgia Pro" w:cs="Georgia Pro"/>
-          <w:color w:val="000000" w:themeColor="text1"/>
-        </w:rPr>
-        <w:br/>
-      </w:r>
-      <w:r>
-        <w:rPr>
-          <w:rFonts w:ascii="Georgia Pro" w:eastAsia="Georgia Pro" w:hAnsi="Georgia Pro" w:cs="Georgia Pro"/>
-          <w:color w:val="000000" w:themeColor="text1"/>
-        </w:rPr>
-        <w:br/>
-        <w:t xml:space="preserve">    environment:</w:t>
-      </w:r>
-      <w:r>
-        <w:rPr>
-          <w:rFonts w:ascii="Georgia Pro" w:eastAsia="Georgia Pro" w:hAnsi="Georgia Pro" w:cs="Georgia Pro"/>
-          <w:color w:val="000000" w:themeColor="text1"/>
-        </w:rPr>
-        <w:br/>
-        <w:t xml:space="preserve">      MYSQL_ROOT_PASSWORD: password123</w:t>
-      </w:r>
-      <w:r>
-        <w:rPr>
-          <w:rFonts w:ascii="Georgia Pro" w:eastAsia="Georgia Pro" w:hAnsi="Georgia Pro" w:cs="Georgia Pro"/>
-          <w:color w:val="000000" w:themeColor="text1"/>
-        </w:rPr>
-        <w:br/>
-        <w:t xml:space="preserve">      MYSQL_DATABASE: </w:t>
-      </w:r>
-      <w:proofErr w:type="spellStart"/>
-      <w:r>
-        <w:rPr>
-          <w:rFonts w:ascii="Georgia Pro" w:eastAsia="Georgia Pro" w:hAnsi="Georgia Pro" w:cs="Georgia Pro"/>
-          <w:color w:val="000000" w:themeColor="text1"/>
-        </w:rPr>
-        <w:t>salesdb</w:t>
-      </w:r>
-      <w:proofErr w:type="spellEnd"/>
-      <w:r>
-        <w:rPr>
-          <w:rFonts w:ascii="Georgia Pro" w:eastAsia="Georgia Pro" w:hAnsi="Georgia Pro" w:cs="Georgia Pro"/>
-          <w:color w:val="000000" w:themeColor="text1"/>
-        </w:rPr>
-        <w:br/>
-      </w:r>
-      <w:r>
-        <w:rPr>
-          <w:rFonts w:ascii="Georgia Pro" w:eastAsia="Georgia Pro" w:hAnsi="Georgia Pro" w:cs="Georgia Pro"/>
-          <w:color w:val="000000" w:themeColor="text1"/>
-        </w:rPr>
-        <w:br/>
-        <w:t xml:space="preserve">    ports:</w:t>
-      </w:r>
-      <w:r>
-        <w:rPr>
-          <w:rFonts w:ascii="Georgia Pro" w:eastAsia="Georgia Pro" w:hAnsi="Georgia Pro" w:cs="Georgia Pro"/>
-          <w:color w:val="000000" w:themeColor="text1"/>
-        </w:rPr>
-        <w:br/>
-        <w:t xml:space="preserve">      - "3306:3306"</w:t>
-      </w:r>
-      <w:r>
-        <w:rPr>
-          <w:rFonts w:ascii="Georgia Pro" w:eastAsia="Georgia Pro" w:hAnsi="Georgia Pro" w:cs="Georgia Pro"/>
-          <w:color w:val="000000" w:themeColor="text1"/>
-        </w:rPr>
-        <w:br/>
-      </w:r>
-      <w:r>
-        <w:rPr>
-          <w:rFonts w:ascii="Georgia Pro" w:eastAsia="Georgia Pro" w:hAnsi="Georgia Pro" w:cs="Georgia Pro"/>
-          <w:color w:val="000000" w:themeColor="text1"/>
-        </w:rPr>
-        <w:br/>
-      </w:r>
-      <w:r>
-        <w:rPr>
-          <w:rFonts w:ascii="Georgia Pro" w:eastAsia="Georgia Pro" w:hAnsi="Georgia Pro" w:cs="Georgia Pro"/>
-          <w:color w:val="000000" w:themeColor="text1"/>
-        </w:rPr>
-        <w:lastRenderedPageBreak/>
-        <w:t xml:space="preserve">    volumes:</w:t>
-      </w:r>
-      <w:r>
-        <w:rPr>
-          <w:rFonts w:ascii="Georgia Pro" w:eastAsia="Georgia Pro" w:hAnsi="Georgia Pro" w:cs="Georgia Pro"/>
-          <w:color w:val="000000" w:themeColor="text1"/>
-        </w:rPr>
-        <w:br/>
-        <w:t xml:space="preserve">      - </w:t>
-      </w:r>
-      <w:proofErr w:type="spellStart"/>
-      <w:r>
-        <w:rPr>
-          <w:rFonts w:ascii="Georgia Pro" w:eastAsia="Georgia Pro" w:hAnsi="Georgia Pro" w:cs="Georgia Pro"/>
-          <w:color w:val="000000" w:themeColor="text1"/>
-        </w:rPr>
-        <w:t>mysql</w:t>
-      </w:r>
-      <w:proofErr w:type="spellEnd"/>
-      <w:r>
-        <w:rPr>
-          <w:rFonts w:ascii="Georgia Pro" w:eastAsia="Georgia Pro" w:hAnsi="Georgia Pro" w:cs="Georgia Pro"/>
-          <w:color w:val="000000" w:themeColor="text1"/>
-        </w:rPr>
-        <w:t>-data:/var/lib/</w:t>
-      </w:r>
-      <w:proofErr w:type="spellStart"/>
-      <w:r>
-        <w:rPr>
-          <w:rFonts w:ascii="Georgia Pro" w:eastAsia="Georgia Pro" w:hAnsi="Georgia Pro" w:cs="Georgia Pro"/>
-          <w:color w:val="000000" w:themeColor="text1"/>
-        </w:rPr>
-        <w:t>mysql</w:t>
-      </w:r>
-      <w:proofErr w:type="spellEnd"/>
-      <w:r>
-        <w:rPr>
-          <w:rFonts w:ascii="Georgia Pro" w:eastAsia="Georgia Pro" w:hAnsi="Georgia Pro" w:cs="Georgia Pro"/>
-          <w:color w:val="000000" w:themeColor="text1"/>
-        </w:rPr>
-        <w:br/>
-        <w:t xml:space="preserve">      - ./</w:t>
-      </w:r>
-      <w:proofErr w:type="spellStart"/>
-      <w:r>
-        <w:rPr>
-          <w:rFonts w:ascii="Georgia Pro" w:eastAsia="Georgia Pro" w:hAnsi="Georgia Pro" w:cs="Georgia Pro"/>
-          <w:color w:val="000000" w:themeColor="text1"/>
-        </w:rPr>
-        <w:t>init.sql</w:t>
-      </w:r>
-      <w:proofErr w:type="spellEnd"/>
-      <w:r>
-        <w:rPr>
-          <w:rFonts w:ascii="Georgia Pro" w:eastAsia="Georgia Pro" w:hAnsi="Georgia Pro" w:cs="Georgia Pro"/>
-          <w:color w:val="000000" w:themeColor="text1"/>
-        </w:rPr>
-        <w:t>:/docker-</w:t>
-      </w:r>
-      <w:proofErr w:type="spellStart"/>
-      <w:r>
-        <w:rPr>
-          <w:rFonts w:ascii="Georgia Pro" w:eastAsia="Georgia Pro" w:hAnsi="Georgia Pro" w:cs="Georgia Pro"/>
-          <w:color w:val="000000" w:themeColor="text1"/>
-        </w:rPr>
-        <w:t>entrypoint</w:t>
-      </w:r>
-      <w:proofErr w:type="spellEnd"/>
-      <w:r>
-        <w:rPr>
-          <w:rFonts w:ascii="Georgia Pro" w:eastAsia="Georgia Pro" w:hAnsi="Georgia Pro" w:cs="Georgia Pro"/>
-          <w:color w:val="000000" w:themeColor="text1"/>
-        </w:rPr>
-        <w:t>-</w:t>
-      </w:r>
-      <w:proofErr w:type="spellStart"/>
-      <w:r>
-        <w:rPr>
-          <w:rFonts w:ascii="Georgia Pro" w:eastAsia="Georgia Pro" w:hAnsi="Georgia Pro" w:cs="Georgia Pro"/>
-          <w:color w:val="000000" w:themeColor="text1"/>
-        </w:rPr>
-        <w:t>initdb.d</w:t>
-      </w:r>
-      <w:proofErr w:type="spellEnd"/>
-      <w:r>
-        <w:rPr>
-          <w:rFonts w:ascii="Georgia Pro" w:eastAsia="Georgia Pro" w:hAnsi="Georgia Pro" w:cs="Georgia Pro"/>
-          <w:color w:val="000000" w:themeColor="text1"/>
-        </w:rPr>
-        <w:t>/</w:t>
-      </w:r>
-      <w:proofErr w:type="spellStart"/>
-      <w:r>
-        <w:rPr>
-          <w:rFonts w:ascii="Georgia Pro" w:eastAsia="Georgia Pro" w:hAnsi="Georgia Pro" w:cs="Georgia Pro"/>
-          <w:color w:val="000000" w:themeColor="text1"/>
-        </w:rPr>
-        <w:t>init.sql</w:t>
-      </w:r>
-      <w:proofErr w:type="spellEnd"/>
-      <w:r>
-        <w:rPr>
-          <w:rFonts w:ascii="Georgia Pro" w:eastAsia="Georgia Pro" w:hAnsi="Georgia Pro" w:cs="Georgia Pro"/>
-          <w:color w:val="000000" w:themeColor="text1"/>
-        </w:rPr>
-        <w:br/>
-      </w:r>
-      <w:r>
-        <w:rPr>
-          <w:rFonts w:ascii="Georgia Pro" w:eastAsia="Georgia Pro" w:hAnsi="Georgia Pro" w:cs="Georgia Pro"/>
-          <w:color w:val="000000" w:themeColor="text1"/>
-        </w:rPr>
-        <w:br/>
-        <w:t>volumes:</w:t>
-      </w:r>
-      <w:r>
-        <w:rPr>
-          <w:rFonts w:ascii="Georgia Pro" w:eastAsia="Georgia Pro" w:hAnsi="Georgia Pro" w:cs="Georgia Pro"/>
-          <w:color w:val="000000" w:themeColor="text1"/>
-        </w:rPr>
-        <w:br/>
-        <w:t xml:space="preserve">  </w:t>
-      </w:r>
-      <w:proofErr w:type="spellStart"/>
-      <w:r>
-        <w:rPr>
-          <w:rFonts w:ascii="Georgia Pro" w:eastAsia="Georgia Pro" w:hAnsi="Georgia Pro" w:cs="Georgia Pro"/>
-          <w:color w:val="000000" w:themeColor="text1"/>
-        </w:rPr>
-        <w:t>mysql</w:t>
-      </w:r>
-      <w:proofErr w:type="spellEnd"/>
-      <w:r>
-        <w:rPr>
-          <w:rFonts w:ascii="Georgia Pro" w:eastAsia="Georgia Pro" w:hAnsi="Georgia Pro" w:cs="Georgia Pro"/>
-          <w:color w:val="000000" w:themeColor="text1"/>
-        </w:rPr>
-        <w:t>-data:</w:t>
-      </w:r>
-    </w:p>
-    <w:p>
-      <w:pPr>
-        <w:spacing w:after="0" w:line="480" w:lineRule="auto"/>
-        <w:rPr>
-          <w:rFonts w:ascii="Georgia Pro" w:eastAsia="Georgia Pro" w:hAnsi="Georgia Pro" w:cs="Georgia Pro"/>
-          <w:color w:val="000000" w:themeColor="text1"/>
-        </w:rPr>
-      </w:pPr>
-    </w:p>
-    <w:p>
-      <w:pPr>
-        <w:spacing w:after="0" w:line="480" w:lineRule="auto"/>
-        <w:rPr>
-          <w:rFonts w:ascii="Georgia Pro" w:eastAsia="Georgia Pro" w:hAnsi="Georgia Pro" w:cs="Georgia Pro"/>
-          <w:color w:val="000000" w:themeColor="text1"/>
-        </w:rPr>
-      </w:pPr>
-      <w:r>
-        <w:rPr>
-          <w:rFonts w:ascii="Georgia Pro" w:eastAsia="Georgia Pro" w:hAnsi="Georgia Pro" w:cs="Georgia Pro"/>
-          <w:color w:val="000000" w:themeColor="text1"/>
-        </w:rPr>
-        <w:t>Save and exit.</w:t>
-      </w:r>
-    </w:p>
-    <w:p>
-      <w:pPr>
-        <w:spacing w:after="0" w:line="480" w:lineRule="auto"/>
-        <w:rPr>
-          <w:rFonts w:ascii="Georgia Pro" w:eastAsia="Georgia Pro" w:hAnsi="Georgia Pro" w:cs="Georgia Pro"/>
-          <w:color w:val="000000" w:themeColor="text1"/>
-        </w:rPr>
-      </w:pPr>
-      <w:r>
-        <w:rPr>
-          <w:rFonts w:ascii="Georgia Pro" w:eastAsia="Georgia Pro" w:hAnsi="Georgia Pro" w:cs="Georgia Pro"/>
-          <w:color w:val="000000" w:themeColor="text1"/>
-        </w:rPr>
-        <w:pict w14:anchorId="2D6E1C0E">
-          <v:rect id="_x0000_i1257" style="width:0;height:1.5pt" o:hralign="center" o:hrstd="t" o:hr="t" fillcolor="#a0a0a0" stroked="f"/>
-        </w:pict>
-      </w:r>
-    </w:p>
-    <w:p>
-      <w:pPr>
-        <w:spacing w:after="0" w:line="480" w:lineRule="auto"/>
-        <w:rPr>
-          <w:rFonts w:ascii="Georgia Pro" w:eastAsia="Georgia Pro" w:hAnsi="Georgia Pro" w:cs="Georgia Pro"/>
-          <w:b/>
-          <w:bCs/>
-          <w:color w:val="000000" w:themeColor="text1"/>
-        </w:rPr>
-      </w:pPr>
-      <w:r>
-        <w:rPr>
-          <w:rFonts w:ascii="Georgia Pro" w:eastAsia="Georgia Pro" w:hAnsi="Georgia Pro" w:cs="Georgia Pro"/>
-          <w:b/>
-          <w:bCs/>
-          <w:color w:val="000000" w:themeColor="text1"/>
-        </w:rPr>
-        <w:t>Step 18: Create Database Initialization Script</w:t>
-      </w:r>
-    </w:p>
-    <w:p>
-      <w:pPr>
-        <w:pBdr>
-          <w:top w:val="single" w:sz="4" w:space="1" w:color="auto"/>
-          <w:left w:val="single" w:sz="4" w:space="4" w:color="auto"/>
-          <w:bottom w:val="single" w:sz="4" w:space="1" w:color="auto"/>
-          <w:right w:val="single" w:sz="4" w:space="4" w:color="auto"/>
-        </w:pBdr>
-        <w:shd w:val="clear" w:color="auto" w:fill="F2F2F2" w:themeFill="background1" w:themeFillShade="F2"/>
-        <w:spacing w:after="0" w:line="480" w:lineRule="auto"/>
-        <w:rPr>
-          <w:rFonts w:ascii="Georgia Pro" w:eastAsia="Georgia Pro" w:hAnsi="Georgia Pro" w:cs="Georgia Pro"/>
-          <w:color w:val="000000" w:themeColor="text1"/>
-        </w:rPr>
-      </w:pPr>
-      <w:r>
-        <w:rPr>
-          <w:rFonts w:ascii="Georgia Pro" w:eastAsia="Georgia Pro" w:hAnsi="Georgia Pro" w:cs="Georgia Pro"/>
-          <w:color w:val="000000" w:themeColor="text1"/>
-        </w:rPr>
-        <w:t xml:space="preserve">nano </w:t>
-      </w:r>
-      <w:proofErr w:type="spellStart"/>
-      <w:r>
-        <w:rPr>
-          <w:rFonts w:ascii="Georgia Pro" w:eastAsia="Georgia Pro" w:hAnsi="Georgia Pro" w:cs="Georgia Pro"/>
-          <w:color w:val="000000" w:themeColor="text1"/>
-        </w:rPr>
-        <w:t>init.sql</w:t>
-      </w:r>
-      <w:proofErr w:type="spellEnd"/>
-    </w:p>
-    <w:p>
-      <w:pPr>
-        <w:spacing w:after="0" w:line="480" w:lineRule="auto"/>
-        <w:rPr>
-          <w:rFonts w:ascii="Georgia Pro" w:eastAsia="Georgia Pro" w:hAnsi="Georgia Pro" w:cs="Georgia Pro"/>
-          <w:color w:val="000000" w:themeColor="text1"/>
-        </w:rPr>
-      </w:pPr>
-    </w:p>
-    <w:p>
-      <w:pPr>
-        <w:spacing w:after="0" w:line="480" w:lineRule="auto"/>
-        <w:rPr>
-          <w:rFonts w:ascii="Georgia Pro" w:eastAsia="Georgia Pro" w:hAnsi="Georgia Pro" w:cs="Georgia Pro"/>
-          <w:color w:val="000000" w:themeColor="text1"/>
-        </w:rPr>
-      </w:pPr>
-      <w:r>
-        <w:rPr>
-          <w:rFonts w:ascii="Georgia Pro" w:eastAsia="Georgia Pro" w:hAnsi="Georgia Pro" w:cs="Georgia Pro"/>
-          <w:color w:val="000000" w:themeColor="text1"/>
-        </w:rPr>
-        <w:t>Paste:</w:t>
-      </w:r>
-    </w:p>
-    <w:p>
-      <w:pPr>
-        <w:pBdr>
-          <w:top w:val="single" w:sz="4" w:space="1" w:color="auto"/>
-          <w:left w:val="single" w:sz="4" w:space="4" w:color="auto"/>
-          <w:bottom w:val="single" w:sz="4" w:space="1" w:color="auto"/>
-          <w:right w:val="single" w:sz="4" w:space="4" w:color="auto"/>
-        </w:pBdr>
-        <w:shd w:val="clear" w:color="auto" w:fill="F2F2F2" w:themeFill="background1" w:themeFillShade="F2"/>
-        <w:spacing w:after="0" w:line="480" w:lineRule="auto"/>
-        <w:rPr>
-          <w:rFonts w:ascii="Georgia Pro" w:eastAsia="Georgia Pro" w:hAnsi="Georgia Pro" w:cs="Georgia Pro"/>
-          <w:color w:val="000000" w:themeColor="text1"/>
-        </w:rPr>
-      </w:pPr>
-      <w:r>
-        <w:rPr>
-          <w:rFonts w:ascii="Georgia Pro" w:eastAsia="Georgia Pro" w:hAnsi="Georgia Pro" w:cs="Georgia Pro"/>
-          <w:color w:val="000000" w:themeColor="text1"/>
-        </w:rPr>
-        <w:t>CREATE TABLE customers (</w:t>
-      </w:r>
-      <w:r>
-        <w:rPr>
-          <w:rFonts w:ascii="Georgia Pro" w:eastAsia="Georgia Pro" w:hAnsi="Georgia Pro" w:cs="Georgia Pro"/>
-          <w:color w:val="000000" w:themeColor="text1"/>
-        </w:rPr>
-        <w:br/>
-        <w:t xml:space="preserve">    id INT PRIMARY KEY,</w:t>
-      </w:r>
-      <w:r>
-        <w:rPr>
-          <w:rFonts w:ascii="Georgia Pro" w:eastAsia="Georgia Pro" w:hAnsi="Georgia Pro" w:cs="Georgia Pro"/>
-          <w:color w:val="000000" w:themeColor="text1"/>
-        </w:rPr>
-        <w:br/>
-        <w:t xml:space="preserve">    name </w:t>
-      </w:r>
-      <w:proofErr w:type="gramStart"/>
-      <w:r>
-        <w:rPr>
-          <w:rFonts w:ascii="Georgia Pro" w:eastAsia="Georgia Pro" w:hAnsi="Georgia Pro" w:cs="Georgia Pro"/>
-          <w:color w:val="000000" w:themeColor="text1"/>
-        </w:rPr>
-        <w:t>VARCHAR(</w:t>
-      </w:r>
-      <w:proofErr w:type="gramEnd"/>
-      <w:r>
-        <w:rPr>
-          <w:rFonts w:ascii="Georgia Pro" w:eastAsia="Georgia Pro" w:hAnsi="Georgia Pro" w:cs="Georgia Pro"/>
-          <w:color w:val="000000" w:themeColor="text1"/>
-        </w:rPr>
-        <w:t>50),</w:t>
-      </w:r>
-      <w:r>
-        <w:rPr>
-          <w:rFonts w:ascii="Georgia Pro" w:eastAsia="Georgia Pro" w:hAnsi="Georgia Pro" w:cs="Georgia Pro"/>
-          <w:color w:val="000000" w:themeColor="text1"/>
-        </w:rPr>
-        <w:br/>
-        <w:t xml:space="preserve">    city </w:t>
-      </w:r>
-      <w:proofErr w:type="gramStart"/>
-      <w:r>
-        <w:rPr>
-          <w:rFonts w:ascii="Georgia Pro" w:eastAsia="Georgia Pro" w:hAnsi="Georgia Pro" w:cs="Georgia Pro"/>
-          <w:color w:val="000000" w:themeColor="text1"/>
-        </w:rPr>
-        <w:t>VARCHAR(</w:t>
-      </w:r>
-      <w:proofErr w:type="gramEnd"/>
-      <w:r>
-        <w:rPr>
-          <w:rFonts w:ascii="Georgia Pro" w:eastAsia="Georgia Pro" w:hAnsi="Georgia Pro" w:cs="Georgia Pro"/>
-          <w:color w:val="000000" w:themeColor="text1"/>
-        </w:rPr>
-        <w:t>50)</w:t>
-      </w:r>
-      <w:r>
-        <w:rPr>
-          <w:rFonts w:ascii="Georgia Pro" w:eastAsia="Georgia Pro" w:hAnsi="Georgia Pro" w:cs="Georgia Pro"/>
-          <w:color w:val="000000" w:themeColor="text1"/>
-        </w:rPr>
-        <w:br/>
-        <w:t>);</w:t>
-      </w:r>
-      <w:r>
-        <w:rPr>
-          <w:rFonts w:ascii="Georgia Pro" w:eastAsia="Georgia Pro" w:hAnsi="Georgia Pro" w:cs="Georgia Pro"/>
-          <w:color w:val="000000" w:themeColor="text1"/>
-        </w:rPr>
-        <w:br/>
-      </w:r>
-      <w:r>
-        <w:rPr>
-          <w:rFonts w:ascii="Georgia Pro" w:eastAsia="Georgia Pro" w:hAnsi="Georgia Pro" w:cs="Georgia Pro"/>
-          <w:color w:val="000000" w:themeColor="text1"/>
-        </w:rPr>
-        <w:br/>
-        <w:t>INSERT INTO customers VALUES</w:t>
-      </w:r>
-      <w:r>
-        <w:rPr>
-          <w:rFonts w:ascii="Georgia Pro" w:eastAsia="Georgia Pro" w:hAnsi="Georgia Pro" w:cs="Georgia Pro"/>
-          <w:color w:val="000000" w:themeColor="text1"/>
-        </w:rPr>
-        <w:br/>
-        <w:t>(1,</w:t>
-      </w:r>
-      <w:r>
-        <w:rPr>
-          <w:rFonts w:ascii="Georgia Pro" w:eastAsia="Georgia Pro" w:hAnsi="Georgia Pro" w:cs="Georgia Pro"/>
-          <w:color w:val="000000" w:themeColor="text1"/>
-        </w:rPr>
-        <w:t>’</w:t>
-      </w:r>
-      <w:r>
-        <w:rPr>
-          <w:rFonts w:ascii="Georgia Pro" w:eastAsia="Georgia Pro" w:hAnsi="Georgia Pro" w:cs="Georgia Pro"/>
-          <w:color w:val="000000" w:themeColor="text1"/>
-        </w:rPr>
-        <w:t>John</w:t>
-      </w:r>
-      <w:r>
-        <w:rPr>
-          <w:rFonts w:ascii="Georgia Pro" w:eastAsia="Georgia Pro" w:hAnsi="Georgia Pro" w:cs="Georgia Pro"/>
-          <w:color w:val="000000" w:themeColor="text1"/>
-        </w:rPr>
-        <w:t>’</w:t>
-      </w:r>
-      <w:r>
-        <w:rPr>
-          <w:rFonts w:ascii="Georgia Pro" w:eastAsia="Georgia Pro" w:hAnsi="Georgia Pro" w:cs="Georgia Pro"/>
-          <w:color w:val="000000" w:themeColor="text1"/>
-        </w:rPr>
-        <w:t>,</w:t>
-      </w:r>
-      <w:r>
-        <w:rPr>
-          <w:rFonts w:ascii="Georgia Pro" w:eastAsia="Georgia Pro" w:hAnsi="Georgia Pro" w:cs="Georgia Pro"/>
-          <w:color w:val="000000" w:themeColor="text1"/>
-        </w:rPr>
-        <w:t>’</w:t>
-      </w:r>
-      <w:r>
-        <w:rPr>
-          <w:rFonts w:ascii="Georgia Pro" w:eastAsia="Georgia Pro" w:hAnsi="Georgia Pro" w:cs="Georgia Pro"/>
-          <w:color w:val="000000" w:themeColor="text1"/>
-        </w:rPr>
-        <w:t>New York</w:t>
-      </w:r>
-      <w:r>
-        <w:rPr>
-          <w:rFonts w:ascii="Georgia Pro" w:eastAsia="Georgia Pro" w:hAnsi="Georgia Pro" w:cs="Georgia Pro"/>
-          <w:color w:val="000000" w:themeColor="text1"/>
-        </w:rPr>
-        <w:t>’</w:t>
-      </w:r>
-      <w:r>
-        <w:rPr>
-          <w:rFonts w:ascii="Georgia Pro" w:eastAsia="Georgia Pro" w:hAnsi="Georgia Pro" w:cs="Georgia Pro"/>
-          <w:color w:val="000000" w:themeColor="text1"/>
-        </w:rPr>
-        <w:t>),</w:t>
-      </w:r>
-      <w:r>
-        <w:rPr>
-          <w:rFonts w:ascii="Georgia Pro" w:eastAsia="Georgia Pro" w:hAnsi="Georgia Pro" w:cs="Georgia Pro"/>
-          <w:color w:val="000000" w:themeColor="text1"/>
-        </w:rPr>
-        <w:br/>
-        <w:t>(2,</w:t>
-      </w:r>
-      <w:r>
-        <w:rPr>
-          <w:rFonts w:ascii="Georgia Pro" w:eastAsia="Georgia Pro" w:hAnsi="Georgia Pro" w:cs="Georgia Pro"/>
-          <w:color w:val="000000" w:themeColor="text1"/>
-        </w:rPr>
-        <w:t>’</w:t>
-      </w:r>
-      <w:r>
-        <w:rPr>
-          <w:rFonts w:ascii="Georgia Pro" w:eastAsia="Georgia Pro" w:hAnsi="Georgia Pro" w:cs="Georgia Pro"/>
-          <w:color w:val="000000" w:themeColor="text1"/>
-        </w:rPr>
-        <w:t>Alice</w:t>
-      </w:r>
-      <w:r>
-        <w:rPr>
-          <w:rFonts w:ascii="Georgia Pro" w:eastAsia="Georgia Pro" w:hAnsi="Georgia Pro" w:cs="Georgia Pro"/>
-          <w:color w:val="000000" w:themeColor="text1"/>
-        </w:rPr>
-        <w:t>’</w:t>
-      </w:r>
-      <w:r>
-        <w:rPr>
-          <w:rFonts w:ascii="Georgia Pro" w:eastAsia="Georgia Pro" w:hAnsi="Georgia Pro" w:cs="Georgia Pro"/>
-          <w:color w:val="000000" w:themeColor="text1"/>
-        </w:rPr>
-        <w:t>,</w:t>
-      </w:r>
-      <w:r>
-        <w:rPr>
-          <w:rFonts w:ascii="Georgia Pro" w:eastAsia="Georgia Pro" w:hAnsi="Georgia Pro" w:cs="Georgia Pro"/>
-          <w:color w:val="000000" w:themeColor="text1"/>
-        </w:rPr>
-        <w:t>’</w:t>
-      </w:r>
-      <w:r>
-        <w:rPr>
-          <w:rFonts w:ascii="Georgia Pro" w:eastAsia="Georgia Pro" w:hAnsi="Georgia Pro" w:cs="Georgia Pro"/>
-          <w:color w:val="000000" w:themeColor="text1"/>
-        </w:rPr>
-        <w:t>London</w:t>
-      </w:r>
-      <w:r>
-        <w:rPr>
-          <w:rFonts w:ascii="Georgia Pro" w:eastAsia="Georgia Pro" w:hAnsi="Georgia Pro" w:cs="Georgia Pro"/>
-          <w:color w:val="000000" w:themeColor="text1"/>
-        </w:rPr>
-        <w:t>’</w:t>
-      </w:r>
-      <w:r>
-        <w:rPr>
-          <w:rFonts w:ascii="Georgia Pro" w:eastAsia="Georgia Pro" w:hAnsi="Georgia Pro" w:cs="Georgia Pro"/>
-          <w:color w:val="000000" w:themeColor="text1"/>
-        </w:rPr>
-        <w:t>),</w:t>
-      </w:r>
-      <w:r>
-        <w:rPr>
-          <w:rFonts w:ascii="Georgia Pro" w:eastAsia="Georgia Pro" w:hAnsi="Georgia Pro" w:cs="Georgia Pro"/>
-          <w:color w:val="000000" w:themeColor="text1"/>
-        </w:rPr>
-        <w:br/>
-        <w:t>(3,</w:t>
-      </w:r>
-      <w:r>
-        <w:rPr>
-          <w:rFonts w:ascii="Georgia Pro" w:eastAsia="Georgia Pro" w:hAnsi="Georgia Pro" w:cs="Georgia Pro"/>
-          <w:color w:val="000000" w:themeColor="text1"/>
-        </w:rPr>
-        <w:t>’</w:t>
-      </w:r>
-      <w:r>
-        <w:rPr>
-          <w:rFonts w:ascii="Georgia Pro" w:eastAsia="Georgia Pro" w:hAnsi="Georgia Pro" w:cs="Georgia Pro"/>
-          <w:color w:val="000000" w:themeColor="text1"/>
-        </w:rPr>
-        <w:t>Bob</w:t>
-      </w:r>
-      <w:r>
-        <w:rPr>
-          <w:rFonts w:ascii="Georgia Pro" w:eastAsia="Georgia Pro" w:hAnsi="Georgia Pro" w:cs="Georgia Pro"/>
-          <w:color w:val="000000" w:themeColor="text1"/>
-        </w:rPr>
-        <w:t>’</w:t>
-      </w:r>
-      <w:r>
-        <w:rPr>
-          <w:rFonts w:ascii="Georgia Pro" w:eastAsia="Georgia Pro" w:hAnsi="Georgia Pro" w:cs="Georgia Pro"/>
-          <w:color w:val="000000" w:themeColor="text1"/>
-        </w:rPr>
-        <w:t>,</w:t>
-      </w:r>
-      <w:r>
-        <w:rPr>
-          <w:rFonts w:ascii="Georgia Pro" w:eastAsia="Georgia Pro" w:hAnsi="Georgia Pro" w:cs="Georgia Pro"/>
-          <w:color w:val="000000" w:themeColor="text1"/>
-        </w:rPr>
-        <w:t>’</w:t>
-      </w:r>
-      <w:r>
-        <w:rPr>
-          <w:rFonts w:ascii="Georgia Pro" w:eastAsia="Georgia Pro" w:hAnsi="Georgia Pro" w:cs="Georgia Pro"/>
-          <w:color w:val="000000" w:themeColor="text1"/>
-        </w:rPr>
-        <w:t>Delhi</w:t>
-      </w:r>
-      <w:r>
-        <w:rPr>
-          <w:rFonts w:ascii="Georgia Pro" w:eastAsia="Georgia Pro" w:hAnsi="Georgia Pro" w:cs="Georgia Pro"/>
-          <w:color w:val="000000" w:themeColor="text1"/>
-        </w:rPr>
-        <w:t>’</w:t>
-      </w:r>
-      <w:r>
-        <w:rPr>
-          <w:rFonts w:ascii="Georgia Pro" w:eastAsia="Georgia Pro" w:hAnsi="Georgia Pro" w:cs="Georgia Pro"/>
-          <w:color w:val="000000" w:themeColor="text1"/>
-        </w:rPr>
-        <w:t>);</w:t>
-      </w:r>
-    </w:p>
-    <w:p>
-      <w:pPr>
-        <w:spacing w:after="0" w:line="480" w:lineRule="auto"/>
-        <w:rPr>
-          <w:rFonts w:ascii="Georgia Pro" w:eastAsia="Georgia Pro" w:hAnsi="Georgia Pro" w:cs="Georgia Pro"/>
-          <w:color w:val="000000" w:themeColor="text1"/>
-        </w:rPr>
-      </w:pPr>
-    </w:p>
-    <w:p>
-      <w:pPr>
-        <w:spacing w:after="0" w:line="480" w:lineRule="auto"/>
-        <w:rPr>
-          <w:rFonts w:ascii="Georgia Pro" w:eastAsia="Georgia Pro" w:hAnsi="Georgia Pro" w:cs="Georgia Pro"/>
-          <w:color w:val="000000" w:themeColor="text1"/>
-        </w:rPr>
-      </w:pPr>
-    </w:p>
-    <w:p>
-      <w:pPr>
-        <w:spacing w:after="0" w:line="480" w:lineRule="auto"/>
-        <w:rPr>
-          <w:rFonts w:ascii="Georgia Pro" w:eastAsia="Georgia Pro" w:hAnsi="Georgia Pro" w:cs="Georgia Pro"/>
-          <w:color w:val="000000" w:themeColor="text1"/>
-        </w:rPr>
-      </w:pPr>
-      <w:r>
-        <w:rPr>
-          <w:rFonts w:ascii="Georgia Pro" w:eastAsia="Georgia Pro" w:hAnsi="Georgia Pro" w:cs="Georgia Pro"/>
-          <w:color w:val="000000" w:themeColor="text1"/>
-        </w:rPr>
-        <w:t>Save and exit.</w:t>
-      </w:r>
-    </w:p>
-    <w:p>
-      <w:pPr>
-        <w:spacing w:after="0" w:line="480" w:lineRule="auto"/>
-        <w:rPr>
-          <w:rFonts w:ascii="Georgia Pro" w:eastAsia="Georgia Pro" w:hAnsi="Georgia Pro" w:cs="Georgia Pro"/>
-          <w:color w:val="000000" w:themeColor="text1"/>
-        </w:rPr>
-      </w:pPr>
-      <w:r>
-        <w:rPr>
-          <w:rFonts w:ascii="Georgia Pro" w:eastAsia="Georgia Pro" w:hAnsi="Georgia Pro" w:cs="Georgia Pro"/>
-          <w:color w:val="000000" w:themeColor="text1"/>
-        </w:rPr>
-        <w:pict w14:anchorId="74370BBE">
-          <v:rect id="_x0000_i1258" style="width:0;height:1.5pt" o:hralign="center" o:hrstd="t" o:hr="t" fillcolor="#a0a0a0" stroked="f"/>
-        </w:pict>
-      </w:r>
-    </w:p>
-    <w:p>
-      <w:pPr>
-        <w:spacing w:after="0" w:line="480" w:lineRule="auto"/>
-        <w:rPr>
-          <w:rFonts w:ascii="Georgia Pro" w:eastAsia="Georgia Pro" w:hAnsi="Georgia Pro" w:cs="Georgia Pro"/>
-          <w:b/>
-          <w:bCs/>
-          <w:color w:val="000000" w:themeColor="text1"/>
-        </w:rPr>
-      </w:pPr>
-      <w:r>
-        <w:rPr>
-          <w:rFonts w:ascii="Georgia Pro" w:eastAsia="Georgia Pro" w:hAnsi="Georgia Pro" w:cs="Georgia Pro"/>
-          <w:b/>
-          <w:bCs/>
-          <w:color w:val="000000" w:themeColor="text1"/>
-        </w:rPr>
-        <w:lastRenderedPageBreak/>
-        <w:t>Step 19: Start Multi-Tier Application</w:t>
-      </w:r>
-    </w:p>
-    <w:p>
-      <w:pPr>
-        <w:pBdr>
-          <w:top w:val="single" w:sz="4" w:space="1" w:color="auto"/>
-          <w:left w:val="single" w:sz="4" w:space="4" w:color="auto"/>
-          <w:bottom w:val="single" w:sz="4" w:space="1" w:color="auto"/>
-          <w:right w:val="single" w:sz="4" w:space="4" w:color="auto"/>
-        </w:pBdr>
-        <w:shd w:val="clear" w:color="auto" w:fill="F2F2F2" w:themeFill="background1" w:themeFillShade="F2"/>
-        <w:spacing w:after="0" w:line="480" w:lineRule="auto"/>
-        <w:rPr>
-          <w:rFonts w:ascii="Georgia Pro" w:eastAsia="Georgia Pro" w:hAnsi="Georgia Pro" w:cs="Georgia Pro"/>
-          <w:color w:val="000000" w:themeColor="text1"/>
-        </w:rPr>
-      </w:pPr>
-      <w:r>
-        <w:rPr>
-          <w:rFonts w:ascii="Georgia Pro" w:eastAsia="Georgia Pro" w:hAnsi="Georgia Pro" w:cs="Georgia Pro"/>
-          <w:color w:val="000000" w:themeColor="text1"/>
-        </w:rPr>
-        <w:t>docker-compose up -d</w:t>
-      </w:r>
-    </w:p>
-    <w:p>
-      <w:pPr>
-        <w:spacing w:after="0" w:line="480" w:lineRule="auto"/>
-        <w:rPr>
-          <w:rFonts w:ascii="Georgia Pro" w:eastAsia="Georgia Pro" w:hAnsi="Georgia Pro" w:cs="Georgia Pro"/>
-          <w:color w:val="000000" w:themeColor="text1"/>
-        </w:rPr>
-      </w:pPr>
-      <w:r>
-        <w:rPr>
-          <w:rFonts w:ascii="Georgia Pro" w:eastAsia="Georgia Pro" w:hAnsi="Georgia Pro" w:cs="Georgia Pro"/>
-          <w:color w:val="000000" w:themeColor="text1"/>
-        </w:rPr>
-        <w:pict w14:anchorId="7ECA5CE0">
-          <v:rect id="_x0000_i1259" style="width:0;height:1.5pt" o:hralign="center" o:hrstd="t" o:hr="t" fillcolor="#a0a0a0" stroked="f"/>
-        </w:pict>
-      </w:r>
-    </w:p>
-    <w:p>
-      <w:pPr>
-        <w:spacing w:after="0" w:line="480" w:lineRule="auto"/>
-        <w:rPr>
-          <w:rFonts w:ascii="Georgia Pro" w:eastAsia="Georgia Pro" w:hAnsi="Georgia Pro" w:cs="Georgia Pro"/>
-          <w:b/>
-          <w:bCs/>
-          <w:color w:val="000000" w:themeColor="text1"/>
-        </w:rPr>
-      </w:pPr>
-      <w:r>
-        <w:rPr>
-          <w:rFonts w:ascii="Georgia Pro" w:eastAsia="Georgia Pro" w:hAnsi="Georgia Pro" w:cs="Georgia Pro"/>
-          <w:b/>
-          <w:bCs/>
-          <w:color w:val="000000" w:themeColor="text1"/>
-        </w:rPr>
-        <w:t>Step 20: Verify Running Containers</w:t>
-      </w:r>
-    </w:p>
-    <w:p>
-      <w:pPr>
-        <w:pBdr>
-          <w:top w:val="single" w:sz="4" w:space="1" w:color="auto"/>
-          <w:left w:val="single" w:sz="4" w:space="4" w:color="auto"/>
-          <w:bottom w:val="single" w:sz="4" w:space="1" w:color="auto"/>
-          <w:right w:val="single" w:sz="4" w:space="4" w:color="auto"/>
-        </w:pBdr>
-        <w:shd w:val="clear" w:color="auto" w:fill="F2F2F2" w:themeFill="background1" w:themeFillShade="F2"/>
-        <w:spacing w:after="0" w:line="480" w:lineRule="auto"/>
-        <w:rPr>
-          <w:rFonts w:ascii="Georgia Pro" w:eastAsia="Georgia Pro" w:hAnsi="Georgia Pro" w:cs="Georgia Pro"/>
-          <w:color w:val="000000" w:themeColor="text1"/>
-        </w:rPr>
-      </w:pPr>
-      <w:r>
-        <w:rPr>
-          <w:rFonts w:ascii="Georgia Pro" w:eastAsia="Georgia Pro" w:hAnsi="Georgia Pro" w:cs="Georgia Pro"/>
-          <w:color w:val="000000" w:themeColor="text1"/>
-        </w:rPr>
-        <w:t xml:space="preserve">docker </w:t>
-      </w:r>
-      <w:proofErr w:type="spellStart"/>
-      <w:r>
-        <w:rPr>
-          <w:rFonts w:ascii="Georgia Pro" w:eastAsia="Georgia Pro" w:hAnsi="Georgia Pro" w:cs="Georgia Pro"/>
-          <w:color w:val="000000" w:themeColor="text1"/>
-        </w:rPr>
-        <w:t>ps</w:t>
-      </w:r>
-      <w:proofErr w:type="spellEnd"/>
-    </w:p>
-    <w:p>
-      <w:pPr>
-        <w:spacing w:after="0" w:line="480" w:lineRule="auto"/>
-        <w:rPr>
-          <w:rFonts w:ascii="Georgia Pro" w:eastAsia="Georgia Pro" w:hAnsi="Georgia Pro" w:cs="Georgia Pro"/>
-          <w:color w:val="000000" w:themeColor="text1"/>
-        </w:rPr>
-      </w:pPr>
-    </w:p>
-    <w:p>
-      <w:pPr>
-        <w:spacing w:after="0" w:line="480" w:lineRule="auto"/>
-        <w:rPr>
-          <w:rFonts w:ascii="Georgia Pro" w:eastAsia="Georgia Pro" w:hAnsi="Georgia Pro" w:cs="Georgia Pro"/>
-          <w:color w:val="000000" w:themeColor="text1"/>
-        </w:rPr>
-      </w:pPr>
-      <w:r>
-        <w:rPr>
-          <w:rFonts w:ascii="Georgia Pro" w:eastAsia="Georgia Pro" w:hAnsi="Georgia Pro" w:cs="Georgia Pro"/>
-          <w:color w:val="000000" w:themeColor="text1"/>
-        </w:rPr>
-        <w:t>Expected:</w:t>
-      </w:r>
-    </w:p>
-    <w:p>
-      <w:pPr>
-        <w:numPr>
-          <w:ilvl w:val="0"/>
-          <w:numId w:val="32"/>
-        </w:numPr>
-        <w:spacing w:after="0" w:line="480" w:lineRule="auto"/>
-        <w:rPr>
-          <w:rFonts w:ascii="Georgia Pro" w:eastAsia="Georgia Pro" w:hAnsi="Georgia Pro" w:cs="Georgia Pro"/>
-          <w:color w:val="000000" w:themeColor="text1"/>
-        </w:rPr>
-      </w:pPr>
-      <w:r>
-        <w:rPr>
-          <w:rFonts w:ascii="Georgia Pro" w:eastAsia="Georgia Pro" w:hAnsi="Georgia Pro" w:cs="Georgia Pro"/>
-          <w:color w:val="000000" w:themeColor="text1"/>
-        </w:rPr>
-        <w:t xml:space="preserve">frontend container </w:t>
-      </w:r>
-    </w:p>
-    <w:p>
-      <w:pPr>
-        <w:numPr>
-          <w:ilvl w:val="0"/>
-          <w:numId w:val="32"/>
-        </w:numPr>
-        <w:spacing w:after="0" w:line="480" w:lineRule="auto"/>
-        <w:rPr>
-          <w:rFonts w:ascii="Georgia Pro" w:eastAsia="Georgia Pro" w:hAnsi="Georgia Pro" w:cs="Georgia Pro"/>
-          <w:color w:val="000000" w:themeColor="text1"/>
-        </w:rPr>
-      </w:pPr>
-      <w:r>
-        <w:rPr>
-          <w:rFonts w:ascii="Georgia Pro" w:eastAsia="Georgia Pro" w:hAnsi="Georgia Pro" w:cs="Georgia Pro"/>
-          <w:color w:val="000000" w:themeColor="text1"/>
-        </w:rPr>
-        <w:t xml:space="preserve">backend container </w:t>
-      </w:r>
-    </w:p>
-    <w:p>
-      <w:pPr>
-        <w:numPr>
-          <w:ilvl w:val="0"/>
-          <w:numId w:val="32"/>
-        </w:numPr>
-        <w:spacing w:after="0" w:line="480" w:lineRule="auto"/>
-        <w:rPr>
-          <w:rFonts w:ascii="Georgia Pro" w:eastAsia="Georgia Pro" w:hAnsi="Georgia Pro" w:cs="Georgia Pro"/>
-          <w:color w:val="000000" w:themeColor="text1"/>
-        </w:rPr>
-      </w:pPr>
-      <w:proofErr w:type="spellStart"/>
-      <w:r>
-        <w:rPr>
-          <w:rFonts w:ascii="Georgia Pro" w:eastAsia="Georgia Pro" w:hAnsi="Georgia Pro" w:cs="Georgia Pro"/>
-          <w:color w:val="000000" w:themeColor="text1"/>
-        </w:rPr>
-        <w:t>mysql-db</w:t>
-      </w:r>
-      <w:proofErr w:type="spellEnd"/>
-      <w:r>
-        <w:rPr>
-          <w:rFonts w:ascii="Georgia Pro" w:eastAsia="Georgia Pro" w:hAnsi="Georgia Pro" w:cs="Georgia Pro"/>
-          <w:color w:val="000000" w:themeColor="text1"/>
-        </w:rPr>
-        <w:t xml:space="preserve"> container </w:t>
-      </w:r>
-    </w:p>
-    <w:p>
-      <w:pPr>
-        <w:spacing w:after="0" w:line="480" w:lineRule="auto"/>
-        <w:rPr>
-          <w:rFonts w:ascii="Georgia Pro" w:eastAsia="Georgia Pro" w:hAnsi="Georgia Pro" w:cs="Georgia Pro"/>
-          <w:color w:val="000000" w:themeColor="text1"/>
-        </w:rPr>
-      </w:pPr>
-      <w:r>
-        <w:rPr>
-          <w:rFonts w:ascii="Georgia Pro" w:eastAsia="Georgia Pro" w:hAnsi="Georgia Pro" w:cs="Georgia Pro"/>
-          <w:color w:val="000000" w:themeColor="text1"/>
-        </w:rPr>
-        <w:pict w14:anchorId="3459EA19">
-          <v:rect id="_x0000_i1260" style="width:0;height:1.5pt" o:hralign="center" o:hrstd="t" o:hr="t" fillcolor="#a0a0a0" stroked="f"/>
-        </w:pict>
-      </w:r>
-    </w:p>
-    <w:p>
-      <w:pPr>
-        <w:spacing w:after="0" w:line="480" w:lineRule="auto"/>
-        <w:rPr>
-          <w:rFonts w:ascii="Georgia Pro" w:eastAsia="Georgia Pro" w:hAnsi="Georgia Pro" w:cs="Georgia Pro"/>
-          <w:b/>
-          <w:bCs/>
-          <w:color w:val="000000" w:themeColor="text1"/>
-        </w:rPr>
-      </w:pPr>
-      <w:r>
-        <w:rPr>
-          <w:rFonts w:ascii="Georgia Pro" w:eastAsia="Georgia Pro" w:hAnsi="Georgia Pro" w:cs="Georgia Pro"/>
-          <w:b/>
-          <w:bCs/>
-          <w:color w:val="000000" w:themeColor="text1"/>
-        </w:rPr>
-        <w:t>Step 21: Access Frontend Application</w:t>
-      </w:r>
-    </w:p>
-    <w:p>
-      <w:pPr>
-        <w:spacing w:after="0" w:line="480" w:lineRule="auto"/>
-        <w:rPr>
-          <w:rFonts w:ascii="Georgia Pro" w:eastAsia="Georgia Pro" w:hAnsi="Georgia Pro" w:cs="Georgia Pro"/>
-          <w:color w:val="000000" w:themeColor="text1"/>
-        </w:rPr>
-      </w:pPr>
-      <w:r>
-        <w:rPr>
-          <w:rFonts w:ascii="Georgia Pro" w:eastAsia="Georgia Pro" w:hAnsi="Georgia Pro" w:cs="Georgia Pro"/>
-          <w:color w:val="000000" w:themeColor="text1"/>
-        </w:rPr>
-        <w:t>Open browser:</w:t>
-      </w:r>
-    </w:p>
-    <w:p>
-      <w:pPr>
-        <w:pBdr>
-          <w:top w:val="single" w:sz="4" w:space="1" w:color="auto"/>
-          <w:left w:val="single" w:sz="4" w:space="4" w:color="auto"/>
-          <w:bottom w:val="single" w:sz="4" w:space="1" w:color="auto"/>
-          <w:right w:val="single" w:sz="4" w:space="4" w:color="auto"/>
-        </w:pBdr>
-        <w:shd w:val="clear" w:color="auto" w:fill="F2F2F2" w:themeFill="background1" w:themeFillShade="F2"/>
-        <w:spacing w:after="0" w:line="480" w:lineRule="auto"/>
-        <w:rPr>
-          <w:rFonts w:ascii="Georgia Pro" w:eastAsia="Georgia Pro" w:hAnsi="Georgia Pro" w:cs="Georgia Pro"/>
-          <w:color w:val="000000" w:themeColor="text1"/>
-        </w:rPr>
-      </w:pPr>
-      <w:hyperlink r:id="rId10" w:history="1">
-        <w:r>
-          <w:rPr>
-            <w:rStyle w:val="Hyperlink"/>
-            <w:rFonts w:ascii="Georgia Pro" w:eastAsia="Georgia Pro" w:hAnsi="Georgia Pro" w:cs="Georgia Pro"/>
-          </w:rPr>
-          <w:t>http://EC</w:t>
-        </w:r>
-      </w:hyperlink>
-      <w:r>
-        <w:rPr>
-          <w:rFonts w:ascii="Georgia Pro" w:eastAsia="Georgia Pro" w:hAnsi="Georgia Pro" w:cs="Georgia Pro"/>
-          <w:color w:val="000000" w:themeColor="text1"/>
-        </w:rPr>
-        <w:t>2_PUBLIC_IP:8080</w:t>
-      </w:r>
-    </w:p>
-    <w:p>
-      <w:pPr>
-        <w:spacing w:after="0" w:line="480" w:lineRule="auto"/>
-        <w:rPr>
-          <w:rFonts w:ascii="Georgia Pro" w:eastAsia="Georgia Pro" w:hAnsi="Georgia Pro" w:cs="Georgia Pro"/>
-          <w:color w:val="000000" w:themeColor="text1"/>
-        </w:rPr>
-      </w:pPr>
-    </w:p>
-    <w:p>
-      <w:pPr>
-        <w:spacing w:after="0" w:line="480" w:lineRule="auto"/>
-        <w:rPr>
-          <w:rFonts w:ascii="Georgia Pro" w:eastAsia="Georgia Pro" w:hAnsi="Georgia Pro" w:cs="Georgia Pro"/>
-          <w:color w:val="000000" w:themeColor="text1"/>
-        </w:rPr>
-      </w:pPr>
-      <w:r>
-        <w:rPr>
-          <w:rFonts w:ascii="Georgia Pro" w:eastAsia="Georgia Pro" w:hAnsi="Georgia Pro" w:cs="Georgia Pro"/>
-          <w:color w:val="000000" w:themeColor="text1"/>
-        </w:rPr>
-        <w:t>Example:</w:t>
-      </w:r>
-    </w:p>
-    <w:p>
-      <w:pPr>
-        <w:pBdr>
-          <w:top w:val="single" w:sz="4" w:space="1" w:color="auto"/>
-          <w:left w:val="single" w:sz="4" w:space="4" w:color="auto"/>
-          <w:bottom w:val="single" w:sz="4" w:space="1" w:color="auto"/>
-          <w:right w:val="single" w:sz="4" w:space="4" w:color="auto"/>
-          <w:between w:val="single" w:sz="4" w:space="1" w:color="auto"/>
-          <w:bar w:val="single" w:sz="4" w:color="auto"/>
-        </w:pBdr>
-        <w:shd w:val="clear" w:color="auto" w:fill="F2F2F2" w:themeFill="background1" w:themeFillShade="F2"/>
-        <w:spacing w:after="0" w:line="480" w:lineRule="auto"/>
-        <w:rPr>
-          <w:rFonts w:ascii="Georgia Pro" w:eastAsia="Georgia Pro" w:hAnsi="Georgia Pro" w:cs="Georgia Pro"/>
-          <w:color w:val="000000" w:themeColor="text1"/>
-        </w:rPr>
-      </w:pPr>
-      <w:r>
-        <w:rPr>
-          <w:rFonts w:ascii="Georgia Pro" w:eastAsia="Georgia Pro" w:hAnsi="Georgia Pro" w:cs="Georgia Pro"/>
-          <w:color w:val="000000" w:themeColor="text1"/>
-        </w:rPr>
-        <w:t>http://13.233.x.x:8080</w:t>
-      </w:r>
-    </w:p>
-    <w:p>
-      <w:pPr>
-        <w:spacing w:after="0" w:line="480" w:lineRule="auto"/>
-        <w:rPr>
-          <w:rFonts w:ascii="Georgia Pro" w:eastAsia="Georgia Pro" w:hAnsi="Georgia Pro" w:cs="Georgia Pro"/>
-          <w:color w:val="000000" w:themeColor="text1"/>
-        </w:rPr>
-      </w:pPr>
-      <w:r>
-        <w:rPr>
-          <w:rFonts w:ascii="Georgia Pro" w:eastAsia="Georgia Pro" w:hAnsi="Georgia Pro" w:cs="Georgia Pro"/>
-          <w:color w:val="000000" w:themeColor="text1"/>
-        </w:rPr>
-        <w:pict w14:anchorId="78768A22">
-          <v:rect id="_x0000_i1261" style="width:0;height:1.5pt" o:hralign="center" o:hrstd="t" o:hr="t" fillcolor="#a0a0a0" stroked="f"/>
-        </w:pict>
-      </w:r>
-    </w:p>
-    <w:p>
-      <w:pPr>
-        <w:spacing w:after="0" w:line="480" w:lineRule="auto"/>
-        <w:rPr>
-          <w:rFonts w:ascii="Georgia Pro" w:eastAsia="Georgia Pro" w:hAnsi="Georgia Pro" w:cs="Georgia Pro"/>
-          <w:b/>
-          <w:bCs/>
-          <w:color w:val="000000" w:themeColor="text1"/>
-        </w:rPr>
-      </w:pPr>
-      <w:r>
-        <w:rPr>
-          <w:rFonts w:ascii="Georgia Pro" w:eastAsia="Georgia Pro" w:hAnsi="Georgia Pro" w:cs="Georgia Pro"/>
-          <w:b/>
-          <w:bCs/>
-          <w:color w:val="000000" w:themeColor="text1"/>
-        </w:rPr>
-        <w:t>Step 22: Test Backend API</w:t>
-      </w:r>
-    </w:p>
-    <w:p>
-      <w:pPr>
-        <w:spacing w:after="0" w:line="480" w:lineRule="auto"/>
-        <w:rPr>
-          <w:rFonts w:ascii="Georgia Pro" w:eastAsia="Georgia Pro" w:hAnsi="Georgia Pro" w:cs="Georgia Pro"/>
-          <w:color w:val="000000" w:themeColor="text1"/>
-        </w:rPr>
-      </w:pPr>
-      <w:r>
-        <w:rPr>
-          <w:rFonts w:ascii="Georgia Pro" w:eastAsia="Georgia Pro" w:hAnsi="Georgia Pro" w:cs="Georgia Pro"/>
-          <w:color w:val="000000" w:themeColor="text1"/>
-        </w:rPr>
-        <w:t>Click:</w:t>
-      </w:r>
-    </w:p>
-    <w:p>
-      <w:pPr>
-        <w:spacing w:after="0" w:line="480" w:lineRule="auto"/>
-        <w:rPr>
-          <w:rFonts w:ascii="Georgia Pro" w:eastAsia="Georgia Pro" w:hAnsi="Georgia Pro" w:cs="Georgia Pro"/>
-          <w:color w:val="000000" w:themeColor="text1"/>
-        </w:rPr>
-      </w:pPr>
-      <w:r>
-        <w:rPr>
-          <w:rFonts w:ascii="Georgia Pro" w:eastAsia="Georgia Pro" w:hAnsi="Georgia Pro" w:cs="Georgia Pro"/>
-          <w:color w:val="000000" w:themeColor="text1"/>
-        </w:rPr>
-        <w:t>Call Backend API</w:t>
-      </w:r>
-    </w:p>
-    <w:p>
-      <w:pPr>
-        <w:spacing w:after="0" w:line="480" w:lineRule="auto"/>
-        <w:rPr>
-          <w:rFonts w:ascii="Georgia Pro" w:eastAsia="Georgia Pro" w:hAnsi="Georgia Pro" w:cs="Georgia Pro"/>
-          <w:color w:val="000000" w:themeColor="text1"/>
-        </w:rPr>
-      </w:pPr>
-      <w:r>
-        <w:rPr>
-          <w:rFonts w:ascii="Georgia Pro" w:eastAsia="Georgia Pro" w:hAnsi="Georgia Pro" w:cs="Georgia Pro"/>
-          <w:color w:val="000000" w:themeColor="text1"/>
-        </w:rPr>
-        <w:t>Expected Output:</w:t>
-      </w:r>
-    </w:p>
-    <w:p>
-      <w:pPr>
-        <w:pBdr>
-          <w:top w:val="single" w:sz="4" w:space="1" w:color="auto"/>
-          <w:left w:val="single" w:sz="4" w:space="4" w:color="auto"/>
-          <w:bottom w:val="single" w:sz="4" w:space="1" w:color="auto"/>
-          <w:right w:val="single" w:sz="4" w:space="4" w:color="auto"/>
-        </w:pBdr>
-        <w:shd w:val="clear" w:color="auto" w:fill="F2F2F2" w:themeFill="background1" w:themeFillShade="F2"/>
-        <w:spacing w:after="0" w:line="480" w:lineRule="auto"/>
-        <w:rPr>
-          <w:rFonts w:ascii="Georgia Pro" w:eastAsia="Georgia Pro" w:hAnsi="Georgia Pro" w:cs="Georgia Pro"/>
-          <w:color w:val="000000" w:themeColor="text1"/>
-        </w:rPr>
-      </w:pPr>
-      <w:r>
-        <w:rPr>
-          <w:rFonts w:ascii="Georgia Pro" w:eastAsia="Georgia Pro" w:hAnsi="Georgia Pro" w:cs="Georgia Pro"/>
-          <w:color w:val="000000" w:themeColor="text1"/>
-        </w:rPr>
-        <w:t>(1, 'John', 'New York')</w:t>
-      </w:r>
-      <w:r>
-        <w:rPr>
-          <w:rFonts w:ascii="Georgia Pro" w:eastAsia="Georgia Pro" w:hAnsi="Georgia Pro" w:cs="Georgia Pro"/>
-          <w:color w:val="000000" w:themeColor="text1"/>
-        </w:rPr>
-        <w:br/>
-        <w:t>(2, 'Alice', 'London')</w:t>
-      </w:r>
-      <w:r>
-        <w:rPr>
-          <w:rFonts w:ascii="Georgia Pro" w:eastAsia="Georgia Pro" w:hAnsi="Georgia Pro" w:cs="Georgia Pro"/>
-          <w:color w:val="000000" w:themeColor="text1"/>
-        </w:rPr>
-        <w:br/>
-        <w:t>(3, 'Bob', 'Delhi')</w:t>
-      </w:r>
-    </w:p>
-    <w:p>
-      <w:pPr>
-        <w:spacing w:after="0" w:line="480" w:lineRule="auto"/>
-        <w:rPr>
-          <w:rFonts w:ascii="Georgia Pro" w:eastAsia="Georgia Pro" w:hAnsi="Georgia Pro" w:cs="Georgia Pro"/>
-          <w:color w:val="000000" w:themeColor="text1"/>
-        </w:rPr>
-      </w:pPr>
-      <w:r>
-        <w:rPr>
-          <w:rFonts w:ascii="Georgia Pro" w:eastAsia="Georgia Pro" w:hAnsi="Georgia Pro" w:cs="Georgia Pro"/>
-          <w:color w:val="000000" w:themeColor="text1"/>
-        </w:rPr>
-        <w:pict w14:anchorId="769E3E5F">
-          <v:rect id="_x0000_i1262" style="width:0;height:1.5pt" o:hralign="center" o:hrstd="t" o:hr="t" fillcolor="#a0a0a0" stroked="f"/>
-        </w:pict>
-      </w:r>
-    </w:p>
-    <w:p>
-      <w:pPr>
-        <w:spacing w:after="0" w:line="480" w:lineRule="auto"/>
-        <w:rPr>
-          <w:rFonts w:ascii="Georgia Pro" w:eastAsia="Georgia Pro" w:hAnsi="Georgia Pro" w:cs="Georgia Pro"/>
-          <w:b/>
-          <w:bCs/>
-          <w:color w:val="000000" w:themeColor="text1"/>
-        </w:rPr>
-      </w:pPr>
-      <w:r>
-        <w:rPr>
-          <w:rFonts w:ascii="Georgia Pro" w:eastAsia="Georgia Pro" w:hAnsi="Georgia Pro" w:cs="Georgia Pro"/>
-          <w:b/>
-          <w:bCs/>
-          <w:color w:val="000000" w:themeColor="text1"/>
-        </w:rPr>
-        <w:t>Step 23: Verify Backend Directly</w:t>
-      </w:r>
-    </w:p>
-    <w:p>
-      <w:pPr>
-        <w:spacing w:after="0" w:line="480" w:lineRule="auto"/>
-        <w:rPr>
-          <w:rFonts w:ascii="Georgia Pro" w:eastAsia="Georgia Pro" w:hAnsi="Georgia Pro" w:cs="Georgia Pro"/>
-          <w:color w:val="000000" w:themeColor="text1"/>
-        </w:rPr>
-      </w:pPr>
-      <w:r>
-        <w:rPr>
-          <w:rFonts w:ascii="Georgia Pro" w:eastAsia="Georgia Pro" w:hAnsi="Georgia Pro" w:cs="Georgia Pro"/>
-          <w:color w:val="000000" w:themeColor="text1"/>
-        </w:rPr>
-        <w:lastRenderedPageBreak/>
-        <w:t>Open:</w:t>
-      </w:r>
-    </w:p>
-    <w:p>
-      <w:pPr>
-        <w:pBdr>
-          <w:top w:val="single" w:sz="4" w:space="1" w:color="auto"/>
-          <w:left w:val="single" w:sz="4" w:space="4" w:color="auto"/>
-          <w:bottom w:val="single" w:sz="4" w:space="1" w:color="auto"/>
-          <w:right w:val="single" w:sz="4" w:space="4" w:color="auto"/>
-        </w:pBdr>
-        <w:shd w:val="clear" w:color="auto" w:fill="F2F2F2" w:themeFill="background1" w:themeFillShade="F2"/>
-        <w:spacing w:after="0" w:line="480" w:lineRule="auto"/>
-        <w:rPr>
-          <w:rFonts w:ascii="Georgia Pro" w:eastAsia="Georgia Pro" w:hAnsi="Georgia Pro" w:cs="Georgia Pro"/>
-          <w:color w:val="000000" w:themeColor="text1"/>
-        </w:rPr>
-      </w:pPr>
-      <w:r>
-        <w:rPr>
-          <w:rFonts w:ascii="Georgia Pro" w:eastAsia="Georgia Pro" w:hAnsi="Georgia Pro" w:cs="Georgia Pro"/>
-          <w:color w:val="000000" w:themeColor="text1"/>
-        </w:rPr>
-        <w:t>http://EC2_PUBLIC_IP:5000</w:t>
-      </w:r>
-    </w:p>
-    <w:p>
-      <w:pPr>
-        <w:spacing w:after="0" w:line="480" w:lineRule="auto"/>
-        <w:rPr>
-          <w:rFonts w:ascii="Georgia Pro" w:eastAsia="Georgia Pro" w:hAnsi="Georgia Pro" w:cs="Georgia Pro"/>
-          <w:color w:val="000000" w:themeColor="text1"/>
-        </w:rPr>
-      </w:pPr>
-      <w:r>
-        <w:rPr>
-          <w:rFonts w:ascii="Georgia Pro" w:eastAsia="Georgia Pro" w:hAnsi="Georgia Pro" w:cs="Georgia Pro"/>
-          <w:color w:val="000000" w:themeColor="text1"/>
-        </w:rPr>
-        <w:pict w14:anchorId="2FCBC4D0">
-          <v:rect id="_x0000_i1263" style="width:0;height:1.5pt" o:hralign="center" o:hrstd="t" o:hr="t" fillcolor="#a0a0a0" stroked="f"/>
-        </w:pict>
-      </w:r>
-    </w:p>
-    <w:p>
-      <w:pPr>
-        <w:spacing w:after="0" w:line="480" w:lineRule="auto"/>
-        <w:rPr>
-          <w:rFonts w:ascii="Georgia Pro" w:eastAsia="Georgia Pro" w:hAnsi="Georgia Pro" w:cs="Georgia Pro"/>
-          <w:b/>
-          <w:bCs/>
-          <w:color w:val="000000" w:themeColor="text1"/>
-        </w:rPr>
-      </w:pPr>
-      <w:r>
-        <w:rPr>
-          <w:rFonts w:ascii="Georgia Pro" w:eastAsia="Georgia Pro" w:hAnsi="Georgia Pro" w:cs="Georgia Pro"/>
-          <w:b/>
-          <w:bCs/>
-          <w:color w:val="000000" w:themeColor="text1"/>
-        </w:rPr>
-        <w:t>Step 24: View Logs</w:t>
-      </w:r>
-    </w:p>
-    <w:p>
-      <w:pPr>
-        <w:pBdr>
-          <w:top w:val="single" w:sz="4" w:space="1" w:color="auto"/>
-          <w:left w:val="single" w:sz="4" w:space="4" w:color="auto"/>
-          <w:bottom w:val="single" w:sz="4" w:space="1" w:color="auto"/>
-          <w:right w:val="single" w:sz="4" w:space="4" w:color="auto"/>
-        </w:pBdr>
-        <w:shd w:val="clear" w:color="auto" w:fill="F2F2F2" w:themeFill="background1" w:themeFillShade="F2"/>
-        <w:spacing w:after="0" w:line="480" w:lineRule="auto"/>
-        <w:rPr>
-          <w:rFonts w:ascii="Georgia Pro" w:eastAsia="Georgia Pro" w:hAnsi="Georgia Pro" w:cs="Georgia Pro"/>
-          <w:color w:val="000000" w:themeColor="text1"/>
-        </w:rPr>
-      </w:pPr>
-      <w:r>
-        <w:rPr>
-          <w:rFonts w:ascii="Georgia Pro" w:eastAsia="Georgia Pro" w:hAnsi="Georgia Pro" w:cs="Georgia Pro"/>
-          <w:color w:val="000000" w:themeColor="text1"/>
-        </w:rPr>
-        <w:t>docker logs CONTAINER_ID</w:t>
-      </w:r>
-    </w:p>
-    <w:p>
-      <w:pPr>
-        <w:spacing w:after="0" w:line="480" w:lineRule="auto"/>
-        <w:rPr>
-          <w:rFonts w:ascii="Georgia Pro" w:eastAsia="Georgia Pro" w:hAnsi="Georgia Pro" w:cs="Georgia Pro"/>
-          <w:color w:val="000000" w:themeColor="text1"/>
-        </w:rPr>
-      </w:pPr>
-      <w:r>
-        <w:rPr>
-          <w:rFonts w:ascii="Georgia Pro" w:eastAsia="Georgia Pro" w:hAnsi="Georgia Pro" w:cs="Georgia Pro"/>
-          <w:color w:val="000000" w:themeColor="text1"/>
-        </w:rPr>
-        <w:pict w14:anchorId="374A349B">
-          <v:rect id="_x0000_i1264" style="width:0;height:1.5pt" o:hralign="center" o:hrstd="t" o:hr="t" fillcolor="#a0a0a0" stroked="f"/>
-        </w:pict>
-      </w:r>
-    </w:p>
-    <w:p>
-      <w:pPr>
-        <w:spacing w:after="0" w:line="480" w:lineRule="auto"/>
-        <w:rPr>
-          <w:rFonts w:ascii="Georgia Pro" w:eastAsia="Georgia Pro" w:hAnsi="Georgia Pro" w:cs="Georgia Pro"/>
-          <w:b/>
-          <w:bCs/>
-          <w:color w:val="000000" w:themeColor="text1"/>
-        </w:rPr>
-      </w:pPr>
-      <w:r>
-        <w:rPr>
-          <w:rFonts w:ascii="Georgia Pro" w:eastAsia="Georgia Pro" w:hAnsi="Georgia Pro" w:cs="Georgia Pro"/>
-          <w:b/>
-          <w:bCs/>
-          <w:color w:val="000000" w:themeColor="text1"/>
-        </w:rPr>
-        <w:t>Step 25: Stop Application</w:t>
-      </w:r>
-    </w:p>
-    <w:p>
-      <w:pPr>
-        <w:pBdr>
-          <w:top w:val="single" w:sz="4" w:space="1" w:color="auto"/>
-          <w:left w:val="single" w:sz="4" w:space="4" w:color="auto"/>
-          <w:bottom w:val="single" w:sz="4" w:space="1" w:color="auto"/>
-          <w:right w:val="single" w:sz="4" w:space="4" w:color="auto"/>
-        </w:pBdr>
-        <w:shd w:val="clear" w:color="auto" w:fill="F2F2F2" w:themeFill="background1" w:themeFillShade="F2"/>
-        <w:spacing w:after="0" w:line="480" w:lineRule="auto"/>
-        <w:rPr>
-          <w:rFonts w:ascii="Georgia Pro" w:eastAsia="Georgia Pro" w:hAnsi="Georgia Pro" w:cs="Georgia Pro"/>
-          <w:color w:val="000000" w:themeColor="text1"/>
-        </w:rPr>
-      </w:pPr>
-      <w:r>
-        <w:rPr>
-          <w:rFonts w:ascii="Georgia Pro" w:eastAsia="Georgia Pro" w:hAnsi="Georgia Pro" w:cs="Georgia Pro"/>
-          <w:color w:val="000000" w:themeColor="text1"/>
-        </w:rPr>
-        <w:t>docker-</w:t>
-      </w:r>
-      <w:proofErr w:type="gramStart"/>
-      <w:r>
-        <w:rPr>
-          <w:rFonts w:ascii="Georgia Pro" w:eastAsia="Georgia Pro" w:hAnsi="Georgia Pro" w:cs="Georgia Pro"/>
-          <w:color w:val="000000" w:themeColor="text1"/>
-        </w:rPr>
-        <w:t>compose</w:t>
-      </w:r>
-      <w:proofErr w:type="gramEnd"/>
-      <w:r>
-        <w:rPr>
-          <w:rFonts w:ascii="Georgia Pro" w:eastAsia="Georgia Pro" w:hAnsi="Georgia Pro" w:cs="Georgia Pro"/>
-          <w:color w:val="000000" w:themeColor="text1"/>
-        </w:rPr>
-        <w:t xml:space="preserve"> down</w:t>
-      </w:r>
-    </w:p>
-    <w:p>
-      <w:pPr>
-        <w:spacing w:after="0" w:line="480" w:lineRule="auto"/>
-        <w:rPr>
-          <w:rFonts w:ascii="Georgia Pro" w:eastAsia="Georgia Pro" w:hAnsi="Georgia Pro" w:cs="Georgia Pro"/>
-          <w:color w:val="000000" w:themeColor="text1"/>
-        </w:rPr>
-      </w:pPr>
-      <w:r>
-        <w:rPr>
-          <w:rFonts w:ascii="Georgia Pro" w:eastAsia="Georgia Pro" w:hAnsi="Georgia Pro" w:cs="Georgia Pro"/>
-          <w:color w:val="000000" w:themeColor="text1"/>
-        </w:rPr>
-        <w:pict w14:anchorId="34D0FE5E">
-          <v:rect id="_x0000_i1265" style="width:0;height:1.5pt" o:hralign="center" o:hrstd="t" o:hr="t" fillcolor="#a0a0a0" stroked="f"/>
-        </w:pict>
-      </w:r>
-    </w:p>
-    <w:p>
-      <w:pPr>
-        <w:spacing w:after="0" w:line="480" w:lineRule="auto"/>
-        <w:rPr>
-          <w:rFonts w:ascii="Georgia Pro" w:eastAsia="Georgia Pro" w:hAnsi="Georgia Pro" w:cs="Georgia Pro"/>
-          <w:b/>
-          <w:bCs/>
-          <w:color w:val="000000" w:themeColor="text1"/>
-        </w:rPr>
-      </w:pPr>
-      <w:r>
-        <w:rPr>
-          <w:rFonts w:ascii="Georgia Pro" w:eastAsia="Georgia Pro" w:hAnsi="Georgia Pro" w:cs="Georgia Pro"/>
-          <w:b/>
-          <w:bCs/>
-          <w:color w:val="000000" w:themeColor="text1"/>
-        </w:rPr>
-        <w:t>Step 26: Remove Volumes</w:t>
-      </w:r>
-    </w:p>
-    <w:p>
-      <w:pPr>
-        <w:pBdr>
-          <w:top w:val="single" w:sz="4" w:space="1" w:color="auto"/>
-          <w:left w:val="single" w:sz="4" w:space="4" w:color="auto"/>
-          <w:bottom w:val="single" w:sz="4" w:space="1" w:color="auto"/>
-          <w:right w:val="single" w:sz="4" w:space="4" w:color="auto"/>
-        </w:pBdr>
-        <w:shd w:val="clear" w:color="auto" w:fill="F2F2F2" w:themeFill="background1" w:themeFillShade="F2"/>
-        <w:spacing w:after="0" w:line="480" w:lineRule="auto"/>
-        <w:rPr>
-          <w:rFonts w:ascii="Georgia Pro" w:eastAsia="Georgia Pro" w:hAnsi="Georgia Pro" w:cs="Georgia Pro"/>
-          <w:color w:val="000000" w:themeColor="text1"/>
-        </w:rPr>
-      </w:pPr>
-      <w:r>
-        <w:rPr>
-          <w:rFonts w:ascii="Georgia Pro" w:eastAsia="Georgia Pro" w:hAnsi="Georgia Pro" w:cs="Georgia Pro"/>
-          <w:color w:val="000000" w:themeColor="text1"/>
-        </w:rPr>
         <w:t>docker-compose down -v</w:t>
       </w:r>
     </w:p>
@@ -6791,7 +7015,7 @@
           <w:color w:val="000000" w:themeColor="text1"/>
         </w:rPr>
         <w:pict w14:anchorId="50BB30BE">
-          <v:rect id="_x0000_i1266" style="width:0;height:1.5pt" o:hralign="center" o:hrstd="t" o:hr="t" fillcolor="#a0a0a0" stroked="f"/>
+          <v:rect id="_x0000_i1054" style="width:0;height:1.5pt" o:hralign="center" o:hrstd="t" o:hr="t" fillcolor="#a0a0a0" stroked="f"/>
         </w:pict>
       </w:r>
     </w:p>

--- a/DAY-6/Project - Deploying Multi-Tier Application on Amazon Web Services Amazon EC2 Using Docker .docx
+++ b/DAY-6/Project - Deploying Multi-Tier Application on Amazon Web Services Amazon EC2 Using Docker .docx
@@ -1992,31 +1992,31 @@
           <w:rFonts w:ascii="Georgia Pro" w:eastAsia="Georgia Pro" w:hAnsi="Georgia Pro" w:cs="Georgia Pro"/>
           <w:color w:val="000000" w:themeColor="text1"/>
         </w:rPr>
+        <w:t xml:space="preserve"> https://download.docker.com/linux/ubuntu/gpg | </w:t>
+      </w:r>
+      <w:proofErr w:type="spellStart"/>
+      <w:r>
+        <w:rPr>
+          <w:rFonts w:ascii="Georgia Pro" w:eastAsia="Georgia Pro" w:hAnsi="Georgia Pro" w:cs="Georgia Pro"/>
+          <w:color w:val="000000" w:themeColor="text1"/>
+        </w:rPr>
+        <w:t>sudo</w:t>
+      </w:r>
+      <w:proofErr w:type="spellEnd"/>
+      <w:r>
+        <w:rPr>
+          <w:rFonts w:ascii="Georgia Pro" w:eastAsia="Georgia Pro" w:hAnsi="Georgia Pro" w:cs="Georgia Pro"/>
+          <w:color w:val="000000" w:themeColor="text1"/>
+        </w:rPr>
         <w:t xml:space="preserve"> </w:t>
       </w:r>
-      <w:hyperlink r:id="rId7" w:history="1">
-        <w:r>
-          <w:rPr>
-            <w:rStyle w:val="Hyperlink"/>
-            <w:rFonts w:ascii="Georgia Pro" w:eastAsia="Georgia Pro" w:hAnsi="Georgia Pro" w:cs="Georgia Pro"/>
-          </w:rPr>
-          <w:t>https://download</w:t>
-        </w:r>
-      </w:hyperlink>
-      <w:r>
-        <w:rPr>
-          <w:rFonts w:ascii="Georgia Pro" w:eastAsia="Georgia Pro" w:hAnsi="Georgia Pro" w:cs="Georgia Pro"/>
-          <w:color w:val="000000" w:themeColor="text1"/>
-        </w:rPr>
-        <w:t xml:space="preserve">.docker.com/linux/ubuntu/gpg | </w:t>
-      </w:r>
       <w:proofErr w:type="spellStart"/>
       <w:r>
         <w:rPr>
           <w:rFonts w:ascii="Georgia Pro" w:eastAsia="Georgia Pro" w:hAnsi="Georgia Pro" w:cs="Georgia Pro"/>
           <w:color w:val="000000" w:themeColor="text1"/>
         </w:rPr>
-        <w:t>sudo</w:t>
+        <w:t>gpg</w:t>
       </w:r>
       <w:proofErr w:type="spellEnd"/>
       <w:r>
@@ -2024,72 +2024,56 @@
           <w:rFonts w:ascii="Georgia Pro" w:eastAsia="Georgia Pro" w:hAnsi="Georgia Pro" w:cs="Georgia Pro"/>
           <w:color w:val="000000" w:themeColor="text1"/>
         </w:rPr>
+        <w:t xml:space="preserve"> --</w:t>
+      </w:r>
+      <w:proofErr w:type="spellStart"/>
+      <w:r>
+        <w:rPr>
+          <w:rFonts w:ascii="Georgia Pro" w:eastAsia="Georgia Pro" w:hAnsi="Georgia Pro" w:cs="Georgia Pro"/>
+          <w:color w:val="000000" w:themeColor="text1"/>
+        </w:rPr>
+        <w:t>dearmor</w:t>
+      </w:r>
+      <w:proofErr w:type="spellEnd"/>
+      <w:r>
+        <w:rPr>
+          <w:rFonts w:ascii="Georgia Pro" w:eastAsia="Georgia Pro" w:hAnsi="Georgia Pro" w:cs="Georgia Pro"/>
+          <w:color w:val="000000" w:themeColor="text1"/>
+        </w:rPr>
+        <w:t xml:space="preserve"> -o /</w:t>
+      </w:r>
+      <w:proofErr w:type="spellStart"/>
+      <w:r>
+        <w:rPr>
+          <w:rFonts w:ascii="Georgia Pro" w:eastAsia="Georgia Pro" w:hAnsi="Georgia Pro" w:cs="Georgia Pro"/>
+          <w:color w:val="000000" w:themeColor="text1"/>
+        </w:rPr>
+        <w:t>etc</w:t>
+      </w:r>
+      <w:proofErr w:type="spellEnd"/>
+      <w:r>
+        <w:rPr>
+          <w:rFonts w:ascii="Georgia Pro" w:eastAsia="Georgia Pro" w:hAnsi="Georgia Pro" w:cs="Georgia Pro"/>
+          <w:color w:val="000000" w:themeColor="text1"/>
+        </w:rPr>
+        <w:t>/apt/keyrings/</w:t>
+      </w:r>
+      <w:proofErr w:type="spellStart"/>
+      <w:r>
+        <w:rPr>
+          <w:rFonts w:ascii="Georgia Pro" w:eastAsia="Georgia Pro" w:hAnsi="Georgia Pro" w:cs="Georgia Pro"/>
+          <w:color w:val="000000" w:themeColor="text1"/>
+        </w:rPr>
+        <w:t>docker.gpg</w:t>
+      </w:r>
+      <w:proofErr w:type="spellEnd"/>
+      <w:r>
+        <w:rPr>
+          <w:rFonts w:ascii="Georgia Pro" w:eastAsia="Georgia Pro" w:hAnsi="Georgia Pro" w:cs="Georgia Pro"/>
+          <w:color w:val="000000" w:themeColor="text1"/>
+        </w:rPr>
         <w:t xml:space="preserve"> </w:t>
       </w:r>
-      <w:proofErr w:type="spellStart"/>
-      <w:r>
-        <w:rPr>
-          <w:rFonts w:ascii="Georgia Pro" w:eastAsia="Georgia Pro" w:hAnsi="Georgia Pro" w:cs="Georgia Pro"/>
-          <w:color w:val="000000" w:themeColor="text1"/>
-        </w:rPr>
-        <w:t>gpg</w:t>
-      </w:r>
-      <w:proofErr w:type="spellEnd"/>
-      <w:r>
-        <w:rPr>
-          <w:rFonts w:ascii="Georgia Pro" w:eastAsia="Georgia Pro" w:hAnsi="Georgia Pro" w:cs="Georgia Pro"/>
-          <w:color w:val="000000" w:themeColor="text1"/>
-        </w:rPr>
-        <w:t xml:space="preserve"> </w:t>
-      </w:r>
-      <w:r>
-        <w:rPr>
-          <w:rFonts w:ascii="Georgia Pro" w:eastAsia="Georgia Pro" w:hAnsi="Georgia Pro" w:cs="Georgia Pro"/>
-          <w:color w:val="000000" w:themeColor="text1"/>
-        </w:rPr>
-        <w:t>–</w:t>
-      </w:r>
-      <w:proofErr w:type="spellStart"/>
-      <w:r>
-        <w:rPr>
-          <w:rFonts w:ascii="Georgia Pro" w:eastAsia="Georgia Pro" w:hAnsi="Georgia Pro" w:cs="Georgia Pro"/>
-          <w:color w:val="000000" w:themeColor="text1"/>
-        </w:rPr>
-        <w:t>dearmor</w:t>
-      </w:r>
-      <w:proofErr w:type="spellEnd"/>
-      <w:r>
-        <w:rPr>
-          <w:rFonts w:ascii="Georgia Pro" w:eastAsia="Georgia Pro" w:hAnsi="Georgia Pro" w:cs="Georgia Pro"/>
-          <w:color w:val="000000" w:themeColor="text1"/>
-        </w:rPr>
-        <w:t xml:space="preserve"> -o /</w:t>
-      </w:r>
-      <w:proofErr w:type="spellStart"/>
-      <w:r>
-        <w:rPr>
-          <w:rFonts w:ascii="Georgia Pro" w:eastAsia="Georgia Pro" w:hAnsi="Georgia Pro" w:cs="Georgia Pro"/>
-          <w:color w:val="000000" w:themeColor="text1"/>
-        </w:rPr>
-        <w:t>etc</w:t>
-      </w:r>
-      <w:proofErr w:type="spellEnd"/>
-      <w:r>
-        <w:rPr>
-          <w:rFonts w:ascii="Georgia Pro" w:eastAsia="Georgia Pro" w:hAnsi="Georgia Pro" w:cs="Georgia Pro"/>
-          <w:color w:val="000000" w:themeColor="text1"/>
-        </w:rPr>
-        <w:t>/apt/keyrings/</w:t>
-      </w:r>
-      <w:proofErr w:type="spellStart"/>
-      <w:r>
-        <w:rPr>
-          <w:rFonts w:ascii="Georgia Pro" w:eastAsia="Georgia Pro" w:hAnsi="Georgia Pro" w:cs="Georgia Pro"/>
-          <w:color w:val="000000" w:themeColor="text1"/>
-        </w:rPr>
-        <w:t>docker.gpg</w:t>
-      </w:r>
-      <w:proofErr w:type="spellEnd"/>
     </w:p>
     <w:p>
       <w:pPr>
@@ -3119,35 +3103,7 @@
           <w:rFonts w:ascii="Georgia Pro" w:eastAsia="Georgia Pro" w:hAnsi="Georgia Pro" w:cs="Georgia Pro"/>
           <w:color w:val="000000" w:themeColor="text1"/>
         </w:rPr>
-        <w:t xml:space="preserve"> curl -L </w:t>
-      </w:r>
-      <w:r>
-        <w:rPr>
-          <w:rFonts w:ascii="Georgia Pro" w:eastAsia="Georgia Pro" w:hAnsi="Georgia Pro" w:cs="Georgia Pro"/>
-          <w:color w:val="000000" w:themeColor="text1"/>
-        </w:rPr>
-        <w:t>“</w:t>
-      </w:r>
-      <w:r>
-        <w:rPr>
-          <w:rFonts w:ascii="Georgia Pro" w:eastAsia="Georgia Pro" w:hAnsi="Georgia Pro" w:cs="Georgia Pro"/>
-          <w:color w:val="000000" w:themeColor="text1"/>
-        </w:rPr>
-        <w:t>https://github.com/docker/compose/releases/download/v2.29.2/docker-compose-linux-x86_64</w:t>
-      </w:r>
-      <w:r>
-        <w:rPr>
-          <w:rFonts w:ascii="Georgia Pro" w:eastAsia="Georgia Pro" w:hAnsi="Georgia Pro" w:cs="Georgia Pro"/>
-          <w:color w:val="000000" w:themeColor="text1"/>
-        </w:rPr>
-        <w:t>”</w:t>
-      </w:r>
-      <w:r>
-        <w:rPr>
-          <w:rFonts w:ascii="Georgia Pro" w:eastAsia="Georgia Pro" w:hAnsi="Georgia Pro" w:cs="Georgia Pro"/>
-          <w:color w:val="000000" w:themeColor="text1"/>
-        </w:rPr>
-        <w:t xml:space="preserve"> -o /</w:t>
+        <w:t xml:space="preserve"> curl -L "https://github.com/docker/compose/releases/download/v2.29.2/docker-compose-linux-x86_64" -o /</w:t>
       </w:r>
       <w:proofErr w:type="spellStart"/>
       <w:r>
@@ -3311,7 +3267,7 @@
           <w:rFonts w:ascii="Georgia Pro" w:eastAsia="Georgia Pro" w:hAnsi="Georgia Pro" w:cs="Georgia Pro"/>
           <w:color w:val="000000" w:themeColor="text1"/>
         </w:rPr>
-        <w:t>–</w:t>
+        <w:t>--</w:t>
       </w:r>
       <w:r>
         <w:rPr>
@@ -4017,7 +3973,7 @@
           <w:color w:val="000000" w:themeColor="text1"/>
         </w:rPr>
       </w:pPr>
-      <w:hyperlink r:id="rId8" w:history="1">
+      <w:hyperlink r:id="rId7" w:history="1">
         <w:r>
           <w:rPr>
             <w:rStyle w:val="Hyperlink"/>
@@ -6532,7 +6488,7 @@
           <w:color w:val="000000" w:themeColor="text1"/>
         </w:rPr>
       </w:pPr>
-      <w:hyperlink r:id="rId9" w:history="1">
+      <w:hyperlink r:id="rId8" w:history="1">
         <w:r>
           <w:rPr>
             <w:rStyle w:val="Hyperlink"/>

--- a/DAY-6/Project - Deploying Multi-Tier Application on Amazon Web Services Amazon EC2 Using Docker .docx
+++ b/DAY-6/Project - Deploying Multi-Tier Application on Amazon Web Services Amazon EC2 Using Docker .docx
@@ -3457,13 +3457,25 @@
           <w:color w:val="000000" w:themeColor="text1"/>
         </w:rPr>
       </w:pPr>
-      <w:r>
+    </w:p>
+    <w:p>
+      <w:pPr>
+        <w:spacing w:after="0" w:line="480" w:lineRule="auto"/>
         <w:rPr>
           <w:rFonts w:ascii="Georgia Pro" w:eastAsia="Georgia Pro" w:hAnsi="Georgia Pro" w:cs="Georgia Pro"/>
           <w:b/>
           <w:bCs/>
           <w:color w:val="000000" w:themeColor="text1"/>
         </w:rPr>
+      </w:pPr>
+      <w:r>
+        <w:rPr>
+          <w:rFonts w:ascii="Georgia Pro" w:eastAsia="Georgia Pro" w:hAnsi="Georgia Pro" w:cs="Georgia Pro"/>
+          <w:b/>
+          <w:bCs/>
+          <w:color w:val="000000" w:themeColor="text1"/>
+        </w:rPr>
+        <w:lastRenderedPageBreak/>
         <w:t>Step 12: Create Frontend Application</w:t>
       </w:r>
     </w:p>
@@ -3480,7 +3492,6 @@
           <w:rFonts w:ascii="Georgia Pro" w:eastAsia="Georgia Pro" w:hAnsi="Georgia Pro" w:cs="Georgia Pro"/>
           <w:color w:val="000000" w:themeColor="text1"/>
         </w:rPr>
-        <w:lastRenderedPageBreak/>
         <w:t>Move into frontend folder:</w:t>
       </w:r>
     </w:p>
@@ -3761,7 +3772,21 @@
           <w:color w:val="000000" w:themeColor="text1"/>
         </w:rPr>
         <w:br/>
-        <w:t xml:space="preserve">    const response = await fetch("http://EC2_PUBLIC_IP:5000");</w:t>
+        <w:t xml:space="preserve">    const response = await fetch("http://</w:t>
+      </w:r>
+      <w:r>
+        <w:rPr>
+          <w:rFonts w:ascii="Georgia Pro" w:eastAsia="Georgia Pro" w:hAnsi="Georgia Pro" w:cs="Georgia Pro"/>
+          <w:color w:val="000000" w:themeColor="text1"/>
+        </w:rPr>
+        <w:t>54.82.38.43</w:t>
+      </w:r>
+      <w:r>
+        <w:rPr>
+          <w:rFonts w:ascii="Georgia Pro" w:eastAsia="Georgia Pro" w:hAnsi="Georgia Pro" w:cs="Georgia Pro"/>
+          <w:color w:val="000000" w:themeColor="text1"/>
+        </w:rPr>
+        <w:t>:5000");</w:t>
       </w:r>
       <w:r>
         <w:rPr>
@@ -3806,14 +3831,8 @@
           <w:rFonts w:ascii="Georgia Pro" w:eastAsia="Georgia Pro" w:hAnsi="Georgia Pro" w:cs="Georgia Pro"/>
           <w:color w:val="000000" w:themeColor="text1"/>
         </w:rPr>
+        <w:lastRenderedPageBreak/>
         <w:br/>
-      </w:r>
-      <w:r>
-        <w:rPr>
-          <w:rFonts w:ascii="Georgia Pro" w:eastAsia="Georgia Pro" w:hAnsi="Georgia Pro" w:cs="Georgia Pro"/>
-          <w:color w:val="000000" w:themeColor="text1"/>
-        </w:rPr>
-        <w:lastRenderedPageBreak/>
         <w:t xml:space="preserve">    </w:t>
       </w:r>
       <w:proofErr w:type="spellStart"/>
@@ -5291,7 +5310,7 @@
           <w:color w:val="000000" w:themeColor="text1"/>
         </w:rPr>
         <w:lastRenderedPageBreak/>
-        <w:t>Paste:</w:t>
+        <w:t>Paste this:</w:t>
       </w:r>
     </w:p>
     <w:p>
@@ -5316,497 +5335,6 @@
         </w:rPr>
         <w:t>version: '3'</w:t>
       </w:r>
-      <w:r>
-        <w:rPr>
-          <w:rFonts w:ascii="Georgia Pro" w:eastAsia="Georgia Pro" w:hAnsi="Georgia Pro" w:cs="Georgia Pro"/>
-          <w:color w:val="000000" w:themeColor="text1"/>
-        </w:rPr>
-        <w:br/>
-        <w:t>services:</w:t>
-      </w:r>
-      <w:r>
-        <w:rPr>
-          <w:rFonts w:ascii="Georgia Pro" w:eastAsia="Georgia Pro" w:hAnsi="Georgia Pro" w:cs="Georgia Pro"/>
-          <w:color w:val="000000" w:themeColor="text1"/>
-        </w:rPr>
-        <w:br/>
-        <w:t xml:space="preserve">  frontend:</w:t>
-      </w:r>
-      <w:r>
-        <w:rPr>
-          <w:rFonts w:ascii="Georgia Pro" w:eastAsia="Georgia Pro" w:hAnsi="Georgia Pro" w:cs="Georgia Pro"/>
-          <w:color w:val="000000" w:themeColor="text1"/>
-        </w:rPr>
-        <w:br/>
-        <w:t xml:space="preserve">    build: ./frontend</w:t>
-      </w:r>
-      <w:r>
-        <w:rPr>
-          <w:rFonts w:ascii="Georgia Pro" w:eastAsia="Georgia Pro" w:hAnsi="Georgia Pro" w:cs="Georgia Pro"/>
-          <w:color w:val="000000" w:themeColor="text1"/>
-        </w:rPr>
-        <w:br/>
-        <w:t xml:space="preserve">    ports:</w:t>
-      </w:r>
-      <w:r>
-        <w:rPr>
-          <w:rFonts w:ascii="Georgia Pro" w:eastAsia="Georgia Pro" w:hAnsi="Georgia Pro" w:cs="Georgia Pro"/>
-          <w:color w:val="000000" w:themeColor="text1"/>
-        </w:rPr>
-        <w:br/>
-        <w:t xml:space="preserve">      - "8080:80"</w:t>
-      </w:r>
-      <w:r>
-        <w:rPr>
-          <w:rFonts w:ascii="Georgia Pro" w:eastAsia="Georgia Pro" w:hAnsi="Georgia Pro" w:cs="Georgia Pro"/>
-          <w:color w:val="000000" w:themeColor="text1"/>
-        </w:rPr>
-        <w:br/>
-      </w:r>
-      <w:r>
-        <w:rPr>
-          <w:rFonts w:ascii="Georgia Pro" w:eastAsia="Georgia Pro" w:hAnsi="Georgia Pro" w:cs="Georgia Pro"/>
-          <w:color w:val="000000" w:themeColor="text1"/>
-        </w:rPr>
-        <w:br/>
-        <w:t xml:space="preserve">  backend:</w:t>
-      </w:r>
-      <w:r>
-        <w:rPr>
-          <w:rFonts w:ascii="Georgia Pro" w:eastAsia="Georgia Pro" w:hAnsi="Georgia Pro" w:cs="Georgia Pro"/>
-          <w:color w:val="000000" w:themeColor="text1"/>
-        </w:rPr>
-        <w:br/>
-        <w:t xml:space="preserve">    build: ./backend</w:t>
-      </w:r>
-      <w:r>
-        <w:rPr>
-          <w:rFonts w:ascii="Georgia Pro" w:eastAsia="Georgia Pro" w:hAnsi="Georgia Pro" w:cs="Georgia Pro"/>
-          <w:color w:val="000000" w:themeColor="text1"/>
-        </w:rPr>
-        <w:br/>
-        <w:t xml:space="preserve">    ports:</w:t>
-      </w:r>
-      <w:r>
-        <w:rPr>
-          <w:rFonts w:ascii="Georgia Pro" w:eastAsia="Georgia Pro" w:hAnsi="Georgia Pro" w:cs="Georgia Pro"/>
-          <w:color w:val="000000" w:themeColor="text1"/>
-        </w:rPr>
-        <w:br/>
-        <w:t xml:space="preserve">      - "5000:5000"</w:t>
-      </w:r>
-      <w:r>
-        <w:rPr>
-          <w:rFonts w:ascii="Georgia Pro" w:eastAsia="Georgia Pro" w:hAnsi="Georgia Pro" w:cs="Georgia Pro"/>
-          <w:color w:val="000000" w:themeColor="text1"/>
-        </w:rPr>
-        <w:br/>
-      </w:r>
-      <w:r>
-        <w:rPr>
-          <w:rFonts w:ascii="Georgia Pro" w:eastAsia="Georgia Pro" w:hAnsi="Georgia Pro" w:cs="Georgia Pro"/>
-          <w:color w:val="000000" w:themeColor="text1"/>
-        </w:rPr>
-        <w:br/>
-        <w:t xml:space="preserve">    </w:t>
-      </w:r>
-      <w:proofErr w:type="spellStart"/>
-      <w:r>
-        <w:rPr>
-          <w:rFonts w:ascii="Georgia Pro" w:eastAsia="Georgia Pro" w:hAnsi="Georgia Pro" w:cs="Georgia Pro"/>
-          <w:color w:val="000000" w:themeColor="text1"/>
-        </w:rPr>
-        <w:t>depends_on</w:t>
-      </w:r>
-      <w:proofErr w:type="spellEnd"/>
-      <w:r>
-        <w:rPr>
-          <w:rFonts w:ascii="Georgia Pro" w:eastAsia="Georgia Pro" w:hAnsi="Georgia Pro" w:cs="Georgia Pro"/>
-          <w:color w:val="000000" w:themeColor="text1"/>
-        </w:rPr>
-        <w:t>:</w:t>
-      </w:r>
-      <w:r>
-        <w:rPr>
-          <w:rFonts w:ascii="Georgia Pro" w:eastAsia="Georgia Pro" w:hAnsi="Georgia Pro" w:cs="Georgia Pro"/>
-          <w:color w:val="000000" w:themeColor="text1"/>
-        </w:rPr>
-        <w:br/>
-        <w:t xml:space="preserve">      - </w:t>
-      </w:r>
-      <w:proofErr w:type="spellStart"/>
-      <w:r>
-        <w:rPr>
-          <w:rFonts w:ascii="Georgia Pro" w:eastAsia="Georgia Pro" w:hAnsi="Georgia Pro" w:cs="Georgia Pro"/>
-          <w:color w:val="000000" w:themeColor="text1"/>
-        </w:rPr>
-        <w:t>mysql-db</w:t>
-      </w:r>
-      <w:proofErr w:type="spellEnd"/>
-      <w:r>
-        <w:rPr>
-          <w:rFonts w:ascii="Georgia Pro" w:eastAsia="Georgia Pro" w:hAnsi="Georgia Pro" w:cs="Georgia Pro"/>
-          <w:color w:val="000000" w:themeColor="text1"/>
-        </w:rPr>
-        <w:br/>
-      </w:r>
-      <w:r>
-        <w:rPr>
-          <w:rFonts w:ascii="Georgia Pro" w:eastAsia="Georgia Pro" w:hAnsi="Georgia Pro" w:cs="Georgia Pro"/>
-          <w:color w:val="000000" w:themeColor="text1"/>
-        </w:rPr>
-        <w:br/>
-        <w:t xml:space="preserve">  </w:t>
-      </w:r>
-      <w:proofErr w:type="spellStart"/>
-      <w:r>
-        <w:rPr>
-          <w:rFonts w:ascii="Georgia Pro" w:eastAsia="Georgia Pro" w:hAnsi="Georgia Pro" w:cs="Georgia Pro"/>
-          <w:color w:val="000000" w:themeColor="text1"/>
-        </w:rPr>
-        <w:t>mysql-db</w:t>
-      </w:r>
-      <w:proofErr w:type="spellEnd"/>
-      <w:r>
-        <w:rPr>
-          <w:rFonts w:ascii="Georgia Pro" w:eastAsia="Georgia Pro" w:hAnsi="Georgia Pro" w:cs="Georgia Pro"/>
-          <w:color w:val="000000" w:themeColor="text1"/>
-        </w:rPr>
-        <w:t>:</w:t>
-      </w:r>
-      <w:r>
-        <w:rPr>
-          <w:rFonts w:ascii="Georgia Pro" w:eastAsia="Georgia Pro" w:hAnsi="Georgia Pro" w:cs="Georgia Pro"/>
-          <w:color w:val="000000" w:themeColor="text1"/>
-        </w:rPr>
-        <w:br/>
-        <w:t xml:space="preserve">    image: mysql:8</w:t>
-      </w:r>
-      <w:r>
-        <w:rPr>
-          <w:rFonts w:ascii="Georgia Pro" w:eastAsia="Georgia Pro" w:hAnsi="Georgia Pro" w:cs="Georgia Pro"/>
-          <w:color w:val="000000" w:themeColor="text1"/>
-        </w:rPr>
-        <w:br/>
-      </w:r>
-      <w:r>
-        <w:rPr>
-          <w:rFonts w:ascii="Georgia Pro" w:eastAsia="Georgia Pro" w:hAnsi="Georgia Pro" w:cs="Georgia Pro"/>
-          <w:color w:val="000000" w:themeColor="text1"/>
-        </w:rPr>
-        <w:br/>
-        <w:t xml:space="preserve">    </w:t>
-      </w:r>
-      <w:proofErr w:type="spellStart"/>
-      <w:r>
-        <w:rPr>
-          <w:rFonts w:ascii="Georgia Pro" w:eastAsia="Georgia Pro" w:hAnsi="Georgia Pro" w:cs="Georgia Pro"/>
-          <w:color w:val="000000" w:themeColor="text1"/>
-        </w:rPr>
-        <w:t>container_name</w:t>
-      </w:r>
-      <w:proofErr w:type="spellEnd"/>
-      <w:r>
-        <w:rPr>
-          <w:rFonts w:ascii="Georgia Pro" w:eastAsia="Georgia Pro" w:hAnsi="Georgia Pro" w:cs="Georgia Pro"/>
-          <w:color w:val="000000" w:themeColor="text1"/>
-        </w:rPr>
-        <w:t xml:space="preserve">: </w:t>
-      </w:r>
-      <w:proofErr w:type="spellStart"/>
-      <w:r>
-        <w:rPr>
-          <w:rFonts w:ascii="Georgia Pro" w:eastAsia="Georgia Pro" w:hAnsi="Georgia Pro" w:cs="Georgia Pro"/>
-          <w:color w:val="000000" w:themeColor="text1"/>
-        </w:rPr>
-        <w:t>mysql-db</w:t>
-      </w:r>
-      <w:proofErr w:type="spellEnd"/>
-      <w:r>
-        <w:rPr>
-          <w:rFonts w:ascii="Georgia Pro" w:eastAsia="Georgia Pro" w:hAnsi="Georgia Pro" w:cs="Georgia Pro"/>
-          <w:color w:val="000000" w:themeColor="text1"/>
-        </w:rPr>
-        <w:br/>
-      </w:r>
-      <w:r>
-        <w:rPr>
-          <w:rFonts w:ascii="Georgia Pro" w:eastAsia="Georgia Pro" w:hAnsi="Georgia Pro" w:cs="Georgia Pro"/>
-          <w:color w:val="000000" w:themeColor="text1"/>
-        </w:rPr>
-        <w:br/>
-        <w:t xml:space="preserve">    environment:</w:t>
-      </w:r>
-      <w:r>
-        <w:rPr>
-          <w:rFonts w:ascii="Georgia Pro" w:eastAsia="Georgia Pro" w:hAnsi="Georgia Pro" w:cs="Georgia Pro"/>
-          <w:color w:val="000000" w:themeColor="text1"/>
-        </w:rPr>
-        <w:br/>
-        <w:t xml:space="preserve">      MYSQL_ROOT_PASSWORD: password123</w:t>
-      </w:r>
-      <w:r>
-        <w:rPr>
-          <w:rFonts w:ascii="Georgia Pro" w:eastAsia="Georgia Pro" w:hAnsi="Georgia Pro" w:cs="Georgia Pro"/>
-          <w:color w:val="000000" w:themeColor="text1"/>
-        </w:rPr>
-        <w:br/>
-        <w:t xml:space="preserve">      MYSQL_DATABASE: </w:t>
-      </w:r>
-      <w:proofErr w:type="spellStart"/>
-      <w:r>
-        <w:rPr>
-          <w:rFonts w:ascii="Georgia Pro" w:eastAsia="Georgia Pro" w:hAnsi="Georgia Pro" w:cs="Georgia Pro"/>
-          <w:color w:val="000000" w:themeColor="text1"/>
-        </w:rPr>
-        <w:t>salesdb</w:t>
-      </w:r>
-      <w:proofErr w:type="spellEnd"/>
-      <w:r>
-        <w:rPr>
-          <w:rFonts w:ascii="Georgia Pro" w:eastAsia="Georgia Pro" w:hAnsi="Georgia Pro" w:cs="Georgia Pro"/>
-          <w:color w:val="000000" w:themeColor="text1"/>
-        </w:rPr>
-        <w:br/>
-      </w:r>
-      <w:r>
-        <w:rPr>
-          <w:rFonts w:ascii="Georgia Pro" w:eastAsia="Georgia Pro" w:hAnsi="Georgia Pro" w:cs="Georgia Pro"/>
-          <w:color w:val="000000" w:themeColor="text1"/>
-        </w:rPr>
-        <w:br/>
-        <w:t xml:space="preserve">    ports:</w:t>
-      </w:r>
-      <w:r>
-        <w:rPr>
-          <w:rFonts w:ascii="Georgia Pro" w:eastAsia="Georgia Pro" w:hAnsi="Georgia Pro" w:cs="Georgia Pro"/>
-          <w:color w:val="000000" w:themeColor="text1"/>
-        </w:rPr>
-        <w:br/>
-        <w:t xml:space="preserve">      - "3306:3306"</w:t>
-      </w:r>
-      <w:r>
-        <w:rPr>
-          <w:rFonts w:ascii="Georgia Pro" w:eastAsia="Georgia Pro" w:hAnsi="Georgia Pro" w:cs="Georgia Pro"/>
-          <w:color w:val="000000" w:themeColor="text1"/>
-        </w:rPr>
-        <w:br/>
-      </w:r>
-      <w:r>
-        <w:rPr>
-          <w:rFonts w:ascii="Georgia Pro" w:eastAsia="Georgia Pro" w:hAnsi="Georgia Pro" w:cs="Georgia Pro"/>
-          <w:color w:val="000000" w:themeColor="text1"/>
-        </w:rPr>
-        <w:br/>
-      </w:r>
-      <w:r>
-        <w:rPr>
-          <w:rFonts w:ascii="Georgia Pro" w:eastAsia="Georgia Pro" w:hAnsi="Georgia Pro" w:cs="Georgia Pro"/>
-          <w:color w:val="000000" w:themeColor="text1"/>
-        </w:rPr>
-        <w:lastRenderedPageBreak/>
-        <w:t xml:space="preserve">    volumes:</w:t>
-      </w:r>
-      <w:r>
-        <w:rPr>
-          <w:rFonts w:ascii="Georgia Pro" w:eastAsia="Georgia Pro" w:hAnsi="Georgia Pro" w:cs="Georgia Pro"/>
-          <w:color w:val="000000" w:themeColor="text1"/>
-        </w:rPr>
-        <w:br/>
-        <w:t xml:space="preserve">      - </w:t>
-      </w:r>
-      <w:proofErr w:type="spellStart"/>
-      <w:r>
-        <w:rPr>
-          <w:rFonts w:ascii="Georgia Pro" w:eastAsia="Georgia Pro" w:hAnsi="Georgia Pro" w:cs="Georgia Pro"/>
-          <w:color w:val="000000" w:themeColor="text1"/>
-        </w:rPr>
-        <w:t>mysql</w:t>
-      </w:r>
-      <w:proofErr w:type="spellEnd"/>
-      <w:r>
-        <w:rPr>
-          <w:rFonts w:ascii="Georgia Pro" w:eastAsia="Georgia Pro" w:hAnsi="Georgia Pro" w:cs="Georgia Pro"/>
-          <w:color w:val="000000" w:themeColor="text1"/>
-        </w:rPr>
-        <w:t>-data:/var/lib/</w:t>
-      </w:r>
-      <w:proofErr w:type="spellStart"/>
-      <w:r>
-        <w:rPr>
-          <w:rFonts w:ascii="Georgia Pro" w:eastAsia="Georgia Pro" w:hAnsi="Georgia Pro" w:cs="Georgia Pro"/>
-          <w:color w:val="000000" w:themeColor="text1"/>
-        </w:rPr>
-        <w:t>mysql</w:t>
-      </w:r>
-      <w:proofErr w:type="spellEnd"/>
-      <w:r>
-        <w:rPr>
-          <w:rFonts w:ascii="Georgia Pro" w:eastAsia="Georgia Pro" w:hAnsi="Georgia Pro" w:cs="Georgia Pro"/>
-          <w:color w:val="000000" w:themeColor="text1"/>
-        </w:rPr>
-        <w:br/>
-        <w:t xml:space="preserve">      - ./</w:t>
-      </w:r>
-      <w:proofErr w:type="spellStart"/>
-      <w:r>
-        <w:rPr>
-          <w:rFonts w:ascii="Georgia Pro" w:eastAsia="Georgia Pro" w:hAnsi="Georgia Pro" w:cs="Georgia Pro"/>
-          <w:color w:val="000000" w:themeColor="text1"/>
-        </w:rPr>
-        <w:t>init.sql</w:t>
-      </w:r>
-      <w:proofErr w:type="spellEnd"/>
-      <w:r>
-        <w:rPr>
-          <w:rFonts w:ascii="Georgia Pro" w:eastAsia="Georgia Pro" w:hAnsi="Georgia Pro" w:cs="Georgia Pro"/>
-          <w:color w:val="000000" w:themeColor="text1"/>
-        </w:rPr>
-        <w:t>:/docker-</w:t>
-      </w:r>
-      <w:proofErr w:type="spellStart"/>
-      <w:r>
-        <w:rPr>
-          <w:rFonts w:ascii="Georgia Pro" w:eastAsia="Georgia Pro" w:hAnsi="Georgia Pro" w:cs="Georgia Pro"/>
-          <w:color w:val="000000" w:themeColor="text1"/>
-        </w:rPr>
-        <w:t>entrypoint</w:t>
-      </w:r>
-      <w:proofErr w:type="spellEnd"/>
-      <w:r>
-        <w:rPr>
-          <w:rFonts w:ascii="Georgia Pro" w:eastAsia="Georgia Pro" w:hAnsi="Georgia Pro" w:cs="Georgia Pro"/>
-          <w:color w:val="000000" w:themeColor="text1"/>
-        </w:rPr>
-        <w:t>-</w:t>
-      </w:r>
-      <w:proofErr w:type="spellStart"/>
-      <w:r>
-        <w:rPr>
-          <w:rFonts w:ascii="Georgia Pro" w:eastAsia="Georgia Pro" w:hAnsi="Georgia Pro" w:cs="Georgia Pro"/>
-          <w:color w:val="000000" w:themeColor="text1"/>
-        </w:rPr>
-        <w:t>initdb.d</w:t>
-      </w:r>
-      <w:proofErr w:type="spellEnd"/>
-      <w:r>
-        <w:rPr>
-          <w:rFonts w:ascii="Georgia Pro" w:eastAsia="Georgia Pro" w:hAnsi="Georgia Pro" w:cs="Georgia Pro"/>
-          <w:color w:val="000000" w:themeColor="text1"/>
-        </w:rPr>
-        <w:t>/</w:t>
-      </w:r>
-      <w:proofErr w:type="spellStart"/>
-      <w:r>
-        <w:rPr>
-          <w:rFonts w:ascii="Georgia Pro" w:eastAsia="Georgia Pro" w:hAnsi="Georgia Pro" w:cs="Georgia Pro"/>
-          <w:color w:val="000000" w:themeColor="text1"/>
-        </w:rPr>
-        <w:t>init.sql</w:t>
-      </w:r>
-      <w:proofErr w:type="spellEnd"/>
-      <w:r>
-        <w:rPr>
-          <w:rFonts w:ascii="Georgia Pro" w:eastAsia="Georgia Pro" w:hAnsi="Georgia Pro" w:cs="Georgia Pro"/>
-          <w:color w:val="000000" w:themeColor="text1"/>
-        </w:rPr>
-        <w:br/>
-      </w:r>
-      <w:r>
-        <w:rPr>
-          <w:rFonts w:ascii="Georgia Pro" w:eastAsia="Georgia Pro" w:hAnsi="Georgia Pro" w:cs="Georgia Pro"/>
-          <w:color w:val="000000" w:themeColor="text1"/>
-        </w:rPr>
-        <w:br/>
-        <w:t>volumes:</w:t>
-      </w:r>
-      <w:r>
-        <w:rPr>
-          <w:rFonts w:ascii="Georgia Pro" w:eastAsia="Georgia Pro" w:hAnsi="Georgia Pro" w:cs="Georgia Pro"/>
-          <w:color w:val="000000" w:themeColor="text1"/>
-        </w:rPr>
-        <w:br/>
-        <w:t xml:space="preserve">  </w:t>
-      </w:r>
-      <w:proofErr w:type="spellStart"/>
-      <w:r>
-        <w:rPr>
-          <w:rFonts w:ascii="Georgia Pro" w:eastAsia="Georgia Pro" w:hAnsi="Georgia Pro" w:cs="Georgia Pro"/>
-          <w:color w:val="000000" w:themeColor="text1"/>
-        </w:rPr>
-        <w:t>mysql</w:t>
-      </w:r>
-      <w:proofErr w:type="spellEnd"/>
-      <w:r>
-        <w:rPr>
-          <w:rFonts w:ascii="Georgia Pro" w:eastAsia="Georgia Pro" w:hAnsi="Georgia Pro" w:cs="Georgia Pro"/>
-          <w:color w:val="000000" w:themeColor="text1"/>
-        </w:rPr>
-        <w:t>-data:</w:t>
-      </w:r>
-    </w:p>
-    <w:p>
-      <w:pPr>
-        <w:spacing w:after="0" w:line="480" w:lineRule="auto"/>
-        <w:rPr>
-          <w:rFonts w:ascii="Georgia Pro" w:eastAsia="Georgia Pro" w:hAnsi="Georgia Pro" w:cs="Georgia Pro"/>
-          <w:color w:val="000000" w:themeColor="text1"/>
-        </w:rPr>
-      </w:pPr>
-    </w:p>
-    <w:p>
-      <w:pPr>
-        <w:spacing w:after="0" w:line="480" w:lineRule="auto"/>
-        <w:rPr>
-          <w:rFonts w:ascii="Georgia Pro" w:eastAsia="Georgia Pro" w:hAnsi="Georgia Pro" w:cs="Georgia Pro"/>
-          <w:color w:val="000000" w:themeColor="text1"/>
-        </w:rPr>
-      </w:pPr>
-      <w:r>
-        <w:rPr>
-          <w:rFonts w:ascii="Georgia Pro" w:eastAsia="Georgia Pro" w:hAnsi="Georgia Pro" w:cs="Georgia Pro"/>
-          <w:color w:val="000000" w:themeColor="text1"/>
-        </w:rPr>
-        <w:t>Save and exit.</w:t>
-      </w:r>
-    </w:p>
-    <w:p>
-      <w:pPr>
-        <w:spacing w:after="0" w:line="480" w:lineRule="auto"/>
-        <w:rPr>
-          <w:rFonts w:ascii="Georgia Pro" w:eastAsia="Georgia Pro" w:hAnsi="Georgia Pro" w:cs="Georgia Pro"/>
-          <w:color w:val="000000" w:themeColor="text1"/>
-        </w:rPr>
-      </w:pPr>
-      <w:r>
-        <w:rPr>
-          <w:rFonts w:ascii="Georgia Pro" w:eastAsia="Georgia Pro" w:hAnsi="Georgia Pro" w:cs="Georgia Pro"/>
-          <w:color w:val="000000" w:themeColor="text1"/>
-        </w:rPr>
-        <w:pict w14:anchorId="2D6E1C0E">
-          <v:rect id="_x0000_i1045" style="width:0;height:1.5pt" o:hralign="center" o:hrstd="t" o:hr="t" fillcolor="#a0a0a0" stroked="f"/>
-        </w:pict>
-      </w:r>
-    </w:p>
-    <w:p>
-      <w:pPr>
-        <w:spacing w:after="0" w:line="480" w:lineRule="auto"/>
-        <w:rPr>
-          <w:rFonts w:ascii="Georgia Pro" w:eastAsia="Georgia Pro" w:hAnsi="Georgia Pro" w:cs="Georgia Pro"/>
-          <w:b/>
-          <w:bCs/>
-          <w:color w:val="000000" w:themeColor="text1"/>
-        </w:rPr>
-      </w:pPr>
-      <w:r>
-        <w:rPr>
-          <w:rFonts w:ascii="Georgia Pro" w:eastAsia="Georgia Pro" w:hAnsi="Georgia Pro" w:cs="Georgia Pro"/>
-          <w:b/>
-          <w:bCs/>
-          <w:color w:val="000000" w:themeColor="text1"/>
-        </w:rPr>
-        <w:t>Step 18: Create Database Initialization Script</w:t>
-      </w:r>
     </w:p>
     <w:p>
       <w:pPr>
@@ -5823,47 +5351,6 @@
           <w:color w:val="000000" w:themeColor="text1"/>
         </w:rPr>
       </w:pPr>
-      <w:r>
-        <w:rPr>
-          <w:rFonts w:ascii="Georgia Pro" w:eastAsia="Georgia Pro" w:hAnsi="Georgia Pro" w:cs="Georgia Pro"/>
-          <w:color w:val="000000" w:themeColor="text1"/>
-        </w:rPr>
-        <w:t xml:space="preserve">nano </w:t>
-      </w:r>
-      <w:proofErr w:type="spellStart"/>
-      <w:r>
-        <w:rPr>
-          <w:rFonts w:ascii="Georgia Pro" w:eastAsia="Georgia Pro" w:hAnsi="Georgia Pro" w:cs="Georgia Pro"/>
-          <w:color w:val="000000" w:themeColor="text1"/>
-        </w:rPr>
-        <w:t>init.sql</w:t>
-      </w:r>
-      <w:proofErr w:type="spellEnd"/>
-    </w:p>
-    <w:p>
-      <w:pPr>
-        <w:spacing w:after="0" w:line="480" w:lineRule="auto"/>
-        <w:rPr>
-          <w:rFonts w:ascii="Georgia Pro" w:eastAsia="Georgia Pro" w:hAnsi="Georgia Pro" w:cs="Georgia Pro"/>
-          <w:color w:val="000000" w:themeColor="text1"/>
-        </w:rPr>
-      </w:pPr>
-    </w:p>
-    <w:p>
-      <w:pPr>
-        <w:spacing w:after="0" w:line="480" w:lineRule="auto"/>
-        <w:rPr>
-          <w:rFonts w:ascii="Georgia Pro" w:eastAsia="Georgia Pro" w:hAnsi="Georgia Pro" w:cs="Georgia Pro"/>
-          <w:color w:val="000000" w:themeColor="text1"/>
-        </w:rPr>
-      </w:pPr>
-      <w:r>
-        <w:rPr>
-          <w:rFonts w:ascii="Georgia Pro" w:eastAsia="Georgia Pro" w:hAnsi="Georgia Pro" w:cs="Georgia Pro"/>
-          <w:color w:val="000000" w:themeColor="text1"/>
-        </w:rPr>
-        <w:t>Paste:</w:t>
-      </w:r>
     </w:p>
     <w:p>
       <w:pPr>
@@ -5885,351 +5372,7 @@
           <w:rFonts w:ascii="Georgia Pro" w:eastAsia="Georgia Pro" w:hAnsi="Georgia Pro" w:cs="Georgia Pro"/>
           <w:color w:val="000000" w:themeColor="text1"/>
         </w:rPr>
-        <w:t>CREATE TABLE customers (</w:t>
-      </w:r>
-      <w:r>
-        <w:rPr>
-          <w:rFonts w:ascii="Georgia Pro" w:eastAsia="Georgia Pro" w:hAnsi="Georgia Pro" w:cs="Georgia Pro"/>
-          <w:color w:val="000000" w:themeColor="text1"/>
-        </w:rPr>
-        <w:br/>
-        <w:t xml:space="preserve">    id INT PRIMARY KEY,</w:t>
-      </w:r>
-      <w:r>
-        <w:rPr>
-          <w:rFonts w:ascii="Georgia Pro" w:eastAsia="Georgia Pro" w:hAnsi="Georgia Pro" w:cs="Georgia Pro"/>
-          <w:color w:val="000000" w:themeColor="text1"/>
-        </w:rPr>
-        <w:br/>
-        <w:t xml:space="preserve">    name </w:t>
-      </w:r>
-      <w:proofErr w:type="gramStart"/>
-      <w:r>
-        <w:rPr>
-          <w:rFonts w:ascii="Georgia Pro" w:eastAsia="Georgia Pro" w:hAnsi="Georgia Pro" w:cs="Georgia Pro"/>
-          <w:color w:val="000000" w:themeColor="text1"/>
-        </w:rPr>
-        <w:t>VARCHAR(</w:t>
-      </w:r>
-      <w:proofErr w:type="gramEnd"/>
-      <w:r>
-        <w:rPr>
-          <w:rFonts w:ascii="Georgia Pro" w:eastAsia="Georgia Pro" w:hAnsi="Georgia Pro" w:cs="Georgia Pro"/>
-          <w:color w:val="000000" w:themeColor="text1"/>
-        </w:rPr>
-        <w:t>50),</w:t>
-      </w:r>
-      <w:r>
-        <w:rPr>
-          <w:rFonts w:ascii="Georgia Pro" w:eastAsia="Georgia Pro" w:hAnsi="Georgia Pro" w:cs="Georgia Pro"/>
-          <w:color w:val="000000" w:themeColor="text1"/>
-        </w:rPr>
-        <w:br/>
-        <w:t xml:space="preserve">    city </w:t>
-      </w:r>
-      <w:proofErr w:type="gramStart"/>
-      <w:r>
-        <w:rPr>
-          <w:rFonts w:ascii="Georgia Pro" w:eastAsia="Georgia Pro" w:hAnsi="Georgia Pro" w:cs="Georgia Pro"/>
-          <w:color w:val="000000" w:themeColor="text1"/>
-        </w:rPr>
-        <w:t>VARCHAR(</w:t>
-      </w:r>
-      <w:proofErr w:type="gramEnd"/>
-      <w:r>
-        <w:rPr>
-          <w:rFonts w:ascii="Georgia Pro" w:eastAsia="Georgia Pro" w:hAnsi="Georgia Pro" w:cs="Georgia Pro"/>
-          <w:color w:val="000000" w:themeColor="text1"/>
-        </w:rPr>
-        <w:t>50)</w:t>
-      </w:r>
-      <w:r>
-        <w:rPr>
-          <w:rFonts w:ascii="Georgia Pro" w:eastAsia="Georgia Pro" w:hAnsi="Georgia Pro" w:cs="Georgia Pro"/>
-          <w:color w:val="000000" w:themeColor="text1"/>
-        </w:rPr>
-        <w:br/>
-        <w:t>);</w:t>
-      </w:r>
-      <w:r>
-        <w:rPr>
-          <w:rFonts w:ascii="Georgia Pro" w:eastAsia="Georgia Pro" w:hAnsi="Georgia Pro" w:cs="Georgia Pro"/>
-          <w:color w:val="000000" w:themeColor="text1"/>
-        </w:rPr>
-        <w:br/>
-      </w:r>
-      <w:r>
-        <w:rPr>
-          <w:rFonts w:ascii="Georgia Pro" w:eastAsia="Georgia Pro" w:hAnsi="Georgia Pro" w:cs="Georgia Pro"/>
-          <w:color w:val="000000" w:themeColor="text1"/>
-        </w:rPr>
-        <w:br/>
-        <w:t>INSERT INTO customers VALUES</w:t>
-      </w:r>
-      <w:r>
-        <w:rPr>
-          <w:rFonts w:ascii="Georgia Pro" w:eastAsia="Georgia Pro" w:hAnsi="Georgia Pro" w:cs="Georgia Pro"/>
-          <w:color w:val="000000" w:themeColor="text1"/>
-        </w:rPr>
-        <w:br/>
-        <w:t>(1,</w:t>
-      </w:r>
-      <w:r>
-        <w:rPr>
-          <w:rFonts w:ascii="Georgia Pro" w:eastAsia="Georgia Pro" w:hAnsi="Georgia Pro" w:cs="Georgia Pro"/>
-          <w:color w:val="000000" w:themeColor="text1"/>
-        </w:rPr>
-        <w:t>’</w:t>
-      </w:r>
-      <w:r>
-        <w:rPr>
-          <w:rFonts w:ascii="Georgia Pro" w:eastAsia="Georgia Pro" w:hAnsi="Georgia Pro" w:cs="Georgia Pro"/>
-          <w:color w:val="000000" w:themeColor="text1"/>
-        </w:rPr>
-        <w:t>John</w:t>
-      </w:r>
-      <w:r>
-        <w:rPr>
-          <w:rFonts w:ascii="Georgia Pro" w:eastAsia="Georgia Pro" w:hAnsi="Georgia Pro" w:cs="Georgia Pro"/>
-          <w:color w:val="000000" w:themeColor="text1"/>
-        </w:rPr>
-        <w:t>’</w:t>
-      </w:r>
-      <w:r>
-        <w:rPr>
-          <w:rFonts w:ascii="Georgia Pro" w:eastAsia="Georgia Pro" w:hAnsi="Georgia Pro" w:cs="Georgia Pro"/>
-          <w:color w:val="000000" w:themeColor="text1"/>
-        </w:rPr>
-        <w:t>,</w:t>
-      </w:r>
-      <w:r>
-        <w:rPr>
-          <w:rFonts w:ascii="Georgia Pro" w:eastAsia="Georgia Pro" w:hAnsi="Georgia Pro" w:cs="Georgia Pro"/>
-          <w:color w:val="000000" w:themeColor="text1"/>
-        </w:rPr>
-        <w:t>’</w:t>
-      </w:r>
-      <w:r>
-        <w:rPr>
-          <w:rFonts w:ascii="Georgia Pro" w:eastAsia="Georgia Pro" w:hAnsi="Georgia Pro" w:cs="Georgia Pro"/>
-          <w:color w:val="000000" w:themeColor="text1"/>
-        </w:rPr>
-        <w:t>New York</w:t>
-      </w:r>
-      <w:r>
-        <w:rPr>
-          <w:rFonts w:ascii="Georgia Pro" w:eastAsia="Georgia Pro" w:hAnsi="Georgia Pro" w:cs="Georgia Pro"/>
-          <w:color w:val="000000" w:themeColor="text1"/>
-        </w:rPr>
-        <w:t>’</w:t>
-      </w:r>
-      <w:r>
-        <w:rPr>
-          <w:rFonts w:ascii="Georgia Pro" w:eastAsia="Georgia Pro" w:hAnsi="Georgia Pro" w:cs="Georgia Pro"/>
-          <w:color w:val="000000" w:themeColor="text1"/>
-        </w:rPr>
-        <w:t>),</w:t>
-      </w:r>
-      <w:r>
-        <w:rPr>
-          <w:rFonts w:ascii="Georgia Pro" w:eastAsia="Georgia Pro" w:hAnsi="Georgia Pro" w:cs="Georgia Pro"/>
-          <w:color w:val="000000" w:themeColor="text1"/>
-        </w:rPr>
-        <w:br/>
-        <w:t>(2,</w:t>
-      </w:r>
-      <w:r>
-        <w:rPr>
-          <w:rFonts w:ascii="Georgia Pro" w:eastAsia="Georgia Pro" w:hAnsi="Georgia Pro" w:cs="Georgia Pro"/>
-          <w:color w:val="000000" w:themeColor="text1"/>
-        </w:rPr>
-        <w:t>’</w:t>
-      </w:r>
-      <w:r>
-        <w:rPr>
-          <w:rFonts w:ascii="Georgia Pro" w:eastAsia="Georgia Pro" w:hAnsi="Georgia Pro" w:cs="Georgia Pro"/>
-          <w:color w:val="000000" w:themeColor="text1"/>
-        </w:rPr>
-        <w:t>Alice</w:t>
-      </w:r>
-      <w:r>
-        <w:rPr>
-          <w:rFonts w:ascii="Georgia Pro" w:eastAsia="Georgia Pro" w:hAnsi="Georgia Pro" w:cs="Georgia Pro"/>
-          <w:color w:val="000000" w:themeColor="text1"/>
-        </w:rPr>
-        <w:t>’</w:t>
-      </w:r>
-      <w:r>
-        <w:rPr>
-          <w:rFonts w:ascii="Georgia Pro" w:eastAsia="Georgia Pro" w:hAnsi="Georgia Pro" w:cs="Georgia Pro"/>
-          <w:color w:val="000000" w:themeColor="text1"/>
-        </w:rPr>
-        <w:t>,</w:t>
-      </w:r>
-      <w:r>
-        <w:rPr>
-          <w:rFonts w:ascii="Georgia Pro" w:eastAsia="Georgia Pro" w:hAnsi="Georgia Pro" w:cs="Georgia Pro"/>
-          <w:color w:val="000000" w:themeColor="text1"/>
-        </w:rPr>
-        <w:t>’</w:t>
-      </w:r>
-      <w:r>
-        <w:rPr>
-          <w:rFonts w:ascii="Georgia Pro" w:eastAsia="Georgia Pro" w:hAnsi="Georgia Pro" w:cs="Georgia Pro"/>
-          <w:color w:val="000000" w:themeColor="text1"/>
-        </w:rPr>
-        <w:t>London</w:t>
-      </w:r>
-      <w:r>
-        <w:rPr>
-          <w:rFonts w:ascii="Georgia Pro" w:eastAsia="Georgia Pro" w:hAnsi="Georgia Pro" w:cs="Georgia Pro"/>
-          <w:color w:val="000000" w:themeColor="text1"/>
-        </w:rPr>
-        <w:t>’</w:t>
-      </w:r>
-      <w:r>
-        <w:rPr>
-          <w:rFonts w:ascii="Georgia Pro" w:eastAsia="Georgia Pro" w:hAnsi="Georgia Pro" w:cs="Georgia Pro"/>
-          <w:color w:val="000000" w:themeColor="text1"/>
-        </w:rPr>
-        <w:t>),</w:t>
-      </w:r>
-      <w:r>
-        <w:rPr>
-          <w:rFonts w:ascii="Georgia Pro" w:eastAsia="Georgia Pro" w:hAnsi="Georgia Pro" w:cs="Georgia Pro"/>
-          <w:color w:val="000000" w:themeColor="text1"/>
-        </w:rPr>
-        <w:br/>
-        <w:t>(3,</w:t>
-      </w:r>
-      <w:r>
-        <w:rPr>
-          <w:rFonts w:ascii="Georgia Pro" w:eastAsia="Georgia Pro" w:hAnsi="Georgia Pro" w:cs="Georgia Pro"/>
-          <w:color w:val="000000" w:themeColor="text1"/>
-        </w:rPr>
-        <w:t>’</w:t>
-      </w:r>
-      <w:r>
-        <w:rPr>
-          <w:rFonts w:ascii="Georgia Pro" w:eastAsia="Georgia Pro" w:hAnsi="Georgia Pro" w:cs="Georgia Pro"/>
-          <w:color w:val="000000" w:themeColor="text1"/>
-        </w:rPr>
-        <w:t>Bob</w:t>
-      </w:r>
-      <w:r>
-        <w:rPr>
-          <w:rFonts w:ascii="Georgia Pro" w:eastAsia="Georgia Pro" w:hAnsi="Georgia Pro" w:cs="Georgia Pro"/>
-          <w:color w:val="000000" w:themeColor="text1"/>
-        </w:rPr>
-        <w:t>’</w:t>
-      </w:r>
-      <w:r>
-        <w:rPr>
-          <w:rFonts w:ascii="Georgia Pro" w:eastAsia="Georgia Pro" w:hAnsi="Georgia Pro" w:cs="Georgia Pro"/>
-          <w:color w:val="000000" w:themeColor="text1"/>
-        </w:rPr>
-        <w:t>,</w:t>
-      </w:r>
-      <w:r>
-        <w:rPr>
-          <w:rFonts w:ascii="Georgia Pro" w:eastAsia="Georgia Pro" w:hAnsi="Georgia Pro" w:cs="Georgia Pro"/>
-          <w:color w:val="000000" w:themeColor="text1"/>
-        </w:rPr>
-        <w:t>’</w:t>
-      </w:r>
-      <w:r>
-        <w:rPr>
-          <w:rFonts w:ascii="Georgia Pro" w:eastAsia="Georgia Pro" w:hAnsi="Georgia Pro" w:cs="Georgia Pro"/>
-          <w:color w:val="000000" w:themeColor="text1"/>
-        </w:rPr>
-        <w:t>Delhi</w:t>
-      </w:r>
-      <w:r>
-        <w:rPr>
-          <w:rFonts w:ascii="Georgia Pro" w:eastAsia="Georgia Pro" w:hAnsi="Georgia Pro" w:cs="Georgia Pro"/>
-          <w:color w:val="000000" w:themeColor="text1"/>
-        </w:rPr>
-        <w:t>’</w:t>
-      </w:r>
-      <w:r>
-        <w:rPr>
-          <w:rFonts w:ascii="Georgia Pro" w:eastAsia="Georgia Pro" w:hAnsi="Georgia Pro" w:cs="Georgia Pro"/>
-          <w:color w:val="000000" w:themeColor="text1"/>
-        </w:rPr>
-        <w:t>);</w:t>
-      </w:r>
-    </w:p>
-    <w:p>
-      <w:pPr>
-        <w:spacing w:after="0" w:line="480" w:lineRule="auto"/>
-        <w:rPr>
-          <w:rFonts w:ascii="Georgia Pro" w:eastAsia="Georgia Pro" w:hAnsi="Georgia Pro" w:cs="Georgia Pro"/>
-          <w:color w:val="000000" w:themeColor="text1"/>
-        </w:rPr>
-      </w:pPr>
-    </w:p>
-    <w:p>
-      <w:pPr>
-        <w:spacing w:after="0" w:line="480" w:lineRule="auto"/>
-        <w:rPr>
-          <w:rFonts w:ascii="Georgia Pro" w:eastAsia="Georgia Pro" w:hAnsi="Georgia Pro" w:cs="Georgia Pro"/>
-          <w:color w:val="000000" w:themeColor="text1"/>
-        </w:rPr>
-      </w:pPr>
-    </w:p>
-    <w:p>
-      <w:pPr>
-        <w:spacing w:after="0" w:line="480" w:lineRule="auto"/>
-        <w:rPr>
-          <w:rFonts w:ascii="Georgia Pro" w:eastAsia="Georgia Pro" w:hAnsi="Georgia Pro" w:cs="Georgia Pro"/>
-          <w:color w:val="000000" w:themeColor="text1"/>
-        </w:rPr>
-      </w:pPr>
-      <w:r>
-        <w:rPr>
-          <w:rFonts w:ascii="Georgia Pro" w:eastAsia="Georgia Pro" w:hAnsi="Georgia Pro" w:cs="Georgia Pro"/>
-          <w:color w:val="000000" w:themeColor="text1"/>
-        </w:rPr>
-        <w:t>Save and exit.</w:t>
-      </w:r>
-    </w:p>
-    <w:p>
-      <w:pPr>
-        <w:spacing w:after="0" w:line="480" w:lineRule="auto"/>
-        <w:rPr>
-          <w:rFonts w:ascii="Georgia Pro" w:eastAsia="Georgia Pro" w:hAnsi="Georgia Pro" w:cs="Georgia Pro"/>
-          <w:color w:val="000000" w:themeColor="text1"/>
-        </w:rPr>
-      </w:pPr>
-      <w:r>
-        <w:rPr>
-          <w:rFonts w:ascii="Georgia Pro" w:eastAsia="Georgia Pro" w:hAnsi="Georgia Pro" w:cs="Georgia Pro"/>
-          <w:color w:val="000000" w:themeColor="text1"/>
-        </w:rPr>
-        <w:pict w14:anchorId="74370BBE">
-          <v:rect id="_x0000_i1046" style="width:0;height:1.5pt" o:hralign="center" o:hrstd="t" o:hr="t" fillcolor="#a0a0a0" stroked="f"/>
-        </w:pict>
-      </w:r>
-    </w:p>
-    <w:p>
-      <w:pPr>
-        <w:spacing w:after="0" w:line="480" w:lineRule="auto"/>
-        <w:rPr>
-          <w:rFonts w:ascii="Georgia Pro" w:eastAsia="Georgia Pro" w:hAnsi="Georgia Pro" w:cs="Georgia Pro"/>
-          <w:b/>
-          <w:bCs/>
-          <w:color w:val="000000" w:themeColor="text1"/>
-        </w:rPr>
-      </w:pPr>
-      <w:r>
-        <w:rPr>
-          <w:rFonts w:ascii="Georgia Pro" w:eastAsia="Georgia Pro" w:hAnsi="Georgia Pro" w:cs="Georgia Pro"/>
-          <w:b/>
-          <w:bCs/>
-          <w:color w:val="000000" w:themeColor="text1"/>
-        </w:rPr>
-        <w:lastRenderedPageBreak/>
-        <w:t>Step 19: Start Multi-Tier Application</w:t>
+        <w:t>services:</w:t>
       </w:r>
     </w:p>
     <w:p>
@@ -6247,51 +5390,6 @@
           <w:color w:val="000000" w:themeColor="text1"/>
         </w:rPr>
       </w:pPr>
-      <w:r>
-        <w:rPr>
-          <w:rFonts w:ascii="Georgia Pro" w:eastAsia="Georgia Pro" w:hAnsi="Georgia Pro" w:cs="Georgia Pro"/>
-          <w:color w:val="000000" w:themeColor="text1"/>
-        </w:rPr>
-        <w:t>docker-compose up -d</w:t>
-      </w:r>
-    </w:p>
-    <w:p>
-      <w:pPr>
-        <w:spacing w:after="0" w:line="480" w:lineRule="auto"/>
-        <w:rPr>
-          <w:rFonts w:ascii="Georgia Pro" w:eastAsia="Georgia Pro" w:hAnsi="Georgia Pro" w:cs="Georgia Pro"/>
-          <w:color w:val="000000" w:themeColor="text1"/>
-        </w:rPr>
-      </w:pPr>
-      <w:r>
-        <w:rPr>
-          <w:rFonts w:ascii="Georgia Pro" w:eastAsia="Georgia Pro" w:hAnsi="Georgia Pro" w:cs="Georgia Pro"/>
-          <w:color w:val="000000" w:themeColor="text1"/>
-        </w:rPr>
-        <w:pict w14:anchorId="7ECA5CE0">
-          <v:rect id="_x0000_i1047" style="width:0;height:1.5pt" o:hralign="center" o:hrstd="t" o:hr="t" fillcolor="#a0a0a0" stroked="f"/>
-        </w:pict>
-      </w:r>
-    </w:p>
-    <w:p>
-      <w:pPr>
-        <w:spacing w:after="0" w:line="480" w:lineRule="auto"/>
-        <w:rPr>
-          <w:rFonts w:ascii="Georgia Pro" w:eastAsia="Georgia Pro" w:hAnsi="Georgia Pro" w:cs="Georgia Pro"/>
-          <w:b/>
-          <w:bCs/>
-          <w:color w:val="000000" w:themeColor="text1"/>
-        </w:rPr>
-      </w:pPr>
-      <w:r>
-        <w:rPr>
-          <w:rFonts w:ascii="Georgia Pro" w:eastAsia="Georgia Pro" w:hAnsi="Georgia Pro" w:cs="Georgia Pro"/>
-          <w:b/>
-          <w:bCs/>
-          <w:color w:val="000000" w:themeColor="text1"/>
-        </w:rPr>
-        <w:t>Step 20: Verify Running Containers</w:t>
-      </w:r>
     </w:p>
     <w:p>
       <w:pPr>
@@ -6313,164 +5411,7 @@
           <w:rFonts w:ascii="Georgia Pro" w:eastAsia="Georgia Pro" w:hAnsi="Georgia Pro" w:cs="Georgia Pro"/>
           <w:color w:val="000000" w:themeColor="text1"/>
         </w:rPr>
-        <w:t xml:space="preserve">docker </w:t>
-      </w:r>
-      <w:proofErr w:type="spellStart"/>
-      <w:r>
-        <w:rPr>
-          <w:rFonts w:ascii="Georgia Pro" w:eastAsia="Georgia Pro" w:hAnsi="Georgia Pro" w:cs="Georgia Pro"/>
-          <w:color w:val="000000" w:themeColor="text1"/>
-        </w:rPr>
-        <w:t>ps</w:t>
-      </w:r>
-      <w:proofErr w:type="spellEnd"/>
-    </w:p>
-    <w:p>
-      <w:pPr>
-        <w:spacing w:after="0" w:line="480" w:lineRule="auto"/>
-        <w:rPr>
-          <w:rFonts w:ascii="Georgia Pro" w:eastAsia="Georgia Pro" w:hAnsi="Georgia Pro" w:cs="Georgia Pro"/>
-          <w:color w:val="000000" w:themeColor="text1"/>
-        </w:rPr>
-      </w:pPr>
-    </w:p>
-    <w:p>
-      <w:pPr>
-        <w:spacing w:after="0" w:line="480" w:lineRule="auto"/>
-        <w:rPr>
-          <w:rFonts w:ascii="Georgia Pro" w:eastAsia="Georgia Pro" w:hAnsi="Georgia Pro" w:cs="Georgia Pro"/>
-          <w:color w:val="000000" w:themeColor="text1"/>
-        </w:rPr>
-      </w:pPr>
-      <w:r>
-        <w:rPr>
-          <w:rFonts w:ascii="Georgia Pro" w:eastAsia="Georgia Pro" w:hAnsi="Georgia Pro" w:cs="Georgia Pro"/>
-          <w:color w:val="000000" w:themeColor="text1"/>
-        </w:rPr>
-        <w:t>Expected:</w:t>
-      </w:r>
-    </w:p>
-    <w:p>
-      <w:pPr>
-        <w:numPr>
-          <w:ilvl w:val="0"/>
-          <w:numId w:val="32"/>
-        </w:numPr>
-        <w:spacing w:after="0" w:line="480" w:lineRule="auto"/>
-        <w:rPr>
-          <w:rFonts w:ascii="Georgia Pro" w:eastAsia="Georgia Pro" w:hAnsi="Georgia Pro" w:cs="Georgia Pro"/>
-          <w:color w:val="000000" w:themeColor="text1"/>
-        </w:rPr>
-      </w:pPr>
-      <w:r>
-        <w:rPr>
-          <w:rFonts w:ascii="Georgia Pro" w:eastAsia="Georgia Pro" w:hAnsi="Georgia Pro" w:cs="Georgia Pro"/>
-          <w:color w:val="000000" w:themeColor="text1"/>
-        </w:rPr>
-        <w:t xml:space="preserve">frontend container </w:t>
-      </w:r>
-    </w:p>
-    <w:p>
-      <w:pPr>
-        <w:numPr>
-          <w:ilvl w:val="0"/>
-          <w:numId w:val="32"/>
-        </w:numPr>
-        <w:spacing w:after="0" w:line="480" w:lineRule="auto"/>
-        <w:rPr>
-          <w:rFonts w:ascii="Georgia Pro" w:eastAsia="Georgia Pro" w:hAnsi="Georgia Pro" w:cs="Georgia Pro"/>
-          <w:color w:val="000000" w:themeColor="text1"/>
-        </w:rPr>
-      </w:pPr>
-      <w:r>
-        <w:rPr>
-          <w:rFonts w:ascii="Georgia Pro" w:eastAsia="Georgia Pro" w:hAnsi="Georgia Pro" w:cs="Georgia Pro"/>
-          <w:color w:val="000000" w:themeColor="text1"/>
-        </w:rPr>
-        <w:t xml:space="preserve">backend container </w:t>
-      </w:r>
-    </w:p>
-    <w:p>
-      <w:pPr>
-        <w:numPr>
-          <w:ilvl w:val="0"/>
-          <w:numId w:val="32"/>
-        </w:numPr>
-        <w:spacing w:after="0" w:line="480" w:lineRule="auto"/>
-        <w:rPr>
-          <w:rFonts w:ascii="Georgia Pro" w:eastAsia="Georgia Pro" w:hAnsi="Georgia Pro" w:cs="Georgia Pro"/>
-          <w:color w:val="000000" w:themeColor="text1"/>
-        </w:rPr>
-      </w:pPr>
-      <w:proofErr w:type="spellStart"/>
-      <w:r>
-        <w:rPr>
-          <w:rFonts w:ascii="Georgia Pro" w:eastAsia="Georgia Pro" w:hAnsi="Georgia Pro" w:cs="Georgia Pro"/>
-          <w:color w:val="000000" w:themeColor="text1"/>
-        </w:rPr>
-        <w:t>mysql-db</w:t>
-      </w:r>
-      <w:proofErr w:type="spellEnd"/>
-      <w:r>
-        <w:rPr>
-          <w:rFonts w:ascii="Georgia Pro" w:eastAsia="Georgia Pro" w:hAnsi="Georgia Pro" w:cs="Georgia Pro"/>
-          <w:color w:val="000000" w:themeColor="text1"/>
-        </w:rPr>
-        <w:t xml:space="preserve"> container </w:t>
-      </w:r>
-    </w:p>
-    <w:p>
-      <w:pPr>
-        <w:spacing w:after="0" w:line="480" w:lineRule="auto"/>
-        <w:rPr>
-          <w:rFonts w:ascii="Georgia Pro" w:eastAsia="Georgia Pro" w:hAnsi="Georgia Pro" w:cs="Georgia Pro"/>
-          <w:color w:val="000000" w:themeColor="text1"/>
-        </w:rPr>
-      </w:pPr>
-      <w:r>
-        <w:rPr>
-          <w:rFonts w:ascii="Georgia Pro" w:eastAsia="Georgia Pro" w:hAnsi="Georgia Pro" w:cs="Georgia Pro"/>
-          <w:color w:val="000000" w:themeColor="text1"/>
-        </w:rPr>
-        <w:pict w14:anchorId="3459EA19">
-          <v:rect id="_x0000_i1048" style="width:0;height:1.5pt" o:hralign="center" o:hrstd="t" o:hr="t" fillcolor="#a0a0a0" stroked="f"/>
-        </w:pict>
-      </w:r>
-    </w:p>
-    <w:p>
-      <w:pPr>
-        <w:spacing w:after="0" w:line="480" w:lineRule="auto"/>
-        <w:rPr>
-          <w:rFonts w:ascii="Georgia Pro" w:eastAsia="Georgia Pro" w:hAnsi="Georgia Pro" w:cs="Georgia Pro"/>
-          <w:b/>
-          <w:bCs/>
-          <w:color w:val="000000" w:themeColor="text1"/>
-        </w:rPr>
-      </w:pPr>
-      <w:r>
-        <w:rPr>
-          <w:rFonts w:ascii="Georgia Pro" w:eastAsia="Georgia Pro" w:hAnsi="Georgia Pro" w:cs="Georgia Pro"/>
-          <w:b/>
-          <w:bCs/>
-          <w:color w:val="000000" w:themeColor="text1"/>
-        </w:rPr>
-        <w:t>Step 21: Access Frontend Application</w:t>
-      </w:r>
-    </w:p>
-    <w:p>
-      <w:pPr>
-        <w:spacing w:after="0" w:line="480" w:lineRule="auto"/>
-        <w:rPr>
-          <w:rFonts w:ascii="Georgia Pro" w:eastAsia="Georgia Pro" w:hAnsi="Georgia Pro" w:cs="Georgia Pro"/>
-          <w:color w:val="000000" w:themeColor="text1"/>
-        </w:rPr>
-      </w:pPr>
-      <w:r>
-        <w:rPr>
-          <w:rFonts w:ascii="Georgia Pro" w:eastAsia="Georgia Pro" w:hAnsi="Georgia Pro" w:cs="Georgia Pro"/>
-          <w:color w:val="000000" w:themeColor="text1"/>
-        </w:rPr>
-        <w:t>Open browser:</w:t>
+        <w:t xml:space="preserve">  frontend:</w:t>
       </w:r>
     </w:p>
     <w:p>
@@ -6488,7 +5429,2462 @@
           <w:color w:val="000000" w:themeColor="text1"/>
         </w:rPr>
       </w:pPr>
-      <w:hyperlink r:id="rId8" w:history="1">
+      <w:r>
+        <w:rPr>
+          <w:rFonts w:ascii="Georgia Pro" w:eastAsia="Georgia Pro" w:hAnsi="Georgia Pro" w:cs="Georgia Pro"/>
+          <w:color w:val="000000" w:themeColor="text1"/>
+        </w:rPr>
+        <w:t xml:space="preserve">    build</w:t>
+      </w:r>
+      <w:proofErr w:type="gramStart"/>
+      <w:r>
+        <w:rPr>
+          <w:rFonts w:ascii="Georgia Pro" w:eastAsia="Georgia Pro" w:hAnsi="Georgia Pro" w:cs="Georgia Pro"/>
+          <w:color w:val="000000" w:themeColor="text1"/>
+        </w:rPr>
+        <w:t>: .</w:t>
+      </w:r>
+      <w:proofErr w:type="gramEnd"/>
+      <w:r>
+        <w:rPr>
+          <w:rFonts w:ascii="Georgia Pro" w:eastAsia="Georgia Pro" w:hAnsi="Georgia Pro" w:cs="Georgia Pro"/>
+          <w:color w:val="000000" w:themeColor="text1"/>
+        </w:rPr>
+        <w:t>/frontend</w:t>
+      </w:r>
+    </w:p>
+    <w:p>
+      <w:pPr>
+        <w:pBdr>
+          <w:top w:val="single" w:sz="4" w:space="1" w:color="auto"/>
+          <w:left w:val="single" w:sz="4" w:space="4" w:color="auto"/>
+          <w:bottom w:val="single" w:sz="4" w:space="1" w:color="auto"/>
+          <w:right w:val="single" w:sz="4" w:space="4" w:color="auto"/>
+        </w:pBdr>
+        <w:shd w:val="clear" w:color="auto" w:fill="F2F2F2" w:themeFill="background1" w:themeFillShade="F2"/>
+        <w:spacing w:after="0" w:line="480" w:lineRule="auto"/>
+        <w:rPr>
+          <w:rFonts w:ascii="Georgia Pro" w:eastAsia="Georgia Pro" w:hAnsi="Georgia Pro" w:cs="Georgia Pro"/>
+          <w:color w:val="000000" w:themeColor="text1"/>
+        </w:rPr>
+      </w:pPr>
+      <w:r>
+        <w:rPr>
+          <w:rFonts w:ascii="Georgia Pro" w:eastAsia="Georgia Pro" w:hAnsi="Georgia Pro" w:cs="Georgia Pro"/>
+          <w:color w:val="000000" w:themeColor="text1"/>
+        </w:rPr>
+        <w:t xml:space="preserve">    ports:</w:t>
+      </w:r>
+    </w:p>
+    <w:p>
+      <w:pPr>
+        <w:pBdr>
+          <w:top w:val="single" w:sz="4" w:space="1" w:color="auto"/>
+          <w:left w:val="single" w:sz="4" w:space="4" w:color="auto"/>
+          <w:bottom w:val="single" w:sz="4" w:space="1" w:color="auto"/>
+          <w:right w:val="single" w:sz="4" w:space="4" w:color="auto"/>
+        </w:pBdr>
+        <w:shd w:val="clear" w:color="auto" w:fill="F2F2F2" w:themeFill="background1" w:themeFillShade="F2"/>
+        <w:spacing w:after="0" w:line="480" w:lineRule="auto"/>
+        <w:rPr>
+          <w:rFonts w:ascii="Georgia Pro" w:eastAsia="Georgia Pro" w:hAnsi="Georgia Pro" w:cs="Georgia Pro"/>
+          <w:color w:val="000000" w:themeColor="text1"/>
+        </w:rPr>
+      </w:pPr>
+      <w:r>
+        <w:rPr>
+          <w:rFonts w:ascii="Georgia Pro" w:eastAsia="Georgia Pro" w:hAnsi="Georgia Pro" w:cs="Georgia Pro"/>
+          <w:color w:val="000000" w:themeColor="text1"/>
+        </w:rPr>
+        <w:t xml:space="preserve">      - "8080:80"</w:t>
+      </w:r>
+    </w:p>
+    <w:p>
+      <w:pPr>
+        <w:pBdr>
+          <w:top w:val="single" w:sz="4" w:space="1" w:color="auto"/>
+          <w:left w:val="single" w:sz="4" w:space="4" w:color="auto"/>
+          <w:bottom w:val="single" w:sz="4" w:space="1" w:color="auto"/>
+          <w:right w:val="single" w:sz="4" w:space="4" w:color="auto"/>
+        </w:pBdr>
+        <w:shd w:val="clear" w:color="auto" w:fill="F2F2F2" w:themeFill="background1" w:themeFillShade="F2"/>
+        <w:spacing w:after="0" w:line="480" w:lineRule="auto"/>
+        <w:rPr>
+          <w:rFonts w:ascii="Georgia Pro" w:eastAsia="Georgia Pro" w:hAnsi="Georgia Pro" w:cs="Georgia Pro"/>
+          <w:color w:val="000000" w:themeColor="text1"/>
+        </w:rPr>
+      </w:pPr>
+    </w:p>
+    <w:p>
+      <w:pPr>
+        <w:pBdr>
+          <w:top w:val="single" w:sz="4" w:space="1" w:color="auto"/>
+          <w:left w:val="single" w:sz="4" w:space="4" w:color="auto"/>
+          <w:bottom w:val="single" w:sz="4" w:space="1" w:color="auto"/>
+          <w:right w:val="single" w:sz="4" w:space="4" w:color="auto"/>
+        </w:pBdr>
+        <w:shd w:val="clear" w:color="auto" w:fill="F2F2F2" w:themeFill="background1" w:themeFillShade="F2"/>
+        <w:spacing w:after="0" w:line="480" w:lineRule="auto"/>
+        <w:rPr>
+          <w:rFonts w:ascii="Georgia Pro" w:eastAsia="Georgia Pro" w:hAnsi="Georgia Pro" w:cs="Georgia Pro"/>
+          <w:color w:val="000000" w:themeColor="text1"/>
+        </w:rPr>
+      </w:pPr>
+      <w:r>
+        <w:rPr>
+          <w:rFonts w:ascii="Georgia Pro" w:eastAsia="Georgia Pro" w:hAnsi="Georgia Pro" w:cs="Georgia Pro"/>
+          <w:color w:val="000000" w:themeColor="text1"/>
+        </w:rPr>
+        <w:t xml:space="preserve">  backend:</w:t>
+      </w:r>
+    </w:p>
+    <w:p>
+      <w:pPr>
+        <w:pBdr>
+          <w:top w:val="single" w:sz="4" w:space="1" w:color="auto"/>
+          <w:left w:val="single" w:sz="4" w:space="4" w:color="auto"/>
+          <w:bottom w:val="single" w:sz="4" w:space="1" w:color="auto"/>
+          <w:right w:val="single" w:sz="4" w:space="4" w:color="auto"/>
+        </w:pBdr>
+        <w:shd w:val="clear" w:color="auto" w:fill="F2F2F2" w:themeFill="background1" w:themeFillShade="F2"/>
+        <w:spacing w:after="0" w:line="480" w:lineRule="auto"/>
+        <w:rPr>
+          <w:rFonts w:ascii="Georgia Pro" w:eastAsia="Georgia Pro" w:hAnsi="Georgia Pro" w:cs="Georgia Pro"/>
+          <w:color w:val="000000" w:themeColor="text1"/>
+        </w:rPr>
+      </w:pPr>
+      <w:r>
+        <w:rPr>
+          <w:rFonts w:ascii="Georgia Pro" w:eastAsia="Georgia Pro" w:hAnsi="Georgia Pro" w:cs="Georgia Pro"/>
+          <w:color w:val="000000" w:themeColor="text1"/>
+        </w:rPr>
+        <w:t xml:space="preserve">    build</w:t>
+      </w:r>
+      <w:proofErr w:type="gramStart"/>
+      <w:r>
+        <w:rPr>
+          <w:rFonts w:ascii="Georgia Pro" w:eastAsia="Georgia Pro" w:hAnsi="Georgia Pro" w:cs="Georgia Pro"/>
+          <w:color w:val="000000" w:themeColor="text1"/>
+        </w:rPr>
+        <w:t>: .</w:t>
+      </w:r>
+      <w:proofErr w:type="gramEnd"/>
+      <w:r>
+        <w:rPr>
+          <w:rFonts w:ascii="Georgia Pro" w:eastAsia="Georgia Pro" w:hAnsi="Georgia Pro" w:cs="Georgia Pro"/>
+          <w:color w:val="000000" w:themeColor="text1"/>
+        </w:rPr>
+        <w:t>/backend</w:t>
+      </w:r>
+    </w:p>
+    <w:p>
+      <w:pPr>
+        <w:pBdr>
+          <w:top w:val="single" w:sz="4" w:space="1" w:color="auto"/>
+          <w:left w:val="single" w:sz="4" w:space="4" w:color="auto"/>
+          <w:bottom w:val="single" w:sz="4" w:space="1" w:color="auto"/>
+          <w:right w:val="single" w:sz="4" w:space="4" w:color="auto"/>
+        </w:pBdr>
+        <w:shd w:val="clear" w:color="auto" w:fill="F2F2F2" w:themeFill="background1" w:themeFillShade="F2"/>
+        <w:spacing w:after="0" w:line="480" w:lineRule="auto"/>
+        <w:rPr>
+          <w:rFonts w:ascii="Georgia Pro" w:eastAsia="Georgia Pro" w:hAnsi="Georgia Pro" w:cs="Georgia Pro"/>
+          <w:color w:val="000000" w:themeColor="text1"/>
+        </w:rPr>
+      </w:pPr>
+      <w:r>
+        <w:rPr>
+          <w:rFonts w:ascii="Georgia Pro" w:eastAsia="Georgia Pro" w:hAnsi="Georgia Pro" w:cs="Georgia Pro"/>
+          <w:color w:val="000000" w:themeColor="text1"/>
+        </w:rPr>
+        <w:t xml:space="preserve">    ports:</w:t>
+      </w:r>
+    </w:p>
+    <w:p>
+      <w:pPr>
+        <w:pBdr>
+          <w:top w:val="single" w:sz="4" w:space="1" w:color="auto"/>
+          <w:left w:val="single" w:sz="4" w:space="4" w:color="auto"/>
+          <w:bottom w:val="single" w:sz="4" w:space="1" w:color="auto"/>
+          <w:right w:val="single" w:sz="4" w:space="4" w:color="auto"/>
+        </w:pBdr>
+        <w:shd w:val="clear" w:color="auto" w:fill="F2F2F2" w:themeFill="background1" w:themeFillShade="F2"/>
+        <w:spacing w:after="0" w:line="480" w:lineRule="auto"/>
+        <w:rPr>
+          <w:rFonts w:ascii="Georgia Pro" w:eastAsia="Georgia Pro" w:hAnsi="Georgia Pro" w:cs="Georgia Pro"/>
+          <w:color w:val="000000" w:themeColor="text1"/>
+        </w:rPr>
+      </w:pPr>
+      <w:r>
+        <w:rPr>
+          <w:rFonts w:ascii="Georgia Pro" w:eastAsia="Georgia Pro" w:hAnsi="Georgia Pro" w:cs="Georgia Pro"/>
+          <w:color w:val="000000" w:themeColor="text1"/>
+        </w:rPr>
+        <w:t xml:space="preserve">      - "5000:5000"</w:t>
+      </w:r>
+    </w:p>
+    <w:p>
+      <w:pPr>
+        <w:pBdr>
+          <w:top w:val="single" w:sz="4" w:space="1" w:color="auto"/>
+          <w:left w:val="single" w:sz="4" w:space="4" w:color="auto"/>
+          <w:bottom w:val="single" w:sz="4" w:space="1" w:color="auto"/>
+          <w:right w:val="single" w:sz="4" w:space="4" w:color="auto"/>
+        </w:pBdr>
+        <w:shd w:val="clear" w:color="auto" w:fill="F2F2F2" w:themeFill="background1" w:themeFillShade="F2"/>
+        <w:spacing w:after="0" w:line="480" w:lineRule="auto"/>
+        <w:rPr>
+          <w:rFonts w:ascii="Georgia Pro" w:eastAsia="Georgia Pro" w:hAnsi="Georgia Pro" w:cs="Georgia Pro"/>
+          <w:color w:val="000000" w:themeColor="text1"/>
+        </w:rPr>
+      </w:pPr>
+    </w:p>
+    <w:p>
+      <w:pPr>
+        <w:pBdr>
+          <w:top w:val="single" w:sz="4" w:space="1" w:color="auto"/>
+          <w:left w:val="single" w:sz="4" w:space="4" w:color="auto"/>
+          <w:bottom w:val="single" w:sz="4" w:space="1" w:color="auto"/>
+          <w:right w:val="single" w:sz="4" w:space="4" w:color="auto"/>
+        </w:pBdr>
+        <w:shd w:val="clear" w:color="auto" w:fill="F2F2F2" w:themeFill="background1" w:themeFillShade="F2"/>
+        <w:spacing w:after="0" w:line="480" w:lineRule="auto"/>
+        <w:rPr>
+          <w:rFonts w:ascii="Georgia Pro" w:eastAsia="Georgia Pro" w:hAnsi="Georgia Pro" w:cs="Georgia Pro"/>
+          <w:color w:val="000000" w:themeColor="text1"/>
+        </w:rPr>
+      </w:pPr>
+      <w:r>
+        <w:rPr>
+          <w:rFonts w:ascii="Georgia Pro" w:eastAsia="Georgia Pro" w:hAnsi="Georgia Pro" w:cs="Georgia Pro"/>
+          <w:color w:val="000000" w:themeColor="text1"/>
+        </w:rPr>
+        <w:t xml:space="preserve">    </w:t>
+      </w:r>
+      <w:proofErr w:type="spellStart"/>
+      <w:r>
+        <w:rPr>
+          <w:rFonts w:ascii="Georgia Pro" w:eastAsia="Georgia Pro" w:hAnsi="Georgia Pro" w:cs="Georgia Pro"/>
+          <w:color w:val="000000" w:themeColor="text1"/>
+        </w:rPr>
+        <w:t>depends_on</w:t>
+      </w:r>
+      <w:proofErr w:type="spellEnd"/>
+      <w:r>
+        <w:rPr>
+          <w:rFonts w:ascii="Georgia Pro" w:eastAsia="Georgia Pro" w:hAnsi="Georgia Pro" w:cs="Georgia Pro"/>
+          <w:color w:val="000000" w:themeColor="text1"/>
+        </w:rPr>
+        <w:t>:</w:t>
+      </w:r>
+    </w:p>
+    <w:p>
+      <w:pPr>
+        <w:pBdr>
+          <w:top w:val="single" w:sz="4" w:space="1" w:color="auto"/>
+          <w:left w:val="single" w:sz="4" w:space="4" w:color="auto"/>
+          <w:bottom w:val="single" w:sz="4" w:space="1" w:color="auto"/>
+          <w:right w:val="single" w:sz="4" w:space="4" w:color="auto"/>
+        </w:pBdr>
+        <w:shd w:val="clear" w:color="auto" w:fill="F2F2F2" w:themeFill="background1" w:themeFillShade="F2"/>
+        <w:spacing w:after="0" w:line="480" w:lineRule="auto"/>
+        <w:rPr>
+          <w:rFonts w:ascii="Georgia Pro" w:eastAsia="Georgia Pro" w:hAnsi="Georgia Pro" w:cs="Georgia Pro"/>
+          <w:color w:val="000000" w:themeColor="text1"/>
+        </w:rPr>
+      </w:pPr>
+      <w:r>
+        <w:rPr>
+          <w:rFonts w:ascii="Georgia Pro" w:eastAsia="Georgia Pro" w:hAnsi="Georgia Pro" w:cs="Georgia Pro"/>
+          <w:color w:val="000000" w:themeColor="text1"/>
+        </w:rPr>
+        <w:t xml:space="preserve">      - </w:t>
+      </w:r>
+      <w:proofErr w:type="spellStart"/>
+      <w:r>
+        <w:rPr>
+          <w:rFonts w:ascii="Georgia Pro" w:eastAsia="Georgia Pro" w:hAnsi="Georgia Pro" w:cs="Georgia Pro"/>
+          <w:color w:val="000000" w:themeColor="text1"/>
+        </w:rPr>
+        <w:t>mysql-db</w:t>
+      </w:r>
+      <w:proofErr w:type="spellEnd"/>
+    </w:p>
+    <w:p>
+      <w:pPr>
+        <w:pBdr>
+          <w:top w:val="single" w:sz="4" w:space="1" w:color="auto"/>
+          <w:left w:val="single" w:sz="4" w:space="4" w:color="auto"/>
+          <w:bottom w:val="single" w:sz="4" w:space="1" w:color="auto"/>
+          <w:right w:val="single" w:sz="4" w:space="4" w:color="auto"/>
+        </w:pBdr>
+        <w:shd w:val="clear" w:color="auto" w:fill="F2F2F2" w:themeFill="background1" w:themeFillShade="F2"/>
+        <w:spacing w:after="0" w:line="480" w:lineRule="auto"/>
+        <w:rPr>
+          <w:rFonts w:ascii="Georgia Pro" w:eastAsia="Georgia Pro" w:hAnsi="Georgia Pro" w:cs="Georgia Pro"/>
+          <w:color w:val="000000" w:themeColor="text1"/>
+        </w:rPr>
+      </w:pPr>
+    </w:p>
+    <w:p>
+      <w:pPr>
+        <w:pBdr>
+          <w:top w:val="single" w:sz="4" w:space="1" w:color="auto"/>
+          <w:left w:val="single" w:sz="4" w:space="4" w:color="auto"/>
+          <w:bottom w:val="single" w:sz="4" w:space="1" w:color="auto"/>
+          <w:right w:val="single" w:sz="4" w:space="4" w:color="auto"/>
+        </w:pBdr>
+        <w:shd w:val="clear" w:color="auto" w:fill="F2F2F2" w:themeFill="background1" w:themeFillShade="F2"/>
+        <w:spacing w:after="0" w:line="480" w:lineRule="auto"/>
+        <w:rPr>
+          <w:rFonts w:ascii="Georgia Pro" w:eastAsia="Georgia Pro" w:hAnsi="Georgia Pro" w:cs="Georgia Pro"/>
+          <w:color w:val="000000" w:themeColor="text1"/>
+        </w:rPr>
+      </w:pPr>
+      <w:r>
+        <w:rPr>
+          <w:rFonts w:ascii="Georgia Pro" w:eastAsia="Georgia Pro" w:hAnsi="Georgia Pro" w:cs="Georgia Pro"/>
+          <w:color w:val="000000" w:themeColor="text1"/>
+        </w:rPr>
+        <w:t xml:space="preserve">  </w:t>
+      </w:r>
+      <w:proofErr w:type="spellStart"/>
+      <w:r>
+        <w:rPr>
+          <w:rFonts w:ascii="Georgia Pro" w:eastAsia="Georgia Pro" w:hAnsi="Georgia Pro" w:cs="Georgia Pro"/>
+          <w:color w:val="000000" w:themeColor="text1"/>
+        </w:rPr>
+        <w:t>mysql-db</w:t>
+      </w:r>
+      <w:proofErr w:type="spellEnd"/>
+      <w:r>
+        <w:rPr>
+          <w:rFonts w:ascii="Georgia Pro" w:eastAsia="Georgia Pro" w:hAnsi="Georgia Pro" w:cs="Georgia Pro"/>
+          <w:color w:val="000000" w:themeColor="text1"/>
+        </w:rPr>
+        <w:t>:</w:t>
+      </w:r>
+    </w:p>
+    <w:p>
+      <w:pPr>
+        <w:pBdr>
+          <w:top w:val="single" w:sz="4" w:space="1" w:color="auto"/>
+          <w:left w:val="single" w:sz="4" w:space="4" w:color="auto"/>
+          <w:bottom w:val="single" w:sz="4" w:space="1" w:color="auto"/>
+          <w:right w:val="single" w:sz="4" w:space="4" w:color="auto"/>
+        </w:pBdr>
+        <w:shd w:val="clear" w:color="auto" w:fill="F2F2F2" w:themeFill="background1" w:themeFillShade="F2"/>
+        <w:spacing w:after="0" w:line="480" w:lineRule="auto"/>
+        <w:rPr>
+          <w:rFonts w:ascii="Georgia Pro" w:eastAsia="Georgia Pro" w:hAnsi="Georgia Pro" w:cs="Georgia Pro"/>
+          <w:color w:val="000000" w:themeColor="text1"/>
+        </w:rPr>
+      </w:pPr>
+      <w:r>
+        <w:rPr>
+          <w:rFonts w:ascii="Georgia Pro" w:eastAsia="Georgia Pro" w:hAnsi="Georgia Pro" w:cs="Georgia Pro"/>
+          <w:color w:val="000000" w:themeColor="text1"/>
+        </w:rPr>
+        <w:t xml:space="preserve">    image: mysql:8</w:t>
+      </w:r>
+    </w:p>
+    <w:p>
+      <w:pPr>
+        <w:pBdr>
+          <w:top w:val="single" w:sz="4" w:space="1" w:color="auto"/>
+          <w:left w:val="single" w:sz="4" w:space="4" w:color="auto"/>
+          <w:bottom w:val="single" w:sz="4" w:space="1" w:color="auto"/>
+          <w:right w:val="single" w:sz="4" w:space="4" w:color="auto"/>
+        </w:pBdr>
+        <w:shd w:val="clear" w:color="auto" w:fill="F2F2F2" w:themeFill="background1" w:themeFillShade="F2"/>
+        <w:spacing w:after="0" w:line="480" w:lineRule="auto"/>
+        <w:rPr>
+          <w:rFonts w:ascii="Georgia Pro" w:eastAsia="Georgia Pro" w:hAnsi="Georgia Pro" w:cs="Georgia Pro"/>
+          <w:color w:val="000000" w:themeColor="text1"/>
+        </w:rPr>
+      </w:pPr>
+    </w:p>
+    <w:p>
+      <w:pPr>
+        <w:pBdr>
+          <w:top w:val="single" w:sz="4" w:space="1" w:color="auto"/>
+          <w:left w:val="single" w:sz="4" w:space="4" w:color="auto"/>
+          <w:bottom w:val="single" w:sz="4" w:space="1" w:color="auto"/>
+          <w:right w:val="single" w:sz="4" w:space="4" w:color="auto"/>
+        </w:pBdr>
+        <w:shd w:val="clear" w:color="auto" w:fill="F2F2F2" w:themeFill="background1" w:themeFillShade="F2"/>
+        <w:spacing w:after="0" w:line="480" w:lineRule="auto"/>
+        <w:rPr>
+          <w:rFonts w:ascii="Georgia Pro" w:eastAsia="Georgia Pro" w:hAnsi="Georgia Pro" w:cs="Georgia Pro"/>
+          <w:color w:val="000000" w:themeColor="text1"/>
+        </w:rPr>
+      </w:pPr>
+      <w:r>
+        <w:rPr>
+          <w:rFonts w:ascii="Georgia Pro" w:eastAsia="Georgia Pro" w:hAnsi="Georgia Pro" w:cs="Georgia Pro"/>
+          <w:color w:val="000000" w:themeColor="text1"/>
+        </w:rPr>
+        <w:t xml:space="preserve">    </w:t>
+      </w:r>
+      <w:proofErr w:type="spellStart"/>
+      <w:r>
+        <w:rPr>
+          <w:rFonts w:ascii="Georgia Pro" w:eastAsia="Georgia Pro" w:hAnsi="Georgia Pro" w:cs="Georgia Pro"/>
+          <w:color w:val="000000" w:themeColor="text1"/>
+        </w:rPr>
+        <w:t>container_name</w:t>
+      </w:r>
+      <w:proofErr w:type="spellEnd"/>
+      <w:r>
+        <w:rPr>
+          <w:rFonts w:ascii="Georgia Pro" w:eastAsia="Georgia Pro" w:hAnsi="Georgia Pro" w:cs="Georgia Pro"/>
+          <w:color w:val="000000" w:themeColor="text1"/>
+        </w:rPr>
+        <w:t xml:space="preserve">: </w:t>
+      </w:r>
+      <w:proofErr w:type="spellStart"/>
+      <w:r>
+        <w:rPr>
+          <w:rFonts w:ascii="Georgia Pro" w:eastAsia="Georgia Pro" w:hAnsi="Georgia Pro" w:cs="Georgia Pro"/>
+          <w:color w:val="000000" w:themeColor="text1"/>
+        </w:rPr>
+        <w:t>mysql-db</w:t>
+      </w:r>
+      <w:proofErr w:type="spellEnd"/>
+    </w:p>
+    <w:p>
+      <w:pPr>
+        <w:pBdr>
+          <w:top w:val="single" w:sz="4" w:space="1" w:color="auto"/>
+          <w:left w:val="single" w:sz="4" w:space="4" w:color="auto"/>
+          <w:bottom w:val="single" w:sz="4" w:space="1" w:color="auto"/>
+          <w:right w:val="single" w:sz="4" w:space="4" w:color="auto"/>
+        </w:pBdr>
+        <w:shd w:val="clear" w:color="auto" w:fill="F2F2F2" w:themeFill="background1" w:themeFillShade="F2"/>
+        <w:spacing w:after="0" w:line="480" w:lineRule="auto"/>
+        <w:rPr>
+          <w:rFonts w:ascii="Georgia Pro" w:eastAsia="Georgia Pro" w:hAnsi="Georgia Pro" w:cs="Georgia Pro"/>
+          <w:color w:val="000000" w:themeColor="text1"/>
+        </w:rPr>
+      </w:pPr>
+    </w:p>
+    <w:p>
+      <w:pPr>
+        <w:pBdr>
+          <w:top w:val="single" w:sz="4" w:space="1" w:color="auto"/>
+          <w:left w:val="single" w:sz="4" w:space="4" w:color="auto"/>
+          <w:bottom w:val="single" w:sz="4" w:space="1" w:color="auto"/>
+          <w:right w:val="single" w:sz="4" w:space="4" w:color="auto"/>
+        </w:pBdr>
+        <w:shd w:val="clear" w:color="auto" w:fill="F2F2F2" w:themeFill="background1" w:themeFillShade="F2"/>
+        <w:spacing w:after="0" w:line="480" w:lineRule="auto"/>
+        <w:rPr>
+          <w:rFonts w:ascii="Georgia Pro" w:eastAsia="Georgia Pro" w:hAnsi="Georgia Pro" w:cs="Georgia Pro"/>
+          <w:color w:val="000000" w:themeColor="text1"/>
+        </w:rPr>
+      </w:pPr>
+      <w:r>
+        <w:rPr>
+          <w:rFonts w:ascii="Georgia Pro" w:eastAsia="Georgia Pro" w:hAnsi="Georgia Pro" w:cs="Georgia Pro"/>
+          <w:color w:val="000000" w:themeColor="text1"/>
+        </w:rPr>
+        <w:t xml:space="preserve">    restart: always</w:t>
+      </w:r>
+    </w:p>
+    <w:p>
+      <w:pPr>
+        <w:pBdr>
+          <w:top w:val="single" w:sz="4" w:space="1" w:color="auto"/>
+          <w:left w:val="single" w:sz="4" w:space="4" w:color="auto"/>
+          <w:bottom w:val="single" w:sz="4" w:space="1" w:color="auto"/>
+          <w:right w:val="single" w:sz="4" w:space="4" w:color="auto"/>
+        </w:pBdr>
+        <w:shd w:val="clear" w:color="auto" w:fill="F2F2F2" w:themeFill="background1" w:themeFillShade="F2"/>
+        <w:spacing w:after="0" w:line="480" w:lineRule="auto"/>
+        <w:rPr>
+          <w:rFonts w:ascii="Georgia Pro" w:eastAsia="Georgia Pro" w:hAnsi="Georgia Pro" w:cs="Georgia Pro"/>
+          <w:color w:val="000000" w:themeColor="text1"/>
+        </w:rPr>
+      </w:pPr>
+    </w:p>
+    <w:p>
+      <w:pPr>
+        <w:pBdr>
+          <w:top w:val="single" w:sz="4" w:space="1" w:color="auto"/>
+          <w:left w:val="single" w:sz="4" w:space="4" w:color="auto"/>
+          <w:bottom w:val="single" w:sz="4" w:space="1" w:color="auto"/>
+          <w:right w:val="single" w:sz="4" w:space="4" w:color="auto"/>
+        </w:pBdr>
+        <w:shd w:val="clear" w:color="auto" w:fill="F2F2F2" w:themeFill="background1" w:themeFillShade="F2"/>
+        <w:spacing w:after="0" w:line="480" w:lineRule="auto"/>
+        <w:rPr>
+          <w:rFonts w:ascii="Georgia Pro" w:eastAsia="Georgia Pro" w:hAnsi="Georgia Pro" w:cs="Georgia Pro"/>
+          <w:color w:val="000000" w:themeColor="text1"/>
+        </w:rPr>
+      </w:pPr>
+      <w:r>
+        <w:rPr>
+          <w:rFonts w:ascii="Georgia Pro" w:eastAsia="Georgia Pro" w:hAnsi="Georgia Pro" w:cs="Georgia Pro"/>
+          <w:color w:val="000000" w:themeColor="text1"/>
+        </w:rPr>
+        <w:t xml:space="preserve">    environment:</w:t>
+      </w:r>
+    </w:p>
+    <w:p>
+      <w:pPr>
+        <w:pBdr>
+          <w:top w:val="single" w:sz="4" w:space="1" w:color="auto"/>
+          <w:left w:val="single" w:sz="4" w:space="4" w:color="auto"/>
+          <w:bottom w:val="single" w:sz="4" w:space="1" w:color="auto"/>
+          <w:right w:val="single" w:sz="4" w:space="4" w:color="auto"/>
+        </w:pBdr>
+        <w:shd w:val="clear" w:color="auto" w:fill="F2F2F2" w:themeFill="background1" w:themeFillShade="F2"/>
+        <w:spacing w:after="0" w:line="480" w:lineRule="auto"/>
+        <w:rPr>
+          <w:rFonts w:ascii="Georgia Pro" w:eastAsia="Georgia Pro" w:hAnsi="Georgia Pro" w:cs="Georgia Pro"/>
+          <w:color w:val="000000" w:themeColor="text1"/>
+        </w:rPr>
+      </w:pPr>
+      <w:r>
+        <w:rPr>
+          <w:rFonts w:ascii="Georgia Pro" w:eastAsia="Georgia Pro" w:hAnsi="Georgia Pro" w:cs="Georgia Pro"/>
+          <w:color w:val="000000" w:themeColor="text1"/>
+        </w:rPr>
+        <w:t xml:space="preserve">      MYSQL_ROOT_PASSWORD: password123</w:t>
+      </w:r>
+    </w:p>
+    <w:p>
+      <w:pPr>
+        <w:pBdr>
+          <w:top w:val="single" w:sz="4" w:space="1" w:color="auto"/>
+          <w:left w:val="single" w:sz="4" w:space="4" w:color="auto"/>
+          <w:bottom w:val="single" w:sz="4" w:space="1" w:color="auto"/>
+          <w:right w:val="single" w:sz="4" w:space="4" w:color="auto"/>
+        </w:pBdr>
+        <w:shd w:val="clear" w:color="auto" w:fill="F2F2F2" w:themeFill="background1" w:themeFillShade="F2"/>
+        <w:spacing w:after="0" w:line="480" w:lineRule="auto"/>
+        <w:rPr>
+          <w:rFonts w:ascii="Georgia Pro" w:eastAsia="Georgia Pro" w:hAnsi="Georgia Pro" w:cs="Georgia Pro"/>
+          <w:color w:val="000000" w:themeColor="text1"/>
+        </w:rPr>
+      </w:pPr>
+      <w:r>
+        <w:rPr>
+          <w:rFonts w:ascii="Georgia Pro" w:eastAsia="Georgia Pro" w:hAnsi="Georgia Pro" w:cs="Georgia Pro"/>
+          <w:color w:val="000000" w:themeColor="text1"/>
+        </w:rPr>
+        <w:t xml:space="preserve">      MYSQL_DATABASE: </w:t>
+      </w:r>
+      <w:proofErr w:type="spellStart"/>
+      <w:r>
+        <w:rPr>
+          <w:rFonts w:ascii="Georgia Pro" w:eastAsia="Georgia Pro" w:hAnsi="Georgia Pro" w:cs="Georgia Pro"/>
+          <w:color w:val="000000" w:themeColor="text1"/>
+        </w:rPr>
+        <w:t>salesdb</w:t>
+      </w:r>
+      <w:proofErr w:type="spellEnd"/>
+    </w:p>
+    <w:p>
+      <w:pPr>
+        <w:pBdr>
+          <w:top w:val="single" w:sz="4" w:space="1" w:color="auto"/>
+          <w:left w:val="single" w:sz="4" w:space="4" w:color="auto"/>
+          <w:bottom w:val="single" w:sz="4" w:space="1" w:color="auto"/>
+          <w:right w:val="single" w:sz="4" w:space="4" w:color="auto"/>
+        </w:pBdr>
+        <w:shd w:val="clear" w:color="auto" w:fill="F2F2F2" w:themeFill="background1" w:themeFillShade="F2"/>
+        <w:spacing w:after="0" w:line="480" w:lineRule="auto"/>
+        <w:rPr>
+          <w:rFonts w:ascii="Georgia Pro" w:eastAsia="Georgia Pro" w:hAnsi="Georgia Pro" w:cs="Georgia Pro"/>
+          <w:color w:val="000000" w:themeColor="text1"/>
+        </w:rPr>
+      </w:pPr>
+    </w:p>
+    <w:p>
+      <w:pPr>
+        <w:pBdr>
+          <w:top w:val="single" w:sz="4" w:space="1" w:color="auto"/>
+          <w:left w:val="single" w:sz="4" w:space="4" w:color="auto"/>
+          <w:bottom w:val="single" w:sz="4" w:space="1" w:color="auto"/>
+          <w:right w:val="single" w:sz="4" w:space="4" w:color="auto"/>
+        </w:pBdr>
+        <w:shd w:val="clear" w:color="auto" w:fill="F2F2F2" w:themeFill="background1" w:themeFillShade="F2"/>
+        <w:spacing w:after="0" w:line="480" w:lineRule="auto"/>
+        <w:rPr>
+          <w:rFonts w:ascii="Georgia Pro" w:eastAsia="Georgia Pro" w:hAnsi="Georgia Pro" w:cs="Georgia Pro"/>
+          <w:color w:val="000000" w:themeColor="text1"/>
+        </w:rPr>
+      </w:pPr>
+      <w:r>
+        <w:rPr>
+          <w:rFonts w:ascii="Georgia Pro" w:eastAsia="Georgia Pro" w:hAnsi="Georgia Pro" w:cs="Georgia Pro"/>
+          <w:color w:val="000000" w:themeColor="text1"/>
+        </w:rPr>
+        <w:t xml:space="preserve">    ports:</w:t>
+      </w:r>
+    </w:p>
+    <w:p>
+      <w:pPr>
+        <w:pBdr>
+          <w:top w:val="single" w:sz="4" w:space="1" w:color="auto"/>
+          <w:left w:val="single" w:sz="4" w:space="4" w:color="auto"/>
+          <w:bottom w:val="single" w:sz="4" w:space="1" w:color="auto"/>
+          <w:right w:val="single" w:sz="4" w:space="4" w:color="auto"/>
+        </w:pBdr>
+        <w:shd w:val="clear" w:color="auto" w:fill="F2F2F2" w:themeFill="background1" w:themeFillShade="F2"/>
+        <w:spacing w:after="0" w:line="480" w:lineRule="auto"/>
+        <w:rPr>
+          <w:rFonts w:ascii="Georgia Pro" w:eastAsia="Georgia Pro" w:hAnsi="Georgia Pro" w:cs="Georgia Pro"/>
+          <w:color w:val="000000" w:themeColor="text1"/>
+        </w:rPr>
+      </w:pPr>
+      <w:r>
+        <w:rPr>
+          <w:rFonts w:ascii="Georgia Pro" w:eastAsia="Georgia Pro" w:hAnsi="Georgia Pro" w:cs="Georgia Pro"/>
+          <w:color w:val="000000" w:themeColor="text1"/>
+        </w:rPr>
+        <w:t xml:space="preserve">      - "3306:3306"</w:t>
+      </w:r>
+    </w:p>
+    <w:p>
+      <w:pPr>
+        <w:pBdr>
+          <w:top w:val="single" w:sz="4" w:space="1" w:color="auto"/>
+          <w:left w:val="single" w:sz="4" w:space="4" w:color="auto"/>
+          <w:bottom w:val="single" w:sz="4" w:space="1" w:color="auto"/>
+          <w:right w:val="single" w:sz="4" w:space="4" w:color="auto"/>
+        </w:pBdr>
+        <w:shd w:val="clear" w:color="auto" w:fill="F2F2F2" w:themeFill="background1" w:themeFillShade="F2"/>
+        <w:spacing w:after="0" w:line="480" w:lineRule="auto"/>
+        <w:rPr>
+          <w:rFonts w:ascii="Georgia Pro" w:eastAsia="Georgia Pro" w:hAnsi="Georgia Pro" w:cs="Georgia Pro"/>
+          <w:color w:val="000000" w:themeColor="text1"/>
+        </w:rPr>
+      </w:pPr>
+    </w:p>
+    <w:p>
+      <w:pPr>
+        <w:pBdr>
+          <w:top w:val="single" w:sz="4" w:space="1" w:color="auto"/>
+          <w:left w:val="single" w:sz="4" w:space="4" w:color="auto"/>
+          <w:bottom w:val="single" w:sz="4" w:space="1" w:color="auto"/>
+          <w:right w:val="single" w:sz="4" w:space="4" w:color="auto"/>
+        </w:pBdr>
+        <w:shd w:val="clear" w:color="auto" w:fill="F2F2F2" w:themeFill="background1" w:themeFillShade="F2"/>
+        <w:spacing w:after="0" w:line="480" w:lineRule="auto"/>
+        <w:rPr>
+          <w:rFonts w:ascii="Georgia Pro" w:eastAsia="Georgia Pro" w:hAnsi="Georgia Pro" w:cs="Georgia Pro"/>
+          <w:color w:val="000000" w:themeColor="text1"/>
+        </w:rPr>
+      </w:pPr>
+      <w:r>
+        <w:rPr>
+          <w:rFonts w:ascii="Georgia Pro" w:eastAsia="Georgia Pro" w:hAnsi="Georgia Pro" w:cs="Georgia Pro"/>
+          <w:color w:val="000000" w:themeColor="text1"/>
+        </w:rPr>
+        <w:t xml:space="preserve">    volumes:</w:t>
+      </w:r>
+    </w:p>
+    <w:p>
+      <w:pPr>
+        <w:pBdr>
+          <w:top w:val="single" w:sz="4" w:space="1" w:color="auto"/>
+          <w:left w:val="single" w:sz="4" w:space="4" w:color="auto"/>
+          <w:bottom w:val="single" w:sz="4" w:space="1" w:color="auto"/>
+          <w:right w:val="single" w:sz="4" w:space="4" w:color="auto"/>
+        </w:pBdr>
+        <w:shd w:val="clear" w:color="auto" w:fill="F2F2F2" w:themeFill="background1" w:themeFillShade="F2"/>
+        <w:spacing w:after="0" w:line="480" w:lineRule="auto"/>
+        <w:rPr>
+          <w:rFonts w:ascii="Georgia Pro" w:eastAsia="Georgia Pro" w:hAnsi="Georgia Pro" w:cs="Georgia Pro"/>
+          <w:color w:val="000000" w:themeColor="text1"/>
+        </w:rPr>
+      </w:pPr>
+      <w:r>
+        <w:rPr>
+          <w:rFonts w:ascii="Georgia Pro" w:eastAsia="Georgia Pro" w:hAnsi="Georgia Pro" w:cs="Georgia Pro"/>
+          <w:color w:val="000000" w:themeColor="text1"/>
+        </w:rPr>
+        <w:t xml:space="preserve">      - </w:t>
+      </w:r>
+      <w:proofErr w:type="spellStart"/>
+      <w:r>
+        <w:rPr>
+          <w:rFonts w:ascii="Georgia Pro" w:eastAsia="Georgia Pro" w:hAnsi="Georgia Pro" w:cs="Georgia Pro"/>
+          <w:color w:val="000000" w:themeColor="text1"/>
+        </w:rPr>
+        <w:t>mysql</w:t>
+      </w:r>
+      <w:proofErr w:type="spellEnd"/>
+      <w:r>
+        <w:rPr>
+          <w:rFonts w:ascii="Georgia Pro" w:eastAsia="Georgia Pro" w:hAnsi="Georgia Pro" w:cs="Georgia Pro"/>
+          <w:color w:val="000000" w:themeColor="text1"/>
+        </w:rPr>
+        <w:t>-data:/var/lib/</w:t>
+      </w:r>
+      <w:proofErr w:type="spellStart"/>
+      <w:r>
+        <w:rPr>
+          <w:rFonts w:ascii="Georgia Pro" w:eastAsia="Georgia Pro" w:hAnsi="Georgia Pro" w:cs="Georgia Pro"/>
+          <w:color w:val="000000" w:themeColor="text1"/>
+        </w:rPr>
+        <w:t>mysql</w:t>
+      </w:r>
+      <w:proofErr w:type="spellEnd"/>
+    </w:p>
+    <w:p>
+      <w:pPr>
+        <w:pBdr>
+          <w:top w:val="single" w:sz="4" w:space="1" w:color="auto"/>
+          <w:left w:val="single" w:sz="4" w:space="4" w:color="auto"/>
+          <w:bottom w:val="single" w:sz="4" w:space="1" w:color="auto"/>
+          <w:right w:val="single" w:sz="4" w:space="4" w:color="auto"/>
+        </w:pBdr>
+        <w:shd w:val="clear" w:color="auto" w:fill="F2F2F2" w:themeFill="background1" w:themeFillShade="F2"/>
+        <w:spacing w:after="0" w:line="480" w:lineRule="auto"/>
+        <w:rPr>
+          <w:rFonts w:ascii="Georgia Pro" w:eastAsia="Georgia Pro" w:hAnsi="Georgia Pro" w:cs="Georgia Pro"/>
+          <w:color w:val="000000" w:themeColor="text1"/>
+        </w:rPr>
+      </w:pPr>
+    </w:p>
+    <w:p>
+      <w:pPr>
+        <w:pBdr>
+          <w:top w:val="single" w:sz="4" w:space="1" w:color="auto"/>
+          <w:left w:val="single" w:sz="4" w:space="4" w:color="auto"/>
+          <w:bottom w:val="single" w:sz="4" w:space="1" w:color="auto"/>
+          <w:right w:val="single" w:sz="4" w:space="4" w:color="auto"/>
+        </w:pBdr>
+        <w:shd w:val="clear" w:color="auto" w:fill="F2F2F2" w:themeFill="background1" w:themeFillShade="F2"/>
+        <w:spacing w:after="0" w:line="480" w:lineRule="auto"/>
+        <w:rPr>
+          <w:rFonts w:ascii="Georgia Pro" w:eastAsia="Georgia Pro" w:hAnsi="Georgia Pro" w:cs="Georgia Pro"/>
+          <w:color w:val="000000" w:themeColor="text1"/>
+        </w:rPr>
+      </w:pPr>
+      <w:r>
+        <w:rPr>
+          <w:rFonts w:ascii="Georgia Pro" w:eastAsia="Georgia Pro" w:hAnsi="Georgia Pro" w:cs="Georgia Pro"/>
+          <w:color w:val="000000" w:themeColor="text1"/>
+        </w:rPr>
+        <w:t>volumes:</w:t>
+      </w:r>
+    </w:p>
+    <w:p>
+      <w:pPr>
+        <w:pBdr>
+          <w:top w:val="single" w:sz="4" w:space="1" w:color="auto"/>
+          <w:left w:val="single" w:sz="4" w:space="4" w:color="auto"/>
+          <w:bottom w:val="single" w:sz="4" w:space="1" w:color="auto"/>
+          <w:right w:val="single" w:sz="4" w:space="4" w:color="auto"/>
+        </w:pBdr>
+        <w:shd w:val="clear" w:color="auto" w:fill="F2F2F2" w:themeFill="background1" w:themeFillShade="F2"/>
+        <w:spacing w:after="0" w:line="480" w:lineRule="auto"/>
+        <w:rPr>
+          <w:rFonts w:ascii="Georgia Pro" w:eastAsia="Georgia Pro" w:hAnsi="Georgia Pro" w:cs="Georgia Pro"/>
+          <w:color w:val="000000" w:themeColor="text1"/>
+        </w:rPr>
+      </w:pPr>
+      <w:r>
+        <w:rPr>
+          <w:rFonts w:ascii="Georgia Pro" w:eastAsia="Georgia Pro" w:hAnsi="Georgia Pro" w:cs="Georgia Pro"/>
+          <w:color w:val="000000" w:themeColor="text1"/>
+        </w:rPr>
+        <w:t xml:space="preserve">  </w:t>
+      </w:r>
+      <w:proofErr w:type="spellStart"/>
+      <w:r>
+        <w:rPr>
+          <w:rFonts w:ascii="Georgia Pro" w:eastAsia="Georgia Pro" w:hAnsi="Georgia Pro" w:cs="Georgia Pro"/>
+          <w:color w:val="000000" w:themeColor="text1"/>
+        </w:rPr>
+        <w:t>mysql</w:t>
+      </w:r>
+      <w:proofErr w:type="spellEnd"/>
+      <w:r>
+        <w:rPr>
+          <w:rFonts w:ascii="Georgia Pro" w:eastAsia="Georgia Pro" w:hAnsi="Georgia Pro" w:cs="Georgia Pro"/>
+          <w:color w:val="000000" w:themeColor="text1"/>
+        </w:rPr>
+        <w:t>-data:</w:t>
+      </w:r>
+    </w:p>
+    <w:p>
+      <w:pPr>
+        <w:spacing w:after="0" w:line="480" w:lineRule="auto"/>
+        <w:rPr>
+          <w:rFonts w:ascii="Georgia Pro" w:eastAsia="Georgia Pro" w:hAnsi="Georgia Pro" w:cs="Georgia Pro"/>
+          <w:color w:val="000000" w:themeColor="text1"/>
+        </w:rPr>
+      </w:pPr>
+    </w:p>
+    <w:p>
+      <w:pPr>
+        <w:spacing w:after="0" w:line="480" w:lineRule="auto"/>
+        <w:rPr>
+          <w:rFonts w:ascii="Georgia Pro" w:eastAsia="Georgia Pro" w:hAnsi="Georgia Pro" w:cs="Georgia Pro"/>
+          <w:color w:val="000000" w:themeColor="text1"/>
+        </w:rPr>
+      </w:pPr>
+      <w:r>
+        <w:rPr>
+          <w:rFonts w:ascii="Georgia Pro" w:eastAsia="Georgia Pro" w:hAnsi="Georgia Pro" w:cs="Georgia Pro"/>
+          <w:color w:val="000000" w:themeColor="text1"/>
+        </w:rPr>
+        <w:t>Save and exit:</w:t>
+      </w:r>
+    </w:p>
+    <w:p>
+      <w:pPr>
+        <w:numPr>
+          <w:ilvl w:val="0"/>
+          <w:numId w:val="33"/>
+        </w:numPr>
+        <w:spacing w:after="0" w:line="480" w:lineRule="auto"/>
+        <w:rPr>
+          <w:rFonts w:ascii="Georgia Pro" w:eastAsia="Georgia Pro" w:hAnsi="Georgia Pro" w:cs="Georgia Pro"/>
+          <w:color w:val="000000" w:themeColor="text1"/>
+        </w:rPr>
+      </w:pPr>
+      <w:r>
+        <w:rPr>
+          <w:rFonts w:ascii="Georgia Pro" w:eastAsia="Georgia Pro" w:hAnsi="Georgia Pro" w:cs="Georgia Pro"/>
+          <w:color w:val="000000" w:themeColor="text1"/>
+        </w:rPr>
+        <w:t xml:space="preserve">Press CTRL + X </w:t>
+      </w:r>
+    </w:p>
+    <w:p>
+      <w:pPr>
+        <w:numPr>
+          <w:ilvl w:val="0"/>
+          <w:numId w:val="33"/>
+        </w:numPr>
+        <w:spacing w:after="0" w:line="480" w:lineRule="auto"/>
+        <w:rPr>
+          <w:rFonts w:ascii="Georgia Pro" w:eastAsia="Georgia Pro" w:hAnsi="Georgia Pro" w:cs="Georgia Pro"/>
+          <w:color w:val="000000" w:themeColor="text1"/>
+        </w:rPr>
+      </w:pPr>
+      <w:r>
+        <w:rPr>
+          <w:rFonts w:ascii="Georgia Pro" w:eastAsia="Georgia Pro" w:hAnsi="Georgia Pro" w:cs="Georgia Pro"/>
+          <w:color w:val="000000" w:themeColor="text1"/>
+        </w:rPr>
+        <w:t xml:space="preserve">Press Y </w:t>
+      </w:r>
+    </w:p>
+    <w:p>
+      <w:pPr>
+        <w:numPr>
+          <w:ilvl w:val="0"/>
+          <w:numId w:val="33"/>
+        </w:numPr>
+        <w:spacing w:after="0" w:line="480" w:lineRule="auto"/>
+        <w:rPr>
+          <w:rFonts w:ascii="Georgia Pro" w:eastAsia="Georgia Pro" w:hAnsi="Georgia Pro" w:cs="Georgia Pro"/>
+          <w:color w:val="000000" w:themeColor="text1"/>
+        </w:rPr>
+      </w:pPr>
+      <w:r>
+        <w:rPr>
+          <w:rFonts w:ascii="Georgia Pro" w:eastAsia="Georgia Pro" w:hAnsi="Georgia Pro" w:cs="Georgia Pro"/>
+          <w:color w:val="000000" w:themeColor="text1"/>
+        </w:rPr>
+        <w:t xml:space="preserve">Press ENTER </w:t>
+      </w:r>
+    </w:p>
+    <w:p>
+      <w:pPr>
+        <w:spacing w:after="0" w:line="480" w:lineRule="auto"/>
+        <w:rPr>
+          <w:rFonts w:ascii="Georgia Pro" w:eastAsia="Georgia Pro" w:hAnsi="Georgia Pro" w:cs="Georgia Pro"/>
+          <w:color w:val="000000" w:themeColor="text1"/>
+        </w:rPr>
+      </w:pPr>
+      <w:r>
+        <w:rPr>
+          <w:rFonts w:ascii="Georgia Pro" w:eastAsia="Georgia Pro" w:hAnsi="Georgia Pro" w:cs="Georgia Pro"/>
+          <w:color w:val="000000" w:themeColor="text1"/>
+        </w:rPr>
+        <w:pict w14:anchorId="035F72D5">
+          <v:rect id="_x0000_i1077" style="width:0;height:1.5pt" o:hralign="center" o:hrstd="t" o:hr="t" fillcolor="#a0a0a0" stroked="f"/>
+        </w:pict>
+      </w:r>
+    </w:p>
+    <w:p>
+      <w:pPr>
+        <w:spacing w:after="0" w:line="480" w:lineRule="auto"/>
+        <w:rPr>
+          <w:rFonts w:ascii="Georgia Pro" w:eastAsia="Georgia Pro" w:hAnsi="Georgia Pro" w:cs="Georgia Pro"/>
+          <w:b/>
+          <w:bCs/>
+          <w:color w:val="000000" w:themeColor="text1"/>
+        </w:rPr>
+      </w:pPr>
+      <w:r>
+        <w:rPr>
+          <w:rFonts w:ascii="Georgia Pro" w:eastAsia="Georgia Pro" w:hAnsi="Georgia Pro" w:cs="Georgia Pro"/>
+          <w:b/>
+          <w:bCs/>
+          <w:color w:val="000000" w:themeColor="text1"/>
+        </w:rPr>
+        <w:t>Step 18: Remove Old Containers and Volumes</w:t>
+      </w:r>
+    </w:p>
+    <w:p>
+      <w:pPr>
+        <w:pBdr>
+          <w:top w:val="single" w:sz="4" w:space="1" w:color="auto"/>
+          <w:left w:val="single" w:sz="4" w:space="4" w:color="auto"/>
+          <w:bottom w:val="single" w:sz="4" w:space="1" w:color="auto"/>
+          <w:right w:val="single" w:sz="4" w:space="4" w:color="auto"/>
+        </w:pBdr>
+        <w:shd w:val="clear" w:color="auto" w:fill="F2F2F2" w:themeFill="background1" w:themeFillShade="F2"/>
+        <w:spacing w:after="0" w:line="480" w:lineRule="auto"/>
+        <w:rPr>
+          <w:rFonts w:ascii="Georgia Pro" w:eastAsia="Georgia Pro" w:hAnsi="Georgia Pro" w:cs="Georgia Pro"/>
+          <w:color w:val="000000" w:themeColor="text1"/>
+        </w:rPr>
+      </w:pPr>
+      <w:r>
+        <w:rPr>
+          <w:rFonts w:ascii="Georgia Pro" w:eastAsia="Georgia Pro" w:hAnsi="Georgia Pro" w:cs="Georgia Pro"/>
+          <w:color w:val="000000" w:themeColor="text1"/>
+        </w:rPr>
+        <w:t>d</w:t>
+      </w:r>
+      <w:r>
+        <w:rPr>
+          <w:rFonts w:ascii="Georgia Pro" w:eastAsia="Georgia Pro" w:hAnsi="Georgia Pro" w:cs="Georgia Pro"/>
+          <w:color w:val="000000" w:themeColor="text1"/>
+        </w:rPr>
+        <w:t>ocker</w:t>
+      </w:r>
+      <w:r>
+        <w:rPr>
+          <w:rFonts w:ascii="Georgia Pro" w:eastAsia="Georgia Pro" w:hAnsi="Georgia Pro" w:cs="Georgia Pro"/>
+          <w:color w:val="000000" w:themeColor="text1"/>
+        </w:rPr>
+        <w:t>-</w:t>
+      </w:r>
+      <w:r>
+        <w:rPr>
+          <w:rFonts w:ascii="Georgia Pro" w:eastAsia="Georgia Pro" w:hAnsi="Georgia Pro" w:cs="Georgia Pro"/>
+          <w:color w:val="000000" w:themeColor="text1"/>
+        </w:rPr>
+        <w:t>compose down -v</w:t>
+      </w:r>
+    </w:p>
+    <w:p>
+      <w:pPr>
+        <w:spacing w:after="0" w:line="480" w:lineRule="auto"/>
+        <w:rPr>
+          <w:rFonts w:ascii="Georgia Pro" w:eastAsia="Georgia Pro" w:hAnsi="Georgia Pro" w:cs="Georgia Pro"/>
+          <w:color w:val="000000" w:themeColor="text1"/>
+        </w:rPr>
+      </w:pPr>
+      <w:r>
+        <w:rPr>
+          <w:rFonts w:ascii="Georgia Pro" w:eastAsia="Georgia Pro" w:hAnsi="Georgia Pro" w:cs="Georgia Pro"/>
+          <w:color w:val="000000" w:themeColor="text1"/>
+        </w:rPr>
+        <w:pict w14:anchorId="7FC50D32">
+          <v:rect id="_x0000_i1078" style="width:0;height:1.5pt" o:hralign="center" o:hrstd="t" o:hr="t" fillcolor="#a0a0a0" stroked="f"/>
+        </w:pict>
+      </w:r>
+    </w:p>
+    <w:p>
+      <w:pPr>
+        <w:spacing w:after="0" w:line="480" w:lineRule="auto"/>
+        <w:rPr>
+          <w:rFonts w:ascii="Georgia Pro" w:eastAsia="Georgia Pro" w:hAnsi="Georgia Pro" w:cs="Georgia Pro"/>
+          <w:b/>
+          <w:bCs/>
+          <w:color w:val="000000" w:themeColor="text1"/>
+        </w:rPr>
+      </w:pPr>
+      <w:r>
+        <w:rPr>
+          <w:rFonts w:ascii="Georgia Pro" w:eastAsia="Georgia Pro" w:hAnsi="Georgia Pro" w:cs="Georgia Pro"/>
+          <w:b/>
+          <w:bCs/>
+          <w:color w:val="000000" w:themeColor="text1"/>
+        </w:rPr>
+        <w:t>Step 19: Start Multi-Tier Application</w:t>
+      </w:r>
+    </w:p>
+    <w:p>
+      <w:pPr>
+        <w:pBdr>
+          <w:top w:val="single" w:sz="4" w:space="1" w:color="auto"/>
+          <w:left w:val="single" w:sz="4" w:space="4" w:color="auto"/>
+          <w:bottom w:val="single" w:sz="4" w:space="1" w:color="auto"/>
+          <w:right w:val="single" w:sz="4" w:space="4" w:color="auto"/>
+        </w:pBdr>
+        <w:shd w:val="clear" w:color="auto" w:fill="F2F2F2" w:themeFill="background1" w:themeFillShade="F2"/>
+        <w:spacing w:after="0" w:line="480" w:lineRule="auto"/>
+        <w:rPr>
+          <w:rFonts w:ascii="Georgia Pro" w:eastAsia="Georgia Pro" w:hAnsi="Georgia Pro" w:cs="Georgia Pro"/>
+          <w:color w:val="000000" w:themeColor="text1"/>
+        </w:rPr>
+      </w:pPr>
+      <w:r>
+        <w:rPr>
+          <w:rFonts w:ascii="Georgia Pro" w:eastAsia="Georgia Pro" w:hAnsi="Georgia Pro" w:cs="Georgia Pro"/>
+          <w:color w:val="000000" w:themeColor="text1"/>
+        </w:rPr>
+        <w:t>d</w:t>
+      </w:r>
+      <w:r>
+        <w:rPr>
+          <w:rFonts w:ascii="Georgia Pro" w:eastAsia="Georgia Pro" w:hAnsi="Georgia Pro" w:cs="Georgia Pro"/>
+          <w:color w:val="000000" w:themeColor="text1"/>
+        </w:rPr>
+        <w:t>ocker</w:t>
+      </w:r>
+      <w:r>
+        <w:rPr>
+          <w:rFonts w:ascii="Georgia Pro" w:eastAsia="Georgia Pro" w:hAnsi="Georgia Pro" w:cs="Georgia Pro"/>
+          <w:color w:val="000000" w:themeColor="text1"/>
+        </w:rPr>
+        <w:t>-</w:t>
+      </w:r>
+      <w:r>
+        <w:rPr>
+          <w:rFonts w:ascii="Georgia Pro" w:eastAsia="Georgia Pro" w:hAnsi="Georgia Pro" w:cs="Georgia Pro"/>
+          <w:color w:val="000000" w:themeColor="text1"/>
+        </w:rPr>
+        <w:t>compose up -d</w:t>
+      </w:r>
+    </w:p>
+    <w:p>
+      <w:pPr>
+        <w:spacing w:after="0" w:line="480" w:lineRule="auto"/>
+        <w:rPr>
+          <w:rFonts w:ascii="Georgia Pro" w:eastAsia="Georgia Pro" w:hAnsi="Georgia Pro" w:cs="Georgia Pro"/>
+          <w:color w:val="000000" w:themeColor="text1"/>
+        </w:rPr>
+      </w:pPr>
+      <w:r>
+        <w:rPr>
+          <w:rFonts w:ascii="Georgia Pro" w:eastAsia="Georgia Pro" w:hAnsi="Georgia Pro" w:cs="Georgia Pro"/>
+          <w:color w:val="000000" w:themeColor="text1"/>
+        </w:rPr>
+        <w:pict w14:anchorId="459843BB">
+          <v:rect id="_x0000_i1079" style="width:0;height:1.5pt" o:hralign="center" o:hrstd="t" o:hr="t" fillcolor="#a0a0a0" stroked="f"/>
+        </w:pict>
+      </w:r>
+    </w:p>
+    <w:p>
+      <w:pPr>
+        <w:spacing w:after="0" w:line="480" w:lineRule="auto"/>
+        <w:rPr>
+          <w:rFonts w:ascii="Georgia Pro" w:eastAsia="Georgia Pro" w:hAnsi="Georgia Pro" w:cs="Georgia Pro"/>
+          <w:b/>
+          <w:bCs/>
+          <w:color w:val="000000" w:themeColor="text1"/>
+        </w:rPr>
+      </w:pPr>
+      <w:r>
+        <w:rPr>
+          <w:rFonts w:ascii="Georgia Pro" w:eastAsia="Georgia Pro" w:hAnsi="Georgia Pro" w:cs="Georgia Pro"/>
+          <w:b/>
+          <w:bCs/>
+          <w:color w:val="000000" w:themeColor="text1"/>
+        </w:rPr>
+        <w:t>Step 20: Verify Running Containers</w:t>
+      </w:r>
+    </w:p>
+    <w:p>
+      <w:pPr>
+        <w:spacing w:after="0" w:line="480" w:lineRule="auto"/>
+        <w:rPr>
+          <w:rFonts w:ascii="Georgia Pro" w:eastAsia="Georgia Pro" w:hAnsi="Georgia Pro" w:cs="Georgia Pro"/>
+          <w:color w:val="000000" w:themeColor="text1"/>
+        </w:rPr>
+      </w:pPr>
+      <w:r>
+        <w:rPr>
+          <w:rFonts w:ascii="Georgia Pro" w:eastAsia="Georgia Pro" w:hAnsi="Georgia Pro" w:cs="Georgia Pro"/>
+          <w:color w:val="000000" w:themeColor="text1"/>
+        </w:rPr>
+        <w:t xml:space="preserve">docker </w:t>
+      </w:r>
+      <w:proofErr w:type="spellStart"/>
+      <w:r>
+        <w:rPr>
+          <w:rFonts w:ascii="Georgia Pro" w:eastAsia="Georgia Pro" w:hAnsi="Georgia Pro" w:cs="Georgia Pro"/>
+          <w:color w:val="000000" w:themeColor="text1"/>
+        </w:rPr>
+        <w:t>ps</w:t>
+      </w:r>
+      <w:proofErr w:type="spellEnd"/>
+    </w:p>
+    <w:p>
+      <w:pPr>
+        <w:spacing w:after="0" w:line="480" w:lineRule="auto"/>
+        <w:rPr>
+          <w:rFonts w:ascii="Georgia Pro" w:eastAsia="Georgia Pro" w:hAnsi="Georgia Pro" w:cs="Georgia Pro"/>
+          <w:color w:val="000000" w:themeColor="text1"/>
+        </w:rPr>
+      </w:pPr>
+      <w:r>
+        <w:rPr>
+          <w:rFonts w:ascii="Georgia Pro" w:eastAsia="Georgia Pro" w:hAnsi="Georgia Pro" w:cs="Georgia Pro"/>
+          <w:color w:val="000000" w:themeColor="text1"/>
+        </w:rPr>
+        <w:t>Expected containers:</w:t>
+      </w:r>
+    </w:p>
+    <w:p>
+      <w:pPr>
+        <w:numPr>
+          <w:ilvl w:val="0"/>
+          <w:numId w:val="34"/>
+        </w:numPr>
+        <w:spacing w:after="0" w:line="480" w:lineRule="auto"/>
+        <w:rPr>
+          <w:rFonts w:ascii="Georgia Pro" w:eastAsia="Georgia Pro" w:hAnsi="Georgia Pro" w:cs="Georgia Pro"/>
+          <w:color w:val="000000" w:themeColor="text1"/>
+        </w:rPr>
+      </w:pPr>
+      <w:r>
+        <w:rPr>
+          <w:rFonts w:ascii="Georgia Pro" w:eastAsia="Georgia Pro" w:hAnsi="Georgia Pro" w:cs="Georgia Pro"/>
+          <w:color w:val="000000" w:themeColor="text1"/>
+        </w:rPr>
+        <w:t xml:space="preserve">frontend </w:t>
+      </w:r>
+    </w:p>
+    <w:p>
+      <w:pPr>
+        <w:numPr>
+          <w:ilvl w:val="0"/>
+          <w:numId w:val="34"/>
+        </w:numPr>
+        <w:spacing w:after="0" w:line="480" w:lineRule="auto"/>
+        <w:rPr>
+          <w:rFonts w:ascii="Georgia Pro" w:eastAsia="Georgia Pro" w:hAnsi="Georgia Pro" w:cs="Georgia Pro"/>
+          <w:color w:val="000000" w:themeColor="text1"/>
+        </w:rPr>
+      </w:pPr>
+      <w:r>
+        <w:rPr>
+          <w:rFonts w:ascii="Georgia Pro" w:eastAsia="Georgia Pro" w:hAnsi="Georgia Pro" w:cs="Georgia Pro"/>
+          <w:color w:val="000000" w:themeColor="text1"/>
+        </w:rPr>
+        <w:t xml:space="preserve">backend </w:t>
+      </w:r>
+    </w:p>
+    <w:p>
+      <w:pPr>
+        <w:numPr>
+          <w:ilvl w:val="0"/>
+          <w:numId w:val="34"/>
+        </w:numPr>
+        <w:spacing w:after="0" w:line="480" w:lineRule="auto"/>
+        <w:rPr>
+          <w:rFonts w:ascii="Georgia Pro" w:eastAsia="Georgia Pro" w:hAnsi="Georgia Pro" w:cs="Georgia Pro"/>
+          <w:color w:val="000000" w:themeColor="text1"/>
+        </w:rPr>
+      </w:pPr>
+      <w:proofErr w:type="spellStart"/>
+      <w:r>
+        <w:rPr>
+          <w:rFonts w:ascii="Georgia Pro" w:eastAsia="Georgia Pro" w:hAnsi="Georgia Pro" w:cs="Georgia Pro"/>
+          <w:color w:val="000000" w:themeColor="text1"/>
+        </w:rPr>
+        <w:t>mysql-db</w:t>
+      </w:r>
+      <w:proofErr w:type="spellEnd"/>
+    </w:p>
+    <w:p>
+      <w:pPr>
+        <w:spacing w:after="0" w:line="480" w:lineRule="auto"/>
+        <w:rPr>
+          <w:rFonts w:ascii="Georgia Pro" w:eastAsia="Georgia Pro" w:hAnsi="Georgia Pro" w:cs="Georgia Pro"/>
+          <w:b/>
+          <w:bCs/>
+          <w:color w:val="000000" w:themeColor="text1"/>
+        </w:rPr>
+      </w:pPr>
+      <w:r>
+        <w:rPr>
+          <w:rFonts w:ascii="Georgia Pro" w:eastAsia="Georgia Pro" w:hAnsi="Georgia Pro" w:cs="Georgia Pro"/>
+          <w:b/>
+          <w:bCs/>
+          <w:color w:val="000000" w:themeColor="text1"/>
+        </w:rPr>
+        <w:lastRenderedPageBreak/>
+        <w:t>Step 19: Start Multi-Tier Application</w:t>
+      </w:r>
+    </w:p>
+    <w:p>
+      <w:pPr>
+        <w:pBdr>
+          <w:top w:val="single" w:sz="4" w:space="1" w:color="auto"/>
+          <w:left w:val="single" w:sz="4" w:space="4" w:color="auto"/>
+          <w:bottom w:val="single" w:sz="4" w:space="1" w:color="auto"/>
+          <w:right w:val="single" w:sz="4" w:space="4" w:color="auto"/>
+        </w:pBdr>
+        <w:shd w:val="clear" w:color="auto" w:fill="F2F2F2" w:themeFill="background1" w:themeFillShade="F2"/>
+        <w:spacing w:after="0" w:line="480" w:lineRule="auto"/>
+        <w:rPr>
+          <w:rFonts w:ascii="Georgia Pro" w:eastAsia="Georgia Pro" w:hAnsi="Georgia Pro" w:cs="Georgia Pro"/>
+          <w:color w:val="000000" w:themeColor="text1"/>
+        </w:rPr>
+      </w:pPr>
+      <w:r>
+        <w:rPr>
+          <w:rFonts w:ascii="Georgia Pro" w:eastAsia="Georgia Pro" w:hAnsi="Georgia Pro" w:cs="Georgia Pro"/>
+          <w:color w:val="000000" w:themeColor="text1"/>
+        </w:rPr>
+        <w:t>docker-compose up -d</w:t>
+      </w:r>
+    </w:p>
+    <w:p>
+      <w:pPr>
+        <w:spacing w:after="0" w:line="480" w:lineRule="auto"/>
+        <w:rPr>
+          <w:rFonts w:ascii="Georgia Pro" w:eastAsia="Georgia Pro" w:hAnsi="Georgia Pro" w:cs="Georgia Pro"/>
+          <w:color w:val="000000" w:themeColor="text1"/>
+        </w:rPr>
+      </w:pPr>
+      <w:r>
+        <w:rPr>
+          <w:rFonts w:ascii="Georgia Pro" w:eastAsia="Georgia Pro" w:hAnsi="Georgia Pro" w:cs="Georgia Pro"/>
+          <w:color w:val="000000" w:themeColor="text1"/>
+        </w:rPr>
+        <w:pict w14:anchorId="7ECA5CE0">
+          <v:rect id="_x0000_i1047" style="width:0;height:1.5pt" o:hralign="center" o:hrstd="t" o:hr="t" fillcolor="#a0a0a0" stroked="f"/>
+        </w:pict>
+      </w:r>
+    </w:p>
+    <w:p>
+      <w:pPr>
+        <w:spacing w:after="0" w:line="480" w:lineRule="auto"/>
+        <w:rPr>
+          <w:rFonts w:ascii="Georgia Pro" w:eastAsia="Georgia Pro" w:hAnsi="Georgia Pro" w:cs="Georgia Pro"/>
+          <w:b/>
+          <w:bCs/>
+          <w:color w:val="000000" w:themeColor="text1"/>
+        </w:rPr>
+      </w:pPr>
+      <w:r>
+        <w:rPr>
+          <w:rFonts w:ascii="Georgia Pro" w:eastAsia="Georgia Pro" w:hAnsi="Georgia Pro" w:cs="Georgia Pro"/>
+          <w:b/>
+          <w:bCs/>
+          <w:color w:val="000000" w:themeColor="text1"/>
+        </w:rPr>
+        <w:t>Step 20: Verify Running Containers</w:t>
+      </w:r>
+    </w:p>
+    <w:p>
+      <w:pPr>
+        <w:pBdr>
+          <w:top w:val="single" w:sz="4" w:space="1" w:color="auto"/>
+          <w:left w:val="single" w:sz="4" w:space="4" w:color="auto"/>
+          <w:bottom w:val="single" w:sz="4" w:space="1" w:color="auto"/>
+          <w:right w:val="single" w:sz="4" w:space="4" w:color="auto"/>
+        </w:pBdr>
+        <w:shd w:val="clear" w:color="auto" w:fill="F2F2F2" w:themeFill="background1" w:themeFillShade="F2"/>
+        <w:spacing w:after="0" w:line="480" w:lineRule="auto"/>
+        <w:rPr>
+          <w:rFonts w:ascii="Georgia Pro" w:eastAsia="Georgia Pro" w:hAnsi="Georgia Pro" w:cs="Georgia Pro"/>
+          <w:color w:val="000000" w:themeColor="text1"/>
+        </w:rPr>
+      </w:pPr>
+      <w:r>
+        <w:rPr>
+          <w:rFonts w:ascii="Georgia Pro" w:eastAsia="Georgia Pro" w:hAnsi="Georgia Pro" w:cs="Georgia Pro"/>
+          <w:color w:val="000000" w:themeColor="text1"/>
+        </w:rPr>
+        <w:t xml:space="preserve">docker </w:t>
+      </w:r>
+      <w:proofErr w:type="spellStart"/>
+      <w:r>
+        <w:rPr>
+          <w:rFonts w:ascii="Georgia Pro" w:eastAsia="Georgia Pro" w:hAnsi="Georgia Pro" w:cs="Georgia Pro"/>
+          <w:color w:val="000000" w:themeColor="text1"/>
+        </w:rPr>
+        <w:t>ps</w:t>
+      </w:r>
+      <w:proofErr w:type="spellEnd"/>
+    </w:p>
+    <w:p>
+      <w:pPr>
+        <w:spacing w:after="0" w:line="480" w:lineRule="auto"/>
+        <w:rPr>
+          <w:rFonts w:ascii="Georgia Pro" w:eastAsia="Georgia Pro" w:hAnsi="Georgia Pro" w:cs="Georgia Pro"/>
+          <w:color w:val="000000" w:themeColor="text1"/>
+        </w:rPr>
+      </w:pPr>
+    </w:p>
+    <w:p>
+      <w:pPr>
+        <w:spacing w:after="0" w:line="480" w:lineRule="auto"/>
+        <w:rPr>
+          <w:rFonts w:ascii="Georgia Pro" w:eastAsia="Georgia Pro" w:hAnsi="Georgia Pro" w:cs="Georgia Pro"/>
+          <w:color w:val="000000" w:themeColor="text1"/>
+        </w:rPr>
+      </w:pPr>
+      <w:r>
+        <w:rPr>
+          <w:rFonts w:ascii="Georgia Pro" w:eastAsia="Georgia Pro" w:hAnsi="Georgia Pro" w:cs="Georgia Pro"/>
+          <w:color w:val="000000" w:themeColor="text1"/>
+        </w:rPr>
+        <w:t>Expected:</w:t>
+      </w:r>
+    </w:p>
+    <w:p>
+      <w:pPr>
+        <w:numPr>
+          <w:ilvl w:val="0"/>
+          <w:numId w:val="32"/>
+        </w:numPr>
+        <w:spacing w:after="0" w:line="480" w:lineRule="auto"/>
+        <w:rPr>
+          <w:rFonts w:ascii="Georgia Pro" w:eastAsia="Georgia Pro" w:hAnsi="Georgia Pro" w:cs="Georgia Pro"/>
+          <w:color w:val="000000" w:themeColor="text1"/>
+        </w:rPr>
+      </w:pPr>
+      <w:r>
+        <w:rPr>
+          <w:rFonts w:ascii="Georgia Pro" w:eastAsia="Georgia Pro" w:hAnsi="Georgia Pro" w:cs="Georgia Pro"/>
+          <w:color w:val="000000" w:themeColor="text1"/>
+        </w:rPr>
+        <w:t xml:space="preserve">frontend container </w:t>
+      </w:r>
+    </w:p>
+    <w:p>
+      <w:pPr>
+        <w:numPr>
+          <w:ilvl w:val="0"/>
+          <w:numId w:val="32"/>
+        </w:numPr>
+        <w:spacing w:after="0" w:line="480" w:lineRule="auto"/>
+        <w:rPr>
+          <w:rFonts w:ascii="Georgia Pro" w:eastAsia="Georgia Pro" w:hAnsi="Georgia Pro" w:cs="Georgia Pro"/>
+          <w:color w:val="000000" w:themeColor="text1"/>
+        </w:rPr>
+      </w:pPr>
+      <w:r>
+        <w:rPr>
+          <w:rFonts w:ascii="Georgia Pro" w:eastAsia="Georgia Pro" w:hAnsi="Georgia Pro" w:cs="Georgia Pro"/>
+          <w:color w:val="000000" w:themeColor="text1"/>
+        </w:rPr>
+        <w:t xml:space="preserve">backend container </w:t>
+      </w:r>
+    </w:p>
+    <w:p>
+      <w:pPr>
+        <w:numPr>
+          <w:ilvl w:val="0"/>
+          <w:numId w:val="32"/>
+        </w:numPr>
+        <w:spacing w:after="0" w:line="480" w:lineRule="auto"/>
+        <w:rPr>
+          <w:rFonts w:ascii="Georgia Pro" w:eastAsia="Georgia Pro" w:hAnsi="Georgia Pro" w:cs="Georgia Pro"/>
+          <w:color w:val="000000" w:themeColor="text1"/>
+        </w:rPr>
+      </w:pPr>
+      <w:proofErr w:type="spellStart"/>
+      <w:r>
+        <w:rPr>
+          <w:rFonts w:ascii="Georgia Pro" w:eastAsia="Georgia Pro" w:hAnsi="Georgia Pro" w:cs="Georgia Pro"/>
+          <w:color w:val="000000" w:themeColor="text1"/>
+        </w:rPr>
+        <w:t>mysql-db</w:t>
+      </w:r>
+      <w:proofErr w:type="spellEnd"/>
+      <w:r>
+        <w:rPr>
+          <w:rFonts w:ascii="Georgia Pro" w:eastAsia="Georgia Pro" w:hAnsi="Georgia Pro" w:cs="Georgia Pro"/>
+          <w:color w:val="000000" w:themeColor="text1"/>
+        </w:rPr>
+        <w:t xml:space="preserve"> container </w:t>
+      </w:r>
+    </w:p>
+    <w:p>
+      <w:pPr>
+        <w:spacing w:after="0" w:line="480" w:lineRule="auto"/>
+        <w:rPr>
+          <w:rFonts w:ascii="Georgia Pro" w:eastAsia="Georgia Pro" w:hAnsi="Georgia Pro" w:cs="Georgia Pro"/>
+          <w:color w:val="000000" w:themeColor="text1"/>
+        </w:rPr>
+      </w:pPr>
+      <w:r>
+        <w:rPr>
+          <w:rFonts w:ascii="Georgia Pro" w:eastAsia="Georgia Pro" w:hAnsi="Georgia Pro" w:cs="Georgia Pro"/>
+          <w:color w:val="000000" w:themeColor="text1"/>
+        </w:rPr>
+        <w:pict w14:anchorId="3459EA19">
+          <v:rect id="_x0000_i1048" style="width:0;height:1.5pt" o:hralign="center" o:hrstd="t" o:hr="t" fillcolor="#a0a0a0" stroked="f"/>
+        </w:pict>
+      </w:r>
+    </w:p>
+    <w:p>
+      <w:pPr>
+        <w:spacing w:after="0" w:line="480" w:lineRule="auto"/>
+        <w:rPr>
+          <w:rFonts w:ascii="Georgia Pro" w:eastAsia="Georgia Pro" w:hAnsi="Georgia Pro" w:cs="Georgia Pro"/>
+          <w:b/>
+          <w:bCs/>
+          <w:color w:val="000000" w:themeColor="text1"/>
+        </w:rPr>
+      </w:pPr>
+      <w:r>
+        <w:rPr>
+          <w:rFonts w:ascii="Georgia Pro" w:eastAsia="Georgia Pro" w:hAnsi="Georgia Pro" w:cs="Georgia Pro"/>
+          <w:b/>
+          <w:bCs/>
+          <w:color w:val="000000" w:themeColor="text1"/>
+        </w:rPr>
+        <w:t>Step 1: Open MySQL Container Shell</w:t>
+      </w:r>
+    </w:p>
+    <w:p>
+      <w:pPr>
+        <w:pBdr>
+          <w:top w:val="single" w:sz="4" w:space="1" w:color="auto"/>
+          <w:left w:val="single" w:sz="4" w:space="4" w:color="auto"/>
+          <w:bottom w:val="single" w:sz="4" w:space="1" w:color="auto"/>
+          <w:right w:val="single" w:sz="4" w:space="4" w:color="auto"/>
+        </w:pBdr>
+        <w:shd w:val="clear" w:color="auto" w:fill="F2F2F2" w:themeFill="background1" w:themeFillShade="F2"/>
+        <w:spacing w:after="0" w:line="480" w:lineRule="auto"/>
+        <w:rPr>
+          <w:rFonts w:ascii="Georgia Pro" w:eastAsia="Georgia Pro" w:hAnsi="Georgia Pro" w:cs="Georgia Pro"/>
+          <w:color w:val="000000" w:themeColor="text1"/>
+        </w:rPr>
+      </w:pPr>
+      <w:r>
+        <w:rPr>
+          <w:rFonts w:ascii="Georgia Pro" w:eastAsia="Georgia Pro" w:hAnsi="Georgia Pro" w:cs="Georgia Pro"/>
+          <w:color w:val="000000" w:themeColor="text1"/>
+        </w:rPr>
+        <w:t xml:space="preserve">docker exec -it </w:t>
+      </w:r>
+      <w:proofErr w:type="spellStart"/>
+      <w:r>
+        <w:rPr>
+          <w:rFonts w:ascii="Georgia Pro" w:eastAsia="Georgia Pro" w:hAnsi="Georgia Pro" w:cs="Georgia Pro"/>
+          <w:color w:val="000000" w:themeColor="text1"/>
+        </w:rPr>
+        <w:t>mysql-db</w:t>
+      </w:r>
+      <w:proofErr w:type="spellEnd"/>
+      <w:r>
+        <w:rPr>
+          <w:rFonts w:ascii="Georgia Pro" w:eastAsia="Georgia Pro" w:hAnsi="Georgia Pro" w:cs="Georgia Pro"/>
+          <w:color w:val="000000" w:themeColor="text1"/>
+        </w:rPr>
+        <w:t xml:space="preserve"> bash</w:t>
+      </w:r>
+    </w:p>
+    <w:p>
+      <w:pPr>
+        <w:spacing w:after="0" w:line="480" w:lineRule="auto"/>
+        <w:rPr>
+          <w:rFonts w:ascii="Georgia Pro" w:eastAsia="Georgia Pro" w:hAnsi="Georgia Pro" w:cs="Georgia Pro"/>
+          <w:color w:val="000000" w:themeColor="text1"/>
+        </w:rPr>
+      </w:pPr>
+      <w:r>
+        <w:rPr>
+          <w:rFonts w:ascii="Georgia Pro" w:eastAsia="Georgia Pro" w:hAnsi="Georgia Pro" w:cs="Georgia Pro"/>
+          <w:color w:val="000000" w:themeColor="text1"/>
+        </w:rPr>
+        <w:pict w14:anchorId="68C358F9">
+          <v:rect id="_x0000_i1209" style="width:0;height:1.5pt" o:hralign="center" o:hrstd="t" o:hr="t" fillcolor="#a0a0a0" stroked="f"/>
+        </w:pict>
+      </w:r>
+    </w:p>
+    <w:p>
+      <w:pPr>
+        <w:spacing w:after="0" w:line="480" w:lineRule="auto"/>
+        <w:rPr>
+          <w:rFonts w:ascii="Georgia Pro" w:eastAsia="Georgia Pro" w:hAnsi="Georgia Pro" w:cs="Georgia Pro"/>
+          <w:b/>
+          <w:bCs/>
+          <w:color w:val="000000" w:themeColor="text1"/>
+        </w:rPr>
+      </w:pPr>
+      <w:r>
+        <w:rPr>
+          <w:rFonts w:ascii="Georgia Pro" w:eastAsia="Georgia Pro" w:hAnsi="Georgia Pro" w:cs="Georgia Pro"/>
+          <w:b/>
+          <w:bCs/>
+          <w:color w:val="000000" w:themeColor="text1"/>
+        </w:rPr>
+        <w:t>Step 2: Login to MySQL</w:t>
+      </w:r>
+    </w:p>
+    <w:p>
+      <w:pPr>
+        <w:pBdr>
+          <w:top w:val="single" w:sz="4" w:space="1" w:color="auto"/>
+          <w:left w:val="single" w:sz="4" w:space="4" w:color="auto"/>
+          <w:bottom w:val="single" w:sz="4" w:space="1" w:color="auto"/>
+          <w:right w:val="single" w:sz="4" w:space="4" w:color="auto"/>
+        </w:pBdr>
+        <w:shd w:val="clear" w:color="auto" w:fill="F2F2F2" w:themeFill="background1" w:themeFillShade="F2"/>
+        <w:spacing w:after="0" w:line="480" w:lineRule="auto"/>
+        <w:rPr>
+          <w:rFonts w:ascii="Georgia Pro" w:eastAsia="Georgia Pro" w:hAnsi="Georgia Pro" w:cs="Georgia Pro"/>
+          <w:color w:val="000000" w:themeColor="text1"/>
+        </w:rPr>
+      </w:pPr>
+      <w:proofErr w:type="spellStart"/>
+      <w:r>
+        <w:rPr>
+          <w:rFonts w:ascii="Georgia Pro" w:eastAsia="Georgia Pro" w:hAnsi="Georgia Pro" w:cs="Georgia Pro"/>
+          <w:color w:val="000000" w:themeColor="text1"/>
+        </w:rPr>
+        <w:t>mysql</w:t>
+      </w:r>
+      <w:proofErr w:type="spellEnd"/>
+      <w:r>
+        <w:rPr>
+          <w:rFonts w:ascii="Georgia Pro" w:eastAsia="Georgia Pro" w:hAnsi="Georgia Pro" w:cs="Georgia Pro"/>
+          <w:color w:val="000000" w:themeColor="text1"/>
+        </w:rPr>
+        <w:t xml:space="preserve"> -u root -p</w:t>
+      </w:r>
+    </w:p>
+    <w:p>
+      <w:pPr>
+        <w:spacing w:after="0" w:line="480" w:lineRule="auto"/>
+        <w:rPr>
+          <w:rFonts w:ascii="Georgia Pro" w:eastAsia="Georgia Pro" w:hAnsi="Georgia Pro" w:cs="Georgia Pro"/>
+          <w:color w:val="000000" w:themeColor="text1"/>
+        </w:rPr>
+      </w:pPr>
+    </w:p>
+    <w:p>
+      <w:pPr>
+        <w:spacing w:after="0" w:line="480" w:lineRule="auto"/>
+        <w:rPr>
+          <w:rFonts w:ascii="Georgia Pro" w:eastAsia="Georgia Pro" w:hAnsi="Georgia Pro" w:cs="Georgia Pro"/>
+          <w:color w:val="000000" w:themeColor="text1"/>
+        </w:rPr>
+      </w:pPr>
+      <w:r>
+        <w:rPr>
+          <w:rFonts w:ascii="Georgia Pro" w:eastAsia="Georgia Pro" w:hAnsi="Georgia Pro" w:cs="Georgia Pro"/>
+          <w:color w:val="000000" w:themeColor="text1"/>
+        </w:rPr>
+        <w:t>Enter password:</w:t>
+      </w:r>
+    </w:p>
+    <w:p>
+      <w:pPr>
+        <w:pBdr>
+          <w:top w:val="single" w:sz="4" w:space="1" w:color="auto"/>
+          <w:left w:val="single" w:sz="4" w:space="4" w:color="auto"/>
+          <w:bottom w:val="single" w:sz="4" w:space="1" w:color="auto"/>
+          <w:right w:val="single" w:sz="4" w:space="4" w:color="auto"/>
+        </w:pBdr>
+        <w:shd w:val="clear" w:color="auto" w:fill="F2F2F2" w:themeFill="background1" w:themeFillShade="F2"/>
+        <w:spacing w:after="0" w:line="480" w:lineRule="auto"/>
+        <w:rPr>
+          <w:rFonts w:ascii="Georgia Pro" w:eastAsia="Georgia Pro" w:hAnsi="Georgia Pro" w:cs="Georgia Pro"/>
+          <w:color w:val="000000" w:themeColor="text1"/>
+        </w:rPr>
+      </w:pPr>
+      <w:r>
+        <w:rPr>
+          <w:rFonts w:ascii="Georgia Pro" w:eastAsia="Georgia Pro" w:hAnsi="Georgia Pro" w:cs="Georgia Pro"/>
+          <w:color w:val="000000" w:themeColor="text1"/>
+        </w:rPr>
+        <w:t>password123</w:t>
+      </w:r>
+    </w:p>
+    <w:p>
+      <w:pPr>
+        <w:spacing w:after="0" w:line="480" w:lineRule="auto"/>
+        <w:rPr>
+          <w:rFonts w:ascii="Georgia Pro" w:eastAsia="Georgia Pro" w:hAnsi="Georgia Pro" w:cs="Georgia Pro"/>
+          <w:color w:val="000000" w:themeColor="text1"/>
+        </w:rPr>
+      </w:pPr>
+      <w:r>
+        <w:rPr>
+          <w:rFonts w:ascii="Georgia Pro" w:eastAsia="Georgia Pro" w:hAnsi="Georgia Pro" w:cs="Georgia Pro"/>
+          <w:color w:val="000000" w:themeColor="text1"/>
+        </w:rPr>
+        <w:pict w14:anchorId="2939322F">
+          <v:rect id="_x0000_i1210" style="width:0;height:1.5pt" o:hralign="center" o:hrstd="t" o:hr="t" fillcolor="#a0a0a0" stroked="f"/>
+        </w:pict>
+      </w:r>
+    </w:p>
+    <w:p>
+      <w:pPr>
+        <w:spacing w:after="0" w:line="480" w:lineRule="auto"/>
+        <w:rPr>
+          <w:rFonts w:ascii="Georgia Pro" w:eastAsia="Georgia Pro" w:hAnsi="Georgia Pro" w:cs="Georgia Pro"/>
+          <w:b/>
+          <w:bCs/>
+          <w:color w:val="000000" w:themeColor="text1"/>
+        </w:rPr>
+      </w:pPr>
+      <w:r>
+        <w:rPr>
+          <w:rFonts w:ascii="Georgia Pro" w:eastAsia="Georgia Pro" w:hAnsi="Georgia Pro" w:cs="Georgia Pro"/>
+          <w:b/>
+          <w:bCs/>
+          <w:color w:val="000000" w:themeColor="text1"/>
+        </w:rPr>
+        <w:t>Step 3: Select Database</w:t>
+      </w:r>
+    </w:p>
+    <w:p>
+      <w:pPr>
+        <w:pBdr>
+          <w:top w:val="single" w:sz="4" w:space="1" w:color="auto"/>
+          <w:left w:val="single" w:sz="4" w:space="4" w:color="auto"/>
+          <w:bottom w:val="single" w:sz="4" w:space="1" w:color="auto"/>
+          <w:right w:val="single" w:sz="4" w:space="4" w:color="auto"/>
+        </w:pBdr>
+        <w:shd w:val="clear" w:color="auto" w:fill="F2F2F2" w:themeFill="background1" w:themeFillShade="F2"/>
+        <w:spacing w:after="0" w:line="480" w:lineRule="auto"/>
+        <w:rPr>
+          <w:rFonts w:ascii="Georgia Pro" w:eastAsia="Georgia Pro" w:hAnsi="Georgia Pro" w:cs="Georgia Pro"/>
+          <w:color w:val="000000" w:themeColor="text1"/>
+        </w:rPr>
+      </w:pPr>
+      <w:r>
+        <w:rPr>
+          <w:rFonts w:ascii="Georgia Pro" w:eastAsia="Georgia Pro" w:hAnsi="Georgia Pro" w:cs="Georgia Pro"/>
+          <w:color w:val="000000" w:themeColor="text1"/>
+        </w:rPr>
+        <w:t xml:space="preserve">USE </w:t>
+      </w:r>
+      <w:proofErr w:type="spellStart"/>
+      <w:r>
+        <w:rPr>
+          <w:rFonts w:ascii="Georgia Pro" w:eastAsia="Georgia Pro" w:hAnsi="Georgia Pro" w:cs="Georgia Pro"/>
+          <w:color w:val="000000" w:themeColor="text1"/>
+        </w:rPr>
+        <w:t>salesdb</w:t>
+      </w:r>
+      <w:proofErr w:type="spellEnd"/>
+      <w:r>
+        <w:rPr>
+          <w:rFonts w:ascii="Georgia Pro" w:eastAsia="Georgia Pro" w:hAnsi="Georgia Pro" w:cs="Georgia Pro"/>
+          <w:color w:val="000000" w:themeColor="text1"/>
+        </w:rPr>
+        <w:t>;</w:t>
+      </w:r>
+    </w:p>
+    <w:p>
+      <w:pPr>
+        <w:spacing w:after="0" w:line="480" w:lineRule="auto"/>
+        <w:rPr>
+          <w:rFonts w:ascii="Georgia Pro" w:eastAsia="Georgia Pro" w:hAnsi="Georgia Pro" w:cs="Georgia Pro"/>
+          <w:color w:val="000000" w:themeColor="text1"/>
+        </w:rPr>
+      </w:pPr>
+      <w:r>
+        <w:rPr>
+          <w:rFonts w:ascii="Georgia Pro" w:eastAsia="Georgia Pro" w:hAnsi="Georgia Pro" w:cs="Georgia Pro"/>
+          <w:color w:val="000000" w:themeColor="text1"/>
+        </w:rPr>
+        <w:pict w14:anchorId="1246F3DE">
+          <v:rect id="_x0000_i1211" style="width:0;height:1.5pt" o:hralign="center" o:hrstd="t" o:hr="t" fillcolor="#a0a0a0" stroked="f"/>
+        </w:pict>
+      </w:r>
+    </w:p>
+    <w:p>
+      <w:pPr>
+        <w:spacing w:after="0" w:line="480" w:lineRule="auto"/>
+        <w:rPr>
+          <w:rFonts w:ascii="Georgia Pro" w:eastAsia="Georgia Pro" w:hAnsi="Georgia Pro" w:cs="Georgia Pro"/>
+          <w:b/>
+          <w:bCs/>
+          <w:color w:val="000000" w:themeColor="text1"/>
+        </w:rPr>
+      </w:pPr>
+    </w:p>
+    <w:p>
+      <w:pPr>
+        <w:spacing w:after="0" w:line="480" w:lineRule="auto"/>
+        <w:rPr>
+          <w:rFonts w:ascii="Georgia Pro" w:eastAsia="Georgia Pro" w:hAnsi="Georgia Pro" w:cs="Georgia Pro"/>
+          <w:b/>
+          <w:bCs/>
+          <w:color w:val="000000" w:themeColor="text1"/>
+        </w:rPr>
+      </w:pPr>
+    </w:p>
+    <w:p>
+      <w:pPr>
+        <w:spacing w:after="0" w:line="480" w:lineRule="auto"/>
+        <w:rPr>
+          <w:rFonts w:ascii="Georgia Pro" w:eastAsia="Georgia Pro" w:hAnsi="Georgia Pro" w:cs="Georgia Pro"/>
+          <w:b/>
+          <w:bCs/>
+          <w:color w:val="000000" w:themeColor="text1"/>
+        </w:rPr>
+      </w:pPr>
+    </w:p>
+    <w:p>
+      <w:pPr>
+        <w:spacing w:after="0" w:line="480" w:lineRule="auto"/>
+        <w:rPr>
+          <w:rFonts w:ascii="Georgia Pro" w:eastAsia="Georgia Pro" w:hAnsi="Georgia Pro" w:cs="Georgia Pro"/>
+          <w:b/>
+          <w:bCs/>
+          <w:color w:val="000000" w:themeColor="text1"/>
+        </w:rPr>
+      </w:pPr>
+    </w:p>
+    <w:p>
+      <w:pPr>
+        <w:spacing w:after="0" w:line="480" w:lineRule="auto"/>
+        <w:rPr>
+          <w:rFonts w:ascii="Georgia Pro" w:eastAsia="Georgia Pro" w:hAnsi="Georgia Pro" w:cs="Georgia Pro"/>
+          <w:b/>
+          <w:bCs/>
+          <w:color w:val="000000" w:themeColor="text1"/>
+        </w:rPr>
+      </w:pPr>
+      <w:r>
+        <w:rPr>
+          <w:rFonts w:ascii="Georgia Pro" w:eastAsia="Georgia Pro" w:hAnsi="Georgia Pro" w:cs="Georgia Pro"/>
+          <w:b/>
+          <w:bCs/>
+          <w:color w:val="000000" w:themeColor="text1"/>
+        </w:rPr>
+        <w:lastRenderedPageBreak/>
+        <w:t>Step 4: Create Table</w:t>
+      </w:r>
+    </w:p>
+    <w:p>
+      <w:pPr>
+        <w:pBdr>
+          <w:top w:val="single" w:sz="4" w:space="1" w:color="auto"/>
+          <w:left w:val="single" w:sz="4" w:space="4" w:color="auto"/>
+          <w:bottom w:val="single" w:sz="4" w:space="1" w:color="auto"/>
+          <w:right w:val="single" w:sz="4" w:space="4" w:color="auto"/>
+        </w:pBdr>
+        <w:shd w:val="clear" w:color="auto" w:fill="F2F2F2" w:themeFill="background1" w:themeFillShade="F2"/>
+        <w:spacing w:after="0" w:line="480" w:lineRule="auto"/>
+        <w:rPr>
+          <w:rFonts w:ascii="Georgia Pro" w:eastAsia="Georgia Pro" w:hAnsi="Georgia Pro" w:cs="Georgia Pro"/>
+          <w:color w:val="000000" w:themeColor="text1"/>
+        </w:rPr>
+      </w:pPr>
+      <w:r>
+        <w:rPr>
+          <w:rFonts w:ascii="Georgia Pro" w:eastAsia="Georgia Pro" w:hAnsi="Georgia Pro" w:cs="Georgia Pro"/>
+          <w:color w:val="000000" w:themeColor="text1"/>
+        </w:rPr>
+        <w:t>CREATE TABLE customers (</w:t>
+      </w:r>
+      <w:r>
+        <w:rPr>
+          <w:rFonts w:ascii="Georgia Pro" w:eastAsia="Georgia Pro" w:hAnsi="Georgia Pro" w:cs="Georgia Pro"/>
+          <w:color w:val="000000" w:themeColor="text1"/>
+        </w:rPr>
+        <w:br/>
+        <w:t xml:space="preserve">    id INT PRIMARY KEY,</w:t>
+      </w:r>
+      <w:r>
+        <w:rPr>
+          <w:rFonts w:ascii="Georgia Pro" w:eastAsia="Georgia Pro" w:hAnsi="Georgia Pro" w:cs="Georgia Pro"/>
+          <w:color w:val="000000" w:themeColor="text1"/>
+        </w:rPr>
+        <w:br/>
+        <w:t xml:space="preserve">    name </w:t>
+      </w:r>
+      <w:proofErr w:type="gramStart"/>
+      <w:r>
+        <w:rPr>
+          <w:rFonts w:ascii="Georgia Pro" w:eastAsia="Georgia Pro" w:hAnsi="Georgia Pro" w:cs="Georgia Pro"/>
+          <w:color w:val="000000" w:themeColor="text1"/>
+        </w:rPr>
+        <w:t>VARCHAR(</w:t>
+      </w:r>
+      <w:proofErr w:type="gramEnd"/>
+      <w:r>
+        <w:rPr>
+          <w:rFonts w:ascii="Georgia Pro" w:eastAsia="Georgia Pro" w:hAnsi="Georgia Pro" w:cs="Georgia Pro"/>
+          <w:color w:val="000000" w:themeColor="text1"/>
+        </w:rPr>
+        <w:t>50),</w:t>
+      </w:r>
+      <w:r>
+        <w:rPr>
+          <w:rFonts w:ascii="Georgia Pro" w:eastAsia="Georgia Pro" w:hAnsi="Georgia Pro" w:cs="Georgia Pro"/>
+          <w:color w:val="000000" w:themeColor="text1"/>
+        </w:rPr>
+        <w:br/>
+        <w:t xml:space="preserve">    city </w:t>
+      </w:r>
+      <w:proofErr w:type="gramStart"/>
+      <w:r>
+        <w:rPr>
+          <w:rFonts w:ascii="Georgia Pro" w:eastAsia="Georgia Pro" w:hAnsi="Georgia Pro" w:cs="Georgia Pro"/>
+          <w:color w:val="000000" w:themeColor="text1"/>
+        </w:rPr>
+        <w:t>VARCHAR(</w:t>
+      </w:r>
+      <w:proofErr w:type="gramEnd"/>
+      <w:r>
+        <w:rPr>
+          <w:rFonts w:ascii="Georgia Pro" w:eastAsia="Georgia Pro" w:hAnsi="Georgia Pro" w:cs="Georgia Pro"/>
+          <w:color w:val="000000" w:themeColor="text1"/>
+        </w:rPr>
+        <w:t>50)</w:t>
+      </w:r>
+      <w:r>
+        <w:rPr>
+          <w:rFonts w:ascii="Georgia Pro" w:eastAsia="Georgia Pro" w:hAnsi="Georgia Pro" w:cs="Georgia Pro"/>
+          <w:color w:val="000000" w:themeColor="text1"/>
+        </w:rPr>
+        <w:br/>
+        <w:t>);</w:t>
+      </w:r>
+    </w:p>
+    <w:p>
+      <w:pPr>
+        <w:spacing w:after="0" w:line="480" w:lineRule="auto"/>
+        <w:rPr>
+          <w:rFonts w:ascii="Georgia Pro" w:eastAsia="Georgia Pro" w:hAnsi="Georgia Pro" w:cs="Georgia Pro"/>
+          <w:color w:val="000000" w:themeColor="text1"/>
+        </w:rPr>
+      </w:pPr>
+      <w:r>
+        <w:rPr>
+          <w:rFonts w:ascii="Georgia Pro" w:eastAsia="Georgia Pro" w:hAnsi="Georgia Pro" w:cs="Georgia Pro"/>
+          <w:color w:val="000000" w:themeColor="text1"/>
+        </w:rPr>
+        <w:pict w14:anchorId="4706475E">
+          <v:rect id="_x0000_i1212" style="width:0;height:1.5pt" o:hralign="center" o:hrstd="t" o:hr="t" fillcolor="#a0a0a0" stroked="f"/>
+        </w:pict>
+      </w:r>
+    </w:p>
+    <w:p>
+      <w:pPr>
+        <w:spacing w:after="0" w:line="480" w:lineRule="auto"/>
+        <w:rPr>
+          <w:rFonts w:ascii="Georgia Pro" w:eastAsia="Georgia Pro" w:hAnsi="Georgia Pro" w:cs="Georgia Pro"/>
+          <w:b/>
+          <w:bCs/>
+          <w:color w:val="000000" w:themeColor="text1"/>
+        </w:rPr>
+      </w:pPr>
+      <w:r>
+        <w:rPr>
+          <w:rFonts w:ascii="Georgia Pro" w:eastAsia="Georgia Pro" w:hAnsi="Georgia Pro" w:cs="Georgia Pro"/>
+          <w:b/>
+          <w:bCs/>
+          <w:color w:val="000000" w:themeColor="text1"/>
+        </w:rPr>
+        <w:t>Step 5: Insert Records</w:t>
+      </w:r>
+    </w:p>
+    <w:p>
+      <w:pPr>
+        <w:spacing w:after="0" w:line="480" w:lineRule="auto"/>
+        <w:rPr>
+          <w:rFonts w:ascii="Georgia Pro" w:eastAsia="Georgia Pro" w:hAnsi="Georgia Pro" w:cs="Georgia Pro"/>
+          <w:color w:val="000000" w:themeColor="text1"/>
+        </w:rPr>
+      </w:pPr>
+      <w:r>
+        <w:rPr>
+          <w:rFonts w:ascii="Georgia Pro" w:eastAsia="Georgia Pro" w:hAnsi="Georgia Pro" w:cs="Georgia Pro"/>
+          <w:color w:val="000000" w:themeColor="text1"/>
+        </w:rPr>
+        <w:t>IMPORTANT:</w:t>
+      </w:r>
+      <w:r>
+        <w:rPr>
+          <w:rFonts w:ascii="Georgia Pro" w:eastAsia="Georgia Pro" w:hAnsi="Georgia Pro" w:cs="Georgia Pro"/>
+          <w:color w:val="000000" w:themeColor="text1"/>
+        </w:rPr>
+        <w:br/>
+        <w:t xml:space="preserve">Use normal single quotes </w:t>
+      </w:r>
+      <w:proofErr w:type="gramStart"/>
+      <w:r>
+        <w:rPr>
+          <w:rFonts w:ascii="Georgia Pro" w:eastAsia="Georgia Pro" w:hAnsi="Georgia Pro" w:cs="Georgia Pro"/>
+          <w:color w:val="000000" w:themeColor="text1"/>
+        </w:rPr>
+        <w:t>‘</w:t>
+      </w:r>
+      <w:r>
+        <w:rPr>
+          <w:rFonts w:ascii="Georgia Pro" w:eastAsia="Georgia Pro" w:hAnsi="Georgia Pro" w:cs="Georgia Pro"/>
+          <w:color w:val="000000" w:themeColor="text1"/>
+        </w:rPr>
+        <w:t xml:space="preserve"> not</w:t>
+      </w:r>
+      <w:proofErr w:type="gramEnd"/>
+      <w:r>
+        <w:rPr>
+          <w:rFonts w:ascii="Georgia Pro" w:eastAsia="Georgia Pro" w:hAnsi="Georgia Pro" w:cs="Georgia Pro"/>
+          <w:color w:val="000000" w:themeColor="text1"/>
+        </w:rPr>
+        <w:t xml:space="preserve"> smart </w:t>
+      </w:r>
+      <w:proofErr w:type="gramStart"/>
+      <w:r>
+        <w:rPr>
+          <w:rFonts w:ascii="Georgia Pro" w:eastAsia="Georgia Pro" w:hAnsi="Georgia Pro" w:cs="Georgia Pro"/>
+          <w:color w:val="000000" w:themeColor="text1"/>
+        </w:rPr>
+        <w:t>quotes ’</w:t>
+      </w:r>
+      <w:proofErr w:type="gramEnd"/>
+      <w:r>
+        <w:rPr>
+          <w:rFonts w:ascii="Georgia Pro" w:eastAsia="Georgia Pro" w:hAnsi="Georgia Pro" w:cs="Georgia Pro"/>
+          <w:color w:val="000000" w:themeColor="text1"/>
+        </w:rPr>
+        <w:t>.</w:t>
+      </w:r>
+    </w:p>
+    <w:p>
+      <w:pPr>
+        <w:pBdr>
+          <w:top w:val="single" w:sz="4" w:space="1" w:color="auto"/>
+          <w:left w:val="single" w:sz="4" w:space="4" w:color="auto"/>
+          <w:bottom w:val="single" w:sz="4" w:space="1" w:color="auto"/>
+          <w:right w:val="single" w:sz="4" w:space="4" w:color="auto"/>
+        </w:pBdr>
+        <w:shd w:val="clear" w:color="auto" w:fill="F2F2F2" w:themeFill="background1" w:themeFillShade="F2"/>
+        <w:spacing w:after="0" w:line="480" w:lineRule="auto"/>
+        <w:rPr>
+          <w:rFonts w:ascii="Georgia Pro" w:eastAsia="Georgia Pro" w:hAnsi="Georgia Pro" w:cs="Georgia Pro"/>
+          <w:color w:val="000000" w:themeColor="text1"/>
+        </w:rPr>
+      </w:pPr>
+      <w:r>
+        <w:rPr>
+          <w:rFonts w:ascii="Georgia Pro" w:eastAsia="Georgia Pro" w:hAnsi="Georgia Pro" w:cs="Georgia Pro"/>
+          <w:color w:val="000000" w:themeColor="text1"/>
+        </w:rPr>
+        <w:t>INSERT INTO customers VALUES</w:t>
+      </w:r>
+      <w:r>
+        <w:rPr>
+          <w:rFonts w:ascii="Georgia Pro" w:eastAsia="Georgia Pro" w:hAnsi="Georgia Pro" w:cs="Georgia Pro"/>
+          <w:color w:val="000000" w:themeColor="text1"/>
+        </w:rPr>
+        <w:br/>
+        <w:t>(1,</w:t>
+      </w:r>
+      <w:r>
+        <w:rPr>
+          <w:rFonts w:ascii="Georgia Pro" w:eastAsia="Georgia Pro" w:hAnsi="Georgia Pro" w:cs="Georgia Pro"/>
+          <w:color w:val="000000" w:themeColor="text1"/>
+        </w:rPr>
+        <w:t>’</w:t>
+      </w:r>
+      <w:r>
+        <w:rPr>
+          <w:rFonts w:ascii="Georgia Pro" w:eastAsia="Georgia Pro" w:hAnsi="Georgia Pro" w:cs="Georgia Pro"/>
+          <w:color w:val="000000" w:themeColor="text1"/>
+        </w:rPr>
+        <w:t>John</w:t>
+      </w:r>
+      <w:r>
+        <w:rPr>
+          <w:rFonts w:ascii="Georgia Pro" w:eastAsia="Georgia Pro" w:hAnsi="Georgia Pro" w:cs="Georgia Pro"/>
+          <w:color w:val="000000" w:themeColor="text1"/>
+        </w:rPr>
+        <w:t>’</w:t>
+      </w:r>
+      <w:r>
+        <w:rPr>
+          <w:rFonts w:ascii="Georgia Pro" w:eastAsia="Georgia Pro" w:hAnsi="Georgia Pro" w:cs="Georgia Pro"/>
+          <w:color w:val="000000" w:themeColor="text1"/>
+        </w:rPr>
+        <w:t>,</w:t>
+      </w:r>
+      <w:r>
+        <w:rPr>
+          <w:rFonts w:ascii="Georgia Pro" w:eastAsia="Georgia Pro" w:hAnsi="Georgia Pro" w:cs="Georgia Pro"/>
+          <w:color w:val="000000" w:themeColor="text1"/>
+        </w:rPr>
+        <w:t>’</w:t>
+      </w:r>
+      <w:r>
+        <w:rPr>
+          <w:rFonts w:ascii="Georgia Pro" w:eastAsia="Georgia Pro" w:hAnsi="Georgia Pro" w:cs="Georgia Pro"/>
+          <w:color w:val="000000" w:themeColor="text1"/>
+        </w:rPr>
+        <w:t>New York</w:t>
+      </w:r>
+      <w:r>
+        <w:rPr>
+          <w:rFonts w:ascii="Georgia Pro" w:eastAsia="Georgia Pro" w:hAnsi="Georgia Pro" w:cs="Georgia Pro"/>
+          <w:color w:val="000000" w:themeColor="text1"/>
+        </w:rPr>
+        <w:t>’</w:t>
+      </w:r>
+      <w:r>
+        <w:rPr>
+          <w:rFonts w:ascii="Georgia Pro" w:eastAsia="Georgia Pro" w:hAnsi="Georgia Pro" w:cs="Georgia Pro"/>
+          <w:color w:val="000000" w:themeColor="text1"/>
+        </w:rPr>
+        <w:t>),</w:t>
+      </w:r>
+      <w:r>
+        <w:rPr>
+          <w:rFonts w:ascii="Georgia Pro" w:eastAsia="Georgia Pro" w:hAnsi="Georgia Pro" w:cs="Georgia Pro"/>
+          <w:color w:val="000000" w:themeColor="text1"/>
+        </w:rPr>
+        <w:br/>
+        <w:t>(2,</w:t>
+      </w:r>
+      <w:r>
+        <w:rPr>
+          <w:rFonts w:ascii="Georgia Pro" w:eastAsia="Georgia Pro" w:hAnsi="Georgia Pro" w:cs="Georgia Pro"/>
+          <w:color w:val="000000" w:themeColor="text1"/>
+        </w:rPr>
+        <w:t>’</w:t>
+      </w:r>
+      <w:r>
+        <w:rPr>
+          <w:rFonts w:ascii="Georgia Pro" w:eastAsia="Georgia Pro" w:hAnsi="Georgia Pro" w:cs="Georgia Pro"/>
+          <w:color w:val="000000" w:themeColor="text1"/>
+        </w:rPr>
+        <w:t>Alice</w:t>
+      </w:r>
+      <w:r>
+        <w:rPr>
+          <w:rFonts w:ascii="Georgia Pro" w:eastAsia="Georgia Pro" w:hAnsi="Georgia Pro" w:cs="Georgia Pro"/>
+          <w:color w:val="000000" w:themeColor="text1"/>
+        </w:rPr>
+        <w:t>’</w:t>
+      </w:r>
+      <w:r>
+        <w:rPr>
+          <w:rFonts w:ascii="Georgia Pro" w:eastAsia="Georgia Pro" w:hAnsi="Georgia Pro" w:cs="Georgia Pro"/>
+          <w:color w:val="000000" w:themeColor="text1"/>
+        </w:rPr>
+        <w:t>,</w:t>
+      </w:r>
+      <w:r>
+        <w:rPr>
+          <w:rFonts w:ascii="Georgia Pro" w:eastAsia="Georgia Pro" w:hAnsi="Georgia Pro" w:cs="Georgia Pro"/>
+          <w:color w:val="000000" w:themeColor="text1"/>
+        </w:rPr>
+        <w:t>’</w:t>
+      </w:r>
+      <w:r>
+        <w:rPr>
+          <w:rFonts w:ascii="Georgia Pro" w:eastAsia="Georgia Pro" w:hAnsi="Georgia Pro" w:cs="Georgia Pro"/>
+          <w:color w:val="000000" w:themeColor="text1"/>
+        </w:rPr>
+        <w:t>London</w:t>
+      </w:r>
+      <w:r>
+        <w:rPr>
+          <w:rFonts w:ascii="Georgia Pro" w:eastAsia="Georgia Pro" w:hAnsi="Georgia Pro" w:cs="Georgia Pro"/>
+          <w:color w:val="000000" w:themeColor="text1"/>
+        </w:rPr>
+        <w:t>’</w:t>
+      </w:r>
+      <w:r>
+        <w:rPr>
+          <w:rFonts w:ascii="Georgia Pro" w:eastAsia="Georgia Pro" w:hAnsi="Georgia Pro" w:cs="Georgia Pro"/>
+          <w:color w:val="000000" w:themeColor="text1"/>
+        </w:rPr>
+        <w:t>),</w:t>
+      </w:r>
+      <w:r>
+        <w:rPr>
+          <w:rFonts w:ascii="Georgia Pro" w:eastAsia="Georgia Pro" w:hAnsi="Georgia Pro" w:cs="Georgia Pro"/>
+          <w:color w:val="000000" w:themeColor="text1"/>
+        </w:rPr>
+        <w:br/>
+        <w:t>(3,</w:t>
+      </w:r>
+      <w:r>
+        <w:rPr>
+          <w:rFonts w:ascii="Georgia Pro" w:eastAsia="Georgia Pro" w:hAnsi="Georgia Pro" w:cs="Georgia Pro"/>
+          <w:color w:val="000000" w:themeColor="text1"/>
+        </w:rPr>
+        <w:t>’</w:t>
+      </w:r>
+      <w:r>
+        <w:rPr>
+          <w:rFonts w:ascii="Georgia Pro" w:eastAsia="Georgia Pro" w:hAnsi="Georgia Pro" w:cs="Georgia Pro"/>
+          <w:color w:val="000000" w:themeColor="text1"/>
+        </w:rPr>
+        <w:t>Bob</w:t>
+      </w:r>
+      <w:r>
+        <w:rPr>
+          <w:rFonts w:ascii="Georgia Pro" w:eastAsia="Georgia Pro" w:hAnsi="Georgia Pro" w:cs="Georgia Pro"/>
+          <w:color w:val="000000" w:themeColor="text1"/>
+        </w:rPr>
+        <w:t>’</w:t>
+      </w:r>
+      <w:r>
+        <w:rPr>
+          <w:rFonts w:ascii="Georgia Pro" w:eastAsia="Georgia Pro" w:hAnsi="Georgia Pro" w:cs="Georgia Pro"/>
+          <w:color w:val="000000" w:themeColor="text1"/>
+        </w:rPr>
+        <w:t>,</w:t>
+      </w:r>
+      <w:r>
+        <w:rPr>
+          <w:rFonts w:ascii="Georgia Pro" w:eastAsia="Georgia Pro" w:hAnsi="Georgia Pro" w:cs="Georgia Pro"/>
+          <w:color w:val="000000" w:themeColor="text1"/>
+        </w:rPr>
+        <w:t>’</w:t>
+      </w:r>
+      <w:r>
+        <w:rPr>
+          <w:rFonts w:ascii="Georgia Pro" w:eastAsia="Georgia Pro" w:hAnsi="Georgia Pro" w:cs="Georgia Pro"/>
+          <w:color w:val="000000" w:themeColor="text1"/>
+        </w:rPr>
+        <w:t>Delhi</w:t>
+      </w:r>
+      <w:r>
+        <w:rPr>
+          <w:rFonts w:ascii="Georgia Pro" w:eastAsia="Georgia Pro" w:hAnsi="Georgia Pro" w:cs="Georgia Pro"/>
+          <w:color w:val="000000" w:themeColor="text1"/>
+        </w:rPr>
+        <w:t>’</w:t>
+      </w:r>
+      <w:r>
+        <w:rPr>
+          <w:rFonts w:ascii="Georgia Pro" w:eastAsia="Georgia Pro" w:hAnsi="Georgia Pro" w:cs="Georgia Pro"/>
+          <w:color w:val="000000" w:themeColor="text1"/>
+        </w:rPr>
+        <w:t>);</w:t>
+      </w:r>
+    </w:p>
+    <w:p>
+      <w:pPr>
+        <w:spacing w:after="0" w:line="480" w:lineRule="auto"/>
+        <w:rPr>
+          <w:rFonts w:ascii="Georgia Pro" w:eastAsia="Georgia Pro" w:hAnsi="Georgia Pro" w:cs="Georgia Pro"/>
+          <w:color w:val="000000" w:themeColor="text1"/>
+        </w:rPr>
+      </w:pPr>
+      <w:r>
+        <w:rPr>
+          <w:rFonts w:ascii="Georgia Pro" w:eastAsia="Georgia Pro" w:hAnsi="Georgia Pro" w:cs="Georgia Pro"/>
+          <w:color w:val="000000" w:themeColor="text1"/>
+        </w:rPr>
+        <w:pict w14:anchorId="56ECB212">
+          <v:rect id="_x0000_i1213" style="width:0;height:1.5pt" o:hralign="center" o:hrstd="t" o:hr="t" fillcolor="#a0a0a0" stroked="f"/>
+        </w:pict>
+      </w:r>
+    </w:p>
+    <w:p>
+      <w:pPr>
+        <w:spacing w:after="0" w:line="480" w:lineRule="auto"/>
+        <w:rPr>
+          <w:rFonts w:ascii="Georgia Pro" w:eastAsia="Georgia Pro" w:hAnsi="Georgia Pro" w:cs="Georgia Pro"/>
+          <w:b/>
+          <w:bCs/>
+          <w:color w:val="000000" w:themeColor="text1"/>
+        </w:rPr>
+      </w:pPr>
+      <w:r>
+        <w:rPr>
+          <w:rFonts w:ascii="Georgia Pro" w:eastAsia="Georgia Pro" w:hAnsi="Georgia Pro" w:cs="Georgia Pro"/>
+          <w:b/>
+          <w:bCs/>
+          <w:color w:val="000000" w:themeColor="text1"/>
+        </w:rPr>
+        <w:t>Step 6: Verify Data</w:t>
+      </w:r>
+    </w:p>
+    <w:p>
+      <w:pPr>
+        <w:pBdr>
+          <w:top w:val="single" w:sz="4" w:space="1" w:color="auto"/>
+          <w:left w:val="single" w:sz="4" w:space="4" w:color="auto"/>
+          <w:bottom w:val="single" w:sz="4" w:space="1" w:color="auto"/>
+          <w:right w:val="single" w:sz="4" w:space="4" w:color="auto"/>
+        </w:pBdr>
+        <w:shd w:val="clear" w:color="auto" w:fill="F2F2F2" w:themeFill="background1" w:themeFillShade="F2"/>
+        <w:spacing w:after="0" w:line="480" w:lineRule="auto"/>
+        <w:rPr>
+          <w:rFonts w:ascii="Georgia Pro" w:eastAsia="Georgia Pro" w:hAnsi="Georgia Pro" w:cs="Georgia Pro"/>
+          <w:color w:val="000000" w:themeColor="text1"/>
+        </w:rPr>
+      </w:pPr>
+      <w:r>
+        <w:rPr>
+          <w:rFonts w:ascii="Georgia Pro" w:eastAsia="Georgia Pro" w:hAnsi="Georgia Pro" w:cs="Georgia Pro"/>
+          <w:color w:val="000000" w:themeColor="text1"/>
+        </w:rPr>
+        <w:t>SELECT * FROM customers;</w:t>
+      </w:r>
+    </w:p>
+    <w:p>
+      <w:pPr>
+        <w:spacing w:after="0" w:line="480" w:lineRule="auto"/>
+        <w:rPr>
+          <w:rFonts w:ascii="Georgia Pro" w:eastAsia="Georgia Pro" w:hAnsi="Georgia Pro" w:cs="Georgia Pro"/>
+          <w:color w:val="000000" w:themeColor="text1"/>
+        </w:rPr>
+      </w:pPr>
+    </w:p>
+    <w:p>
+      <w:pPr>
+        <w:spacing w:after="0" w:line="480" w:lineRule="auto"/>
+        <w:rPr>
+          <w:rFonts w:ascii="Georgia Pro" w:eastAsia="Georgia Pro" w:hAnsi="Georgia Pro" w:cs="Georgia Pro"/>
+          <w:color w:val="000000" w:themeColor="text1"/>
+        </w:rPr>
+      </w:pPr>
+      <w:r>
+        <w:rPr>
+          <w:rFonts w:ascii="Georgia Pro" w:eastAsia="Georgia Pro" w:hAnsi="Georgia Pro" w:cs="Georgia Pro"/>
+          <w:color w:val="000000" w:themeColor="text1"/>
+        </w:rPr>
+        <w:t>Expected output:</w:t>
+      </w:r>
+    </w:p>
+    <w:p>
+      <w:pPr>
+        <w:spacing w:after="0" w:line="480" w:lineRule="auto"/>
+        <w:rPr>
+          <w:rFonts w:ascii="Georgia Pro" w:eastAsia="Georgia Pro" w:hAnsi="Georgia Pro" w:cs="Georgia Pro"/>
+          <w:color w:val="000000" w:themeColor="text1"/>
+        </w:rPr>
+      </w:pPr>
+      <w:r>
+        <w:rPr>
+          <w:rFonts w:ascii="Georgia Pro" w:eastAsia="Georgia Pro" w:hAnsi="Georgia Pro" w:cs="Georgia Pro"/>
+          <w:color w:val="000000" w:themeColor="text1"/>
+        </w:rPr>
+        <w:drawing>
+          <wp:inline distT="0" distB="0" distL="0" distR="0" wp14:anchorId="7F016C45" wp14:editId="4CF043EB">
+            <wp:extent cx="3219899" cy="1505160"/>
+            <wp:effectExtent l="19050" t="19050" r="19050" b="19050"/>
+            <wp:docPr id="1887148005" name="Picture 1"/>
+            <wp:cNvGraphicFramePr>
+              <a:graphicFrameLocks xmlns:a="http://schemas.openxmlformats.org/drawingml/2006/main" noChangeAspect="1"/>
+            </wp:cNvGraphicFramePr>
+            <a:graphic xmlns:a="http://schemas.openxmlformats.org/drawingml/2006/main">
+              <a:graphicData uri="http://schemas.openxmlformats.org/drawingml/2006/picture">
+                <pic:pic xmlns:pic="http://schemas.openxmlformats.org/drawingml/2006/picture">
+                  <pic:nvPicPr>
+                    <pic:cNvPr id="1887148005" name=""/>
+                    <pic:cNvPicPr/>
+                  </pic:nvPicPr>
+                  <pic:blipFill>
+                    <a:blip r:embed="rId8"/>
+                    <a:stretch>
+                      <a:fillRect/>
+                    </a:stretch>
+                  </pic:blipFill>
+                  <pic:spPr>
+                    <a:xfrm>
+                      <a:off x="0" y="0"/>
+                      <a:ext cx="3219899" cy="1505160"/>
+                    </a:xfrm>
+                    <a:prstGeom prst="rect">
+                      <a:avLst/>
+                    </a:prstGeom>
+                    <a:ln>
+                      <a:solidFill>
+                        <a:schemeClr val="accent1"/>
+                      </a:solidFill>
+                    </a:ln>
+                  </pic:spPr>
+                </pic:pic>
+              </a:graphicData>
+            </a:graphic>
+          </wp:inline>
+        </w:drawing>
+      </w:r>
+    </w:p>
+    <w:p>
+      <w:pPr>
+        <w:spacing w:after="0" w:line="480" w:lineRule="auto"/>
+        <w:rPr>
+          <w:rFonts w:ascii="Georgia Pro" w:eastAsia="Georgia Pro" w:hAnsi="Georgia Pro" w:cs="Georgia Pro"/>
+          <w:b/>
+          <w:bCs/>
+          <w:color w:val="000000" w:themeColor="text1"/>
+        </w:rPr>
+      </w:pPr>
+    </w:p>
+    <w:p>
+      <w:pPr>
+        <w:spacing w:after="0" w:line="480" w:lineRule="auto"/>
+        <w:rPr>
+          <w:rFonts w:ascii="Georgia Pro" w:eastAsia="Georgia Pro" w:hAnsi="Georgia Pro" w:cs="Georgia Pro"/>
+          <w:b/>
+          <w:bCs/>
+          <w:color w:val="000000" w:themeColor="text1"/>
+        </w:rPr>
+      </w:pPr>
+      <w:r>
+        <w:rPr>
+          <w:rFonts w:ascii="Georgia Pro" w:eastAsia="Georgia Pro" w:hAnsi="Georgia Pro" w:cs="Georgia Pro"/>
+          <w:b/>
+          <w:bCs/>
+          <w:color w:val="000000" w:themeColor="text1"/>
+        </w:rPr>
+        <w:t>Step 7: Exit MySQL</w:t>
+      </w:r>
+    </w:p>
+    <w:p>
+      <w:pPr>
+        <w:pBdr>
+          <w:top w:val="single" w:sz="4" w:space="1" w:color="auto"/>
+          <w:left w:val="single" w:sz="4" w:space="4" w:color="auto"/>
+          <w:bottom w:val="single" w:sz="4" w:space="1" w:color="auto"/>
+          <w:right w:val="single" w:sz="4" w:space="4" w:color="auto"/>
+        </w:pBdr>
+        <w:shd w:val="clear" w:color="auto" w:fill="F2F2F2" w:themeFill="background1" w:themeFillShade="F2"/>
+        <w:spacing w:after="0" w:line="480" w:lineRule="auto"/>
+        <w:rPr>
+          <w:rFonts w:ascii="Georgia Pro" w:eastAsia="Georgia Pro" w:hAnsi="Georgia Pro" w:cs="Georgia Pro"/>
+          <w:color w:val="000000" w:themeColor="text1"/>
+        </w:rPr>
+      </w:pPr>
+      <w:r>
+        <w:rPr>
+          <w:rFonts w:ascii="Georgia Pro" w:eastAsia="Georgia Pro" w:hAnsi="Georgia Pro" w:cs="Georgia Pro"/>
+          <w:color w:val="000000" w:themeColor="text1"/>
+        </w:rPr>
+        <w:t>exit</w:t>
+      </w:r>
+    </w:p>
+    <w:p>
+      <w:pPr>
+        <w:spacing w:after="0" w:line="480" w:lineRule="auto"/>
+        <w:rPr>
+          <w:rFonts w:ascii="Georgia Pro" w:eastAsia="Georgia Pro" w:hAnsi="Georgia Pro" w:cs="Georgia Pro"/>
+          <w:color w:val="000000" w:themeColor="text1"/>
+        </w:rPr>
+      </w:pPr>
+      <w:r>
+        <w:rPr>
+          <w:rFonts w:ascii="Georgia Pro" w:eastAsia="Georgia Pro" w:hAnsi="Georgia Pro" w:cs="Georgia Pro"/>
+          <w:color w:val="000000" w:themeColor="text1"/>
+        </w:rPr>
+        <w:lastRenderedPageBreak/>
+        <w:pict w14:anchorId="0CC7ED88">
+          <v:rect id="_x0000_i1215" style="width:0;height:1.5pt" o:hralign="center" o:hrstd="t" o:hr="t" fillcolor="#a0a0a0" stroked="f"/>
+        </w:pict>
+      </w:r>
+    </w:p>
+    <w:p>
+      <w:pPr>
+        <w:spacing w:after="0" w:line="480" w:lineRule="auto"/>
+        <w:rPr>
+          <w:rFonts w:ascii="Georgia Pro" w:eastAsia="Georgia Pro" w:hAnsi="Georgia Pro" w:cs="Georgia Pro"/>
+          <w:b/>
+          <w:bCs/>
+          <w:color w:val="000000" w:themeColor="text1"/>
+        </w:rPr>
+      </w:pPr>
+      <w:r>
+        <w:rPr>
+          <w:rFonts w:ascii="Georgia Pro" w:eastAsia="Georgia Pro" w:hAnsi="Georgia Pro" w:cs="Georgia Pro"/>
+          <w:b/>
+          <w:bCs/>
+          <w:color w:val="000000" w:themeColor="text1"/>
+        </w:rPr>
+        <w:t>Step 8: Exit Container</w:t>
+      </w:r>
+    </w:p>
+    <w:p>
+      <w:pPr>
+        <w:pBdr>
+          <w:top w:val="single" w:sz="4" w:space="1" w:color="auto"/>
+          <w:left w:val="single" w:sz="4" w:space="4" w:color="auto"/>
+          <w:bottom w:val="single" w:sz="4" w:space="1" w:color="auto"/>
+          <w:right w:val="single" w:sz="4" w:space="4" w:color="auto"/>
+        </w:pBdr>
+        <w:spacing w:after="0" w:line="480" w:lineRule="auto"/>
+        <w:rPr>
+          <w:rFonts w:ascii="Georgia Pro" w:eastAsia="Georgia Pro" w:hAnsi="Georgia Pro" w:cs="Georgia Pro"/>
+          <w:color w:val="000000" w:themeColor="text1"/>
+        </w:rPr>
+      </w:pPr>
+      <w:r>
+        <w:rPr>
+          <w:rFonts w:ascii="Georgia Pro" w:eastAsia="Georgia Pro" w:hAnsi="Georgia Pro" w:cs="Georgia Pro"/>
+          <w:color w:val="000000" w:themeColor="text1"/>
+        </w:rPr>
+        <w:t>exit</w:t>
+      </w:r>
+    </w:p>
+    <w:p>
+      <w:pPr>
+        <w:spacing w:after="0" w:line="480" w:lineRule="auto"/>
+        <w:rPr>
+          <w:rFonts w:ascii="Georgia Pro" w:eastAsia="Georgia Pro" w:hAnsi="Georgia Pro" w:cs="Georgia Pro"/>
+          <w:color w:val="000000" w:themeColor="text1"/>
+        </w:rPr>
+      </w:pPr>
+    </w:p>
+    <w:p>
+      <w:pPr>
+        <w:spacing w:after="0" w:line="480" w:lineRule="auto"/>
+        <w:rPr>
+          <w:rFonts w:ascii="Georgia Pro" w:eastAsia="Georgia Pro" w:hAnsi="Georgia Pro" w:cs="Georgia Pro"/>
+          <w:b/>
+          <w:bCs/>
+          <w:color w:val="000000" w:themeColor="text1"/>
+        </w:rPr>
+      </w:pPr>
+      <w:r>
+        <w:rPr>
+          <w:rFonts w:ascii="Georgia Pro" w:eastAsia="Georgia Pro" w:hAnsi="Georgia Pro" w:cs="Georgia Pro"/>
+          <w:b/>
+          <w:bCs/>
+          <w:color w:val="000000" w:themeColor="text1"/>
+        </w:rPr>
+        <w:t>Step 21: Access Frontend Application</w:t>
+      </w:r>
+    </w:p>
+    <w:p>
+      <w:pPr>
+        <w:spacing w:after="0" w:line="480" w:lineRule="auto"/>
+        <w:rPr>
+          <w:rFonts w:ascii="Georgia Pro" w:eastAsia="Georgia Pro" w:hAnsi="Georgia Pro" w:cs="Georgia Pro"/>
+          <w:color w:val="000000" w:themeColor="text1"/>
+        </w:rPr>
+      </w:pPr>
+      <w:r>
+        <w:rPr>
+          <w:rFonts w:ascii="Georgia Pro" w:eastAsia="Georgia Pro" w:hAnsi="Georgia Pro" w:cs="Georgia Pro"/>
+          <w:color w:val="000000" w:themeColor="text1"/>
+        </w:rPr>
+        <w:t>Open browser:</w:t>
+      </w:r>
+    </w:p>
+    <w:p>
+      <w:pPr>
+        <w:pBdr>
+          <w:top w:val="single" w:sz="4" w:space="1" w:color="auto"/>
+          <w:left w:val="single" w:sz="4" w:space="4" w:color="auto"/>
+          <w:bottom w:val="single" w:sz="4" w:space="1" w:color="auto"/>
+          <w:right w:val="single" w:sz="4" w:space="4" w:color="auto"/>
+        </w:pBdr>
+        <w:shd w:val="clear" w:color="auto" w:fill="F2F2F2" w:themeFill="background1" w:themeFillShade="F2"/>
+        <w:spacing w:after="0" w:line="480" w:lineRule="auto"/>
+        <w:rPr>
+          <w:rFonts w:ascii="Georgia Pro" w:eastAsia="Georgia Pro" w:hAnsi="Georgia Pro" w:cs="Georgia Pro"/>
+          <w:color w:val="000000" w:themeColor="text1"/>
+        </w:rPr>
+      </w:pPr>
+      <w:hyperlink r:id="rId9" w:history="1">
         <w:r>
           <w:rPr>
             <w:rStyle w:val="Hyperlink"/>
@@ -6731,7 +8127,6 @@
           <w:rFonts w:ascii="Georgia Pro" w:eastAsia="Georgia Pro" w:hAnsi="Georgia Pro" w:cs="Georgia Pro"/>
           <w:color w:val="000000" w:themeColor="text1"/>
         </w:rPr>
-        <w:lastRenderedPageBreak/>
         <w:t>Open:</w:t>
       </w:r>
     </w:p>
@@ -6877,6 +8272,7 @@
           <w:rFonts w:ascii="Georgia Pro" w:eastAsia="Georgia Pro" w:hAnsi="Georgia Pro" w:cs="Georgia Pro"/>
           <w:color w:val="000000" w:themeColor="text1"/>
         </w:rPr>
+        <w:lastRenderedPageBreak/>
         <w:t>docker-</w:t>
       </w:r>
       <w:proofErr w:type="gramStart"/>
@@ -11745,6 +13141,155 @@
     </w:lvl>
   </w:abstractNum>
   <w:abstractNum w:abstractNumId="30" w15:restartNumberingAfterBreak="0">
+    <w:nsid w:val="62DE3C34"/>
+    <w:multiLevelType w:val="multilevel"/>
+    <w:tmpl w:val="B5D664D2"/>
+    <w:lvl w:ilvl="0">
+      <w:start w:val="1"/>
+      <w:numFmt w:val="bullet"/>
+      <w:lvlText w:val=""/>
+      <w:lvlJc w:val="left"/>
+      <w:pPr>
+        <w:tabs>
+          <w:tab w:val="num" w:pos="720"/>
+        </w:tabs>
+        <w:ind w:left="720" w:hanging="360"/>
+      </w:pPr>
+      <w:rPr>
+        <w:rFonts w:ascii="Symbol" w:hAnsi="Symbol" w:hint="default"/>
+        <w:sz w:val="20"/>
+      </w:rPr>
+    </w:lvl>
+    <w:lvl w:ilvl="1" w:tentative="1">
+      <w:start w:val="1"/>
+      <w:numFmt w:val="bullet"/>
+      <w:lvlText w:val="o"/>
+      <w:lvlJc w:val="left"/>
+      <w:pPr>
+        <w:tabs>
+          <w:tab w:val="num" w:pos="1440"/>
+        </w:tabs>
+        <w:ind w:left="1440" w:hanging="360"/>
+      </w:pPr>
+      <w:rPr>
+        <w:rFonts w:ascii="Courier New" w:hAnsi="Courier New" w:hint="default"/>
+        <w:sz w:val="20"/>
+      </w:rPr>
+    </w:lvl>
+    <w:lvl w:ilvl="2" w:tentative="1">
+      <w:start w:val="1"/>
+      <w:numFmt w:val="bullet"/>
+      <w:lvlText w:val=""/>
+      <w:lvlJc w:val="left"/>
+      <w:pPr>
+        <w:tabs>
+          <w:tab w:val="num" w:pos="2160"/>
+        </w:tabs>
+        <w:ind w:left="2160" w:hanging="360"/>
+      </w:pPr>
+      <w:rPr>
+        <w:rFonts w:ascii="Wingdings" w:hAnsi="Wingdings" w:hint="default"/>
+        <w:sz w:val="20"/>
+      </w:rPr>
+    </w:lvl>
+    <w:lvl w:ilvl="3" w:tentative="1">
+      <w:start w:val="1"/>
+      <w:numFmt w:val="bullet"/>
+      <w:lvlText w:val=""/>
+      <w:lvlJc w:val="left"/>
+      <w:pPr>
+        <w:tabs>
+          <w:tab w:val="num" w:pos="2880"/>
+        </w:tabs>
+        <w:ind w:left="2880" w:hanging="360"/>
+      </w:pPr>
+      <w:rPr>
+        <w:rFonts w:ascii="Wingdings" w:hAnsi="Wingdings" w:hint="default"/>
+        <w:sz w:val="20"/>
+      </w:rPr>
+    </w:lvl>
+    <w:lvl w:ilvl="4" w:tentative="1">
+      <w:start w:val="1"/>
+      <w:numFmt w:val="bullet"/>
+      <w:lvlText w:val=""/>
+      <w:lvlJc w:val="left"/>
+      <w:pPr>
+        <w:tabs>
+          <w:tab w:val="num" w:pos="3600"/>
+        </w:tabs>
+        <w:ind w:left="3600" w:hanging="360"/>
+      </w:pPr>
+      <w:rPr>
+        <w:rFonts w:ascii="Wingdings" w:hAnsi="Wingdings" w:hint="default"/>
+        <w:sz w:val="20"/>
+      </w:rPr>
+    </w:lvl>
+    <w:lvl w:ilvl="5" w:tentative="1">
+      <w:start w:val="1"/>
+      <w:numFmt w:val="bullet"/>
+      <w:lvlText w:val=""/>
+      <w:lvlJc w:val="left"/>
+      <w:pPr>
+        <w:tabs>
+          <w:tab w:val="num" w:pos="4320"/>
+        </w:tabs>
+        <w:ind w:left="4320" w:hanging="360"/>
+      </w:pPr>
+      <w:rPr>
+        <w:rFonts w:ascii="Wingdings" w:hAnsi="Wingdings" w:hint="default"/>
+        <w:sz w:val="20"/>
+      </w:rPr>
+    </w:lvl>
+    <w:lvl w:ilvl="6" w:tentative="1">
+      <w:start w:val="1"/>
+      <w:numFmt w:val="bullet"/>
+      <w:lvlText w:val=""/>
+      <w:lvlJc w:val="left"/>
+      <w:pPr>
+        <w:tabs>
+          <w:tab w:val="num" w:pos="5040"/>
+        </w:tabs>
+        <w:ind w:left="5040" w:hanging="360"/>
+      </w:pPr>
+      <w:rPr>
+        <w:rFonts w:ascii="Wingdings" w:hAnsi="Wingdings" w:hint="default"/>
+        <w:sz w:val="20"/>
+      </w:rPr>
+    </w:lvl>
+    <w:lvl w:ilvl="7" w:tentative="1">
+      <w:start w:val="1"/>
+      <w:numFmt w:val="bullet"/>
+      <w:lvlText w:val=""/>
+      <w:lvlJc w:val="left"/>
+      <w:pPr>
+        <w:tabs>
+          <w:tab w:val="num" w:pos="5760"/>
+        </w:tabs>
+        <w:ind w:left="5760" w:hanging="360"/>
+      </w:pPr>
+      <w:rPr>
+        <w:rFonts w:ascii="Wingdings" w:hAnsi="Wingdings" w:hint="default"/>
+        <w:sz w:val="20"/>
+      </w:rPr>
+    </w:lvl>
+    <w:lvl w:ilvl="8" w:tentative="1">
+      <w:start w:val="1"/>
+      <w:numFmt w:val="bullet"/>
+      <w:lvlText w:val=""/>
+      <w:lvlJc w:val="left"/>
+      <w:pPr>
+        <w:tabs>
+          <w:tab w:val="num" w:pos="6480"/>
+        </w:tabs>
+        <w:ind w:left="6480" w:hanging="360"/>
+      </w:pPr>
+      <w:rPr>
+        <w:rFonts w:ascii="Wingdings" w:hAnsi="Wingdings" w:hint="default"/>
+        <w:sz w:val="20"/>
+      </w:rPr>
+    </w:lvl>
+  </w:abstractNum>
+  <w:abstractNum w:abstractNumId="31" w15:restartNumberingAfterBreak="0">
     <w:nsid w:val="6E557453"/>
     <w:multiLevelType w:val="multilevel"/>
     <w:tmpl w:val="ED66FED4"/>
@@ -11893,7 +13438,7 @@
       </w:rPr>
     </w:lvl>
   </w:abstractNum>
-  <w:abstractNum w:abstractNumId="31" w15:restartNumberingAfterBreak="0">
+  <w:abstractNum w:abstractNumId="32" w15:restartNumberingAfterBreak="0">
     <w:nsid w:val="7BCE4F74"/>
     <w:multiLevelType w:val="multilevel"/>
     <w:tmpl w:val="D3A8583E"/>
@@ -12042,8 +13587,157 @@
       </w:rPr>
     </w:lvl>
   </w:abstractNum>
+  <w:abstractNum w:abstractNumId="33" w15:restartNumberingAfterBreak="0">
+    <w:nsid w:val="7DDC2C88"/>
+    <w:multiLevelType w:val="multilevel"/>
+    <w:tmpl w:val="2FEAAE58"/>
+    <w:lvl w:ilvl="0">
+      <w:start w:val="1"/>
+      <w:numFmt w:val="bullet"/>
+      <w:lvlText w:val=""/>
+      <w:lvlJc w:val="left"/>
+      <w:pPr>
+        <w:tabs>
+          <w:tab w:val="num" w:pos="720"/>
+        </w:tabs>
+        <w:ind w:left="720" w:hanging="360"/>
+      </w:pPr>
+      <w:rPr>
+        <w:rFonts w:ascii="Symbol" w:hAnsi="Symbol" w:hint="default"/>
+        <w:sz w:val="20"/>
+      </w:rPr>
+    </w:lvl>
+    <w:lvl w:ilvl="1" w:tentative="1">
+      <w:start w:val="1"/>
+      <w:numFmt w:val="bullet"/>
+      <w:lvlText w:val="o"/>
+      <w:lvlJc w:val="left"/>
+      <w:pPr>
+        <w:tabs>
+          <w:tab w:val="num" w:pos="1440"/>
+        </w:tabs>
+        <w:ind w:left="1440" w:hanging="360"/>
+      </w:pPr>
+      <w:rPr>
+        <w:rFonts w:ascii="Courier New" w:hAnsi="Courier New" w:hint="default"/>
+        <w:sz w:val="20"/>
+      </w:rPr>
+    </w:lvl>
+    <w:lvl w:ilvl="2" w:tentative="1">
+      <w:start w:val="1"/>
+      <w:numFmt w:val="bullet"/>
+      <w:lvlText w:val=""/>
+      <w:lvlJc w:val="left"/>
+      <w:pPr>
+        <w:tabs>
+          <w:tab w:val="num" w:pos="2160"/>
+        </w:tabs>
+        <w:ind w:left="2160" w:hanging="360"/>
+      </w:pPr>
+      <w:rPr>
+        <w:rFonts w:ascii="Wingdings" w:hAnsi="Wingdings" w:hint="default"/>
+        <w:sz w:val="20"/>
+      </w:rPr>
+    </w:lvl>
+    <w:lvl w:ilvl="3" w:tentative="1">
+      <w:start w:val="1"/>
+      <w:numFmt w:val="bullet"/>
+      <w:lvlText w:val=""/>
+      <w:lvlJc w:val="left"/>
+      <w:pPr>
+        <w:tabs>
+          <w:tab w:val="num" w:pos="2880"/>
+        </w:tabs>
+        <w:ind w:left="2880" w:hanging="360"/>
+      </w:pPr>
+      <w:rPr>
+        <w:rFonts w:ascii="Wingdings" w:hAnsi="Wingdings" w:hint="default"/>
+        <w:sz w:val="20"/>
+      </w:rPr>
+    </w:lvl>
+    <w:lvl w:ilvl="4" w:tentative="1">
+      <w:start w:val="1"/>
+      <w:numFmt w:val="bullet"/>
+      <w:lvlText w:val=""/>
+      <w:lvlJc w:val="left"/>
+      <w:pPr>
+        <w:tabs>
+          <w:tab w:val="num" w:pos="3600"/>
+        </w:tabs>
+        <w:ind w:left="3600" w:hanging="360"/>
+      </w:pPr>
+      <w:rPr>
+        <w:rFonts w:ascii="Wingdings" w:hAnsi="Wingdings" w:hint="default"/>
+        <w:sz w:val="20"/>
+      </w:rPr>
+    </w:lvl>
+    <w:lvl w:ilvl="5" w:tentative="1">
+      <w:start w:val="1"/>
+      <w:numFmt w:val="bullet"/>
+      <w:lvlText w:val=""/>
+      <w:lvlJc w:val="left"/>
+      <w:pPr>
+        <w:tabs>
+          <w:tab w:val="num" w:pos="4320"/>
+        </w:tabs>
+        <w:ind w:left="4320" w:hanging="360"/>
+      </w:pPr>
+      <w:rPr>
+        <w:rFonts w:ascii="Wingdings" w:hAnsi="Wingdings" w:hint="default"/>
+        <w:sz w:val="20"/>
+      </w:rPr>
+    </w:lvl>
+    <w:lvl w:ilvl="6" w:tentative="1">
+      <w:start w:val="1"/>
+      <w:numFmt w:val="bullet"/>
+      <w:lvlText w:val=""/>
+      <w:lvlJc w:val="left"/>
+      <w:pPr>
+        <w:tabs>
+          <w:tab w:val="num" w:pos="5040"/>
+        </w:tabs>
+        <w:ind w:left="5040" w:hanging="360"/>
+      </w:pPr>
+      <w:rPr>
+        <w:rFonts w:ascii="Wingdings" w:hAnsi="Wingdings" w:hint="default"/>
+        <w:sz w:val="20"/>
+      </w:rPr>
+    </w:lvl>
+    <w:lvl w:ilvl="7" w:tentative="1">
+      <w:start w:val="1"/>
+      <w:numFmt w:val="bullet"/>
+      <w:lvlText w:val=""/>
+      <w:lvlJc w:val="left"/>
+      <w:pPr>
+        <w:tabs>
+          <w:tab w:val="num" w:pos="5760"/>
+        </w:tabs>
+        <w:ind w:left="5760" w:hanging="360"/>
+      </w:pPr>
+      <w:rPr>
+        <w:rFonts w:ascii="Wingdings" w:hAnsi="Wingdings" w:hint="default"/>
+        <w:sz w:val="20"/>
+      </w:rPr>
+    </w:lvl>
+    <w:lvl w:ilvl="8" w:tentative="1">
+      <w:start w:val="1"/>
+      <w:numFmt w:val="bullet"/>
+      <w:lvlText w:val=""/>
+      <w:lvlJc w:val="left"/>
+      <w:pPr>
+        <w:tabs>
+          <w:tab w:val="num" w:pos="6480"/>
+        </w:tabs>
+        <w:ind w:left="6480" w:hanging="360"/>
+      </w:pPr>
+      <w:rPr>
+        <w:rFonts w:ascii="Wingdings" w:hAnsi="Wingdings" w:hint="default"/>
+        <w:sz w:val="20"/>
+      </w:rPr>
+    </w:lvl>
+  </w:abstractNum>
   <w:num w:numId="1" w16cid:durableId="1615212727">
-    <w:abstractNumId w:val="30"/>
+    <w:abstractNumId w:val="31"/>
   </w:num>
   <w:num w:numId="2" w16cid:durableId="230236894">
     <w:abstractNumId w:val="3"/>
@@ -12094,7 +13788,7 @@
     <w:abstractNumId w:val="16"/>
   </w:num>
   <w:num w:numId="18" w16cid:durableId="1684238954">
-    <w:abstractNumId w:val="31"/>
+    <w:abstractNumId w:val="32"/>
   </w:num>
   <w:num w:numId="19" w16cid:durableId="1153258408">
     <w:abstractNumId w:val="28"/>
@@ -12137,6 +13831,12 @@
   </w:num>
   <w:num w:numId="32" w16cid:durableId="1279723575">
     <w:abstractNumId w:val="23"/>
+  </w:num>
+  <w:num w:numId="33" w16cid:durableId="649333259">
+    <w:abstractNumId w:val="30"/>
+  </w:num>
+  <w:num w:numId="34" w16cid:durableId="153910687">
+    <w:abstractNumId w:val="33"/>
   </w:num>
   <w:numIdMacAtCleanup w:val="2"/>
 </w:numbering>
